--- a/kuetuo_0418/kuetuo_0418.docx
+++ b/kuetuo_0418/kuetuo_0418.docx
@@ -284,11 +284,19 @@
         </w:rPr>
         <w:tab/>
       </w:r>
+      <w:proofErr w:type="spellStart"/>
       <w:r>
         <w:rPr>
           <w:rFonts w:cs="Times New Roman"/>
         </w:rPr>
-        <w:t xml:space="preserve">Neptunkód: </w:t>
+        <w:t>Neptunkód</w:t>
+      </w:r>
+      <w:proofErr w:type="spellEnd"/>
+      <w:r>
+        <w:rPr>
+          <w:rFonts w:cs="Times New Roman"/>
+        </w:rPr>
+        <w:t xml:space="preserve">: </w:t>
       </w:r>
       <w:r>
         <w:rPr>
@@ -1244,21 +1252,24 @@
         <w:rPr>
           <w:rFonts w:ascii="Consolas" w:hAnsi="Consolas"/>
         </w:rPr>
-        <w:t>CREATE TABLE szemely(</w:t>
-      </w:r>
-    </w:p>
-    <w:p>
-      <w:pPr>
+        <w:t xml:space="preserve">CREATE TABLE </w:t>
+      </w:r>
+      <w:proofErr w:type="spellStart"/>
+      <w:proofErr w:type="gramStart"/>
+      <w:r>
         <w:rPr>
           <w:rFonts w:ascii="Consolas" w:hAnsi="Consolas"/>
         </w:rPr>
-      </w:pPr>
+        <w:t>szemely</w:t>
+      </w:r>
+      <w:proofErr w:type="spellEnd"/>
       <w:r>
         <w:rPr>
           <w:rFonts w:ascii="Consolas" w:hAnsi="Consolas"/>
         </w:rPr>
-        <w:t>id int,</w:t>
-      </w:r>
+        <w:t>(</w:t>
+      </w:r>
+      <w:proofErr w:type="gramEnd"/>
     </w:p>
     <w:p>
       <w:pPr>
@@ -1266,23 +1277,69 @@
           <w:rFonts w:ascii="Consolas" w:hAnsi="Consolas"/>
         </w:rPr>
       </w:pPr>
+      <w:proofErr w:type="spellStart"/>
       <w:r>
         <w:rPr>
           <w:rFonts w:ascii="Consolas" w:hAnsi="Consolas"/>
         </w:rPr>
-        <w:t>nev VARCHAR(30)</w:t>
-      </w:r>
-    </w:p>
-    <w:p>
+        <w:t>id</w:t>
+      </w:r>
+      <w:proofErr w:type="spellEnd"/>
       <w:r>
         <w:rPr>
           <w:rFonts w:ascii="Consolas" w:hAnsi="Consolas"/>
         </w:rPr>
+        <w:t xml:space="preserve"> int,</w:t>
+      </w:r>
+    </w:p>
+    <w:p>
+      <w:pPr>
+        <w:rPr>
+          <w:rFonts w:ascii="Consolas" w:hAnsi="Consolas"/>
+        </w:rPr>
+      </w:pPr>
+      <w:proofErr w:type="spellStart"/>
+      <w:r>
+        <w:rPr>
+          <w:rFonts w:ascii="Consolas" w:hAnsi="Consolas"/>
+        </w:rPr>
+        <w:t>nev</w:t>
+      </w:r>
+      <w:proofErr w:type="spellEnd"/>
+      <w:r>
+        <w:rPr>
+          <w:rFonts w:ascii="Consolas" w:hAnsi="Consolas"/>
+        </w:rPr>
+        <w:t xml:space="preserve"> </w:t>
+      </w:r>
+      <w:proofErr w:type="gramStart"/>
+      <w:r>
+        <w:rPr>
+          <w:rFonts w:ascii="Consolas" w:hAnsi="Consolas"/>
+        </w:rPr>
+        <w:t>VARCHAR(</w:t>
+      </w:r>
+      <w:proofErr w:type="gramEnd"/>
+      <w:r>
+        <w:rPr>
+          <w:rFonts w:ascii="Consolas" w:hAnsi="Consolas"/>
+        </w:rPr>
+        <w:t>30)</w:t>
+      </w:r>
+    </w:p>
+    <w:p>
+      <w:r>
+        <w:rPr>
+          <w:rFonts w:ascii="Consolas" w:hAnsi="Consolas"/>
+        </w:rPr>
         <w:t>);</w:t>
       </w:r>
     </w:p>
     <w:p>
       <w:r>
+        <w:rPr>
+          <w:noProof/>
+        </w:rPr>
         <w:drawing>
           <wp:inline distT="0" distB="0" distL="0" distR="0" wp14:anchorId="1202362E" wp14:editId="4AD76828">
             <wp:extent cx="5248835" cy="742891"/>
@@ -1342,12 +1399,21 @@
         </w:rPr>
         <w:t xml:space="preserve">1; </w:t>
       </w:r>
-      <w:r>
-        <w:rPr>
-          <w:b/>
-          <w:bCs/>
-        </w:rPr>
-        <w:t xml:space="preserve">Szülév nevű </w:t>
+      <w:proofErr w:type="spellStart"/>
+      <w:r>
+        <w:rPr>
+          <w:b/>
+          <w:bCs/>
+        </w:rPr>
+        <w:t>Szülév</w:t>
+      </w:r>
+      <w:proofErr w:type="spellEnd"/>
+      <w:r>
+        <w:rPr>
+          <w:b/>
+          <w:bCs/>
+        </w:rPr>
+        <w:t xml:space="preserve"> nevű </w:t>
       </w:r>
       <w:r>
         <w:rPr>
@@ -1366,11 +1432,38 @@
     </w:p>
     <w:p>
       <w:r>
-        <w:t>ALTER TABLE szemely ADD szulev date;</w:t>
-      </w:r>
-    </w:p>
-    <w:p>
-      <w:r>
+        <w:t xml:space="preserve">ALTER TABLE </w:t>
+      </w:r>
+      <w:proofErr w:type="spellStart"/>
+      <w:r>
+        <w:t>szemely</w:t>
+      </w:r>
+      <w:proofErr w:type="spellEnd"/>
+      <w:r>
+        <w:t xml:space="preserve"> ADD </w:t>
+      </w:r>
+      <w:proofErr w:type="spellStart"/>
+      <w:r>
+        <w:t>szulev</w:t>
+      </w:r>
+      <w:proofErr w:type="spellEnd"/>
+      <w:r>
+        <w:t xml:space="preserve"> </w:t>
+      </w:r>
+      <w:proofErr w:type="spellStart"/>
+      <w:r>
+        <w:t>date</w:t>
+      </w:r>
+      <w:proofErr w:type="spellEnd"/>
+      <w:r>
+        <w:t>;</w:t>
+      </w:r>
+    </w:p>
+    <w:p>
+      <w:r>
+        <w:rPr>
+          <w:noProof/>
+        </w:rPr>
         <w:drawing>
           <wp:inline distT="0" distB="0" distL="0" distR="0" wp14:anchorId="3CB62210" wp14:editId="288EE699">
             <wp:extent cx="5186082" cy="939234"/>
@@ -1426,7 +1519,23 @@
     </w:p>
     <w:p>
       <w:r>
-        <w:t>ALTER TABLE szemely ADD PRIMARY KEY (id);</w:t>
+        <w:t xml:space="preserve">ALTER TABLE </w:t>
+      </w:r>
+      <w:proofErr w:type="spellStart"/>
+      <w:r>
+        <w:t>szemely</w:t>
+      </w:r>
+      <w:proofErr w:type="spellEnd"/>
+      <w:r>
+        <w:t xml:space="preserve"> ADD PRIMARY KEY (</w:t>
+      </w:r>
+      <w:proofErr w:type="spellStart"/>
+      <w:r>
+        <w:t>id</w:t>
+      </w:r>
+      <w:proofErr w:type="spellEnd"/>
+      <w:r>
+        <w:t>);</w:t>
       </w:r>
     </w:p>
     <w:p/>
@@ -1447,6 +1556,9 @@
     </w:p>
     <w:p>
       <w:r>
+        <w:rPr>
+          <w:noProof/>
+        </w:rPr>
         <w:drawing>
           <wp:inline distT="0" distB="0" distL="0" distR="0" wp14:anchorId="4D574BDA" wp14:editId="7781FE44">
             <wp:extent cx="5760720" cy="1205865"/>
@@ -1503,17 +1615,43 @@
     </w:p>
     <w:p>
       <w:r>
-        <w:t>SELECT constraint_name</w:t>
-      </w:r>
-    </w:p>
-    <w:p>
-      <w:r>
-        <w:t>FROM user_constraints</w:t>
-      </w:r>
-    </w:p>
-    <w:p>
-      <w:r>
-        <w:t>WHERE table_name = 'SZEMELY' AND constraint_type = 'P';</w:t>
+        <w:t xml:space="preserve">SELECT </w:t>
+      </w:r>
+      <w:proofErr w:type="spellStart"/>
+      <w:r>
+        <w:t>constraint_name</w:t>
+      </w:r>
+      <w:proofErr w:type="spellEnd"/>
+    </w:p>
+    <w:p>
+      <w:r>
+        <w:t xml:space="preserve">FROM </w:t>
+      </w:r>
+      <w:proofErr w:type="spellStart"/>
+      <w:r>
+        <w:t>user_constraints</w:t>
+      </w:r>
+      <w:proofErr w:type="spellEnd"/>
+    </w:p>
+    <w:p>
+      <w:r>
+        <w:t xml:space="preserve">WHERE </w:t>
+      </w:r>
+      <w:proofErr w:type="spellStart"/>
+      <w:r>
+        <w:t>table_name</w:t>
+      </w:r>
+      <w:proofErr w:type="spellEnd"/>
+      <w:r>
+        <w:t xml:space="preserve"> = 'SZEMELY' AND </w:t>
+      </w:r>
+      <w:proofErr w:type="spellStart"/>
+      <w:r>
+        <w:t>constraint_type</w:t>
+      </w:r>
+      <w:proofErr w:type="spellEnd"/>
+      <w:r>
+        <w:t xml:space="preserve"> = 'P';</w:t>
       </w:r>
     </w:p>
     <w:p/>
@@ -1524,6 +1662,9 @@
     </w:p>
     <w:p>
       <w:r>
+        <w:rPr>
+          <w:noProof/>
+        </w:rPr>
         <w:drawing>
           <wp:inline distT="0" distB="0" distL="0" distR="0" wp14:anchorId="6B93E3C7" wp14:editId="7D9FF42C">
             <wp:extent cx="5760720" cy="1137285"/>
@@ -1574,22 +1715,54 @@
           <w:b/>
           <w:bCs/>
         </w:rPr>
-        <w:t>7. A Szüldátum nevű mező törlése a táblából!</w:t>
-      </w:r>
-    </w:p>
-    <w:p>
-      <w:r>
-        <w:t>ALTER TABLE szemely DROP COLUMN szul</w:t>
+        <w:t xml:space="preserve">7. A </w:t>
+      </w:r>
+      <w:proofErr w:type="spellStart"/>
+      <w:r>
+        <w:rPr>
+          <w:b/>
+          <w:bCs/>
+        </w:rPr>
+        <w:t>Szüldátum</w:t>
+      </w:r>
+      <w:proofErr w:type="spellEnd"/>
+      <w:r>
+        <w:rPr>
+          <w:b/>
+          <w:bCs/>
+        </w:rPr>
+        <w:t xml:space="preserve"> nevű mező törlése a táblából!</w:t>
+      </w:r>
+    </w:p>
+    <w:p>
+      <w:r>
+        <w:t xml:space="preserve">ALTER TABLE </w:t>
+      </w:r>
+      <w:proofErr w:type="spellStart"/>
+      <w:r>
+        <w:t>szemely</w:t>
+      </w:r>
+      <w:proofErr w:type="spellEnd"/>
+      <w:r>
+        <w:t xml:space="preserve"> DROP COLUMN </w:t>
+      </w:r>
+      <w:proofErr w:type="spellStart"/>
+      <w:r>
+        <w:t>szul</w:t>
       </w:r>
       <w:r>
         <w:t>ev</w:t>
       </w:r>
+      <w:proofErr w:type="spellEnd"/>
       <w:r>
         <w:t>;</w:t>
       </w:r>
     </w:p>
     <w:p>
       <w:r>
+        <w:rPr>
+          <w:noProof/>
+        </w:rPr>
         <w:drawing>
           <wp:inline distT="0" distB="0" distL="0" distR="0" wp14:anchorId="5A432DF7" wp14:editId="658F31F5">
             <wp:extent cx="5760720" cy="874395"/>
@@ -1640,12 +1813,44 @@
           <w:b/>
           <w:bCs/>
         </w:rPr>
-        <w:t>8. A Személy tábla átnevezése Person-ra!</w:t>
-      </w:r>
-    </w:p>
-    <w:p>
-      <w:r>
-        <w:t>RENAME TABLE szemely TO person;</w:t>
+        <w:t xml:space="preserve">8. A Személy tábla átnevezése </w:t>
+      </w:r>
+      <w:proofErr w:type="spellStart"/>
+      <w:r>
+        <w:rPr>
+          <w:b/>
+          <w:bCs/>
+        </w:rPr>
+        <w:t>Person-ra</w:t>
+      </w:r>
+      <w:proofErr w:type="spellEnd"/>
+      <w:r>
+        <w:rPr>
+          <w:b/>
+          <w:bCs/>
+        </w:rPr>
+        <w:t>!</w:t>
+      </w:r>
+    </w:p>
+    <w:p>
+      <w:r>
+        <w:t xml:space="preserve">RENAME TABLE </w:t>
+      </w:r>
+      <w:proofErr w:type="spellStart"/>
+      <w:r>
+        <w:t>szemely</w:t>
+      </w:r>
+      <w:proofErr w:type="spellEnd"/>
+      <w:r>
+        <w:t xml:space="preserve"> TO </w:t>
+      </w:r>
+      <w:proofErr w:type="spellStart"/>
+      <w:r>
+        <w:t>person</w:t>
+      </w:r>
+      <w:proofErr w:type="spellEnd"/>
+      <w:r>
+        <w:t>;</w:t>
       </w:r>
     </w:p>
     <w:p/>
@@ -1664,17 +1869,33 @@
       <w:pPr>
         <w:pStyle w:val="Cmsor2"/>
       </w:pPr>
-      <w:r>
-        <w:t>MySQL adatbáziskezelő segítségével</w:t>
-      </w:r>
-    </w:p>
-    <w:p>
-      <w:r>
-        <w:t>Először létrehoztam a mai napnak megfelelő adatbázist, mivel a kuetuo nevű adatbázis már létezett.</w:t>
-      </w:r>
-    </w:p>
-    <w:p>
-      <w:r>
+      <w:proofErr w:type="spellStart"/>
+      <w:r>
+        <w:t>MySQL</w:t>
+      </w:r>
+      <w:proofErr w:type="spellEnd"/>
+      <w:r>
+        <w:t xml:space="preserve"> adatbáziskezelő segítségével</w:t>
+      </w:r>
+    </w:p>
+    <w:p>
+      <w:r>
+        <w:t xml:space="preserve">Először létrehoztam a mai napnak megfelelő adatbázist, mivel a </w:t>
+      </w:r>
+      <w:proofErr w:type="spellStart"/>
+      <w:r>
+        <w:t>kuetuo</w:t>
+      </w:r>
+      <w:proofErr w:type="spellEnd"/>
+      <w:r>
+        <w:t xml:space="preserve"> nevű adatbázis már létezett.</w:t>
+      </w:r>
+    </w:p>
+    <w:p>
+      <w:r>
+        <w:rPr>
+          <w:noProof/>
+        </w:rPr>
         <w:lastRenderedPageBreak/>
         <w:drawing>
           <wp:inline distT="0" distB="0" distL="0" distR="0" wp14:anchorId="499808C8" wp14:editId="663BFC4E">
@@ -1723,21 +1944,24 @@
         <w:rPr>
           <w:rFonts w:ascii="Consolas" w:hAnsi="Consolas"/>
         </w:rPr>
-        <w:t>CREATE TABLE szemely(</w:t>
-      </w:r>
-    </w:p>
-    <w:p>
-      <w:pPr>
+        <w:t xml:space="preserve">CREATE TABLE </w:t>
+      </w:r>
+      <w:proofErr w:type="spellStart"/>
+      <w:proofErr w:type="gramStart"/>
+      <w:r>
         <w:rPr>
           <w:rFonts w:ascii="Consolas" w:hAnsi="Consolas"/>
         </w:rPr>
-      </w:pPr>
+        <w:t>szemely</w:t>
+      </w:r>
+      <w:proofErr w:type="spellEnd"/>
       <w:r>
         <w:rPr>
           <w:rFonts w:ascii="Consolas" w:hAnsi="Consolas"/>
         </w:rPr>
-        <w:t>id int,</w:t>
-      </w:r>
+        <w:t>(</w:t>
+      </w:r>
+      <w:proofErr w:type="gramEnd"/>
     </w:p>
     <w:p>
       <w:pPr>
@@ -1745,29 +1969,75 @@
           <w:rFonts w:ascii="Consolas" w:hAnsi="Consolas"/>
         </w:rPr>
       </w:pPr>
+      <w:proofErr w:type="spellStart"/>
       <w:r>
         <w:rPr>
           <w:rFonts w:ascii="Consolas" w:hAnsi="Consolas"/>
         </w:rPr>
-        <w:t>nev VARCHAR(30)</w:t>
-      </w:r>
-    </w:p>
-    <w:p>
-      <w:pPr>
+        <w:t>id</w:t>
+      </w:r>
+      <w:proofErr w:type="spellEnd"/>
+      <w:r>
         <w:rPr>
           <w:rFonts w:ascii="Consolas" w:hAnsi="Consolas"/>
         </w:rPr>
-      </w:pPr>
-      <w:r>
+        <w:t xml:space="preserve"> int,</w:t>
+      </w:r>
+    </w:p>
+    <w:p>
+      <w:pPr>
         <w:rPr>
           <w:rFonts w:ascii="Consolas" w:hAnsi="Consolas"/>
         </w:rPr>
+      </w:pPr>
+      <w:proofErr w:type="spellStart"/>
+      <w:r>
+        <w:rPr>
+          <w:rFonts w:ascii="Consolas" w:hAnsi="Consolas"/>
+        </w:rPr>
+        <w:t>nev</w:t>
+      </w:r>
+      <w:proofErr w:type="spellEnd"/>
+      <w:r>
+        <w:rPr>
+          <w:rFonts w:ascii="Consolas" w:hAnsi="Consolas"/>
+        </w:rPr>
+        <w:t xml:space="preserve"> </w:t>
+      </w:r>
+      <w:proofErr w:type="gramStart"/>
+      <w:r>
+        <w:rPr>
+          <w:rFonts w:ascii="Consolas" w:hAnsi="Consolas"/>
+        </w:rPr>
+        <w:t>VARCHAR(</w:t>
+      </w:r>
+      <w:proofErr w:type="gramEnd"/>
+      <w:r>
+        <w:rPr>
+          <w:rFonts w:ascii="Consolas" w:hAnsi="Consolas"/>
+        </w:rPr>
+        <w:t>30)</w:t>
+      </w:r>
+    </w:p>
+    <w:p>
+      <w:pPr>
+        <w:rPr>
+          <w:rFonts w:ascii="Consolas" w:hAnsi="Consolas"/>
+        </w:rPr>
+      </w:pPr>
+      <w:r>
+        <w:rPr>
+          <w:rFonts w:ascii="Consolas" w:hAnsi="Consolas"/>
+        </w:rPr>
         <w:t>);</w:t>
       </w:r>
     </w:p>
     <w:p/>
     <w:p>
       <w:r>
+        <w:rPr>
+          <w:noProof/>
+        </w:rPr>
         <w:drawing>
           <wp:inline distT="0" distB="0" distL="0" distR="0" wp14:anchorId="5A9D9910" wp14:editId="1D9628D6">
             <wp:extent cx="2962835" cy="921640"/>
@@ -1820,21 +2090,49 @@
         </w:rPr>
         <w:t xml:space="preserve">1; </w:t>
       </w:r>
-      <w:r>
-        <w:rPr>
-          <w:b/>
-          <w:bCs/>
-        </w:rPr>
-        <w:t>Szülév nevű numerikus mező hozzáadása a táblához!</w:t>
-      </w:r>
-    </w:p>
-    <w:p>
-      <w:r>
-        <w:t>ALTER TABLE szemely ADD szulev int;</w:t>
-      </w:r>
-    </w:p>
-    <w:p>
-      <w:r>
+      <w:proofErr w:type="spellStart"/>
+      <w:r>
+        <w:rPr>
+          <w:b/>
+          <w:bCs/>
+        </w:rPr>
+        <w:t>Szülév</w:t>
+      </w:r>
+      <w:proofErr w:type="spellEnd"/>
+      <w:r>
+        <w:rPr>
+          <w:b/>
+          <w:bCs/>
+        </w:rPr>
+        <w:t xml:space="preserve"> nevű numerikus mező hozzáadása a táblához!</w:t>
+      </w:r>
+    </w:p>
+    <w:p>
+      <w:r>
+        <w:t xml:space="preserve">ALTER TABLE </w:t>
+      </w:r>
+      <w:proofErr w:type="spellStart"/>
+      <w:r>
+        <w:t>szemely</w:t>
+      </w:r>
+      <w:proofErr w:type="spellEnd"/>
+      <w:r>
+        <w:t xml:space="preserve"> ADD </w:t>
+      </w:r>
+      <w:proofErr w:type="spellStart"/>
+      <w:r>
+        <w:t>szulev</w:t>
+      </w:r>
+      <w:proofErr w:type="spellEnd"/>
+      <w:r>
+        <w:t xml:space="preserve"> int;</w:t>
+      </w:r>
+    </w:p>
+    <w:p>
+      <w:r>
+        <w:rPr>
+          <w:noProof/>
+        </w:rPr>
         <w:drawing>
           <wp:inline distT="0" distB="0" distL="0" distR="0" wp14:anchorId="69336A38" wp14:editId="0550DE69">
             <wp:extent cx="3021106" cy="1035342"/>
@@ -1885,15 +2183,97 @@
           <w:b/>
           <w:bCs/>
         </w:rPr>
-        <w:t>2. A Szülév nevű mező átnevezése Szüldátum- ra!</w:t>
-      </w:r>
-    </w:p>
-    <w:p>
-      <w:r>
-        <w:t>ALTER TABLE szemely CHANGE szulev szuldatum</w:t>
-      </w:r>
-      <w:r>
-        <w:t xml:space="preserve"> char(3)</w:t>
+        <w:t xml:space="preserve">2. A </w:t>
+      </w:r>
+      <w:proofErr w:type="spellStart"/>
+      <w:r>
+        <w:rPr>
+          <w:b/>
+          <w:bCs/>
+        </w:rPr>
+        <w:t>Szülév</w:t>
+      </w:r>
+      <w:proofErr w:type="spellEnd"/>
+      <w:r>
+        <w:rPr>
+          <w:b/>
+          <w:bCs/>
+        </w:rPr>
+        <w:t xml:space="preserve"> nevű mező átnevezése </w:t>
+      </w:r>
+      <w:proofErr w:type="spellStart"/>
+      <w:r>
+        <w:rPr>
+          <w:b/>
+          <w:bCs/>
+        </w:rPr>
+        <w:t>Szüldátum</w:t>
+      </w:r>
+      <w:proofErr w:type="spellEnd"/>
+      <w:r>
+        <w:rPr>
+          <w:b/>
+          <w:bCs/>
+        </w:rPr>
+        <w:t xml:space="preserve">- </w:t>
+      </w:r>
+      <w:proofErr w:type="spellStart"/>
+      <w:r>
+        <w:rPr>
+          <w:b/>
+          <w:bCs/>
+        </w:rPr>
+        <w:t>ra</w:t>
+      </w:r>
+      <w:proofErr w:type="spellEnd"/>
+      <w:r>
+        <w:rPr>
+          <w:b/>
+          <w:bCs/>
+        </w:rPr>
+        <w:t>!</w:t>
+      </w:r>
+    </w:p>
+    <w:p>
+      <w:r>
+        <w:t xml:space="preserve">ALTER TABLE </w:t>
+      </w:r>
+      <w:proofErr w:type="spellStart"/>
+      <w:r>
+        <w:t>szemely</w:t>
+      </w:r>
+      <w:proofErr w:type="spellEnd"/>
+      <w:r>
+        <w:t xml:space="preserve"> CHANGE </w:t>
+      </w:r>
+      <w:proofErr w:type="spellStart"/>
+      <w:r>
+        <w:t>szulev</w:t>
+      </w:r>
+      <w:proofErr w:type="spellEnd"/>
+      <w:r>
+        <w:t xml:space="preserve"> </w:t>
+      </w:r>
+      <w:proofErr w:type="spellStart"/>
+      <w:r>
+        <w:t>szuldatum</w:t>
+      </w:r>
+      <w:proofErr w:type="spellEnd"/>
+      <w:r>
+        <w:t xml:space="preserve"> </w:t>
+      </w:r>
+      <w:proofErr w:type="spellStart"/>
+      <w:proofErr w:type="gramStart"/>
+      <w:r>
+        <w:t>char</w:t>
+      </w:r>
+      <w:proofErr w:type="spellEnd"/>
+      <w:r>
+        <w:t>(</w:t>
+      </w:r>
+      <w:proofErr w:type="gramEnd"/>
+      <w:r>
+        <w:t>3)</w:t>
       </w:r>
       <w:r>
         <w:t>;</w:t>
@@ -1901,6 +2281,9 @@
     </w:p>
     <w:p>
       <w:r>
+        <w:rPr>
+          <w:noProof/>
+        </w:rPr>
         <w:drawing>
           <wp:inline distT="0" distB="0" distL="0" distR="0" wp14:anchorId="34374DD4" wp14:editId="6383C470">
             <wp:extent cx="3137647" cy="1022018"/>
@@ -1951,17 +2334,60 @@
           <w:b/>
           <w:bCs/>
         </w:rPr>
-        <w:t>3. A Szüldátum nevű mező adattípusának módosítása dátumra!</w:t>
+        <w:t xml:space="preserve">3. A </w:t>
+      </w:r>
+      <w:proofErr w:type="spellStart"/>
+      <w:r>
+        <w:rPr>
+          <w:b/>
+          <w:bCs/>
+        </w:rPr>
+        <w:t>Szüldátum</w:t>
+      </w:r>
+      <w:proofErr w:type="spellEnd"/>
+      <w:r>
+        <w:rPr>
+          <w:b/>
+          <w:bCs/>
+        </w:rPr>
+        <w:t xml:space="preserve"> nevű mező adattípusának módosítása dátumra!</w:t>
       </w:r>
     </w:p>
     <w:p>
       <w:r>
         <w:lastRenderedPageBreak/>
-        <w:t>ALTER TABLE szemely MODIFY szuldatum date;</w:t>
-      </w:r>
-    </w:p>
-    <w:p>
-      <w:r>
+        <w:t xml:space="preserve">ALTER TABLE </w:t>
+      </w:r>
+      <w:proofErr w:type="spellStart"/>
+      <w:r>
+        <w:t>szemely</w:t>
+      </w:r>
+      <w:proofErr w:type="spellEnd"/>
+      <w:r>
+        <w:t xml:space="preserve"> MODIFY </w:t>
+      </w:r>
+      <w:proofErr w:type="spellStart"/>
+      <w:r>
+        <w:t>szuldatum</w:t>
+      </w:r>
+      <w:proofErr w:type="spellEnd"/>
+      <w:r>
+        <w:t xml:space="preserve"> </w:t>
+      </w:r>
+      <w:proofErr w:type="spellStart"/>
+      <w:r>
+        <w:t>date</w:t>
+      </w:r>
+      <w:proofErr w:type="spellEnd"/>
+      <w:r>
+        <w:t>;</w:t>
+      </w:r>
+    </w:p>
+    <w:p>
+      <w:r>
+        <w:rPr>
+          <w:noProof/>
+        </w:rPr>
         <w:drawing>
           <wp:inline distT="0" distB="0" distL="0" distR="0" wp14:anchorId="5B305943" wp14:editId="66714AA5">
             <wp:extent cx="3409793" cy="1084729"/>
@@ -2017,7 +2443,23 @@
     </w:p>
     <w:p>
       <w:r>
-        <w:t>ALTER TABLE szemely ADD PRIMARY KEY (id);</w:t>
+        <w:t xml:space="preserve">ALTER TABLE </w:t>
+      </w:r>
+      <w:proofErr w:type="spellStart"/>
+      <w:r>
+        <w:t>szemely</w:t>
+      </w:r>
+      <w:proofErr w:type="spellEnd"/>
+      <w:r>
+        <w:t xml:space="preserve"> ADD PRIMARY KEY (</w:t>
+      </w:r>
+      <w:proofErr w:type="spellStart"/>
+      <w:r>
+        <w:t>id</w:t>
+      </w:r>
+      <w:proofErr w:type="spellEnd"/>
+      <w:r>
+        <w:t>);</w:t>
       </w:r>
     </w:p>
     <w:p/>
@@ -2038,6 +2480,9 @@
     </w:p>
     <w:p>
       <w:r>
+        <w:rPr>
+          <w:noProof/>
+        </w:rPr>
         <w:drawing>
           <wp:inline distT="0" distB="0" distL="0" distR="0" wp14:anchorId="06760D64" wp14:editId="36A703C0">
             <wp:extent cx="3585882" cy="1208733"/>
@@ -2093,20 +2538,29 @@
     </w:p>
     <w:p>
       <w:r>
-        <w:t>ALTER TABLE szemely DROP PRIMARY KEY;</w:t>
-      </w:r>
-    </w:p>
-    <w:p>
-      <w:pPr>
-        <w:rPr>
-          <w:b/>
-          <w:bCs/>
-        </w:rPr>
-      </w:pPr>
-      <w:r>
-        <w:rPr>
-          <w:b/>
-          <w:bCs/>
+        <w:t xml:space="preserve">ALTER TABLE </w:t>
+      </w:r>
+      <w:proofErr w:type="spellStart"/>
+      <w:r>
+        <w:t>szemely</w:t>
+      </w:r>
+      <w:proofErr w:type="spellEnd"/>
+      <w:r>
+        <w:t xml:space="preserve"> DROP PRIMARY KEY;</w:t>
+      </w:r>
+    </w:p>
+    <w:p>
+      <w:pPr>
+        <w:rPr>
+          <w:b/>
+          <w:bCs/>
+        </w:rPr>
+      </w:pPr>
+      <w:r>
+        <w:rPr>
+          <w:b/>
+          <w:bCs/>
+          <w:noProof/>
         </w:rPr>
         <w:drawing>
           <wp:inline distT="0" distB="0" distL="0" distR="0" wp14:anchorId="642B0CB8" wp14:editId="4E0652F8">
@@ -2158,16 +2612,51 @@
           <w:b/>
           <w:bCs/>
         </w:rPr>
-        <w:t>7. A Szüldátum nevű mező törlése a táblából!</w:t>
-      </w:r>
-    </w:p>
-    <w:p>
-      <w:r>
-        <w:t>ALTER TABLE szemely DROP COLUMN szuldatum;</w:t>
-      </w:r>
-    </w:p>
-    <w:p>
-      <w:r>
+        <w:t xml:space="preserve">7. A </w:t>
+      </w:r>
+      <w:proofErr w:type="spellStart"/>
+      <w:r>
+        <w:rPr>
+          <w:b/>
+          <w:bCs/>
+        </w:rPr>
+        <w:t>Szüldátum</w:t>
+      </w:r>
+      <w:proofErr w:type="spellEnd"/>
+      <w:r>
+        <w:rPr>
+          <w:b/>
+          <w:bCs/>
+        </w:rPr>
+        <w:t xml:space="preserve"> nevű mező törlése a táblából!</w:t>
+      </w:r>
+    </w:p>
+    <w:p>
+      <w:r>
+        <w:t xml:space="preserve">ALTER TABLE </w:t>
+      </w:r>
+      <w:proofErr w:type="spellStart"/>
+      <w:r>
+        <w:t>szemely</w:t>
+      </w:r>
+      <w:proofErr w:type="spellEnd"/>
+      <w:r>
+        <w:t xml:space="preserve"> DROP COLUMN </w:t>
+      </w:r>
+      <w:proofErr w:type="spellStart"/>
+      <w:r>
+        <w:t>szuldatum</w:t>
+      </w:r>
+      <w:proofErr w:type="spellEnd"/>
+      <w:r>
+        <w:t>;</w:t>
+      </w:r>
+    </w:p>
+    <w:p>
+      <w:r>
+        <w:rPr>
+          <w:noProof/>
+        </w:rPr>
         <w:drawing>
           <wp:inline distT="0" distB="0" distL="0" distR="0" wp14:anchorId="66600914" wp14:editId="6EEE21AB">
             <wp:extent cx="3657600" cy="1127679"/>
@@ -2218,16 +2707,51 @@
           <w:b/>
           <w:bCs/>
         </w:rPr>
-        <w:t>8. A Személy tábla átnevezése Person-ra!</w:t>
-      </w:r>
-    </w:p>
-    <w:p>
-      <w:r>
-        <w:t>ALTER TABLE szemely RENAME TO person;</w:t>
-      </w:r>
-    </w:p>
-    <w:p>
-      <w:r>
+        <w:t xml:space="preserve">8. A Személy tábla átnevezése </w:t>
+      </w:r>
+      <w:proofErr w:type="spellStart"/>
+      <w:r>
+        <w:rPr>
+          <w:b/>
+          <w:bCs/>
+        </w:rPr>
+        <w:t>Person-ra</w:t>
+      </w:r>
+      <w:proofErr w:type="spellEnd"/>
+      <w:r>
+        <w:rPr>
+          <w:b/>
+          <w:bCs/>
+        </w:rPr>
+        <w:t>!</w:t>
+      </w:r>
+    </w:p>
+    <w:p>
+      <w:r>
+        <w:t xml:space="preserve">ALTER TABLE </w:t>
+      </w:r>
+      <w:proofErr w:type="spellStart"/>
+      <w:r>
+        <w:t>szemely</w:t>
+      </w:r>
+      <w:proofErr w:type="spellEnd"/>
+      <w:r>
+        <w:t xml:space="preserve"> RENAME TO </w:t>
+      </w:r>
+      <w:proofErr w:type="spellStart"/>
+      <w:r>
+        <w:t>person</w:t>
+      </w:r>
+      <w:proofErr w:type="spellEnd"/>
+      <w:r>
+        <w:t>;</w:t>
+      </w:r>
+    </w:p>
+    <w:p>
+      <w:r>
+        <w:rPr>
+          <w:noProof/>
+        </w:rPr>
         <w:lastRenderedPageBreak/>
         <w:drawing>
           <wp:inline distT="0" distB="0" distL="0" distR="0" wp14:anchorId="1D7EF6D9" wp14:editId="3CCC132E">
@@ -2299,8 +2823,13 @@
       <w:pPr>
         <w:pStyle w:val="Cmsor2"/>
       </w:pPr>
-      <w:r>
-        <w:t>MySQL megoldás</w:t>
+      <w:proofErr w:type="spellStart"/>
+      <w:r>
+        <w:t>MySQL</w:t>
+      </w:r>
+      <w:proofErr w:type="spellEnd"/>
+      <w:r>
+        <w:t xml:space="preserve"> megoldás</w:t>
       </w:r>
     </w:p>
     <w:p>
@@ -2319,8 +2848,37 @@
       </w:r>
     </w:p>
     <w:p>
-      <w:r>
-        <w:t>select * from tulajdonos where nev = 'Kis János';</w:t>
+      <w:proofErr w:type="spellStart"/>
+      <w:r>
+        <w:t>select</w:t>
+      </w:r>
+      <w:proofErr w:type="spellEnd"/>
+      <w:r>
+        <w:t xml:space="preserve"> * </w:t>
+      </w:r>
+      <w:proofErr w:type="spellStart"/>
+      <w:r>
+        <w:t>from</w:t>
+      </w:r>
+      <w:proofErr w:type="spellEnd"/>
+      <w:r>
+        <w:t xml:space="preserve"> tulajdonos </w:t>
+      </w:r>
+      <w:proofErr w:type="spellStart"/>
+      <w:r>
+        <w:t>where</w:t>
+      </w:r>
+      <w:proofErr w:type="spellEnd"/>
+      <w:r>
+        <w:t xml:space="preserve"> </w:t>
+      </w:r>
+      <w:proofErr w:type="spellStart"/>
+      <w:r>
+        <w:t>nev</w:t>
+      </w:r>
+      <w:proofErr w:type="spellEnd"/>
+      <w:r>
+        <w:t xml:space="preserve"> = 'Kis János';</w:t>
       </w:r>
     </w:p>
     <w:p/>
@@ -2336,16 +2894,87 @@
           <w:b/>
           <w:bCs/>
         </w:rPr>
-        <w:t>2. Listázzuk ki az tulajdonos tábla Ekod és Nev mezőjéből azokat, ahol a Ekod=103!</w:t>
-      </w:r>
-    </w:p>
-    <w:p>
-      <w:r>
-        <w:t xml:space="preserve">select * from tulajdonos where </w:t>
-      </w:r>
+        <w:t xml:space="preserve">2. Listázzuk ki az tulajdonos tábla </w:t>
+      </w:r>
+      <w:proofErr w:type="spellStart"/>
+      <w:r>
+        <w:rPr>
+          <w:b/>
+          <w:bCs/>
+        </w:rPr>
+        <w:t>Ekod</w:t>
+      </w:r>
+      <w:proofErr w:type="spellEnd"/>
+      <w:r>
+        <w:rPr>
+          <w:b/>
+          <w:bCs/>
+        </w:rPr>
+        <w:t xml:space="preserve"> és </w:t>
+      </w:r>
+      <w:proofErr w:type="spellStart"/>
+      <w:r>
+        <w:rPr>
+          <w:b/>
+          <w:bCs/>
+        </w:rPr>
+        <w:t>Nev</w:t>
+      </w:r>
+      <w:proofErr w:type="spellEnd"/>
+      <w:r>
+        <w:rPr>
+          <w:b/>
+          <w:bCs/>
+        </w:rPr>
+        <w:t xml:space="preserve"> mezőjéből azokat, ahol a </w:t>
+      </w:r>
+      <w:proofErr w:type="spellStart"/>
+      <w:r>
+        <w:rPr>
+          <w:b/>
+          <w:bCs/>
+        </w:rPr>
+        <w:t>Ekod</w:t>
+      </w:r>
+      <w:proofErr w:type="spellEnd"/>
+      <w:r>
+        <w:rPr>
+          <w:b/>
+          <w:bCs/>
+        </w:rPr>
+        <w:t>=103!</w:t>
+      </w:r>
+    </w:p>
+    <w:p>
+      <w:proofErr w:type="spellStart"/>
+      <w:r>
+        <w:t>select</w:t>
+      </w:r>
+      <w:proofErr w:type="spellEnd"/>
+      <w:r>
+        <w:t xml:space="preserve"> * </w:t>
+      </w:r>
+      <w:proofErr w:type="spellStart"/>
+      <w:r>
+        <w:t>from</w:t>
+      </w:r>
+      <w:proofErr w:type="spellEnd"/>
+      <w:r>
+        <w:t xml:space="preserve"> tulajdonos </w:t>
+      </w:r>
+      <w:proofErr w:type="spellStart"/>
+      <w:r>
+        <w:t>where</w:t>
+      </w:r>
+      <w:proofErr w:type="spellEnd"/>
+      <w:r>
+        <w:t xml:space="preserve"> </w:t>
+      </w:r>
+      <w:proofErr w:type="spellStart"/>
       <w:r>
         <w:t>ekod</w:t>
       </w:r>
+      <w:proofErr w:type="spellEnd"/>
       <w:r>
         <w:t xml:space="preserve"> = '</w:t>
       </w:r>
@@ -2373,8 +3002,37 @@
       </w:r>
     </w:p>
     <w:p>
-      <w:r>
-        <w:t xml:space="preserve">select * from tulajdonos where nev </w:t>
+      <w:proofErr w:type="spellStart"/>
+      <w:r>
+        <w:t>select</w:t>
+      </w:r>
+      <w:proofErr w:type="spellEnd"/>
+      <w:r>
+        <w:t xml:space="preserve"> * </w:t>
+      </w:r>
+      <w:proofErr w:type="spellStart"/>
+      <w:r>
+        <w:t>from</w:t>
+      </w:r>
+      <w:proofErr w:type="spellEnd"/>
+      <w:r>
+        <w:t xml:space="preserve"> tulajdonos </w:t>
+      </w:r>
+      <w:proofErr w:type="spellStart"/>
+      <w:r>
+        <w:t>where</w:t>
+      </w:r>
+      <w:proofErr w:type="spellEnd"/>
+      <w:r>
+        <w:t xml:space="preserve"> </w:t>
+      </w:r>
+      <w:proofErr w:type="spellStart"/>
+      <w:r>
+        <w:t>nev</w:t>
+      </w:r>
+      <w:proofErr w:type="spellEnd"/>
+      <w:r>
+        <w:t xml:space="preserve"> </w:t>
       </w:r>
       <w:r>
         <w:t xml:space="preserve">LIKE </w:t>
@@ -2391,8 +3049,1605 @@
     </w:p>
     <w:p/>
     <w:p/>
+    <w:p>
+      <w:pPr>
+        <w:pStyle w:val="Cmsor1"/>
+      </w:pPr>
+      <w:r>
+        <w:t>Relációs algebra</w:t>
+      </w:r>
+    </w:p>
+    <w:p>
+      <w:pPr>
+        <w:pStyle w:val="Cmsor2"/>
+      </w:pPr>
+      <w:r>
+        <w:t>Műveletek relációs algebrai alakjai</w:t>
+      </w:r>
+    </w:p>
+    <w:p>
+      <w:r>
+        <w:t xml:space="preserve">1. Adja meg a termékek nevét! </w:t>
+      </w:r>
+    </w:p>
+    <w:p>
+      <w:pPr>
+        <w:jc w:val="center"/>
+        <w:rPr>
+          <w:rFonts w:ascii="Biome" w:hAnsi="Biome" w:cs="Biome"/>
+          <w:sz w:val="40"/>
+          <w:szCs w:val="40"/>
+        </w:rPr>
+      </w:pPr>
+      <w:proofErr w:type="spellStart"/>
+      <w:r>
+        <w:rPr>
+          <w:rFonts w:ascii="Calibri" w:hAnsi="Calibri" w:cs="Calibri"/>
+          <w:sz w:val="40"/>
+          <w:szCs w:val="40"/>
+        </w:rPr>
+        <w:t>Π</w:t>
+      </w:r>
+      <w:proofErr w:type="gramStart"/>
+      <w:r>
+        <w:rPr>
+          <w:rFonts w:ascii="Biome" w:hAnsi="Biome" w:cs="Biome"/>
+          <w:sz w:val="40"/>
+          <w:szCs w:val="40"/>
+          <w:vertAlign w:val="subscript"/>
+        </w:rPr>
+        <w:t>N</w:t>
+      </w:r>
+      <w:r>
+        <w:rPr>
+          <w:rFonts w:ascii="Biome" w:hAnsi="Biome" w:cs="Biome"/>
+          <w:sz w:val="40"/>
+          <w:szCs w:val="40"/>
+          <w:vertAlign w:val="subscript"/>
+        </w:rPr>
+        <w:t>é</w:t>
+      </w:r>
+      <w:r>
+        <w:rPr>
+          <w:rFonts w:ascii="Biome" w:hAnsi="Biome" w:cs="Biome"/>
+          <w:sz w:val="40"/>
+          <w:szCs w:val="40"/>
+          <w:vertAlign w:val="subscript"/>
+        </w:rPr>
+        <w:t>v</w:t>
+      </w:r>
+      <w:proofErr w:type="spellEnd"/>
+      <w:r>
+        <w:rPr>
+          <w:rFonts w:ascii="Biome" w:hAnsi="Biome" w:cs="Biome"/>
+          <w:sz w:val="40"/>
+          <w:szCs w:val="40"/>
+        </w:rPr>
+        <w:t>(</w:t>
+      </w:r>
+      <w:proofErr w:type="gramEnd"/>
+      <w:r>
+        <w:rPr>
+          <w:rFonts w:ascii="Biome" w:hAnsi="Biome" w:cs="Biome"/>
+          <w:sz w:val="40"/>
+          <w:szCs w:val="40"/>
+        </w:rPr>
+        <w:t>Term</w:t>
+      </w:r>
+      <w:r>
+        <w:rPr>
+          <w:rFonts w:ascii="Biome" w:hAnsi="Biome" w:cs="Biome"/>
+          <w:sz w:val="40"/>
+          <w:szCs w:val="40"/>
+        </w:rPr>
+        <w:t>é</w:t>
+      </w:r>
+      <w:r>
+        <w:rPr>
+          <w:rFonts w:ascii="Biome" w:hAnsi="Biome" w:cs="Biome"/>
+          <w:sz w:val="40"/>
+          <w:szCs w:val="40"/>
+        </w:rPr>
+        <w:t>k)</w:t>
+      </w:r>
+    </w:p>
+    <w:p>
+      <w:r>
+        <w:lastRenderedPageBreak/>
+        <w:t xml:space="preserve">2. Kérdezze le a 2000 Ft-nál olcsóbb termékek nevét! </w:t>
+      </w:r>
+    </w:p>
+    <w:p>
+      <w:pPr>
+        <w:jc w:val="center"/>
+        <w:rPr>
+          <w:rFonts w:ascii="Biome" w:hAnsi="Biome" w:cs="Biome"/>
+          <w:sz w:val="40"/>
+          <w:szCs w:val="40"/>
+        </w:rPr>
+      </w:pPr>
+      <w:proofErr w:type="spellStart"/>
+      <w:r>
+        <w:rPr>
+          <w:rFonts w:ascii="Calibri" w:hAnsi="Calibri" w:cs="Calibri"/>
+          <w:sz w:val="40"/>
+          <w:szCs w:val="40"/>
+        </w:rPr>
+        <w:t>Π</w:t>
+      </w:r>
+      <w:r>
+        <w:rPr>
+          <w:rFonts w:ascii="Biome" w:hAnsi="Biome" w:cs="Biome"/>
+          <w:sz w:val="40"/>
+          <w:szCs w:val="40"/>
+          <w:vertAlign w:val="subscript"/>
+        </w:rPr>
+        <w:t>Név</w:t>
+      </w:r>
+      <w:proofErr w:type="spellEnd"/>
+      <w:r>
+        <w:rPr>
+          <w:rFonts w:ascii="Biome" w:hAnsi="Biome" w:cs="Biome"/>
+          <w:sz w:val="40"/>
+          <w:szCs w:val="40"/>
+        </w:rPr>
+        <w:t>(</w:t>
+      </w:r>
+      <w:proofErr w:type="spellStart"/>
+      <w:r>
+        <w:rPr>
+          <w:rFonts w:ascii="Calibri" w:hAnsi="Calibri" w:cs="Calibri"/>
+          <w:sz w:val="40"/>
+          <w:szCs w:val="40"/>
+        </w:rPr>
+        <w:t>σ</w:t>
+      </w:r>
+      <w:r>
+        <w:rPr>
+          <w:rFonts w:ascii="Biome" w:hAnsi="Biome" w:cs="Biome"/>
+          <w:sz w:val="40"/>
+          <w:szCs w:val="40"/>
+          <w:vertAlign w:val="subscript"/>
+        </w:rPr>
+        <w:t>Ár</w:t>
+      </w:r>
+      <w:proofErr w:type="spellEnd"/>
+      <w:r>
+        <w:rPr>
+          <w:rFonts w:ascii="Biome" w:hAnsi="Biome" w:cs="Biome"/>
+          <w:sz w:val="40"/>
+          <w:szCs w:val="40"/>
+          <w:vertAlign w:val="subscript"/>
+        </w:rPr>
+        <w:t>&lt;2000</w:t>
+      </w:r>
+      <w:r>
+        <w:rPr>
+          <w:rFonts w:ascii="Biome" w:hAnsi="Biome" w:cs="Biome"/>
+          <w:sz w:val="40"/>
+          <w:szCs w:val="40"/>
+        </w:rPr>
+        <w:t>Termék)</w:t>
+      </w:r>
+    </w:p>
+    <w:p>
+      <w:r>
+        <w:t xml:space="preserve">3. Kérdezze le Fekete Péter által vásárolt termékek nevét! </w:t>
+      </w:r>
+    </w:p>
+    <w:p>
+      <w:pPr>
+        <w:jc w:val="center"/>
+        <w:rPr>
+          <w:sz w:val="40"/>
+          <w:szCs w:val="40"/>
+        </w:rPr>
+      </w:pPr>
+      <w:proofErr w:type="spellStart"/>
+      <w:r>
+        <w:rPr>
+          <w:rFonts w:ascii="Calibri" w:hAnsi="Calibri" w:cs="Calibri"/>
+          <w:sz w:val="40"/>
+          <w:szCs w:val="40"/>
+        </w:rPr>
+        <w:t>Π</w:t>
+      </w:r>
+      <w:r>
+        <w:rPr>
+          <w:rFonts w:ascii="Calibri" w:hAnsi="Calibri" w:cs="Calibri"/>
+          <w:sz w:val="40"/>
+          <w:szCs w:val="40"/>
+          <w:vertAlign w:val="subscript"/>
+        </w:rPr>
+        <w:t>Termék.</w:t>
+      </w:r>
+      <w:r>
+        <w:rPr>
+          <w:rFonts w:ascii="Biome" w:hAnsi="Biome" w:cs="Biome"/>
+          <w:sz w:val="40"/>
+          <w:szCs w:val="40"/>
+          <w:vertAlign w:val="subscript"/>
+        </w:rPr>
+        <w:t>Név</w:t>
+      </w:r>
+      <w:proofErr w:type="spellEnd"/>
+      <w:r>
+        <w:rPr>
+          <w:rFonts w:ascii="Biome" w:hAnsi="Biome" w:cs="Biome"/>
+          <w:sz w:val="40"/>
+          <w:szCs w:val="40"/>
+        </w:rPr>
+        <w:t>(</w:t>
+      </w:r>
+      <w:r>
+        <w:rPr>
+          <w:rFonts w:ascii="Biome" w:hAnsi="Biome" w:cs="Biome"/>
+          <w:sz w:val="40"/>
+          <w:szCs w:val="40"/>
+        </w:rPr>
+        <w:t>(</w:t>
+      </w:r>
+      <w:proofErr w:type="spellStart"/>
+      <w:r>
+        <w:rPr>
+          <w:rFonts w:ascii="Calibri" w:hAnsi="Calibri" w:cs="Calibri"/>
+          <w:sz w:val="40"/>
+          <w:szCs w:val="40"/>
+        </w:rPr>
+        <w:t>σ</w:t>
+      </w:r>
+      <w:r>
+        <w:rPr>
+          <w:rFonts w:ascii="Biome" w:hAnsi="Biome" w:cs="Biome"/>
+          <w:sz w:val="40"/>
+          <w:szCs w:val="40"/>
+          <w:vertAlign w:val="subscript"/>
+        </w:rPr>
+        <w:t>Név</w:t>
+      </w:r>
+      <w:proofErr w:type="spellEnd"/>
+      <w:proofErr w:type="gramStart"/>
+      <w:r>
+        <w:rPr>
+          <w:rFonts w:ascii="Biome" w:hAnsi="Biome" w:cs="Biome"/>
+          <w:sz w:val="40"/>
+          <w:szCs w:val="40"/>
+          <w:vertAlign w:val="subscript"/>
+        </w:rPr>
+        <w:t>&lt;</w:t>
+      </w:r>
+      <w:r>
+        <w:rPr>
+          <w:rFonts w:ascii="Biome" w:hAnsi="Biome" w:cs="Biome"/>
+          <w:sz w:val="40"/>
+          <w:szCs w:val="40"/>
+          <w:vertAlign w:val="subscript"/>
+        </w:rPr>
+        <w:t>”Fekete</w:t>
+      </w:r>
+      <w:proofErr w:type="gramEnd"/>
+      <w:r>
+        <w:rPr>
+          <w:rFonts w:ascii="Biome" w:hAnsi="Biome" w:cs="Biome"/>
+          <w:sz w:val="40"/>
+          <w:szCs w:val="40"/>
+          <w:vertAlign w:val="subscript"/>
+        </w:rPr>
+        <w:t xml:space="preserve"> </w:t>
+      </w:r>
+      <w:proofErr w:type="gramStart"/>
+      <w:r>
+        <w:rPr>
+          <w:rFonts w:ascii="Biome" w:hAnsi="Biome" w:cs="Biome"/>
+          <w:sz w:val="40"/>
+          <w:szCs w:val="40"/>
+          <w:vertAlign w:val="subscript"/>
+        </w:rPr>
+        <w:t>Péter”</w:t>
+      </w:r>
+      <w:r>
+        <w:rPr>
+          <w:rFonts w:ascii="Biome" w:hAnsi="Biome" w:cs="Biome"/>
+          <w:sz w:val="40"/>
+          <w:szCs w:val="40"/>
+        </w:rPr>
+        <w:t>(</w:t>
+      </w:r>
+      <w:proofErr w:type="gramEnd"/>
+      <w:r>
+        <w:rPr>
+          <w:rFonts w:ascii="Biome" w:hAnsi="Biome" w:cs="Biome"/>
+          <w:sz w:val="40"/>
+          <w:szCs w:val="40"/>
+        </w:rPr>
+        <w:t xml:space="preserve">Vásárló) </w:t>
+      </w:r>
+      <w:r>
+        <w:rPr>
+          <w:rFonts w:ascii="Cambria Math" w:hAnsi="Cambria Math" w:cs="Cambria Math"/>
+          <w:sz w:val="40"/>
+          <w:szCs w:val="40"/>
+        </w:rPr>
+        <w:t>⋈</w:t>
+      </w:r>
+      <w:r>
+        <w:rPr>
+          <w:rFonts w:ascii="Cambria Math" w:hAnsi="Cambria Math" w:cs="Cambria Math"/>
+          <w:sz w:val="40"/>
+          <w:szCs w:val="40"/>
+          <w:vertAlign w:val="subscript"/>
+        </w:rPr>
+        <w:t>Azonosító=Azon</w:t>
+      </w:r>
+      <w:r>
+        <w:rPr>
+          <w:rFonts w:ascii="Biome" w:hAnsi="Biome" w:cs="Biome"/>
+          <w:sz w:val="40"/>
+          <w:szCs w:val="40"/>
+        </w:rPr>
+        <w:t xml:space="preserve"> </w:t>
+      </w:r>
+      <w:proofErr w:type="gramStart"/>
+      <w:r>
+        <w:rPr>
+          <w:rFonts w:ascii="Biome" w:hAnsi="Biome" w:cs="Biome"/>
+          <w:sz w:val="40"/>
+          <w:szCs w:val="40"/>
+        </w:rPr>
+        <w:t>Vásárlás</w:t>
+      </w:r>
+      <w:r>
+        <w:rPr>
+          <w:rFonts w:ascii="Biome" w:hAnsi="Biome" w:cs="Biome"/>
+          <w:sz w:val="40"/>
+          <w:szCs w:val="40"/>
+        </w:rPr>
+        <w:t>)</w:t>
+      </w:r>
+      <w:r>
+        <w:rPr>
+          <w:rFonts w:ascii="Cambria Math" w:hAnsi="Cambria Math" w:cs="Cambria Math"/>
+          <w:sz w:val="40"/>
+          <w:szCs w:val="40"/>
+        </w:rPr>
+        <w:t>⋈</w:t>
+      </w:r>
+      <w:proofErr w:type="gramEnd"/>
+      <w:r>
+        <w:rPr>
+          <w:rFonts w:ascii="Cambria Math" w:hAnsi="Cambria Math" w:cs="Cambria Math"/>
+          <w:sz w:val="40"/>
+          <w:szCs w:val="40"/>
+          <w:vertAlign w:val="subscript"/>
+        </w:rPr>
+        <w:t>Kód=</w:t>
+      </w:r>
+      <w:proofErr w:type="spellStart"/>
+      <w:r>
+        <w:rPr>
+          <w:rFonts w:ascii="Cambria Math" w:hAnsi="Cambria Math" w:cs="Cambria Math"/>
+          <w:sz w:val="40"/>
+          <w:szCs w:val="40"/>
+          <w:vertAlign w:val="subscript"/>
+        </w:rPr>
+        <w:t>Tkód</w:t>
+      </w:r>
+      <w:proofErr w:type="spellEnd"/>
+      <w:r>
+        <w:rPr>
+          <w:rFonts w:ascii="Cambria Math" w:hAnsi="Cambria Math" w:cs="Cambria Math"/>
+          <w:sz w:val="40"/>
+          <w:szCs w:val="40"/>
+        </w:rPr>
+        <w:t xml:space="preserve"> Termék</w:t>
+      </w:r>
+    </w:p>
+    <w:p>
+      <w:r>
+        <w:t xml:space="preserve">4. Kérdezze le azon termékek nevét, amelyeket már vásároltak! </w:t>
+      </w:r>
+    </w:p>
+    <w:p>
+      <w:pPr>
+        <w:jc w:val="center"/>
+        <w:rPr>
+          <w:sz w:val="40"/>
+          <w:szCs w:val="40"/>
+        </w:rPr>
+      </w:pPr>
+      <w:proofErr w:type="spellStart"/>
+      <w:r>
+        <w:rPr>
+          <w:rFonts w:ascii="Calibri" w:hAnsi="Calibri" w:cs="Calibri"/>
+          <w:sz w:val="40"/>
+          <w:szCs w:val="40"/>
+        </w:rPr>
+        <w:t>Π</w:t>
+      </w:r>
+      <w:r>
+        <w:rPr>
+          <w:rFonts w:ascii="Calibri" w:hAnsi="Calibri" w:cs="Calibri"/>
+          <w:sz w:val="40"/>
+          <w:szCs w:val="40"/>
+          <w:vertAlign w:val="subscript"/>
+        </w:rPr>
+        <w:t>Termék.</w:t>
+      </w:r>
+      <w:r>
+        <w:rPr>
+          <w:rFonts w:ascii="Biome" w:hAnsi="Biome" w:cs="Biome"/>
+          <w:sz w:val="40"/>
+          <w:szCs w:val="40"/>
+          <w:vertAlign w:val="subscript"/>
+        </w:rPr>
+        <w:t>Név</w:t>
+      </w:r>
+      <w:proofErr w:type="spellEnd"/>
+      <w:r>
+        <w:rPr>
+          <w:rFonts w:ascii="Biome" w:hAnsi="Biome" w:cs="Biome"/>
+          <w:sz w:val="40"/>
+          <w:szCs w:val="40"/>
+        </w:rPr>
+        <w:t>(</w:t>
+      </w:r>
+      <w:proofErr w:type="spellStart"/>
+      <w:r>
+        <w:rPr>
+          <w:rFonts w:ascii="Biome" w:hAnsi="Biome" w:cs="Biome"/>
+          <w:sz w:val="40"/>
+          <w:szCs w:val="40"/>
+        </w:rPr>
+        <w:t>Vásárlás</w:t>
+      </w:r>
+      <w:r>
+        <w:rPr>
+          <w:rFonts w:ascii="Cambria Math" w:hAnsi="Cambria Math" w:cs="Cambria Math"/>
+          <w:sz w:val="40"/>
+          <w:szCs w:val="40"/>
+        </w:rPr>
+        <w:t>⋈</w:t>
+      </w:r>
+      <w:r>
+        <w:rPr>
+          <w:rFonts w:ascii="Cambria Math" w:hAnsi="Cambria Math" w:cs="Cambria Math"/>
+          <w:sz w:val="40"/>
+          <w:szCs w:val="40"/>
+          <w:vertAlign w:val="subscript"/>
+        </w:rPr>
+        <w:t>Kód</w:t>
+      </w:r>
+      <w:proofErr w:type="spellEnd"/>
+      <w:r>
+        <w:rPr>
+          <w:rFonts w:ascii="Cambria Math" w:hAnsi="Cambria Math" w:cs="Cambria Math"/>
+          <w:sz w:val="40"/>
+          <w:szCs w:val="40"/>
+          <w:vertAlign w:val="subscript"/>
+        </w:rPr>
+        <w:t>=</w:t>
+      </w:r>
+      <w:proofErr w:type="spellStart"/>
+      <w:r>
+        <w:rPr>
+          <w:rFonts w:ascii="Cambria Math" w:hAnsi="Cambria Math" w:cs="Cambria Math"/>
+          <w:sz w:val="40"/>
+          <w:szCs w:val="40"/>
+          <w:vertAlign w:val="subscript"/>
+        </w:rPr>
+        <w:t>Tkód</w:t>
+      </w:r>
+      <w:proofErr w:type="spellEnd"/>
+      <w:r>
+        <w:rPr>
+          <w:rFonts w:ascii="Cambria Math" w:hAnsi="Cambria Math" w:cs="Cambria Math"/>
+          <w:sz w:val="40"/>
+          <w:szCs w:val="40"/>
+        </w:rPr>
+        <w:t xml:space="preserve"> Termék</w:t>
+      </w:r>
+      <w:r>
+        <w:rPr>
+          <w:rFonts w:ascii="Cambria Math" w:hAnsi="Cambria Math" w:cs="Cambria Math"/>
+          <w:sz w:val="40"/>
+          <w:szCs w:val="40"/>
+        </w:rPr>
+        <w:t>)</w:t>
+      </w:r>
+    </w:p>
+    <w:p>
+      <w:r>
+        <w:t xml:space="preserve">5. Kérdezze le azon termékek nevét, amelyeket még nem vásároltak! </w:t>
+      </w:r>
+    </w:p>
+    <w:p>
+      <w:pPr>
+        <w:jc w:val="center"/>
+      </w:pPr>
+      <w:proofErr w:type="spellStart"/>
+      <w:r>
+        <w:rPr>
+          <w:rFonts w:ascii="Calibri" w:hAnsi="Calibri" w:cs="Calibri"/>
+          <w:sz w:val="40"/>
+          <w:szCs w:val="40"/>
+        </w:rPr>
+        <w:t>Π</w:t>
+      </w:r>
+      <w:r>
+        <w:rPr>
+          <w:rFonts w:ascii="Calibri" w:hAnsi="Calibri" w:cs="Calibri"/>
+          <w:sz w:val="40"/>
+          <w:szCs w:val="40"/>
+          <w:vertAlign w:val="subscript"/>
+        </w:rPr>
+        <w:t>Termék.</w:t>
+      </w:r>
+      <w:r>
+        <w:rPr>
+          <w:rFonts w:ascii="Biome" w:hAnsi="Biome" w:cs="Biome"/>
+          <w:sz w:val="40"/>
+          <w:szCs w:val="40"/>
+          <w:vertAlign w:val="subscript"/>
+        </w:rPr>
+        <w:t>Név</w:t>
+      </w:r>
+      <w:proofErr w:type="spellEnd"/>
+      <w:r>
+        <w:rPr>
+          <w:rFonts w:ascii="Biome" w:hAnsi="Biome" w:cs="Biome"/>
+          <w:sz w:val="40"/>
+          <w:szCs w:val="40"/>
+        </w:rPr>
+        <w:t>(</w:t>
+      </w:r>
+      <w:proofErr w:type="spellStart"/>
+      <w:r>
+        <w:rPr>
+          <w:rFonts w:ascii="Biome" w:hAnsi="Biome" w:cs="Biome"/>
+          <w:sz w:val="40"/>
+          <w:szCs w:val="40"/>
+        </w:rPr>
+        <w:t>Vásárlás</w:t>
+      </w:r>
+      <w:r>
+        <w:rPr>
+          <w:rFonts w:ascii="Cambria Math" w:hAnsi="Cambria Math" w:cs="Cambria Math"/>
+          <w:sz w:val="40"/>
+          <w:szCs w:val="40"/>
+        </w:rPr>
+        <w:t>⋈</w:t>
+      </w:r>
+      <w:r>
+        <w:rPr>
+          <w:rFonts w:ascii="Cambria Math" w:hAnsi="Cambria Math" w:cs="Cambria Math"/>
+          <w:sz w:val="40"/>
+          <w:szCs w:val="40"/>
+          <w:vertAlign w:val="subscript"/>
+        </w:rPr>
+        <w:t>Tkód</w:t>
+      </w:r>
+      <w:proofErr w:type="spellEnd"/>
+      <w:r>
+        <w:rPr>
+          <w:rFonts w:ascii="Cambria Math" w:hAnsi="Cambria Math" w:cs="Cambria Math"/>
+          <w:sz w:val="40"/>
+          <w:szCs w:val="40"/>
+        </w:rPr>
+        <w:t xml:space="preserve"> </w:t>
+      </w:r>
+      <w:r>
+        <w:rPr>
+          <w:rFonts w:ascii="Cambria Math" w:hAnsi="Cambria Math" w:cs="Cambria Math"/>
+          <w:sz w:val="40"/>
+          <w:szCs w:val="40"/>
+        </w:rPr>
+        <w:t>(</w:t>
+      </w:r>
+      <w:proofErr w:type="spellStart"/>
+      <w:r>
+        <w:rPr>
+          <w:rFonts w:ascii="Calibri" w:hAnsi="Calibri" w:cs="Calibri"/>
+          <w:sz w:val="40"/>
+          <w:szCs w:val="40"/>
+        </w:rPr>
+        <w:t>Π</w:t>
+      </w:r>
+      <w:proofErr w:type="gramStart"/>
+      <w:r>
+        <w:rPr>
+          <w:rFonts w:ascii="Calibri" w:hAnsi="Calibri" w:cs="Calibri"/>
+          <w:sz w:val="40"/>
+          <w:szCs w:val="40"/>
+          <w:vertAlign w:val="subscript"/>
+        </w:rPr>
+        <w:t>Tkód</w:t>
+      </w:r>
+      <w:proofErr w:type="spellEnd"/>
+      <w:r>
+        <w:rPr>
+          <w:rFonts w:ascii="Calibri" w:hAnsi="Calibri" w:cs="Calibri"/>
+          <w:sz w:val="40"/>
+          <w:szCs w:val="40"/>
+        </w:rPr>
+        <w:t>(</w:t>
+      </w:r>
+      <w:proofErr w:type="gramEnd"/>
+      <w:r>
+        <w:rPr>
+          <w:rFonts w:ascii="Cambria Math" w:hAnsi="Cambria Math" w:cs="Cambria Math"/>
+          <w:sz w:val="40"/>
+          <w:szCs w:val="40"/>
+        </w:rPr>
+        <w:t>Termék</w:t>
+      </w:r>
+      <w:r>
+        <w:rPr>
+          <w:rFonts w:ascii="Cambria Math" w:hAnsi="Cambria Math" w:cs="Cambria Math"/>
+          <w:sz w:val="40"/>
+          <w:szCs w:val="40"/>
+        </w:rPr>
+        <w:t xml:space="preserve">)– </w:t>
+      </w:r>
+      <w:proofErr w:type="spellStart"/>
+      <w:r>
+        <w:rPr>
+          <w:rFonts w:ascii="Calibri" w:hAnsi="Calibri" w:cs="Calibri"/>
+          <w:sz w:val="40"/>
+          <w:szCs w:val="40"/>
+        </w:rPr>
+        <w:t>Π</w:t>
+      </w:r>
+      <w:proofErr w:type="gramStart"/>
+      <w:r>
+        <w:rPr>
+          <w:rFonts w:ascii="Calibri" w:hAnsi="Calibri" w:cs="Calibri"/>
+          <w:sz w:val="40"/>
+          <w:szCs w:val="40"/>
+          <w:vertAlign w:val="subscript"/>
+        </w:rPr>
+        <w:t>K</w:t>
+      </w:r>
+      <w:r>
+        <w:rPr>
+          <w:rFonts w:ascii="Calibri" w:hAnsi="Calibri" w:cs="Calibri"/>
+          <w:sz w:val="40"/>
+          <w:szCs w:val="40"/>
+          <w:vertAlign w:val="subscript"/>
+        </w:rPr>
+        <w:t>ód</w:t>
+      </w:r>
+      <w:proofErr w:type="spellEnd"/>
+      <w:r>
+        <w:rPr>
+          <w:rFonts w:ascii="Calibri" w:hAnsi="Calibri" w:cs="Calibri"/>
+          <w:sz w:val="40"/>
+          <w:szCs w:val="40"/>
+        </w:rPr>
+        <w:t>(</w:t>
+      </w:r>
+      <w:proofErr w:type="gramEnd"/>
+      <w:r>
+        <w:rPr>
+          <w:rFonts w:ascii="Cambria Math" w:hAnsi="Cambria Math" w:cs="Cambria Math"/>
+          <w:sz w:val="40"/>
+          <w:szCs w:val="40"/>
+        </w:rPr>
+        <w:t>Vásárlás</w:t>
+      </w:r>
+      <w:r>
+        <w:rPr>
+          <w:rFonts w:ascii="Cambria Math" w:hAnsi="Cambria Math" w:cs="Cambria Math"/>
+          <w:sz w:val="40"/>
+          <w:szCs w:val="40"/>
+        </w:rPr>
+        <w:t>)</w:t>
+      </w:r>
+      <w:r>
+        <w:rPr>
+          <w:rFonts w:ascii="Cambria Math" w:hAnsi="Cambria Math" w:cs="Cambria Math"/>
+          <w:sz w:val="40"/>
+          <w:szCs w:val="40"/>
+        </w:rPr>
+        <w:t>)</w:t>
+      </w:r>
+      <w:r>
+        <w:rPr>
+          <w:rFonts w:ascii="Cambria Math" w:hAnsi="Cambria Math" w:cs="Cambria Math"/>
+          <w:sz w:val="40"/>
+          <w:szCs w:val="40"/>
+        </w:rPr>
+        <w:t>)</w:t>
+      </w:r>
+    </w:p>
+    <w:p>
+      <w:r>
+        <w:t xml:space="preserve">6. Adja meg hány féle termék van! </w:t>
+      </w:r>
+    </w:p>
+    <w:p>
+      <w:pPr>
+        <w:jc w:val="center"/>
+        <w:rPr>
+          <w:sz w:val="40"/>
+          <w:szCs w:val="40"/>
+        </w:rPr>
+      </w:pPr>
+      <w:proofErr w:type="spellStart"/>
+      <w:r>
+        <w:rPr>
+          <w:rFonts w:ascii="Calibri" w:hAnsi="Calibri" w:cs="Calibri"/>
+          <w:sz w:val="40"/>
+          <w:szCs w:val="40"/>
+        </w:rPr>
+        <w:t>γ</w:t>
+      </w:r>
+      <w:proofErr w:type="gramStart"/>
+      <w:r>
+        <w:rPr>
+          <w:rFonts w:ascii="Calibri" w:hAnsi="Calibri" w:cs="Calibri"/>
+          <w:sz w:val="40"/>
+          <w:szCs w:val="40"/>
+          <w:vertAlign w:val="subscript"/>
+        </w:rPr>
+        <w:t>count</w:t>
+      </w:r>
+      <w:proofErr w:type="spellEnd"/>
+      <w:r>
+        <w:rPr>
+          <w:rFonts w:ascii="Calibri" w:hAnsi="Calibri" w:cs="Calibri"/>
+          <w:sz w:val="40"/>
+          <w:szCs w:val="40"/>
+          <w:vertAlign w:val="subscript"/>
+        </w:rPr>
+        <w:t>(</w:t>
+      </w:r>
+      <w:proofErr w:type="spellStart"/>
+      <w:proofErr w:type="gramEnd"/>
+      <w:r>
+        <w:rPr>
+          <w:rFonts w:ascii="Calibri" w:hAnsi="Calibri" w:cs="Calibri"/>
+          <w:sz w:val="40"/>
+          <w:szCs w:val="40"/>
+          <w:vertAlign w:val="subscript"/>
+        </w:rPr>
+        <w:t>Tkód</w:t>
+      </w:r>
+      <w:proofErr w:type="spellEnd"/>
+      <w:r>
+        <w:rPr>
+          <w:rFonts w:ascii="Calibri" w:hAnsi="Calibri" w:cs="Calibri"/>
+          <w:sz w:val="40"/>
+          <w:szCs w:val="40"/>
+          <w:vertAlign w:val="subscript"/>
+        </w:rPr>
+        <w:t>)</w:t>
+      </w:r>
+      <w:r>
+        <w:rPr>
+          <w:rFonts w:ascii="Calibri" w:hAnsi="Calibri" w:cs="Calibri"/>
+          <w:sz w:val="40"/>
+          <w:szCs w:val="40"/>
+          <w:vertAlign w:val="subscript"/>
+        </w:rPr>
+        <w:sym w:font="Wingdings" w:char="F0E0"/>
+      </w:r>
+      <w:r>
+        <w:rPr>
+          <w:rFonts w:ascii="Calibri" w:hAnsi="Calibri" w:cs="Calibri"/>
+          <w:sz w:val="40"/>
+          <w:szCs w:val="40"/>
+          <w:vertAlign w:val="subscript"/>
+        </w:rPr>
+        <w:t>darab</w:t>
+      </w:r>
+      <w:r>
+        <w:rPr>
+          <w:rFonts w:ascii="Calibri" w:hAnsi="Calibri" w:cs="Calibri"/>
+          <w:sz w:val="40"/>
+          <w:szCs w:val="40"/>
+        </w:rPr>
+        <w:t xml:space="preserve"> (Termék)</w:t>
+      </w:r>
+    </w:p>
+    <w:p>
+      <w:r>
+        <w:t>7. Adja meg a legdrágább termék(</w:t>
+      </w:r>
+      <w:proofErr w:type="spellStart"/>
+      <w:r>
+        <w:t>ek</w:t>
+      </w:r>
+      <w:proofErr w:type="spellEnd"/>
+      <w:r>
+        <w:t>) nevét és árát!</w:t>
+      </w:r>
+    </w:p>
+    <w:p>
+      <w:pPr>
+        <w:jc w:val="center"/>
+      </w:pPr>
+      <w:proofErr w:type="spellStart"/>
+      <w:r>
+        <w:rPr>
+          <w:rFonts w:ascii="Calibri" w:hAnsi="Calibri" w:cs="Calibri"/>
+          <w:sz w:val="40"/>
+          <w:szCs w:val="40"/>
+        </w:rPr>
+        <w:t>Π</w:t>
+      </w:r>
+      <w:r>
+        <w:rPr>
+          <w:rFonts w:ascii="Calibri" w:hAnsi="Calibri" w:cs="Calibri"/>
+          <w:sz w:val="40"/>
+          <w:szCs w:val="40"/>
+          <w:vertAlign w:val="subscript"/>
+        </w:rPr>
+        <w:t>Termék.</w:t>
+      </w:r>
+      <w:r>
+        <w:rPr>
+          <w:rFonts w:ascii="Biome" w:hAnsi="Biome" w:cs="Biome"/>
+          <w:sz w:val="40"/>
+          <w:szCs w:val="40"/>
+          <w:vertAlign w:val="subscript"/>
+        </w:rPr>
+        <w:t>Név</w:t>
+      </w:r>
+      <w:proofErr w:type="spellEnd"/>
+      <w:r>
+        <w:rPr>
+          <w:rFonts w:ascii="Biome" w:hAnsi="Biome" w:cs="Biome"/>
+          <w:sz w:val="40"/>
+          <w:szCs w:val="40"/>
+        </w:rPr>
+        <w:t>(</w:t>
+      </w:r>
+      <w:proofErr w:type="spellStart"/>
+      <w:r>
+        <w:rPr>
+          <w:rFonts w:ascii="Biome" w:hAnsi="Biome" w:cs="Biome"/>
+          <w:sz w:val="40"/>
+          <w:szCs w:val="40"/>
+        </w:rPr>
+        <w:t>Termék</w:t>
+      </w:r>
+      <w:r>
+        <w:rPr>
+          <w:rFonts w:ascii="Cambria Math" w:hAnsi="Cambria Math" w:cs="Cambria Math"/>
+          <w:sz w:val="40"/>
+          <w:szCs w:val="40"/>
+        </w:rPr>
+        <w:t>⋈</w:t>
+      </w:r>
+      <w:r>
+        <w:rPr>
+          <w:rFonts w:ascii="Cambria Math" w:hAnsi="Cambria Math" w:cs="Cambria Math"/>
+          <w:sz w:val="40"/>
+          <w:szCs w:val="40"/>
+          <w:vertAlign w:val="subscript"/>
+        </w:rPr>
+        <w:t>Ár</w:t>
+      </w:r>
+      <w:proofErr w:type="spellEnd"/>
+      <w:r>
+        <w:rPr>
+          <w:rFonts w:ascii="Cambria Math" w:hAnsi="Cambria Math" w:cs="Cambria Math"/>
+          <w:sz w:val="40"/>
+          <w:szCs w:val="40"/>
+          <w:vertAlign w:val="subscript"/>
+        </w:rPr>
+        <w:t>=M</w:t>
+      </w:r>
+      <w:r>
+        <w:rPr>
+          <w:rFonts w:ascii="Cambria Math" w:hAnsi="Cambria Math" w:cs="Cambria Math"/>
+          <w:sz w:val="40"/>
+          <w:szCs w:val="40"/>
+          <w:vertAlign w:val="subscript"/>
+        </w:rPr>
+        <w:t xml:space="preserve"> </w:t>
+      </w:r>
+      <w:proofErr w:type="spellStart"/>
+      <w:r>
+        <w:rPr>
+          <w:rFonts w:ascii="Calibri" w:hAnsi="Calibri" w:cs="Calibri"/>
+          <w:sz w:val="40"/>
+          <w:szCs w:val="40"/>
+        </w:rPr>
+        <w:t>γ</w:t>
+      </w:r>
+      <w:r>
+        <w:rPr>
+          <w:rFonts w:ascii="Calibri" w:hAnsi="Calibri" w:cs="Calibri"/>
+          <w:sz w:val="40"/>
+          <w:szCs w:val="40"/>
+          <w:vertAlign w:val="subscript"/>
+        </w:rPr>
+        <w:t>MAX</w:t>
+      </w:r>
+      <w:proofErr w:type="spellEnd"/>
+      <w:r>
+        <w:rPr>
+          <w:rFonts w:ascii="Calibri" w:hAnsi="Calibri" w:cs="Calibri"/>
+          <w:sz w:val="40"/>
+          <w:szCs w:val="40"/>
+          <w:vertAlign w:val="subscript"/>
+        </w:rPr>
+        <w:t>(</w:t>
+      </w:r>
+      <w:r>
+        <w:rPr>
+          <w:rFonts w:ascii="Calibri" w:hAnsi="Calibri" w:cs="Calibri"/>
+          <w:sz w:val="40"/>
+          <w:szCs w:val="40"/>
+          <w:vertAlign w:val="subscript"/>
+        </w:rPr>
+        <w:t>Ár</w:t>
+      </w:r>
+      <w:r>
+        <w:rPr>
+          <w:rFonts w:ascii="Calibri" w:hAnsi="Calibri" w:cs="Calibri"/>
+          <w:sz w:val="40"/>
+          <w:szCs w:val="40"/>
+          <w:vertAlign w:val="subscript"/>
+        </w:rPr>
+        <w:t>)</w:t>
+      </w:r>
+      <w:r>
+        <w:rPr>
+          <w:rFonts w:ascii="Calibri" w:hAnsi="Calibri" w:cs="Calibri"/>
+          <w:sz w:val="40"/>
+          <w:szCs w:val="40"/>
+          <w:vertAlign w:val="subscript"/>
+        </w:rPr>
+        <w:sym w:font="Wingdings" w:char="F0E0"/>
+      </w:r>
+      <w:r>
+        <w:rPr>
+          <w:rFonts w:ascii="Calibri" w:hAnsi="Calibri" w:cs="Calibri"/>
+          <w:sz w:val="40"/>
+          <w:szCs w:val="40"/>
+          <w:vertAlign w:val="subscript"/>
+        </w:rPr>
+        <w:t>M</w:t>
+      </w:r>
+      <w:r>
+        <w:rPr>
+          <w:rFonts w:ascii="Calibri" w:hAnsi="Calibri" w:cs="Calibri"/>
+          <w:sz w:val="40"/>
+          <w:szCs w:val="40"/>
+        </w:rPr>
+        <w:t xml:space="preserve"> (Termék)</w:t>
+      </w:r>
+    </w:p>
+    <w:p>
+      <w:r>
+        <w:t xml:space="preserve">8. Hányszor vásároltak a T105-ös kódú termékből! </w:t>
+      </w:r>
+    </w:p>
+    <w:p>
+      <w:pPr>
+        <w:jc w:val="center"/>
+        <w:rPr>
+          <w:sz w:val="40"/>
+          <w:szCs w:val="40"/>
+        </w:rPr>
+      </w:pPr>
+      <w:proofErr w:type="spellStart"/>
+      <w:r>
+        <w:rPr>
+          <w:rFonts w:ascii="Calibri" w:hAnsi="Calibri" w:cs="Calibri"/>
+          <w:sz w:val="40"/>
+          <w:szCs w:val="40"/>
+        </w:rPr>
+        <w:t>γ</w:t>
+      </w:r>
+      <w:proofErr w:type="gramStart"/>
+      <w:r>
+        <w:rPr>
+          <w:rFonts w:ascii="Calibri" w:hAnsi="Calibri" w:cs="Calibri"/>
+          <w:sz w:val="40"/>
+          <w:szCs w:val="40"/>
+          <w:vertAlign w:val="subscript"/>
+        </w:rPr>
+        <w:t>count</w:t>
+      </w:r>
+      <w:proofErr w:type="spellEnd"/>
+      <w:r>
+        <w:rPr>
+          <w:rFonts w:ascii="Calibri" w:hAnsi="Calibri" w:cs="Calibri"/>
+          <w:sz w:val="40"/>
+          <w:szCs w:val="40"/>
+          <w:vertAlign w:val="subscript"/>
+        </w:rPr>
+        <w:t>(</w:t>
+      </w:r>
+      <w:proofErr w:type="gramEnd"/>
+      <w:r>
+        <w:rPr>
+          <w:rFonts w:ascii="Calibri" w:hAnsi="Calibri" w:cs="Calibri"/>
+          <w:sz w:val="40"/>
+          <w:szCs w:val="40"/>
+          <w:vertAlign w:val="subscript"/>
+        </w:rPr>
+        <w:t>K</w:t>
+      </w:r>
+      <w:r>
+        <w:rPr>
+          <w:rFonts w:ascii="Calibri" w:hAnsi="Calibri" w:cs="Calibri"/>
+          <w:sz w:val="40"/>
+          <w:szCs w:val="40"/>
+          <w:vertAlign w:val="subscript"/>
+        </w:rPr>
+        <w:t>ód)</w:t>
+      </w:r>
+      <w:r>
+        <w:rPr>
+          <w:rFonts w:ascii="Calibri" w:hAnsi="Calibri" w:cs="Calibri"/>
+          <w:sz w:val="40"/>
+          <w:szCs w:val="40"/>
+          <w:vertAlign w:val="subscript"/>
+        </w:rPr>
+        <w:sym w:font="Wingdings" w:char="F0E0"/>
+      </w:r>
+      <w:r>
+        <w:rPr>
+          <w:rFonts w:ascii="Calibri" w:hAnsi="Calibri" w:cs="Calibri"/>
+          <w:sz w:val="40"/>
+          <w:szCs w:val="40"/>
+          <w:vertAlign w:val="subscript"/>
+        </w:rPr>
+        <w:t>darab</w:t>
+      </w:r>
+      <w:r>
+        <w:rPr>
+          <w:rFonts w:ascii="Calibri" w:hAnsi="Calibri" w:cs="Calibri"/>
+          <w:sz w:val="40"/>
+          <w:szCs w:val="40"/>
+        </w:rPr>
+        <w:t xml:space="preserve"> (</w:t>
+      </w:r>
+      <w:proofErr w:type="spellStart"/>
+      <w:r>
+        <w:rPr>
+          <w:rFonts w:ascii="Calibri" w:hAnsi="Calibri" w:cs="Calibri"/>
+          <w:sz w:val="40"/>
+          <w:szCs w:val="40"/>
+        </w:rPr>
+        <w:t>σ</w:t>
+      </w:r>
+      <w:r>
+        <w:rPr>
+          <w:rFonts w:ascii="Biome" w:hAnsi="Biome" w:cs="Biome"/>
+          <w:sz w:val="40"/>
+          <w:szCs w:val="40"/>
+          <w:vertAlign w:val="subscript"/>
+        </w:rPr>
+        <w:t>Kód</w:t>
+      </w:r>
+      <w:proofErr w:type="spellEnd"/>
+      <w:proofErr w:type="gramStart"/>
+      <w:r>
+        <w:rPr>
+          <w:rFonts w:ascii="Biome" w:hAnsi="Biome" w:cs="Biome"/>
+          <w:sz w:val="40"/>
+          <w:szCs w:val="40"/>
+          <w:vertAlign w:val="subscript"/>
+        </w:rPr>
+        <w:t>=”T105”</w:t>
+      </w:r>
+      <w:r>
+        <w:rPr>
+          <w:rFonts w:ascii="Calibri" w:hAnsi="Calibri" w:cs="Calibri"/>
+          <w:sz w:val="40"/>
+          <w:szCs w:val="40"/>
+        </w:rPr>
+        <w:t>(</w:t>
+      </w:r>
+      <w:proofErr w:type="gramEnd"/>
+      <w:r>
+        <w:rPr>
+          <w:rFonts w:ascii="Calibri" w:hAnsi="Calibri" w:cs="Calibri"/>
+          <w:sz w:val="40"/>
+          <w:szCs w:val="40"/>
+        </w:rPr>
+        <w:t>Vásárlás)</w:t>
+      </w:r>
+      <w:r>
+        <w:rPr>
+          <w:rFonts w:ascii="Calibri" w:hAnsi="Calibri" w:cs="Calibri"/>
+          <w:sz w:val="40"/>
+          <w:szCs w:val="40"/>
+        </w:rPr>
+        <w:t>)</w:t>
+      </w:r>
+    </w:p>
+    <w:p>
+      <w:r>
+        <w:t>9. Összesen hány darabot vásároltak a T105-ös kódú termékből!</w:t>
+      </w:r>
+    </w:p>
+    <w:p>
+      <w:pPr>
+        <w:jc w:val="center"/>
+        <w:rPr>
+          <w:sz w:val="40"/>
+          <w:szCs w:val="40"/>
+        </w:rPr>
+      </w:pPr>
+      <w:r>
+        <w:t xml:space="preserve"> </w:t>
+      </w:r>
+      <w:proofErr w:type="spellStart"/>
+      <w:r>
+        <w:rPr>
+          <w:rFonts w:ascii="Calibri" w:hAnsi="Calibri" w:cs="Calibri"/>
+          <w:sz w:val="40"/>
+          <w:szCs w:val="40"/>
+        </w:rPr>
+        <w:t>γ</w:t>
+      </w:r>
+      <w:r>
+        <w:rPr>
+          <w:rFonts w:ascii="Calibri" w:hAnsi="Calibri" w:cs="Calibri"/>
+          <w:sz w:val="40"/>
+          <w:szCs w:val="40"/>
+          <w:vertAlign w:val="subscript"/>
+        </w:rPr>
+        <w:t>SUM</w:t>
+      </w:r>
+      <w:proofErr w:type="spellEnd"/>
+      <w:r>
+        <w:rPr>
+          <w:rFonts w:ascii="Calibri" w:hAnsi="Calibri" w:cs="Calibri"/>
+          <w:sz w:val="40"/>
+          <w:szCs w:val="40"/>
+          <w:vertAlign w:val="subscript"/>
+        </w:rPr>
+        <w:t>(</w:t>
+      </w:r>
+      <w:r>
+        <w:rPr>
+          <w:rFonts w:ascii="Calibri" w:hAnsi="Calibri" w:cs="Calibri"/>
+          <w:sz w:val="40"/>
+          <w:szCs w:val="40"/>
+          <w:vertAlign w:val="subscript"/>
+        </w:rPr>
+        <w:t>Darab</w:t>
+      </w:r>
+      <w:r>
+        <w:rPr>
+          <w:rFonts w:ascii="Calibri" w:hAnsi="Calibri" w:cs="Calibri"/>
+          <w:sz w:val="40"/>
+          <w:szCs w:val="40"/>
+          <w:vertAlign w:val="subscript"/>
+        </w:rPr>
+        <w:t>)</w:t>
+      </w:r>
+      <w:r>
+        <w:rPr>
+          <w:rFonts w:ascii="Calibri" w:hAnsi="Calibri" w:cs="Calibri"/>
+          <w:sz w:val="40"/>
+          <w:szCs w:val="40"/>
+          <w:vertAlign w:val="subscript"/>
+        </w:rPr>
+        <w:sym w:font="Wingdings" w:char="F0E0"/>
+      </w:r>
+      <w:r>
+        <w:rPr>
+          <w:rFonts w:ascii="Calibri" w:hAnsi="Calibri" w:cs="Calibri"/>
+          <w:sz w:val="40"/>
+          <w:szCs w:val="40"/>
+          <w:vertAlign w:val="subscript"/>
+        </w:rPr>
+        <w:t>összesen</w:t>
+      </w:r>
+      <w:r>
+        <w:rPr>
+          <w:rFonts w:ascii="Calibri" w:hAnsi="Calibri" w:cs="Calibri"/>
+          <w:sz w:val="40"/>
+          <w:szCs w:val="40"/>
+        </w:rPr>
+        <w:t xml:space="preserve"> (</w:t>
+      </w:r>
+      <w:proofErr w:type="spellStart"/>
+      <w:r>
+        <w:rPr>
+          <w:rFonts w:ascii="Calibri" w:hAnsi="Calibri" w:cs="Calibri"/>
+          <w:sz w:val="40"/>
+          <w:szCs w:val="40"/>
+        </w:rPr>
+        <w:t>σ</w:t>
+      </w:r>
+      <w:r>
+        <w:rPr>
+          <w:rFonts w:ascii="Biome" w:hAnsi="Biome" w:cs="Biome"/>
+          <w:sz w:val="40"/>
+          <w:szCs w:val="40"/>
+          <w:vertAlign w:val="subscript"/>
+        </w:rPr>
+        <w:t>Kód</w:t>
+      </w:r>
+      <w:proofErr w:type="spellEnd"/>
+      <w:proofErr w:type="gramStart"/>
+      <w:r>
+        <w:rPr>
+          <w:rFonts w:ascii="Biome" w:hAnsi="Biome" w:cs="Biome"/>
+          <w:sz w:val="40"/>
+          <w:szCs w:val="40"/>
+          <w:vertAlign w:val="subscript"/>
+        </w:rPr>
+        <w:t>=”T105”</w:t>
+      </w:r>
+      <w:r>
+        <w:rPr>
+          <w:rFonts w:ascii="Calibri" w:hAnsi="Calibri" w:cs="Calibri"/>
+          <w:sz w:val="40"/>
+          <w:szCs w:val="40"/>
+        </w:rPr>
+        <w:t>(</w:t>
+      </w:r>
+      <w:proofErr w:type="gramEnd"/>
+      <w:r>
+        <w:rPr>
+          <w:rFonts w:ascii="Calibri" w:hAnsi="Calibri" w:cs="Calibri"/>
+          <w:sz w:val="40"/>
+          <w:szCs w:val="40"/>
+        </w:rPr>
+        <w:t>Vásárlás))</w:t>
+      </w:r>
+    </w:p>
+    <w:p>
+      <w:r>
+        <w:t xml:space="preserve">10. Kérdezze le összesen hány darabot vásároltak az egyes termékből! </w:t>
+      </w:r>
+    </w:p>
+    <w:p>
+      <w:pPr>
+        <w:jc w:val="center"/>
+        <w:rPr>
+          <w:rFonts w:ascii="Biome" w:hAnsi="Biome" w:cs="Biome"/>
+          <w:sz w:val="40"/>
+          <w:szCs w:val="40"/>
+        </w:rPr>
+      </w:pPr>
+      <w:proofErr w:type="spellStart"/>
+      <w:r>
+        <w:rPr>
+          <w:rFonts w:ascii="Calibri" w:hAnsi="Calibri" w:cs="Calibri"/>
+          <w:sz w:val="40"/>
+          <w:szCs w:val="40"/>
+        </w:rPr>
+        <w:t>γ</w:t>
+      </w:r>
+      <w:r>
+        <w:rPr>
+          <w:rFonts w:ascii="Calibri" w:hAnsi="Calibri" w:cs="Calibri"/>
+          <w:sz w:val="40"/>
+          <w:szCs w:val="40"/>
+          <w:vertAlign w:val="subscript"/>
+        </w:rPr>
+        <w:t>Kód</w:t>
+      </w:r>
+      <w:proofErr w:type="spellEnd"/>
+      <w:r>
+        <w:rPr>
+          <w:rFonts w:ascii="Calibri" w:hAnsi="Calibri" w:cs="Calibri"/>
+          <w:sz w:val="40"/>
+          <w:szCs w:val="40"/>
+          <w:vertAlign w:val="subscript"/>
+        </w:rPr>
+        <w:t xml:space="preserve">, </w:t>
+      </w:r>
+      <w:r>
+        <w:rPr>
+          <w:rFonts w:ascii="Calibri" w:hAnsi="Calibri" w:cs="Calibri"/>
+          <w:sz w:val="40"/>
+          <w:szCs w:val="40"/>
+          <w:vertAlign w:val="subscript"/>
+        </w:rPr>
+        <w:t>SUM</w:t>
+      </w:r>
+      <w:r>
+        <w:rPr>
+          <w:rFonts w:ascii="Calibri" w:hAnsi="Calibri" w:cs="Calibri"/>
+          <w:sz w:val="40"/>
+          <w:szCs w:val="40"/>
+          <w:vertAlign w:val="subscript"/>
+        </w:rPr>
+        <w:t>(</w:t>
+      </w:r>
+      <w:r>
+        <w:rPr>
+          <w:rFonts w:ascii="Calibri" w:hAnsi="Calibri" w:cs="Calibri"/>
+          <w:sz w:val="40"/>
+          <w:szCs w:val="40"/>
+          <w:vertAlign w:val="subscript"/>
+        </w:rPr>
+        <w:t>Darab</w:t>
+      </w:r>
+      <w:r>
+        <w:rPr>
+          <w:rFonts w:ascii="Calibri" w:hAnsi="Calibri" w:cs="Calibri"/>
+          <w:sz w:val="40"/>
+          <w:szCs w:val="40"/>
+          <w:vertAlign w:val="subscript"/>
+        </w:rPr>
+        <w:t>)</w:t>
+      </w:r>
+      <w:r>
+        <w:rPr>
+          <w:rFonts w:ascii="Calibri" w:hAnsi="Calibri" w:cs="Calibri"/>
+          <w:sz w:val="40"/>
+          <w:szCs w:val="40"/>
+          <w:vertAlign w:val="subscript"/>
+        </w:rPr>
+        <w:sym w:font="Wingdings" w:char="F0E0"/>
+      </w:r>
+      <w:r>
+        <w:rPr>
+          <w:rFonts w:ascii="Calibri" w:hAnsi="Calibri" w:cs="Calibri"/>
+          <w:sz w:val="40"/>
+          <w:szCs w:val="40"/>
+          <w:vertAlign w:val="subscript"/>
+        </w:rPr>
+        <w:t>összesen</w:t>
+      </w:r>
+      <w:r>
+        <w:rPr>
+          <w:rFonts w:ascii="Calibri" w:hAnsi="Calibri" w:cs="Calibri"/>
+          <w:sz w:val="40"/>
+          <w:szCs w:val="40"/>
+        </w:rPr>
+        <w:t xml:space="preserve"> (Vásárlás)</w:t>
+      </w:r>
+      <w:r>
+        <w:rPr>
+          <w:rFonts w:ascii="Biome" w:hAnsi="Biome" w:cs="Biome"/>
+          <w:sz w:val="40"/>
+          <w:szCs w:val="40"/>
+        </w:rPr>
+        <w:t>)</w:t>
+      </w:r>
+    </w:p>
+    <w:p>
+      <w:r>
+        <w:t xml:space="preserve">11. Kérdezze le összesen hány darabot vásároltak az egyes termékből! A </w:t>
+      </w:r>
+      <w:r>
+        <w:rPr>
+          <w:i/>
+          <w:iCs/>
+        </w:rPr>
+        <w:t xml:space="preserve">termék nevét </w:t>
+      </w:r>
+      <w:r>
+        <w:t>írja ki!</w:t>
+      </w:r>
+    </w:p>
+    <w:p>
+      <w:pPr>
+        <w:jc w:val="center"/>
+        <w:rPr>
+          <w:rFonts w:ascii="Biome" w:hAnsi="Biome" w:cs="Biome"/>
+          <w:sz w:val="40"/>
+          <w:szCs w:val="40"/>
+        </w:rPr>
+      </w:pPr>
+      <w:proofErr w:type="spellStart"/>
+      <w:r>
+        <w:rPr>
+          <w:rFonts w:ascii="Calibri" w:hAnsi="Calibri" w:cs="Calibri"/>
+          <w:sz w:val="40"/>
+          <w:szCs w:val="40"/>
+        </w:rPr>
+        <w:t>Π</w:t>
+      </w:r>
+      <w:r>
+        <w:rPr>
+          <w:rFonts w:ascii="Biome" w:hAnsi="Biome" w:cs="Biome"/>
+          <w:sz w:val="40"/>
+          <w:szCs w:val="40"/>
+          <w:vertAlign w:val="subscript"/>
+        </w:rPr>
+        <w:t>Név</w:t>
+      </w:r>
+      <w:proofErr w:type="spellEnd"/>
+      <w:r>
+        <w:rPr>
+          <w:rFonts w:ascii="Biome" w:hAnsi="Biome" w:cs="Biome"/>
+          <w:sz w:val="40"/>
+          <w:szCs w:val="40"/>
+          <w:vertAlign w:val="subscript"/>
+        </w:rPr>
+        <w:t xml:space="preserve">, </w:t>
+      </w:r>
+      <w:proofErr w:type="gramStart"/>
+      <w:r>
+        <w:rPr>
+          <w:rFonts w:ascii="Biome" w:hAnsi="Biome" w:cs="Biome"/>
+          <w:sz w:val="40"/>
+          <w:szCs w:val="40"/>
+          <w:vertAlign w:val="subscript"/>
+        </w:rPr>
+        <w:t>Összesen</w:t>
+      </w:r>
+      <w:r>
+        <w:rPr>
+          <w:rFonts w:ascii="Biome" w:hAnsi="Biome" w:cs="Biome"/>
+          <w:sz w:val="40"/>
+          <w:szCs w:val="40"/>
+        </w:rPr>
+        <w:t>(</w:t>
+      </w:r>
+      <w:proofErr w:type="gramEnd"/>
+      <w:r>
+        <w:rPr>
+          <w:rFonts w:ascii="Biome" w:hAnsi="Biome" w:cs="Biome"/>
+          <w:sz w:val="40"/>
+          <w:szCs w:val="40"/>
+        </w:rPr>
+        <w:t>Termék</w:t>
+      </w:r>
+      <w:r>
+        <w:rPr>
+          <w:rFonts w:ascii="Cambria Math" w:hAnsi="Cambria Math" w:cs="Cambria Math"/>
+          <w:sz w:val="40"/>
+          <w:szCs w:val="40"/>
+        </w:rPr>
+        <w:t>⋈</w:t>
+      </w:r>
+      <w:r>
+        <w:rPr>
+          <w:rFonts w:ascii="Cambria Math" w:hAnsi="Cambria Math" w:cs="Cambria Math"/>
+          <w:sz w:val="40"/>
+          <w:szCs w:val="40"/>
+          <w:vertAlign w:val="subscript"/>
+        </w:rPr>
+        <w:t xml:space="preserve"> </w:t>
+      </w:r>
+      <w:proofErr w:type="spellStart"/>
+      <w:r>
+        <w:rPr>
+          <w:rFonts w:ascii="Cambria Math" w:hAnsi="Cambria Math" w:cs="Cambria Math"/>
+          <w:sz w:val="40"/>
+          <w:szCs w:val="40"/>
+          <w:vertAlign w:val="subscript"/>
+        </w:rPr>
+        <w:t>Tkód</w:t>
+      </w:r>
+      <w:proofErr w:type="spellEnd"/>
+      <w:r>
+        <w:rPr>
+          <w:rFonts w:ascii="Cambria Math" w:hAnsi="Cambria Math" w:cs="Cambria Math"/>
+          <w:sz w:val="40"/>
+          <w:szCs w:val="40"/>
+          <w:vertAlign w:val="subscript"/>
+        </w:rPr>
+        <w:t>=</w:t>
+      </w:r>
+      <w:r>
+        <w:rPr>
+          <w:rFonts w:ascii="Cambria Math" w:hAnsi="Cambria Math" w:cs="Cambria Math"/>
+          <w:sz w:val="40"/>
+          <w:szCs w:val="40"/>
+          <w:vertAlign w:val="subscript"/>
+        </w:rPr>
+        <w:t xml:space="preserve"> Kód</w:t>
+      </w:r>
+      <w:r>
+        <w:t xml:space="preserve"> </w:t>
+      </w:r>
+      <w:proofErr w:type="spellStart"/>
+      <w:r>
+        <w:rPr>
+          <w:rFonts w:ascii="Calibri" w:hAnsi="Calibri" w:cs="Calibri"/>
+          <w:sz w:val="40"/>
+          <w:szCs w:val="40"/>
+        </w:rPr>
+        <w:t>γ</w:t>
+      </w:r>
+      <w:r>
+        <w:rPr>
+          <w:rFonts w:ascii="Calibri" w:hAnsi="Calibri" w:cs="Calibri"/>
+          <w:sz w:val="40"/>
+          <w:szCs w:val="40"/>
+          <w:vertAlign w:val="subscript"/>
+        </w:rPr>
+        <w:t>Kód</w:t>
+      </w:r>
+      <w:proofErr w:type="spellEnd"/>
+      <w:r>
+        <w:rPr>
+          <w:rFonts w:ascii="Calibri" w:hAnsi="Calibri" w:cs="Calibri"/>
+          <w:sz w:val="40"/>
+          <w:szCs w:val="40"/>
+          <w:vertAlign w:val="subscript"/>
+        </w:rPr>
+        <w:t xml:space="preserve">, </w:t>
+      </w:r>
+      <w:r>
+        <w:rPr>
+          <w:rFonts w:ascii="Calibri" w:hAnsi="Calibri" w:cs="Calibri"/>
+          <w:sz w:val="40"/>
+          <w:szCs w:val="40"/>
+          <w:vertAlign w:val="subscript"/>
+        </w:rPr>
+        <w:t>SUM</w:t>
+      </w:r>
+      <w:r>
+        <w:rPr>
+          <w:rFonts w:ascii="Calibri" w:hAnsi="Calibri" w:cs="Calibri"/>
+          <w:sz w:val="40"/>
+          <w:szCs w:val="40"/>
+          <w:vertAlign w:val="subscript"/>
+        </w:rPr>
+        <w:t>(</w:t>
+      </w:r>
+      <w:r>
+        <w:rPr>
+          <w:rFonts w:ascii="Calibri" w:hAnsi="Calibri" w:cs="Calibri"/>
+          <w:sz w:val="40"/>
+          <w:szCs w:val="40"/>
+          <w:vertAlign w:val="subscript"/>
+        </w:rPr>
+        <w:t>Darab</w:t>
+      </w:r>
+      <w:r>
+        <w:rPr>
+          <w:rFonts w:ascii="Calibri" w:hAnsi="Calibri" w:cs="Calibri"/>
+          <w:sz w:val="40"/>
+          <w:szCs w:val="40"/>
+          <w:vertAlign w:val="subscript"/>
+        </w:rPr>
+        <w:t>)</w:t>
+      </w:r>
+      <w:r>
+        <w:rPr>
+          <w:rFonts w:ascii="Calibri" w:hAnsi="Calibri" w:cs="Calibri"/>
+          <w:sz w:val="40"/>
+          <w:szCs w:val="40"/>
+          <w:vertAlign w:val="subscript"/>
+        </w:rPr>
+        <w:sym w:font="Wingdings" w:char="F0E0"/>
+      </w:r>
+      <w:r>
+        <w:rPr>
+          <w:rFonts w:ascii="Calibri" w:hAnsi="Calibri" w:cs="Calibri"/>
+          <w:sz w:val="40"/>
+          <w:szCs w:val="40"/>
+          <w:vertAlign w:val="subscript"/>
+        </w:rPr>
+        <w:t>összesen</w:t>
+      </w:r>
+      <w:r>
+        <w:rPr>
+          <w:rFonts w:ascii="Calibri" w:hAnsi="Calibri" w:cs="Calibri"/>
+          <w:sz w:val="40"/>
+          <w:szCs w:val="40"/>
+        </w:rPr>
+        <w:t xml:space="preserve"> (Vásárlás)</w:t>
+      </w:r>
+      <w:r>
+        <w:rPr>
+          <w:rFonts w:ascii="Biome" w:hAnsi="Biome" w:cs="Biome"/>
+          <w:sz w:val="40"/>
+          <w:szCs w:val="40"/>
+        </w:rPr>
+        <w:t>)</w:t>
+      </w:r>
+    </w:p>
     <w:p/>
-    <w:p/>
+    <w:p>
+      <w:r>
+        <w:t xml:space="preserve">12. Kérdezze le az egyes városokban hány fő vásárló van! </w:t>
+      </w:r>
+    </w:p>
+    <w:p>
+      <w:r>
+        <w:t>13. Kérdezze le összesen mennyit fizetett Fekete Péter!</w:t>
+      </w:r>
+    </w:p>
     <w:p/>
     <w:p>
       <w:pPr>
@@ -2404,14 +4659,83 @@
       </w:r>
     </w:p>
     <w:p>
+      <w:proofErr w:type="spellStart"/>
       <w:r>
         <w:lastRenderedPageBreak/>
-        <w:t>b.) Adott a következő relációs séma! Készítse el a neptunkod adatbázisba, MySQL felületen!</w:t>
-      </w:r>
-    </w:p>
-    <w:p>
-      <w:r>
-        <w:t>KÖNYV [ISBN C(20) PK, Cim C(40), Targy C(30), Ar INT]</w:t>
+        <w:t>b.</w:t>
+      </w:r>
+      <w:proofErr w:type="spellEnd"/>
+      <w:r>
+        <w:t xml:space="preserve">) Adott a következő relációs séma! Készítse el a </w:t>
+      </w:r>
+      <w:proofErr w:type="spellStart"/>
+      <w:r>
+        <w:t>neptunkod</w:t>
+      </w:r>
+      <w:proofErr w:type="spellEnd"/>
+      <w:r>
+        <w:t xml:space="preserve"> adatbázisba, </w:t>
+      </w:r>
+      <w:proofErr w:type="spellStart"/>
+      <w:r>
+        <w:t>MySQL</w:t>
+      </w:r>
+      <w:proofErr w:type="spellEnd"/>
+      <w:r>
+        <w:t xml:space="preserve"> felületen!</w:t>
+      </w:r>
+    </w:p>
+    <w:p>
+      <w:r>
+        <w:t xml:space="preserve">KÖNYV [ISBN </w:t>
+      </w:r>
+      <w:proofErr w:type="gramStart"/>
+      <w:r>
+        <w:t>C(</w:t>
+      </w:r>
+      <w:proofErr w:type="gramEnd"/>
+      <w:r>
+        <w:t xml:space="preserve">20) PK, </w:t>
+      </w:r>
+      <w:proofErr w:type="spellStart"/>
+      <w:r>
+        <w:t>Cim</w:t>
+      </w:r>
+      <w:proofErr w:type="spellEnd"/>
+      <w:r>
+        <w:t xml:space="preserve"> </w:t>
+      </w:r>
+      <w:proofErr w:type="gramStart"/>
+      <w:r>
+        <w:t>C(</w:t>
+      </w:r>
+      <w:proofErr w:type="gramEnd"/>
+      <w:r>
+        <w:t xml:space="preserve">40), </w:t>
+      </w:r>
+      <w:proofErr w:type="spellStart"/>
+      <w:r>
+        <w:t>Targy</w:t>
+      </w:r>
+      <w:proofErr w:type="spellEnd"/>
+      <w:r>
+        <w:t xml:space="preserve"> </w:t>
+      </w:r>
+      <w:proofErr w:type="gramStart"/>
+      <w:r>
+        <w:t>C(</w:t>
+      </w:r>
+      <w:proofErr w:type="gramEnd"/>
+      <w:r>
+        <w:t xml:space="preserve">30), </w:t>
+      </w:r>
+      <w:proofErr w:type="spellStart"/>
+      <w:r>
+        <w:t>Ar</w:t>
+      </w:r>
+      <w:proofErr w:type="spellEnd"/>
+      <w:r>
+        <w:t xml:space="preserve"> INT]</w:t>
       </w:r>
     </w:p>
     <w:p/>
@@ -2432,17 +4756,47 @@
     </w:p>
     <w:p>
       <w:r>
-        <w:t>SELECT count(*) AS KonxvekSzama from Könyv;</w:t>
-      </w:r>
-    </w:p>
-    <w:p>
-      <w:pPr>
-        <w:rPr>
-          <w:rFonts w:ascii="Biome" w:hAnsi="Biome" w:cs="Biome"/>
-          <w:sz w:val="40"/>
-          <w:szCs w:val="40"/>
-        </w:rPr>
-      </w:pPr>
+        <w:t xml:space="preserve">SELECT </w:t>
+      </w:r>
+      <w:proofErr w:type="spellStart"/>
+      <w:proofErr w:type="gramStart"/>
+      <w:r>
+        <w:t>count</w:t>
+      </w:r>
+      <w:proofErr w:type="spellEnd"/>
+      <w:r>
+        <w:t>(</w:t>
+      </w:r>
+      <w:proofErr w:type="gramEnd"/>
+      <w:r>
+        <w:t xml:space="preserve">*) AS </w:t>
+      </w:r>
+      <w:proofErr w:type="spellStart"/>
+      <w:r>
+        <w:t>KonxvekSzama</w:t>
+      </w:r>
+      <w:proofErr w:type="spellEnd"/>
+      <w:r>
+        <w:t xml:space="preserve"> </w:t>
+      </w:r>
+      <w:proofErr w:type="spellStart"/>
+      <w:r>
+        <w:t>from</w:t>
+      </w:r>
+      <w:proofErr w:type="spellEnd"/>
+      <w:r>
+        <w:t xml:space="preserve"> Könyv;</w:t>
+      </w:r>
+    </w:p>
+    <w:p>
+      <w:pPr>
+        <w:rPr>
+          <w:rFonts w:ascii="Biome" w:hAnsi="Biome" w:cs="Biome"/>
+          <w:sz w:val="40"/>
+          <w:szCs w:val="40"/>
+        </w:rPr>
+      </w:pPr>
+      <w:proofErr w:type="spellStart"/>
       <w:r>
         <w:rPr>
           <w:rFonts w:ascii="Biome" w:hAnsi="Biome" w:cs="Biome"/>
@@ -2451,6 +4805,7 @@
         </w:rPr>
         <w:t>Г</w:t>
       </w:r>
+      <w:proofErr w:type="gramStart"/>
       <w:r>
         <w:rPr>
           <w:rFonts w:ascii="Biome" w:hAnsi="Biome" w:cs="Biome"/>
@@ -2458,7 +4813,27 @@
           <w:szCs w:val="40"/>
           <w:vertAlign w:val="superscript"/>
         </w:rPr>
-        <w:t>count(*)</w:t>
+        <w:t>count</w:t>
+      </w:r>
+      <w:proofErr w:type="spellEnd"/>
+      <w:r>
+        <w:rPr>
+          <w:rFonts w:ascii="Biome" w:hAnsi="Biome" w:cs="Biome"/>
+          <w:sz w:val="40"/>
+          <w:szCs w:val="40"/>
+          <w:vertAlign w:val="superscript"/>
+        </w:rPr>
+        <w:t>(</w:t>
+      </w:r>
+      <w:proofErr w:type="gramEnd"/>
+      <w:r>
+        <w:rPr>
+          <w:rFonts w:ascii="Biome" w:hAnsi="Biome" w:cs="Biome"/>
+          <w:sz w:val="40"/>
+          <w:szCs w:val="40"/>
+          <w:vertAlign w:val="superscript"/>
+        </w:rPr>
+        <w:t>*)</w:t>
       </w:r>
       <w:r>
         <w:rPr>
@@ -2487,10 +4862,37 @@
     </w:p>
     <w:p>
       <w:r>
-        <w:t>SELECT avg(Ar) AS AtlagAr FROM Könyv;</w:t>
-      </w:r>
-    </w:p>
-    <w:p>
+        <w:t xml:space="preserve">SELECT </w:t>
+      </w:r>
+      <w:proofErr w:type="spellStart"/>
+      <w:proofErr w:type="gramStart"/>
+      <w:r>
+        <w:t>avg</w:t>
+      </w:r>
+      <w:proofErr w:type="spellEnd"/>
+      <w:r>
+        <w:t>(</w:t>
+      </w:r>
+      <w:proofErr w:type="spellStart"/>
+      <w:proofErr w:type="gramEnd"/>
+      <w:r>
+        <w:t>Ar</w:t>
+      </w:r>
+      <w:proofErr w:type="spellEnd"/>
+      <w:r>
+        <w:t xml:space="preserve">) AS </w:t>
+      </w:r>
+      <w:proofErr w:type="spellStart"/>
+      <w:r>
+        <w:t>AtlagAr</w:t>
+      </w:r>
+      <w:proofErr w:type="spellEnd"/>
+      <w:r>
+        <w:t xml:space="preserve"> FROM Könyv;</w:t>
+      </w:r>
+    </w:p>
+    <w:p>
+      <w:proofErr w:type="spellStart"/>
       <w:r>
         <w:rPr>
           <w:rFonts w:ascii="Biome" w:hAnsi="Biome" w:cs="Biome"/>
@@ -2508,6 +4910,7 @@
         </w:rPr>
         <w:t>avg</w:t>
       </w:r>
+      <w:proofErr w:type="spellEnd"/>
       <w:r>
         <w:rPr>
           <w:rFonts w:ascii="Biome" w:hAnsi="Biome" w:cs="Biome"/>
@@ -2517,6 +4920,7 @@
         </w:rPr>
         <w:t>(</w:t>
       </w:r>
+      <w:proofErr w:type="spellStart"/>
       <w:r>
         <w:rPr>
           <w:rFonts w:ascii="Biome" w:hAnsi="Biome" w:cs="Biome"/>
@@ -2526,6 +4930,7 @@
         </w:rPr>
         <w:t>ar</w:t>
       </w:r>
+      <w:proofErr w:type="spellEnd"/>
       <w:r>
         <w:rPr>
           <w:rFonts w:ascii="Biome" w:hAnsi="Biome" w:cs="Biome"/>
@@ -2564,14 +4969,130 @@
       <w:r>
         <w:t xml:space="preserve">SELECT </w:t>
       </w:r>
-      <w:r>
+      <w:proofErr w:type="gramStart"/>
+      <w:r>
+        <w:t>min(</w:t>
+      </w:r>
+      <w:proofErr w:type="spellStart"/>
+      <w:proofErr w:type="gramEnd"/>
+      <w:r>
+        <w:t>Ar</w:t>
+      </w:r>
+      <w:proofErr w:type="spellEnd"/>
+      <w:r>
+        <w:t xml:space="preserve">) AS </w:t>
+      </w:r>
+      <w:proofErr w:type="spellStart"/>
+      <w:r>
+        <w:t>AtlagAr</w:t>
+      </w:r>
+      <w:proofErr w:type="spellEnd"/>
+      <w:r>
+        <w:t xml:space="preserve"> FROM Könyv;</w:t>
+      </w:r>
+    </w:p>
+    <w:p>
+      <w:proofErr w:type="spellStart"/>
+      <w:r>
+        <w:rPr>
+          <w:rFonts w:ascii="Biome" w:hAnsi="Biome" w:cs="Biome"/>
+          <w:sz w:val="40"/>
+          <w:szCs w:val="40"/>
+        </w:rPr>
+        <w:t>Г</w:t>
+      </w:r>
+      <w:r>
+        <w:rPr>
+          <w:rFonts w:ascii="Biome" w:hAnsi="Biome" w:cs="Biome"/>
+          <w:sz w:val="40"/>
+          <w:szCs w:val="40"/>
+          <w:vertAlign w:val="superscript"/>
+        </w:rPr>
         <w:t>min</w:t>
       </w:r>
-      <w:r>
-        <w:t>(Ar) AS AtlagAr FROM Könyv;</w:t>
-      </w:r>
-    </w:p>
-    <w:p>
+      <w:proofErr w:type="spellEnd"/>
+      <w:r>
+        <w:rPr>
+          <w:rFonts w:ascii="Biome" w:hAnsi="Biome" w:cs="Biome"/>
+          <w:sz w:val="40"/>
+          <w:szCs w:val="40"/>
+          <w:vertAlign w:val="superscript"/>
+        </w:rPr>
+        <w:t>(</w:t>
+      </w:r>
+      <w:proofErr w:type="spellStart"/>
+      <w:r>
+        <w:rPr>
+          <w:rFonts w:ascii="Biome" w:hAnsi="Biome" w:cs="Biome"/>
+          <w:sz w:val="40"/>
+          <w:szCs w:val="40"/>
+          <w:vertAlign w:val="superscript"/>
+        </w:rPr>
+        <w:t>ar</w:t>
+      </w:r>
+      <w:proofErr w:type="spellEnd"/>
+      <w:r>
+        <w:rPr>
+          <w:rFonts w:ascii="Biome" w:hAnsi="Biome" w:cs="Biome"/>
+          <w:sz w:val="40"/>
+          <w:szCs w:val="40"/>
+          <w:vertAlign w:val="superscript"/>
+        </w:rPr>
+        <w:t>)</w:t>
+      </w:r>
+      <w:r>
+        <w:rPr>
+          <w:rFonts w:ascii="Biome" w:hAnsi="Biome" w:cs="Biome"/>
+          <w:sz w:val="40"/>
+          <w:szCs w:val="40"/>
+        </w:rPr>
+        <w:t xml:space="preserve"> (könyv)</w:t>
+      </w:r>
+    </w:p>
+    <w:p/>
+    <w:p>
+      <w:pPr>
+        <w:rPr>
+          <w:b/>
+          <w:bCs/>
+        </w:rPr>
+      </w:pPr>
+      <w:r>
+        <w:rPr>
+          <w:b/>
+          <w:bCs/>
+        </w:rPr>
+        <w:t>4. Adja meg az AB kategóriájú könyvek darabszámát!</w:t>
+      </w:r>
+    </w:p>
+    <w:p>
+      <w:r>
+        <w:t xml:space="preserve">SELECT </w:t>
+      </w:r>
+      <w:proofErr w:type="spellStart"/>
+      <w:proofErr w:type="gramStart"/>
+      <w:r>
+        <w:t>count</w:t>
+      </w:r>
+      <w:proofErr w:type="spellEnd"/>
+      <w:r>
+        <w:t>(</w:t>
+      </w:r>
+      <w:proofErr w:type="gramEnd"/>
+      <w:r>
+        <w:t xml:space="preserve">*) AS </w:t>
+      </w:r>
+      <w:proofErr w:type="spellStart"/>
+      <w:r>
+        <w:t>ABKonyvekSzama</w:t>
+      </w:r>
+      <w:proofErr w:type="spellEnd"/>
+      <w:r>
+        <w:t xml:space="preserve"> FROM Könyv WHERE Kategória = ’AB’;</w:t>
+      </w:r>
+    </w:p>
+    <w:p>
+      <w:proofErr w:type="spellStart"/>
       <w:r>
         <w:rPr>
           <w:rFonts w:ascii="Biome" w:hAnsi="Biome" w:cs="Biome"/>
@@ -2580,6 +5101,7 @@
         </w:rPr>
         <w:t>Г</w:t>
       </w:r>
+      <w:proofErr w:type="gramStart"/>
       <w:r>
         <w:rPr>
           <w:rFonts w:ascii="Biome" w:hAnsi="Biome" w:cs="Biome"/>
@@ -2587,8 +5109,9 @@
           <w:szCs w:val="40"/>
           <w:vertAlign w:val="superscript"/>
         </w:rPr>
-        <w:t>min</w:t>
-      </w:r>
+        <w:t>count</w:t>
+      </w:r>
+      <w:proofErr w:type="spellEnd"/>
       <w:r>
         <w:rPr>
           <w:rFonts w:ascii="Biome" w:hAnsi="Biome" w:cs="Biome"/>
@@ -2598,6 +5121,7 @@
         </w:rPr>
         <w:t>(</w:t>
       </w:r>
+      <w:proofErr w:type="gramEnd"/>
       <w:r>
         <w:rPr>
           <w:rFonts w:ascii="Biome" w:hAnsi="Biome" w:cs="Biome"/>
@@ -2605,208 +5129,178 @@
           <w:szCs w:val="40"/>
           <w:vertAlign w:val="superscript"/>
         </w:rPr>
+        <w:t>*</w:t>
+      </w:r>
+      <w:r>
+        <w:rPr>
+          <w:rFonts w:ascii="Biome" w:hAnsi="Biome" w:cs="Biome"/>
+          <w:sz w:val="40"/>
+          <w:szCs w:val="40"/>
+          <w:vertAlign w:val="superscript"/>
+        </w:rPr>
+        <w:t>)</w:t>
+      </w:r>
+      <w:r>
+        <w:rPr>
+          <w:rFonts w:ascii="Biome" w:hAnsi="Biome" w:cs="Biome"/>
+          <w:sz w:val="40"/>
+          <w:szCs w:val="40"/>
+        </w:rPr>
+        <w:t xml:space="preserve"> </w:t>
+      </w:r>
+      <w:r>
+        <w:rPr>
+          <w:rFonts w:ascii="Biome" w:hAnsi="Biome" w:cs="Biome"/>
+          <w:sz w:val="40"/>
+          <w:szCs w:val="40"/>
+        </w:rPr>
+        <w:t>(</w:t>
+      </w:r>
+      <w:proofErr w:type="spellStart"/>
+      <w:r>
+        <w:rPr>
+          <w:rFonts w:ascii="Biome" w:hAnsi="Biome" w:cs="Biome"/>
+          <w:sz w:val="40"/>
+          <w:szCs w:val="40"/>
+        </w:rPr>
+        <w:t>σ</w:t>
+      </w:r>
+      <w:r>
+        <w:rPr>
+          <w:rFonts w:ascii="Biome" w:hAnsi="Biome" w:cs="Biome"/>
+          <w:sz w:val="40"/>
+          <w:szCs w:val="40"/>
+          <w:vertAlign w:val="subscript"/>
+        </w:rPr>
+        <w:t>targy</w:t>
+      </w:r>
+      <w:proofErr w:type="spellEnd"/>
+      <w:r>
+        <w:rPr>
+          <w:rFonts w:ascii="Biome" w:hAnsi="Biome" w:cs="Biome"/>
+          <w:sz w:val="40"/>
+          <w:szCs w:val="40"/>
+          <w:vertAlign w:val="subscript"/>
+        </w:rPr>
+        <w:t>=’AB’</w:t>
+      </w:r>
+      <w:r>
+        <w:rPr>
+          <w:rFonts w:ascii="Biome" w:hAnsi="Biome" w:cs="Biome"/>
+          <w:sz w:val="40"/>
+          <w:szCs w:val="40"/>
+        </w:rPr>
+        <w:t>(könyv)</w:t>
+      </w:r>
+      <w:r>
+        <w:rPr>
+          <w:rFonts w:ascii="Biome" w:hAnsi="Biome" w:cs="Biome"/>
+          <w:sz w:val="40"/>
+          <w:szCs w:val="40"/>
+        </w:rPr>
+        <w:t>)</w:t>
+      </w:r>
+    </w:p>
+    <w:p>
+      <w:r>
+        <w:rPr>
+          <w:b/>
+          <w:bCs/>
+        </w:rPr>
+        <w:t xml:space="preserve">5. </w:t>
+      </w:r>
+      <w:r>
+        <w:t>Adja meg a legdrágább AB kategóriájú könyv árát!</w:t>
+      </w:r>
+    </w:p>
+    <w:p/>
+    <w:p>
+      <w:r>
+        <w:t>6. Adja meg az átlagárnál drágább könyvek címeit!</w:t>
+      </w:r>
+    </w:p>
+    <w:p>
+      <w:pPr>
+        <w:rPr>
+          <w:rFonts w:ascii="Biome" w:hAnsi="Biome" w:cs="Biome"/>
+        </w:rPr>
+      </w:pPr>
+      <w:proofErr w:type="spellStart"/>
+      <w:r>
+        <w:rPr>
+          <w:rFonts w:ascii="Biome" w:hAnsi="Biome" w:cs="Biome"/>
+        </w:rPr>
+        <w:t>П</w:t>
+      </w:r>
+      <w:r>
+        <w:rPr>
+          <w:rFonts w:ascii="Biome" w:hAnsi="Biome" w:cs="Biome"/>
+          <w:vertAlign w:val="subscript"/>
+        </w:rPr>
+        <w:t>cim</w:t>
+      </w:r>
+      <w:proofErr w:type="spellEnd"/>
+      <w:r>
+        <w:rPr>
+          <w:rFonts w:ascii="Biome" w:hAnsi="Biome" w:cs="Biome"/>
+        </w:rPr>
+        <w:t>(</w:t>
+      </w:r>
+      <w:r>
+        <w:rPr>
+          <w:rFonts w:ascii="Biome" w:hAnsi="Biome" w:cs="Biome"/>
+        </w:rPr>
+        <w:t>σ(</w:t>
+      </w:r>
+      <w:proofErr w:type="spellStart"/>
+      <w:r>
+        <w:rPr>
+          <w:rFonts w:ascii="Biome" w:hAnsi="Biome" w:cs="Biome"/>
+        </w:rPr>
         <w:t>ar</w:t>
       </w:r>
-      <w:r>
-        <w:rPr>
-          <w:rFonts w:ascii="Biome" w:hAnsi="Biome" w:cs="Biome"/>
-          <w:sz w:val="40"/>
-          <w:szCs w:val="40"/>
-          <w:vertAlign w:val="superscript"/>
-        </w:rPr>
-        <w:t>)</w:t>
-      </w:r>
-      <w:r>
-        <w:rPr>
-          <w:rFonts w:ascii="Biome" w:hAnsi="Biome" w:cs="Biome"/>
-          <w:sz w:val="40"/>
-          <w:szCs w:val="40"/>
-        </w:rPr>
-        <w:t xml:space="preserve"> (könyv)</w:t>
-      </w:r>
-    </w:p>
-    <w:p/>
-    <w:p>
-      <w:pPr>
-        <w:rPr>
-          <w:b/>
-          <w:bCs/>
-        </w:rPr>
-      </w:pPr>
-      <w:r>
-        <w:rPr>
-          <w:b/>
-          <w:bCs/>
-        </w:rPr>
-        <w:t>4. Adja meg az AB kategóriájú könyvek darabszámát!</w:t>
-      </w:r>
-    </w:p>
-    <w:p>
-      <w:r>
-        <w:t xml:space="preserve">SELECT </w:t>
-      </w:r>
-      <w:r>
-        <w:t>count(*)</w:t>
-      </w:r>
-      <w:r>
-        <w:t xml:space="preserve"> AS </w:t>
-      </w:r>
-      <w:r>
-        <w:t>ABKonyvekSzama</w:t>
-      </w:r>
-      <w:r>
-        <w:t xml:space="preserve"> FROM Könyv</w:t>
-      </w:r>
-      <w:r>
-        <w:t xml:space="preserve"> WHERE Kategória = ’AB’</w:t>
-      </w:r>
-      <w:r>
-        <w:t>;</w:t>
-      </w:r>
-    </w:p>
-    <w:p>
-      <w:r>
-        <w:rPr>
-          <w:rFonts w:ascii="Biome" w:hAnsi="Biome" w:cs="Biome"/>
-          <w:sz w:val="40"/>
-          <w:szCs w:val="40"/>
-        </w:rPr>
-        <w:t>Г</w:t>
-      </w:r>
-      <w:r>
-        <w:rPr>
-          <w:rFonts w:ascii="Biome" w:hAnsi="Biome" w:cs="Biome"/>
-          <w:sz w:val="40"/>
-          <w:szCs w:val="40"/>
-          <w:vertAlign w:val="superscript"/>
-        </w:rPr>
-        <w:t>count</w:t>
-      </w:r>
-      <w:r>
-        <w:rPr>
-          <w:rFonts w:ascii="Biome" w:hAnsi="Biome" w:cs="Biome"/>
-          <w:sz w:val="40"/>
-          <w:szCs w:val="40"/>
-          <w:vertAlign w:val="superscript"/>
+      <w:proofErr w:type="spellEnd"/>
+      <w:r>
+        <w:rPr>
+          <w:rFonts w:ascii="Biome" w:hAnsi="Biome" w:cs="Biome"/>
+        </w:rPr>
+        <w:t>&gt;</w:t>
+      </w:r>
+      <w:proofErr w:type="gramStart"/>
+      <w:r>
+        <w:rPr>
+          <w:rFonts w:ascii="Biome" w:hAnsi="Biome" w:cs="Biome"/>
+        </w:rPr>
+        <w:t>(){</w:t>
+      </w:r>
+      <w:proofErr w:type="spellStart"/>
+      <w:proofErr w:type="gramEnd"/>
+      <w:r>
+        <w:rPr>
+          <w:rFonts w:ascii="Biome" w:hAnsi="Biome" w:cs="Biome"/>
+        </w:rPr>
+        <w:t>avg</w:t>
+      </w:r>
+      <w:proofErr w:type="spellEnd"/>
+      <w:r>
+        <w:rPr>
+          <w:rFonts w:ascii="Biome" w:hAnsi="Biome" w:cs="Biome"/>
         </w:rPr>
         <w:t>(</w:t>
       </w:r>
-      <w:r>
-        <w:rPr>
-          <w:rFonts w:ascii="Biome" w:hAnsi="Biome" w:cs="Biome"/>
-          <w:sz w:val="40"/>
-          <w:szCs w:val="40"/>
-          <w:vertAlign w:val="superscript"/>
-        </w:rPr>
-        <w:t>*</w:t>
-      </w:r>
-      <w:r>
-        <w:rPr>
-          <w:rFonts w:ascii="Biome" w:hAnsi="Biome" w:cs="Biome"/>
-          <w:sz w:val="40"/>
-          <w:szCs w:val="40"/>
-          <w:vertAlign w:val="superscript"/>
-        </w:rPr>
-        <w:t>)</w:t>
-      </w:r>
-      <w:r>
-        <w:rPr>
-          <w:rFonts w:ascii="Biome" w:hAnsi="Biome" w:cs="Biome"/>
-          <w:sz w:val="40"/>
-          <w:szCs w:val="40"/>
-        </w:rPr>
-        <w:t xml:space="preserve"> </w:t>
-      </w:r>
-      <w:r>
-        <w:rPr>
-          <w:rFonts w:ascii="Biome" w:hAnsi="Biome" w:cs="Biome"/>
-          <w:sz w:val="40"/>
-          <w:szCs w:val="40"/>
-        </w:rPr>
-        <w:t>(</w:t>
-      </w:r>
-      <w:r>
-        <w:rPr>
-          <w:rFonts w:ascii="Biome" w:hAnsi="Biome" w:cs="Biome"/>
-          <w:sz w:val="40"/>
-          <w:szCs w:val="40"/>
-        </w:rPr>
-        <w:t>σ</w:t>
-      </w:r>
-      <w:r>
-        <w:rPr>
-          <w:rFonts w:ascii="Biome" w:hAnsi="Biome" w:cs="Biome"/>
-          <w:sz w:val="40"/>
-          <w:szCs w:val="40"/>
-          <w:vertAlign w:val="subscript"/>
-        </w:rPr>
-        <w:t>targy=’AB’</w:t>
-      </w:r>
-      <w:r>
-        <w:rPr>
-          <w:rFonts w:ascii="Biome" w:hAnsi="Biome" w:cs="Biome"/>
-          <w:sz w:val="40"/>
-          <w:szCs w:val="40"/>
-        </w:rPr>
-        <w:t>(könyv)</w:t>
-      </w:r>
-      <w:r>
-        <w:rPr>
-          <w:rFonts w:ascii="Biome" w:hAnsi="Biome" w:cs="Biome"/>
-          <w:sz w:val="40"/>
-          <w:szCs w:val="40"/>
-        </w:rPr>
-        <w:t>)</w:t>
-      </w:r>
-    </w:p>
-    <w:p>
-      <w:r>
-        <w:rPr>
-          <w:b/>
-          <w:bCs/>
-        </w:rPr>
-        <w:t xml:space="preserve">5. </w:t>
-      </w:r>
-      <w:r>
-        <w:t>Adja meg a legdrágább AB kategóriájú könyv árát!</w:t>
-      </w:r>
-    </w:p>
-    <w:p/>
-    <w:p>
-      <w:r>
-        <w:t>6. Adja meg az átlagárnál drágább könyvek címeit!</w:t>
-      </w:r>
-    </w:p>
-    <w:p>
-      <w:pPr>
-        <w:rPr>
-          <w:rFonts w:ascii="Biome" w:hAnsi="Biome" w:cs="Biome"/>
-        </w:rPr>
-      </w:pPr>
-      <w:r>
-        <w:rPr>
-          <w:rFonts w:ascii="Biome" w:hAnsi="Biome" w:cs="Biome"/>
-        </w:rPr>
-        <w:t>П</w:t>
-      </w:r>
-      <w:r>
-        <w:rPr>
-          <w:rFonts w:ascii="Biome" w:hAnsi="Biome" w:cs="Biome"/>
-          <w:vertAlign w:val="subscript"/>
-        </w:rPr>
-        <w:t>cim</w:t>
-      </w:r>
-      <w:r>
-        <w:rPr>
-          <w:rFonts w:ascii="Biome" w:hAnsi="Biome" w:cs="Biome"/>
-        </w:rPr>
-        <w:t>(</w:t>
-      </w:r>
-      <w:r>
-        <w:rPr>
-          <w:rFonts w:ascii="Biome" w:hAnsi="Biome" w:cs="Biome"/>
-        </w:rPr>
-        <w:t>σ(ar&gt;(){avg(ar)})</w:t>
+      <w:proofErr w:type="spellStart"/>
+      <w:r>
+        <w:rPr>
+          <w:rFonts w:ascii="Biome" w:hAnsi="Biome" w:cs="Biome"/>
+        </w:rPr>
+        <w:t>ar</w:t>
+      </w:r>
+      <w:proofErr w:type="spellEnd"/>
+      <w:r>
+        <w:rPr>
+          <w:rFonts w:ascii="Biome" w:hAnsi="Biome" w:cs="Biome"/>
+        </w:rPr>
+        <w:t>)})</w:t>
       </w:r>
       <w:r>
         <w:rPr>
@@ -2855,8 +5349,13 @@
         <w:tab/>
       </w:r>
       <w:r>
-        <w:t>Programtervező Informatikus, BSc</w:t>
-      </w:r>
+        <w:t xml:space="preserve">Programtervező Informatikus, </w:t>
+      </w:r>
+      <w:proofErr w:type="spellStart"/>
+      <w:r>
+        <w:t>BSc</w:t>
+      </w:r>
+      <w:proofErr w:type="spellEnd"/>
       <w:r>
         <w:t>, hallgató</w:t>
       </w:r>
@@ -3551,7 +6050,7 @@
   <w:style w:type="paragraph" w:default="1" w:styleId="Norml">
     <w:name w:val="Normal"/>
     <w:qFormat/>
-    <w:rsid w:val="0060374F"/>
+    <w:rsid w:val="00C616A5"/>
     <w:pPr>
       <w:spacing w:after="0" w:line="360" w:lineRule="auto"/>
       <w:jc w:val="both"/>
@@ -4374,6 +6873,21 @@
       <w:szCs w:val="20"/>
     </w:rPr>
   </w:style>
+  <w:style w:type="paragraph" w:customStyle="1" w:styleId="Default">
+    <w:name w:val="Default"/>
+    <w:rsid w:val="007E57C3"/>
+    <w:pPr>
+      <w:autoSpaceDE w:val="0"/>
+      <w:autoSpaceDN w:val="0"/>
+      <w:adjustRightInd w:val="0"/>
+      <w:spacing w:after="0" w:line="240" w:lineRule="auto"/>
+    </w:pPr>
+    <w:rPr>
+      <w:rFonts w:ascii="Times New Roman" w:hAnsi="Times New Roman" w:cs="Times New Roman"/>
+      <w:color w:val="000000"/>
+      <w:kern w:val="0"/>
+    </w:rPr>
+  </w:style>
 </w:styles>
 </file>
 

--- a/kuetuo_0418/kuetuo_0418.docx
+++ b/kuetuo_0418/kuetuo_0418.docx
@@ -2813,6 +2813,11 @@
     <w:p>
       <w:pPr>
         <w:pStyle w:val="Cmsor2"/>
+        <w:numPr>
+          <w:ilvl w:val="0"/>
+          <w:numId w:val="5"/>
+        </w:numPr>
+        <w:ind w:left="426"/>
       </w:pPr>
       <w:r>
         <w:t>Oracle megoldás</w:t>
@@ -3051,27 +3056,1424 @@
     <w:p/>
     <w:p>
       <w:pPr>
+        <w:spacing w:after="160" w:line="278" w:lineRule="auto"/>
+        <w:jc w:val="left"/>
+        <w:rPr>
+          <w:rFonts w:eastAsiaTheme="majorEastAsia" w:cstheme="majorBidi"/>
+          <w:b/>
+          <w:sz w:val="36"/>
+          <w:szCs w:val="40"/>
+        </w:rPr>
+      </w:pPr>
+      <w:r>
+        <w:br w:type="page"/>
+      </w:r>
+    </w:p>
+    <w:p>
+      <w:pPr>
         <w:pStyle w:val="Cmsor1"/>
       </w:pPr>
       <w:r>
+        <w:lastRenderedPageBreak/>
         <w:t>Relációs algebra</w:t>
       </w:r>
     </w:p>
     <w:p>
       <w:pPr>
         <w:pStyle w:val="Cmsor2"/>
+        <w:numPr>
+          <w:ilvl w:val="0"/>
+          <w:numId w:val="4"/>
+        </w:numPr>
+        <w:ind w:left="426"/>
       </w:pPr>
       <w:r>
         <w:t>Műveletek relációs algebrai alakjai</w:t>
       </w:r>
     </w:p>
     <w:p>
-      <w:r>
+      <w:pPr>
+        <w:rPr>
+          <w:rFonts w:ascii="Consolas" w:hAnsi="Consolas"/>
+        </w:rPr>
+      </w:pPr>
+      <w:r>
+        <w:rPr>
+          <w:rFonts w:ascii="Consolas" w:hAnsi="Consolas"/>
+        </w:rPr>
+        <w:t>CREATE TABLE Termek (</w:t>
+      </w:r>
+    </w:p>
+    <w:p>
+      <w:pPr>
+        <w:rPr>
+          <w:rFonts w:ascii="Consolas" w:hAnsi="Consolas"/>
+        </w:rPr>
+      </w:pPr>
+      <w:r>
+        <w:rPr>
+          <w:rFonts w:ascii="Consolas" w:hAnsi="Consolas"/>
+        </w:rPr>
+        <w:t xml:space="preserve">    </w:t>
+      </w:r>
+      <w:proofErr w:type="spellStart"/>
+      <w:r>
+        <w:rPr>
+          <w:rFonts w:ascii="Consolas" w:hAnsi="Consolas"/>
+        </w:rPr>
+        <w:t>Tkod</w:t>
+      </w:r>
+      <w:proofErr w:type="spellEnd"/>
+      <w:r>
+        <w:rPr>
+          <w:rFonts w:ascii="Consolas" w:hAnsi="Consolas"/>
+        </w:rPr>
+        <w:t xml:space="preserve">      </w:t>
+      </w:r>
+      <w:proofErr w:type="gramStart"/>
+      <w:r>
+        <w:rPr>
+          <w:rFonts w:ascii="Consolas" w:hAnsi="Consolas"/>
+        </w:rPr>
+        <w:t>CHAR(</w:t>
+      </w:r>
+      <w:proofErr w:type="gramEnd"/>
+      <w:r>
+        <w:rPr>
+          <w:rFonts w:ascii="Consolas" w:hAnsi="Consolas"/>
+        </w:rPr>
+        <w:t>3)     PRIMARY KEY,</w:t>
+      </w:r>
+    </w:p>
+    <w:p>
+      <w:pPr>
+        <w:rPr>
+          <w:rFonts w:ascii="Consolas" w:hAnsi="Consolas"/>
+        </w:rPr>
+      </w:pPr>
+      <w:r>
+        <w:rPr>
+          <w:rFonts w:ascii="Consolas" w:hAnsi="Consolas"/>
+        </w:rPr>
+        <w:t xml:space="preserve">    </w:t>
+      </w:r>
+      <w:proofErr w:type="spellStart"/>
+      <w:r>
+        <w:rPr>
+          <w:rFonts w:ascii="Consolas" w:hAnsi="Consolas"/>
+        </w:rPr>
+        <w:t>Nev</w:t>
+      </w:r>
+      <w:proofErr w:type="spellEnd"/>
+      <w:r>
+        <w:rPr>
+          <w:rFonts w:ascii="Consolas" w:hAnsi="Consolas"/>
+        </w:rPr>
+        <w:t xml:space="preserve">       </w:t>
+      </w:r>
+      <w:proofErr w:type="gramStart"/>
+      <w:r>
+        <w:rPr>
+          <w:rFonts w:ascii="Consolas" w:hAnsi="Consolas"/>
+        </w:rPr>
+        <w:t>VARCHAR(</w:t>
+      </w:r>
+      <w:proofErr w:type="gramEnd"/>
+      <w:r>
+        <w:rPr>
+          <w:rFonts w:ascii="Consolas" w:hAnsi="Consolas"/>
+        </w:rPr>
+        <w:t>20),</w:t>
+      </w:r>
+    </w:p>
+    <w:p>
+      <w:pPr>
+        <w:rPr>
+          <w:rFonts w:ascii="Consolas" w:hAnsi="Consolas"/>
+        </w:rPr>
+      </w:pPr>
+      <w:r>
+        <w:rPr>
+          <w:rFonts w:ascii="Consolas" w:hAnsi="Consolas"/>
+        </w:rPr>
+        <w:t xml:space="preserve">    </w:t>
+      </w:r>
+      <w:proofErr w:type="spellStart"/>
+      <w:r>
+        <w:rPr>
+          <w:rFonts w:ascii="Consolas" w:hAnsi="Consolas"/>
+        </w:rPr>
+        <w:t>Ar</w:t>
+      </w:r>
+      <w:proofErr w:type="spellEnd"/>
+      <w:r>
+        <w:rPr>
+          <w:rFonts w:ascii="Consolas" w:hAnsi="Consolas"/>
+        </w:rPr>
+        <w:t xml:space="preserve">        INT,</w:t>
+      </w:r>
+    </w:p>
+    <w:p>
+      <w:pPr>
+        <w:rPr>
+          <w:rFonts w:ascii="Consolas" w:hAnsi="Consolas"/>
+        </w:rPr>
+      </w:pPr>
+      <w:r>
+        <w:rPr>
+          <w:rFonts w:ascii="Consolas" w:hAnsi="Consolas"/>
+        </w:rPr>
+        <w:t xml:space="preserve">    </w:t>
+      </w:r>
+      <w:proofErr w:type="spellStart"/>
+      <w:r>
+        <w:rPr>
+          <w:rFonts w:ascii="Consolas" w:hAnsi="Consolas"/>
+        </w:rPr>
+        <w:t>Leiras</w:t>
+      </w:r>
+      <w:proofErr w:type="spellEnd"/>
+      <w:r>
+        <w:rPr>
+          <w:rFonts w:ascii="Consolas" w:hAnsi="Consolas"/>
+        </w:rPr>
+        <w:t xml:space="preserve">    </w:t>
+      </w:r>
+      <w:proofErr w:type="gramStart"/>
+      <w:r>
+        <w:rPr>
+          <w:rFonts w:ascii="Consolas" w:hAnsi="Consolas"/>
+        </w:rPr>
+        <w:t>VARCHAR(</w:t>
+      </w:r>
+      <w:proofErr w:type="gramEnd"/>
+      <w:r>
+        <w:rPr>
+          <w:rFonts w:ascii="Consolas" w:hAnsi="Consolas"/>
+        </w:rPr>
+        <w:t>20),</w:t>
+      </w:r>
+    </w:p>
+    <w:p>
+      <w:pPr>
+        <w:rPr>
+          <w:rFonts w:ascii="Consolas" w:hAnsi="Consolas"/>
+        </w:rPr>
+      </w:pPr>
+      <w:r>
+        <w:rPr>
+          <w:rFonts w:ascii="Consolas" w:hAnsi="Consolas"/>
+        </w:rPr>
+        <w:t xml:space="preserve">    </w:t>
+      </w:r>
+      <w:proofErr w:type="spellStart"/>
+      <w:r>
+        <w:rPr>
+          <w:rFonts w:ascii="Consolas" w:hAnsi="Consolas"/>
+        </w:rPr>
+        <w:t>Kategoria</w:t>
+      </w:r>
+      <w:proofErr w:type="spellEnd"/>
+      <w:r>
+        <w:rPr>
+          <w:rFonts w:ascii="Consolas" w:hAnsi="Consolas"/>
+        </w:rPr>
+        <w:t xml:space="preserve"> </w:t>
+      </w:r>
+      <w:proofErr w:type="gramStart"/>
+      <w:r>
+        <w:rPr>
+          <w:rFonts w:ascii="Consolas" w:hAnsi="Consolas"/>
+        </w:rPr>
+        <w:t>CHAR(</w:t>
+      </w:r>
+      <w:proofErr w:type="gramEnd"/>
+      <w:r>
+        <w:rPr>
+          <w:rFonts w:ascii="Consolas" w:hAnsi="Consolas"/>
+        </w:rPr>
+        <w:t xml:space="preserve">3) </w:t>
+      </w:r>
+      <w:proofErr w:type="spellStart"/>
+      <w:r>
+        <w:rPr>
+          <w:rFonts w:ascii="Consolas" w:hAnsi="Consolas"/>
+        </w:rPr>
+        <w:t>not</w:t>
+      </w:r>
+      <w:proofErr w:type="spellEnd"/>
+      <w:r>
+        <w:rPr>
+          <w:rFonts w:ascii="Consolas" w:hAnsi="Consolas"/>
+        </w:rPr>
+        <w:t xml:space="preserve"> null</w:t>
+      </w:r>
+    </w:p>
+    <w:p>
+      <w:pPr>
+        <w:rPr>
+          <w:rFonts w:ascii="Consolas" w:hAnsi="Consolas"/>
+        </w:rPr>
+      </w:pPr>
+      <w:r>
+        <w:rPr>
+          <w:rFonts w:ascii="Consolas" w:hAnsi="Consolas"/>
+        </w:rPr>
+        <w:t>) ENGINE=</w:t>
+      </w:r>
+      <w:proofErr w:type="spellStart"/>
+      <w:r>
+        <w:rPr>
+          <w:rFonts w:ascii="Consolas" w:hAnsi="Consolas"/>
+        </w:rPr>
+        <w:t>InnoDB</w:t>
+      </w:r>
+      <w:proofErr w:type="spellEnd"/>
+      <w:r>
+        <w:rPr>
+          <w:rFonts w:ascii="Consolas" w:hAnsi="Consolas"/>
+        </w:rPr>
+        <w:t>;</w:t>
+      </w:r>
+    </w:p>
+    <w:p>
+      <w:pPr>
+        <w:rPr>
+          <w:rFonts w:ascii="Consolas" w:hAnsi="Consolas"/>
+        </w:rPr>
+      </w:pPr>
+      <w:r>
+        <w:rPr>
+          <w:rFonts w:ascii="Consolas" w:hAnsi="Consolas"/>
+        </w:rPr>
+        <w:t xml:space="preserve">CREATE TABLE </w:t>
+      </w:r>
+      <w:proofErr w:type="spellStart"/>
+      <w:r>
+        <w:rPr>
+          <w:rFonts w:ascii="Consolas" w:hAnsi="Consolas"/>
+        </w:rPr>
+        <w:t>Vasarlo</w:t>
+      </w:r>
+      <w:proofErr w:type="spellEnd"/>
+      <w:r>
+        <w:rPr>
+          <w:rFonts w:ascii="Consolas" w:hAnsi="Consolas"/>
+        </w:rPr>
+        <w:t xml:space="preserve"> (</w:t>
+      </w:r>
+    </w:p>
+    <w:p>
+      <w:pPr>
+        <w:rPr>
+          <w:rFonts w:ascii="Consolas" w:hAnsi="Consolas"/>
+        </w:rPr>
+      </w:pPr>
+      <w:r>
+        <w:rPr>
+          <w:rFonts w:ascii="Consolas" w:hAnsi="Consolas"/>
+        </w:rPr>
+        <w:t xml:space="preserve">    VID       </w:t>
+      </w:r>
+      <w:proofErr w:type="gramStart"/>
+      <w:r>
+        <w:rPr>
+          <w:rFonts w:ascii="Consolas" w:hAnsi="Consolas"/>
+        </w:rPr>
+        <w:t>CHAR(</w:t>
+      </w:r>
+      <w:proofErr w:type="gramEnd"/>
+      <w:r>
+        <w:rPr>
+          <w:rFonts w:ascii="Consolas" w:hAnsi="Consolas"/>
+        </w:rPr>
+        <w:t>3)     PRIMARY KEY,</w:t>
+      </w:r>
+    </w:p>
+    <w:p>
+      <w:pPr>
+        <w:rPr>
+          <w:rFonts w:ascii="Consolas" w:hAnsi="Consolas"/>
+        </w:rPr>
+      </w:pPr>
+      <w:r>
+        <w:rPr>
+          <w:rFonts w:ascii="Consolas" w:hAnsi="Consolas"/>
+        </w:rPr>
+        <w:t xml:space="preserve">    </w:t>
+      </w:r>
+      <w:proofErr w:type="spellStart"/>
+      <w:r>
+        <w:rPr>
+          <w:rFonts w:ascii="Consolas" w:hAnsi="Consolas"/>
+        </w:rPr>
+        <w:t>Nev</w:t>
+      </w:r>
+      <w:proofErr w:type="spellEnd"/>
+      <w:r>
+        <w:rPr>
+          <w:rFonts w:ascii="Consolas" w:hAnsi="Consolas"/>
+        </w:rPr>
+        <w:t xml:space="preserve">       </w:t>
+      </w:r>
+      <w:proofErr w:type="gramStart"/>
+      <w:r>
+        <w:rPr>
+          <w:rFonts w:ascii="Consolas" w:hAnsi="Consolas"/>
+        </w:rPr>
+        <w:t>VARCHAR(</w:t>
+      </w:r>
+      <w:proofErr w:type="gramEnd"/>
+      <w:r>
+        <w:rPr>
+          <w:rFonts w:ascii="Consolas" w:hAnsi="Consolas"/>
+        </w:rPr>
+        <w:t>30),</w:t>
+      </w:r>
+    </w:p>
+    <w:p>
+      <w:pPr>
+        <w:rPr>
+          <w:rFonts w:ascii="Consolas" w:hAnsi="Consolas"/>
+        </w:rPr>
+      </w:pPr>
+      <w:r>
+        <w:rPr>
+          <w:rFonts w:ascii="Consolas" w:hAnsi="Consolas"/>
+        </w:rPr>
+        <w:t xml:space="preserve">    </w:t>
+      </w:r>
+      <w:proofErr w:type="spellStart"/>
+      <w:r>
+        <w:rPr>
+          <w:rFonts w:ascii="Consolas" w:hAnsi="Consolas"/>
+        </w:rPr>
+        <w:t>Irsz</w:t>
+      </w:r>
+      <w:proofErr w:type="spellEnd"/>
+      <w:r>
+        <w:rPr>
+          <w:rFonts w:ascii="Consolas" w:hAnsi="Consolas"/>
+        </w:rPr>
+        <w:t xml:space="preserve">      </w:t>
+      </w:r>
+      <w:proofErr w:type="gramStart"/>
+      <w:r>
+        <w:rPr>
+          <w:rFonts w:ascii="Consolas" w:hAnsi="Consolas"/>
+        </w:rPr>
+        <w:t>CHAR(</w:t>
+      </w:r>
+      <w:proofErr w:type="gramEnd"/>
+      <w:r>
+        <w:rPr>
+          <w:rFonts w:ascii="Consolas" w:hAnsi="Consolas"/>
+        </w:rPr>
+        <w:t>11),</w:t>
+      </w:r>
+    </w:p>
+    <w:p>
+      <w:pPr>
+        <w:rPr>
+          <w:rFonts w:ascii="Consolas" w:hAnsi="Consolas"/>
+        </w:rPr>
+      </w:pPr>
+      <w:r>
+        <w:rPr>
+          <w:rFonts w:ascii="Consolas" w:hAnsi="Consolas"/>
+        </w:rPr>
+        <w:t xml:space="preserve">    Varos     </w:t>
+      </w:r>
+      <w:proofErr w:type="gramStart"/>
+      <w:r>
+        <w:rPr>
+          <w:rFonts w:ascii="Consolas" w:hAnsi="Consolas"/>
+        </w:rPr>
+        <w:t>VARCHAR(</w:t>
+      </w:r>
+      <w:proofErr w:type="gramEnd"/>
+      <w:r>
+        <w:rPr>
+          <w:rFonts w:ascii="Consolas" w:hAnsi="Consolas"/>
+        </w:rPr>
+        <w:t>30),</w:t>
+      </w:r>
+    </w:p>
+    <w:p>
+      <w:pPr>
+        <w:rPr>
+          <w:rFonts w:ascii="Consolas" w:hAnsi="Consolas"/>
+        </w:rPr>
+      </w:pPr>
+      <w:r>
+        <w:rPr>
+          <w:rFonts w:ascii="Consolas" w:hAnsi="Consolas"/>
+        </w:rPr>
+        <w:t xml:space="preserve">    </w:t>
+      </w:r>
+      <w:proofErr w:type="spellStart"/>
+      <w:r>
+        <w:rPr>
+          <w:rFonts w:ascii="Consolas" w:hAnsi="Consolas"/>
+        </w:rPr>
+        <w:t>Cim</w:t>
+      </w:r>
+      <w:proofErr w:type="spellEnd"/>
+      <w:r>
+        <w:rPr>
+          <w:rFonts w:ascii="Consolas" w:hAnsi="Consolas"/>
+        </w:rPr>
+        <w:t xml:space="preserve">       </w:t>
+      </w:r>
+      <w:proofErr w:type="gramStart"/>
+      <w:r>
+        <w:rPr>
+          <w:rFonts w:ascii="Consolas" w:hAnsi="Consolas"/>
+        </w:rPr>
+        <w:t>VARCHAR(</w:t>
+      </w:r>
+      <w:proofErr w:type="gramEnd"/>
+      <w:r>
+        <w:rPr>
+          <w:rFonts w:ascii="Consolas" w:hAnsi="Consolas"/>
+        </w:rPr>
+        <w:t>30),</w:t>
+      </w:r>
+    </w:p>
+    <w:p>
+      <w:pPr>
+        <w:rPr>
+          <w:rFonts w:ascii="Consolas" w:hAnsi="Consolas"/>
+        </w:rPr>
+      </w:pPr>
+      <w:r>
+        <w:rPr>
+          <w:rFonts w:ascii="Consolas" w:hAnsi="Consolas"/>
+        </w:rPr>
+        <w:t xml:space="preserve">    </w:t>
+      </w:r>
+      <w:proofErr w:type="spellStart"/>
+      <w:r>
+        <w:rPr>
+          <w:rFonts w:ascii="Consolas" w:hAnsi="Consolas"/>
+        </w:rPr>
+        <w:t>FizMod</w:t>
+      </w:r>
+      <w:proofErr w:type="spellEnd"/>
+      <w:r>
+        <w:rPr>
+          <w:rFonts w:ascii="Consolas" w:hAnsi="Consolas"/>
+        </w:rPr>
+        <w:t xml:space="preserve">    INT</w:t>
+      </w:r>
+    </w:p>
+    <w:p>
+      <w:pPr>
+        <w:rPr>
+          <w:rFonts w:ascii="Consolas" w:hAnsi="Consolas"/>
+        </w:rPr>
+      </w:pPr>
+      <w:r>
+        <w:rPr>
+          <w:rFonts w:ascii="Consolas" w:hAnsi="Consolas"/>
+        </w:rPr>
+        <w:t>) ENGINE=</w:t>
+      </w:r>
+      <w:proofErr w:type="spellStart"/>
+      <w:r>
+        <w:rPr>
+          <w:rFonts w:ascii="Consolas" w:hAnsi="Consolas"/>
+        </w:rPr>
+        <w:t>InnoDB</w:t>
+      </w:r>
+      <w:proofErr w:type="spellEnd"/>
+      <w:r>
+        <w:rPr>
+          <w:rFonts w:ascii="Consolas" w:hAnsi="Consolas"/>
+        </w:rPr>
+        <w:t>;</w:t>
+      </w:r>
+    </w:p>
+    <w:p>
+      <w:pPr>
+        <w:rPr>
+          <w:rFonts w:ascii="Consolas" w:hAnsi="Consolas"/>
+        </w:rPr>
+      </w:pPr>
+      <w:r>
+        <w:rPr>
+          <w:rFonts w:ascii="Consolas" w:hAnsi="Consolas"/>
+        </w:rPr>
+        <w:t xml:space="preserve">CREATE TABLE </w:t>
+      </w:r>
+      <w:proofErr w:type="spellStart"/>
+      <w:r>
+        <w:rPr>
+          <w:rFonts w:ascii="Consolas" w:hAnsi="Consolas"/>
+        </w:rPr>
+        <w:t>Vasarlas</w:t>
+      </w:r>
+      <w:proofErr w:type="spellEnd"/>
+      <w:r>
+        <w:rPr>
+          <w:rFonts w:ascii="Consolas" w:hAnsi="Consolas"/>
+        </w:rPr>
+        <w:t xml:space="preserve"> (</w:t>
+      </w:r>
+    </w:p>
+    <w:p>
+      <w:pPr>
+        <w:rPr>
+          <w:rFonts w:ascii="Consolas" w:hAnsi="Consolas"/>
+        </w:rPr>
+      </w:pPr>
+      <w:r>
+        <w:rPr>
+          <w:rFonts w:ascii="Consolas" w:hAnsi="Consolas"/>
+        </w:rPr>
+        <w:t xml:space="preserve">    </w:t>
+      </w:r>
+      <w:proofErr w:type="spellStart"/>
+      <w:r>
+        <w:rPr>
+          <w:rFonts w:ascii="Consolas" w:hAnsi="Consolas"/>
+        </w:rPr>
+        <w:t>Kod</w:t>
+      </w:r>
+      <w:proofErr w:type="spellEnd"/>
+      <w:r>
+        <w:rPr>
+          <w:rFonts w:ascii="Consolas" w:hAnsi="Consolas"/>
+        </w:rPr>
+        <w:t xml:space="preserve">       </w:t>
+      </w:r>
+      <w:proofErr w:type="gramStart"/>
+      <w:r>
+        <w:rPr>
+          <w:rFonts w:ascii="Consolas" w:hAnsi="Consolas"/>
+        </w:rPr>
+        <w:t>CHAR(</w:t>
+      </w:r>
+      <w:proofErr w:type="gramEnd"/>
+      <w:r>
+        <w:rPr>
+          <w:rFonts w:ascii="Consolas" w:hAnsi="Consolas"/>
+        </w:rPr>
+        <w:t>3),</w:t>
+      </w:r>
+    </w:p>
+    <w:p>
+      <w:pPr>
+        <w:rPr>
+          <w:rFonts w:ascii="Consolas" w:hAnsi="Consolas"/>
+        </w:rPr>
+      </w:pPr>
+      <w:r>
+        <w:rPr>
+          <w:rFonts w:ascii="Consolas" w:hAnsi="Consolas"/>
+        </w:rPr>
+        <w:t xml:space="preserve">    </w:t>
+      </w:r>
+      <w:proofErr w:type="spellStart"/>
+      <w:r>
+        <w:rPr>
+          <w:rFonts w:ascii="Consolas" w:hAnsi="Consolas"/>
+        </w:rPr>
+        <w:t>Datum</w:t>
+      </w:r>
+      <w:proofErr w:type="spellEnd"/>
+      <w:r>
+        <w:rPr>
+          <w:rFonts w:ascii="Consolas" w:hAnsi="Consolas"/>
+        </w:rPr>
+        <w:t xml:space="preserve">     DATE,</w:t>
+      </w:r>
+    </w:p>
+    <w:p>
+      <w:pPr>
+        <w:rPr>
+          <w:rFonts w:ascii="Consolas" w:hAnsi="Consolas"/>
+        </w:rPr>
+      </w:pPr>
+      <w:r>
+        <w:rPr>
+          <w:rFonts w:ascii="Consolas" w:hAnsi="Consolas"/>
+        </w:rPr>
+        <w:t xml:space="preserve">    Darab     INT,</w:t>
+      </w:r>
+    </w:p>
+    <w:p>
+      <w:pPr>
+        <w:rPr>
+          <w:rFonts w:ascii="Consolas" w:hAnsi="Consolas"/>
+        </w:rPr>
+      </w:pPr>
+      <w:r>
+        <w:rPr>
+          <w:rFonts w:ascii="Consolas" w:hAnsi="Consolas"/>
+        </w:rPr>
+        <w:t xml:space="preserve">    Azon      </w:t>
+      </w:r>
+      <w:proofErr w:type="gramStart"/>
+      <w:r>
+        <w:rPr>
+          <w:rFonts w:ascii="Consolas" w:hAnsi="Consolas"/>
+        </w:rPr>
+        <w:t>CHAR(</w:t>
+      </w:r>
+      <w:proofErr w:type="gramEnd"/>
+      <w:r>
+        <w:rPr>
+          <w:rFonts w:ascii="Consolas" w:hAnsi="Consolas"/>
+        </w:rPr>
+        <w:t>3),</w:t>
+      </w:r>
+    </w:p>
+    <w:p>
+      <w:pPr>
+        <w:rPr>
+          <w:rFonts w:ascii="Consolas" w:hAnsi="Consolas"/>
+        </w:rPr>
+      </w:pPr>
+      <w:r>
+        <w:rPr>
+          <w:rFonts w:ascii="Consolas" w:hAnsi="Consolas"/>
+        </w:rPr>
+        <w:t xml:space="preserve">    PRIMARY KEY (</w:t>
+      </w:r>
+      <w:proofErr w:type="spellStart"/>
+      <w:r>
+        <w:rPr>
+          <w:rFonts w:ascii="Consolas" w:hAnsi="Consolas"/>
+        </w:rPr>
+        <w:t>Kod</w:t>
+      </w:r>
+      <w:proofErr w:type="spellEnd"/>
+      <w:r>
+        <w:rPr>
+          <w:rFonts w:ascii="Consolas" w:hAnsi="Consolas"/>
+        </w:rPr>
+        <w:t xml:space="preserve">, Azon, </w:t>
+      </w:r>
+      <w:proofErr w:type="spellStart"/>
+      <w:r>
+        <w:rPr>
+          <w:rFonts w:ascii="Consolas" w:hAnsi="Consolas"/>
+        </w:rPr>
+        <w:t>Datum</w:t>
+      </w:r>
+      <w:proofErr w:type="spellEnd"/>
+      <w:r>
+        <w:rPr>
+          <w:rFonts w:ascii="Consolas" w:hAnsi="Consolas"/>
+        </w:rPr>
+        <w:t>),</w:t>
+      </w:r>
+    </w:p>
+    <w:p>
+      <w:pPr>
+        <w:rPr>
+          <w:rFonts w:ascii="Consolas" w:hAnsi="Consolas"/>
+        </w:rPr>
+      </w:pPr>
+      <w:r>
+        <w:rPr>
+          <w:rFonts w:ascii="Consolas" w:hAnsi="Consolas"/>
+        </w:rPr>
+        <w:t xml:space="preserve">    FOREIGN KEY (</w:t>
+      </w:r>
+      <w:proofErr w:type="spellStart"/>
+      <w:r>
+        <w:rPr>
+          <w:rFonts w:ascii="Consolas" w:hAnsi="Consolas"/>
+        </w:rPr>
+        <w:t>Kod</w:t>
+      </w:r>
+      <w:proofErr w:type="spellEnd"/>
+      <w:r>
+        <w:rPr>
+          <w:rFonts w:ascii="Consolas" w:hAnsi="Consolas"/>
+        </w:rPr>
+        <w:t xml:space="preserve">) REFERENCES </w:t>
+      </w:r>
+      <w:proofErr w:type="gramStart"/>
+      <w:r>
+        <w:rPr>
+          <w:rFonts w:ascii="Consolas" w:hAnsi="Consolas"/>
+        </w:rPr>
+        <w:t>Termek(</w:t>
+      </w:r>
+      <w:proofErr w:type="spellStart"/>
+      <w:proofErr w:type="gramEnd"/>
+      <w:r>
+        <w:rPr>
+          <w:rFonts w:ascii="Consolas" w:hAnsi="Consolas"/>
+        </w:rPr>
+        <w:t>Tkod</w:t>
+      </w:r>
+      <w:proofErr w:type="spellEnd"/>
+      <w:r>
+        <w:rPr>
+          <w:rFonts w:ascii="Consolas" w:hAnsi="Consolas"/>
+        </w:rPr>
+        <w:t>),</w:t>
+      </w:r>
+    </w:p>
+    <w:p>
+      <w:pPr>
+        <w:rPr>
+          <w:rFonts w:ascii="Consolas" w:hAnsi="Consolas"/>
+        </w:rPr>
+      </w:pPr>
+      <w:r>
+        <w:rPr>
+          <w:rFonts w:ascii="Consolas" w:hAnsi="Consolas"/>
+        </w:rPr>
+        <w:t xml:space="preserve">    FOREIGN KEY (Azon) REFERENCES </w:t>
+      </w:r>
+      <w:proofErr w:type="spellStart"/>
+      <w:proofErr w:type="gramStart"/>
+      <w:r>
+        <w:rPr>
+          <w:rFonts w:ascii="Consolas" w:hAnsi="Consolas"/>
+        </w:rPr>
+        <w:t>Vasarlo</w:t>
+      </w:r>
+      <w:proofErr w:type="spellEnd"/>
+      <w:r>
+        <w:rPr>
+          <w:rFonts w:ascii="Consolas" w:hAnsi="Consolas"/>
+        </w:rPr>
+        <w:t>(</w:t>
+      </w:r>
+      <w:proofErr w:type="gramEnd"/>
+      <w:r>
+        <w:rPr>
+          <w:rFonts w:ascii="Consolas" w:hAnsi="Consolas"/>
+        </w:rPr>
+        <w:t>VID)</w:t>
+      </w:r>
+    </w:p>
+    <w:p>
+      <w:pPr>
+        <w:rPr>
+          <w:rFonts w:ascii="Consolas" w:hAnsi="Consolas"/>
+        </w:rPr>
+      </w:pPr>
+      <w:r>
+        <w:rPr>
+          <w:rFonts w:ascii="Consolas" w:hAnsi="Consolas"/>
+        </w:rPr>
+        <w:t>) ENGINE=</w:t>
+      </w:r>
+      <w:proofErr w:type="spellStart"/>
+      <w:r>
+        <w:rPr>
+          <w:rFonts w:ascii="Consolas" w:hAnsi="Consolas"/>
+        </w:rPr>
+        <w:t>InnoDB</w:t>
+      </w:r>
+      <w:proofErr w:type="spellEnd"/>
+      <w:r>
+        <w:rPr>
+          <w:rFonts w:ascii="Consolas" w:hAnsi="Consolas"/>
+        </w:rPr>
+        <w:t>;</w:t>
+      </w:r>
+    </w:p>
+    <w:p>
+      <w:pPr>
+        <w:rPr>
+          <w:rFonts w:ascii="Consolas" w:hAnsi="Consolas"/>
+        </w:rPr>
+      </w:pPr>
+    </w:p>
+    <w:p>
+      <w:pPr>
+        <w:rPr>
+          <w:rFonts w:ascii="Consolas" w:hAnsi="Consolas"/>
+        </w:rPr>
+      </w:pPr>
+      <w:r>
+        <w:rPr>
+          <w:rFonts w:ascii="Consolas" w:hAnsi="Consolas"/>
+        </w:rPr>
+        <w:t>INSERT INTO Termek (</w:t>
+      </w:r>
+      <w:proofErr w:type="spellStart"/>
+      <w:r>
+        <w:rPr>
+          <w:rFonts w:ascii="Consolas" w:hAnsi="Consolas"/>
+        </w:rPr>
+        <w:t>Tkod</w:t>
+      </w:r>
+      <w:proofErr w:type="spellEnd"/>
+      <w:r>
+        <w:rPr>
+          <w:rFonts w:ascii="Consolas" w:hAnsi="Consolas"/>
+        </w:rPr>
+        <w:t xml:space="preserve">, </w:t>
+      </w:r>
+      <w:proofErr w:type="spellStart"/>
+      <w:r>
+        <w:rPr>
+          <w:rFonts w:ascii="Consolas" w:hAnsi="Consolas"/>
+        </w:rPr>
+        <w:t>Nev</w:t>
+      </w:r>
+      <w:proofErr w:type="spellEnd"/>
+      <w:r>
+        <w:rPr>
+          <w:rFonts w:ascii="Consolas" w:hAnsi="Consolas"/>
+        </w:rPr>
+        <w:t xml:space="preserve">, </w:t>
+      </w:r>
+      <w:proofErr w:type="spellStart"/>
+      <w:r>
+        <w:rPr>
+          <w:rFonts w:ascii="Consolas" w:hAnsi="Consolas"/>
+        </w:rPr>
+        <w:t>Ar</w:t>
+      </w:r>
+      <w:proofErr w:type="spellEnd"/>
+      <w:r>
+        <w:rPr>
+          <w:rFonts w:ascii="Consolas" w:hAnsi="Consolas"/>
+        </w:rPr>
+        <w:t xml:space="preserve">, </w:t>
+      </w:r>
+      <w:proofErr w:type="spellStart"/>
+      <w:r>
+        <w:rPr>
+          <w:rFonts w:ascii="Consolas" w:hAnsi="Consolas"/>
+        </w:rPr>
+        <w:t>Leiras</w:t>
+      </w:r>
+      <w:proofErr w:type="spellEnd"/>
+      <w:r>
+        <w:rPr>
+          <w:rFonts w:ascii="Consolas" w:hAnsi="Consolas"/>
+        </w:rPr>
+        <w:t xml:space="preserve">, </w:t>
+      </w:r>
+      <w:proofErr w:type="spellStart"/>
+      <w:r>
+        <w:rPr>
+          <w:rFonts w:ascii="Consolas" w:hAnsi="Consolas"/>
+        </w:rPr>
+        <w:t>Kategoria</w:t>
+      </w:r>
+      <w:proofErr w:type="spellEnd"/>
+      <w:r>
+        <w:rPr>
+          <w:rFonts w:ascii="Consolas" w:hAnsi="Consolas"/>
+        </w:rPr>
+        <w:t>) VALUES</w:t>
+      </w:r>
+    </w:p>
+    <w:p>
+      <w:pPr>
+        <w:rPr>
+          <w:rFonts w:ascii="Consolas" w:hAnsi="Consolas"/>
+        </w:rPr>
+      </w:pPr>
+      <w:r>
+        <w:rPr>
+          <w:rFonts w:ascii="Consolas" w:hAnsi="Consolas"/>
+        </w:rPr>
+        <w:t>('t01', 'sör</w:t>
+      </w:r>
+      <w:proofErr w:type="gramStart"/>
+      <w:r>
+        <w:rPr>
+          <w:rFonts w:ascii="Consolas" w:hAnsi="Consolas"/>
+        </w:rPr>
+        <w:t xml:space="preserve">',   </w:t>
+      </w:r>
+      <w:proofErr w:type="gramEnd"/>
+      <w:r>
+        <w:rPr>
+          <w:rFonts w:ascii="Consolas" w:hAnsi="Consolas"/>
+        </w:rPr>
+        <w:t xml:space="preserve">  200, 'világos', 'k02'),</w:t>
+      </w:r>
+    </w:p>
+    <w:p>
+      <w:pPr>
+        <w:rPr>
+          <w:rFonts w:ascii="Consolas" w:hAnsi="Consolas"/>
+        </w:rPr>
+      </w:pPr>
+      <w:r>
+        <w:rPr>
+          <w:rFonts w:ascii="Consolas" w:hAnsi="Consolas"/>
+        </w:rPr>
+        <w:t>('t02', 'bor</w:t>
+      </w:r>
+      <w:proofErr w:type="gramStart"/>
+      <w:r>
+        <w:rPr>
+          <w:rFonts w:ascii="Consolas" w:hAnsi="Consolas"/>
+        </w:rPr>
+        <w:t xml:space="preserve">',   </w:t>
+      </w:r>
+      <w:proofErr w:type="gramEnd"/>
+      <w:r>
+        <w:rPr>
+          <w:rFonts w:ascii="Consolas" w:hAnsi="Consolas"/>
+        </w:rPr>
+        <w:t xml:space="preserve">  200, 'vörös</w:t>
+      </w:r>
+      <w:proofErr w:type="gramStart"/>
+      <w:r>
+        <w:rPr>
+          <w:rFonts w:ascii="Consolas" w:hAnsi="Consolas"/>
+        </w:rPr>
+        <w:t xml:space="preserve">',   </w:t>
+      </w:r>
+      <w:proofErr w:type="gramEnd"/>
+      <w:r>
+        <w:rPr>
+          <w:rFonts w:ascii="Consolas" w:hAnsi="Consolas"/>
+        </w:rPr>
+        <w:t>'k02'),</w:t>
+      </w:r>
+    </w:p>
+    <w:p>
+      <w:pPr>
+        <w:rPr>
+          <w:rFonts w:ascii="Consolas" w:hAnsi="Consolas"/>
+        </w:rPr>
+      </w:pPr>
+      <w:r>
+        <w:rPr>
+          <w:rFonts w:ascii="Consolas" w:hAnsi="Consolas"/>
+        </w:rPr>
+        <w:t>('t03', 'zsömle</w:t>
+      </w:r>
+      <w:proofErr w:type="gramStart"/>
+      <w:r>
+        <w:rPr>
+          <w:rFonts w:ascii="Consolas" w:hAnsi="Consolas"/>
+        </w:rPr>
+        <w:t xml:space="preserve">',   </w:t>
+      </w:r>
+      <w:proofErr w:type="gramEnd"/>
+      <w:r>
+        <w:rPr>
+          <w:rFonts w:ascii="Consolas" w:hAnsi="Consolas"/>
+        </w:rPr>
+        <w:t>20, 'kerek</w:t>
+      </w:r>
+      <w:proofErr w:type="gramStart"/>
+      <w:r>
+        <w:rPr>
+          <w:rFonts w:ascii="Consolas" w:hAnsi="Consolas"/>
+        </w:rPr>
+        <w:t xml:space="preserve">',   </w:t>
+      </w:r>
+      <w:proofErr w:type="gramEnd"/>
+      <w:r>
+        <w:rPr>
+          <w:rFonts w:ascii="Consolas" w:hAnsi="Consolas"/>
+        </w:rPr>
+        <w:t>'k01');</w:t>
+      </w:r>
+    </w:p>
+    <w:p>
+      <w:pPr>
+        <w:rPr>
+          <w:rFonts w:ascii="Consolas" w:hAnsi="Consolas"/>
+        </w:rPr>
+      </w:pPr>
+    </w:p>
+    <w:p>
+      <w:pPr>
+        <w:rPr>
+          <w:rFonts w:ascii="Consolas" w:hAnsi="Consolas"/>
+        </w:rPr>
+      </w:pPr>
+      <w:r>
+        <w:rPr>
+          <w:rFonts w:ascii="Consolas" w:hAnsi="Consolas"/>
+        </w:rPr>
+        <w:t xml:space="preserve">INSERT INTO </w:t>
+      </w:r>
+      <w:proofErr w:type="spellStart"/>
+      <w:r>
+        <w:rPr>
+          <w:rFonts w:ascii="Consolas" w:hAnsi="Consolas"/>
+        </w:rPr>
+        <w:t>Vasarlo</w:t>
+      </w:r>
+      <w:proofErr w:type="spellEnd"/>
+      <w:r>
+        <w:rPr>
+          <w:rFonts w:ascii="Consolas" w:hAnsi="Consolas"/>
+        </w:rPr>
+        <w:t xml:space="preserve"> (VID, </w:t>
+      </w:r>
+      <w:proofErr w:type="spellStart"/>
+      <w:r>
+        <w:rPr>
+          <w:rFonts w:ascii="Consolas" w:hAnsi="Consolas"/>
+        </w:rPr>
+        <w:t>Nev</w:t>
+      </w:r>
+      <w:proofErr w:type="spellEnd"/>
+      <w:r>
+        <w:rPr>
+          <w:rFonts w:ascii="Consolas" w:hAnsi="Consolas"/>
+        </w:rPr>
+        <w:t xml:space="preserve">, </w:t>
+      </w:r>
+      <w:proofErr w:type="spellStart"/>
+      <w:r>
+        <w:rPr>
+          <w:rFonts w:ascii="Consolas" w:hAnsi="Consolas"/>
+        </w:rPr>
+        <w:t>Irsz</w:t>
+      </w:r>
+      <w:proofErr w:type="spellEnd"/>
+      <w:r>
+        <w:rPr>
+          <w:rFonts w:ascii="Consolas" w:hAnsi="Consolas"/>
+        </w:rPr>
+        <w:t xml:space="preserve">, Varos, </w:t>
+      </w:r>
+      <w:proofErr w:type="spellStart"/>
+      <w:r>
+        <w:rPr>
+          <w:rFonts w:ascii="Consolas" w:hAnsi="Consolas"/>
+        </w:rPr>
+        <w:t>Cim</w:t>
+      </w:r>
+      <w:proofErr w:type="spellEnd"/>
+      <w:r>
+        <w:rPr>
+          <w:rFonts w:ascii="Consolas" w:hAnsi="Consolas"/>
+        </w:rPr>
+        <w:t xml:space="preserve">, </w:t>
+      </w:r>
+      <w:proofErr w:type="spellStart"/>
+      <w:r>
+        <w:rPr>
+          <w:rFonts w:ascii="Consolas" w:hAnsi="Consolas"/>
+        </w:rPr>
+        <w:t>Fizmod</w:t>
+      </w:r>
+      <w:proofErr w:type="spellEnd"/>
+      <w:r>
+        <w:rPr>
+          <w:rFonts w:ascii="Consolas" w:hAnsi="Consolas"/>
+        </w:rPr>
+        <w:t>) VALUES</w:t>
+      </w:r>
+    </w:p>
+    <w:p>
+      <w:pPr>
+        <w:rPr>
+          <w:rFonts w:ascii="Consolas" w:hAnsi="Consolas"/>
+        </w:rPr>
+      </w:pPr>
+      <w:r>
+        <w:rPr>
+          <w:rFonts w:ascii="Consolas" w:hAnsi="Consolas"/>
+        </w:rPr>
+        <w:t>('v01', 'Kék Alma</w:t>
+      </w:r>
+      <w:proofErr w:type="gramStart"/>
+      <w:r>
+        <w:rPr>
+          <w:rFonts w:ascii="Consolas" w:hAnsi="Consolas"/>
+        </w:rPr>
+        <w:t xml:space="preserve">',   </w:t>
+      </w:r>
+      <w:proofErr w:type="gramEnd"/>
+      <w:r>
+        <w:rPr>
+          <w:rFonts w:ascii="Consolas" w:hAnsi="Consolas"/>
+        </w:rPr>
+        <w:t xml:space="preserve">   '1111', 'Eger</w:t>
+      </w:r>
+      <w:proofErr w:type="gramStart"/>
+      <w:r>
+        <w:rPr>
+          <w:rFonts w:ascii="Consolas" w:hAnsi="Consolas"/>
+        </w:rPr>
+        <w:t xml:space="preserve">',   </w:t>
+      </w:r>
+      <w:proofErr w:type="gramEnd"/>
+      <w:r>
+        <w:rPr>
+          <w:rFonts w:ascii="Consolas" w:hAnsi="Consolas"/>
+        </w:rPr>
+        <w:t xml:space="preserve">  'Kék u.12', 2),</w:t>
+      </w:r>
+    </w:p>
+    <w:p>
+      <w:pPr>
+        <w:rPr>
+          <w:rFonts w:ascii="Consolas" w:hAnsi="Consolas"/>
+        </w:rPr>
+      </w:pPr>
+      <w:r>
+        <w:rPr>
+          <w:rFonts w:ascii="Consolas" w:hAnsi="Consolas"/>
+        </w:rPr>
+        <w:t>('v02', 'Fekete Péter</w:t>
+      </w:r>
+      <w:proofErr w:type="gramStart"/>
+      <w:r>
+        <w:rPr>
+          <w:rFonts w:ascii="Consolas" w:hAnsi="Consolas"/>
+        </w:rPr>
+        <w:t>',  '</w:t>
+      </w:r>
+      <w:proofErr w:type="gramEnd"/>
+      <w:r>
+        <w:rPr>
+          <w:rFonts w:ascii="Consolas" w:hAnsi="Consolas"/>
+        </w:rPr>
+        <w:t>2222', 'Miskolc</w:t>
+      </w:r>
+      <w:proofErr w:type="gramStart"/>
+      <w:r>
+        <w:rPr>
+          <w:rFonts w:ascii="Consolas" w:hAnsi="Consolas"/>
+        </w:rPr>
+        <w:t>',  '</w:t>
+      </w:r>
+      <w:proofErr w:type="gramEnd"/>
+      <w:r>
+        <w:rPr>
+          <w:rFonts w:ascii="Consolas" w:hAnsi="Consolas"/>
+        </w:rPr>
+        <w:t>Hó u.72</w:t>
+      </w:r>
+      <w:proofErr w:type="gramStart"/>
+      <w:r>
+        <w:rPr>
+          <w:rFonts w:ascii="Consolas" w:hAnsi="Consolas"/>
+        </w:rPr>
+        <w:t>',  3</w:t>
+      </w:r>
+      <w:proofErr w:type="gramEnd"/>
+      <w:r>
+        <w:rPr>
+          <w:rFonts w:ascii="Consolas" w:hAnsi="Consolas"/>
+        </w:rPr>
+        <w:t>),</w:t>
+      </w:r>
+    </w:p>
+    <w:p>
+      <w:pPr>
+        <w:rPr>
+          <w:rFonts w:ascii="Consolas" w:hAnsi="Consolas"/>
+        </w:rPr>
+      </w:pPr>
+      <w:r>
+        <w:rPr>
+          <w:rFonts w:ascii="Consolas" w:hAnsi="Consolas"/>
+        </w:rPr>
+        <w:t>('v03', '</w:t>
+      </w:r>
+      <w:proofErr w:type="spellStart"/>
+      <w:r>
+        <w:rPr>
+          <w:rFonts w:ascii="Consolas" w:hAnsi="Consolas"/>
+        </w:rPr>
+        <w:t>Feke</w:t>
+      </w:r>
+      <w:proofErr w:type="spellEnd"/>
+      <w:r>
+        <w:rPr>
+          <w:rFonts w:ascii="Consolas" w:hAnsi="Consolas"/>
+        </w:rPr>
+        <w:t xml:space="preserve"> Farkas</w:t>
+      </w:r>
+      <w:proofErr w:type="gramStart"/>
+      <w:r>
+        <w:rPr>
+          <w:rFonts w:ascii="Consolas" w:hAnsi="Consolas"/>
+        </w:rPr>
+        <w:t xml:space="preserve">',   </w:t>
+      </w:r>
+      <w:proofErr w:type="gramEnd"/>
+      <w:r>
+        <w:rPr>
+          <w:rFonts w:ascii="Consolas" w:hAnsi="Consolas"/>
+        </w:rPr>
+        <w:t>'3333', 'Budapest', 'Kő u.25</w:t>
+      </w:r>
+      <w:proofErr w:type="gramStart"/>
+      <w:r>
+        <w:rPr>
+          <w:rFonts w:ascii="Consolas" w:hAnsi="Consolas"/>
+        </w:rPr>
+        <w:t>',  1</w:t>
+      </w:r>
+      <w:proofErr w:type="gramEnd"/>
+      <w:r>
+        <w:rPr>
+          <w:rFonts w:ascii="Consolas" w:hAnsi="Consolas"/>
+        </w:rPr>
+        <w:t>);</w:t>
+      </w:r>
+    </w:p>
+    <w:p>
+      <w:pPr>
+        <w:rPr>
+          <w:rFonts w:ascii="Consolas" w:hAnsi="Consolas"/>
+        </w:rPr>
+      </w:pPr>
+    </w:p>
+    <w:p>
+      <w:pPr>
+        <w:rPr>
+          <w:rFonts w:ascii="Consolas" w:hAnsi="Consolas"/>
+        </w:rPr>
+      </w:pPr>
+      <w:r>
+        <w:rPr>
+          <w:rFonts w:ascii="Consolas" w:hAnsi="Consolas"/>
+        </w:rPr>
+        <w:t xml:space="preserve">INSERT INTO </w:t>
+      </w:r>
+      <w:proofErr w:type="spellStart"/>
+      <w:r>
+        <w:rPr>
+          <w:rFonts w:ascii="Consolas" w:hAnsi="Consolas"/>
+        </w:rPr>
+        <w:t>Vasarlas</w:t>
+      </w:r>
+      <w:proofErr w:type="spellEnd"/>
+      <w:r>
+        <w:rPr>
+          <w:rFonts w:ascii="Consolas" w:hAnsi="Consolas"/>
+        </w:rPr>
+        <w:t xml:space="preserve"> (</w:t>
+      </w:r>
+      <w:proofErr w:type="spellStart"/>
+      <w:r>
+        <w:rPr>
+          <w:rFonts w:ascii="Consolas" w:hAnsi="Consolas"/>
+        </w:rPr>
+        <w:t>Kod</w:t>
+      </w:r>
+      <w:proofErr w:type="spellEnd"/>
+      <w:r>
+        <w:rPr>
+          <w:rFonts w:ascii="Consolas" w:hAnsi="Consolas"/>
+        </w:rPr>
+        <w:t xml:space="preserve">, </w:t>
+      </w:r>
+      <w:proofErr w:type="spellStart"/>
+      <w:r>
+        <w:rPr>
+          <w:rFonts w:ascii="Consolas" w:hAnsi="Consolas"/>
+        </w:rPr>
+        <w:t>Datum</w:t>
+      </w:r>
+      <w:proofErr w:type="spellEnd"/>
+      <w:r>
+        <w:rPr>
+          <w:rFonts w:ascii="Consolas" w:hAnsi="Consolas"/>
+        </w:rPr>
+        <w:t>, Darab, Azon) VALUES</w:t>
+      </w:r>
+    </w:p>
+    <w:p>
+      <w:pPr>
+        <w:rPr>
+          <w:rFonts w:ascii="Consolas" w:hAnsi="Consolas"/>
+        </w:rPr>
+      </w:pPr>
+      <w:r>
+        <w:rPr>
+          <w:rFonts w:ascii="Consolas" w:hAnsi="Consolas"/>
+        </w:rPr>
+        <w:t>('t02', '2026-03-10', 2, 'v02'),</w:t>
+      </w:r>
+    </w:p>
+    <w:p>
+      <w:pPr>
+        <w:rPr>
+          <w:rFonts w:ascii="Consolas" w:hAnsi="Consolas"/>
+        </w:rPr>
+      </w:pPr>
+      <w:r>
+        <w:rPr>
+          <w:rFonts w:ascii="Consolas" w:hAnsi="Consolas"/>
+        </w:rPr>
+        <w:t>('t01', '2026-04-10', 2, 'v01'),</w:t>
+      </w:r>
+    </w:p>
+    <w:p>
+      <w:pPr>
+        <w:rPr>
+          <w:rFonts w:ascii="Consolas" w:hAnsi="Consolas"/>
+        </w:rPr>
+      </w:pPr>
+      <w:r>
+        <w:rPr>
+          <w:rFonts w:ascii="Consolas" w:hAnsi="Consolas"/>
+        </w:rPr>
+        <w:t>('t03', '2026-02-10', 3, 'v03');</w:t>
+      </w:r>
+    </w:p>
+    <w:p/>
+    <w:p>
+      <w:pPr>
+        <w:rPr>
+          <w:b/>
+          <w:bCs/>
+          <w:u w:val="single"/>
+        </w:rPr>
+      </w:pPr>
+      <w:r>
+        <w:rPr>
+          <w:b/>
+          <w:bCs/>
+          <w:u w:val="single"/>
+        </w:rPr>
         <w:t xml:space="preserve">1. Adja meg a termékek nevét! </w:t>
       </w:r>
     </w:p>
     <w:p>
       <w:pPr>
+        <w:rPr>
+          <w:rFonts w:ascii="Consolas" w:hAnsi="Consolas" w:cs="Biome"/>
+        </w:rPr>
+      </w:pPr>
+      <w:r>
+        <w:rPr>
+          <w:rFonts w:ascii="Consolas" w:hAnsi="Consolas" w:cs="Biome"/>
+        </w:rPr>
+        <w:t>SELECT Név</w:t>
+      </w:r>
+      <w:r>
+        <w:rPr>
+          <w:rFonts w:ascii="Consolas" w:hAnsi="Consolas" w:cs="Biome"/>
+        </w:rPr>
+        <w:t xml:space="preserve"> </w:t>
+      </w:r>
+    </w:p>
+    <w:p>
+      <w:pPr>
+        <w:rPr>
+          <w:rFonts w:ascii="Consolas" w:hAnsi="Consolas" w:cs="Biome"/>
+        </w:rPr>
+      </w:pPr>
+      <w:r>
+        <w:rPr>
+          <w:rFonts w:ascii="Consolas" w:hAnsi="Consolas" w:cs="Biome"/>
+        </w:rPr>
+        <w:t>FROM Termék;</w:t>
+      </w:r>
+    </w:p>
+    <w:p>
+      <w:pPr>
         <w:jc w:val="center"/>
         <w:rPr>
           <w:rFonts w:ascii="Biome" w:hAnsi="Biome" w:cs="Biome"/>
@@ -3096,7 +4498,114 @@
           <w:szCs w:val="40"/>
           <w:vertAlign w:val="subscript"/>
         </w:rPr>
-        <w:t>N</w:t>
+        <w:t>Név</w:t>
+      </w:r>
+      <w:proofErr w:type="spellEnd"/>
+      <w:r>
+        <w:rPr>
+          <w:rFonts w:ascii="Biome" w:hAnsi="Biome" w:cs="Biome"/>
+          <w:sz w:val="40"/>
+          <w:szCs w:val="40"/>
+        </w:rPr>
+        <w:t>(</w:t>
+      </w:r>
+      <w:proofErr w:type="gramEnd"/>
+      <w:r>
+        <w:rPr>
+          <w:rFonts w:ascii="Biome" w:hAnsi="Biome" w:cs="Biome"/>
+          <w:sz w:val="40"/>
+          <w:szCs w:val="40"/>
+        </w:rPr>
+        <w:t>Termék)</w:t>
+      </w:r>
+    </w:p>
+    <w:p>
+      <w:pPr>
+        <w:rPr>
+          <w:b/>
+          <w:bCs/>
+          <w:u w:val="single"/>
+        </w:rPr>
+      </w:pPr>
+      <w:r>
+        <w:rPr>
+          <w:b/>
+          <w:bCs/>
+          <w:u w:val="single"/>
+        </w:rPr>
+        <w:t xml:space="preserve">2. Kérdezze le a 2000 Ft-nál olcsóbb termékek nevét! </w:t>
+      </w:r>
+    </w:p>
+    <w:p>
+      <w:pPr>
+        <w:rPr>
+          <w:rFonts w:ascii="Consolas" w:hAnsi="Consolas" w:cs="Biome"/>
+        </w:rPr>
+      </w:pPr>
+      <w:r>
+        <w:rPr>
+          <w:rFonts w:ascii="Consolas" w:hAnsi="Consolas" w:cs="Biome"/>
+        </w:rPr>
+        <w:t>SELECT Név</w:t>
+      </w:r>
+    </w:p>
+    <w:p>
+      <w:pPr>
+        <w:rPr>
+          <w:rFonts w:ascii="Consolas" w:hAnsi="Consolas" w:cs="Biome"/>
+        </w:rPr>
+      </w:pPr>
+      <w:r>
+        <w:rPr>
+          <w:rFonts w:ascii="Consolas" w:hAnsi="Consolas" w:cs="Biome"/>
+        </w:rPr>
+        <w:t>FROM Termék</w:t>
+      </w:r>
+    </w:p>
+    <w:p>
+      <w:pPr>
+        <w:rPr>
+          <w:rFonts w:ascii="Consolas" w:hAnsi="Consolas" w:cs="Biome"/>
+        </w:rPr>
+      </w:pPr>
+      <w:r>
+        <w:rPr>
+          <w:rFonts w:ascii="Consolas" w:hAnsi="Consolas" w:cs="Biome"/>
+        </w:rPr>
+        <w:t xml:space="preserve">WHERE Ár </w:t>
+      </w:r>
+      <w:proofErr w:type="gramStart"/>
+      <w:r>
+        <w:rPr>
+          <w:rFonts w:ascii="Consolas" w:hAnsi="Consolas" w:cs="Biome"/>
+        </w:rPr>
+        <w:t>&lt; 2000</w:t>
+      </w:r>
+      <w:proofErr w:type="gramEnd"/>
+      <w:r>
+        <w:rPr>
+          <w:rFonts w:ascii="Consolas" w:hAnsi="Consolas" w:cs="Biome"/>
+        </w:rPr>
+        <w:t>;</w:t>
+      </w:r>
+    </w:p>
+    <w:p>
+      <w:pPr>
+        <w:jc w:val="center"/>
+        <w:rPr>
+          <w:rFonts w:ascii="Biome" w:hAnsi="Biome" w:cs="Biome"/>
+          <w:sz w:val="40"/>
+          <w:szCs w:val="40"/>
+        </w:rPr>
+      </w:pPr>
+      <w:proofErr w:type="spellStart"/>
+      <w:r>
+        <w:rPr>
+          <w:rFonts w:ascii="Calibri" w:hAnsi="Calibri" w:cs="Calibri"/>
+          <w:sz w:val="40"/>
+          <w:szCs w:val="40"/>
+        </w:rPr>
+        <w:t>Π</w:t>
       </w:r>
       <w:r>
         <w:rPr>
@@ -3105,7 +4614,25 @@
           <w:szCs w:val="40"/>
           <w:vertAlign w:val="subscript"/>
         </w:rPr>
-        <w:t>é</w:t>
+        <w:t>Név</w:t>
+      </w:r>
+      <w:proofErr w:type="spellEnd"/>
+      <w:r>
+        <w:rPr>
+          <w:rFonts w:ascii="Biome" w:hAnsi="Biome" w:cs="Biome"/>
+          <w:sz w:val="40"/>
+          <w:szCs w:val="40"/>
+        </w:rPr>
+        <w:t>(</w:t>
+      </w:r>
+      <w:proofErr w:type="spellStart"/>
+      <w:r>
+        <w:rPr>
+          <w:rFonts w:ascii="Calibri" w:hAnsi="Calibri" w:cs="Calibri"/>
+          <w:sz w:val="40"/>
+          <w:szCs w:val="40"/>
+        </w:rPr>
+        <w:t>σ</w:t>
       </w:r>
       <w:r>
         <w:rPr>
@@ -3114,9 +4641,252 @@
           <w:szCs w:val="40"/>
           <w:vertAlign w:val="subscript"/>
         </w:rPr>
-        <w:t>v</w:t>
-      </w:r>
-      <w:proofErr w:type="spellEnd"/>
+        <w:t>Ár</w:t>
+      </w:r>
+      <w:proofErr w:type="spellEnd"/>
+      <w:r>
+        <w:rPr>
+          <w:rFonts w:ascii="Biome" w:hAnsi="Biome" w:cs="Biome"/>
+          <w:sz w:val="40"/>
+          <w:szCs w:val="40"/>
+          <w:vertAlign w:val="subscript"/>
+        </w:rPr>
+        <w:t>&lt;2000</w:t>
+      </w:r>
+      <w:r>
+        <w:rPr>
+          <w:rFonts w:ascii="Biome" w:hAnsi="Biome" w:cs="Biome"/>
+          <w:sz w:val="40"/>
+          <w:szCs w:val="40"/>
+        </w:rPr>
+        <w:t>Termék)</w:t>
+      </w:r>
+    </w:p>
+    <w:p>
+      <w:pPr>
+        <w:rPr>
+          <w:b/>
+          <w:bCs/>
+          <w:u w:val="single"/>
+        </w:rPr>
+      </w:pPr>
+      <w:r>
+        <w:rPr>
+          <w:b/>
+          <w:bCs/>
+          <w:u w:val="single"/>
+        </w:rPr>
+        <w:t xml:space="preserve">3. Kérdezze le Fekete Péter által vásárolt termékek nevét! </w:t>
+      </w:r>
+    </w:p>
+    <w:p>
+      <w:pPr>
+        <w:rPr>
+          <w:rFonts w:ascii="Consolas" w:hAnsi="Consolas" w:cs="Biome"/>
+        </w:rPr>
+      </w:pPr>
+      <w:r>
+        <w:rPr>
+          <w:rFonts w:ascii="Consolas" w:hAnsi="Consolas" w:cs="Biome"/>
+        </w:rPr>
+        <w:t xml:space="preserve">SELECT </w:t>
+      </w:r>
+      <w:proofErr w:type="spellStart"/>
+      <w:r>
+        <w:rPr>
+          <w:rFonts w:ascii="Consolas" w:hAnsi="Consolas" w:cs="Biome"/>
+        </w:rPr>
+        <w:t>Termék.Név</w:t>
+      </w:r>
+      <w:proofErr w:type="spellEnd"/>
+    </w:p>
+    <w:p>
+      <w:pPr>
+        <w:rPr>
+          <w:rFonts w:ascii="Consolas" w:hAnsi="Consolas" w:cs="Biome"/>
+        </w:rPr>
+      </w:pPr>
+      <w:r>
+        <w:rPr>
+          <w:rFonts w:ascii="Consolas" w:hAnsi="Consolas" w:cs="Biome"/>
+        </w:rPr>
+        <w:t>FROM Termék</w:t>
+      </w:r>
+    </w:p>
+    <w:p>
+      <w:pPr>
+        <w:rPr>
+          <w:rFonts w:ascii="Consolas" w:hAnsi="Consolas" w:cs="Biome"/>
+        </w:rPr>
+      </w:pPr>
+      <w:r>
+        <w:rPr>
+          <w:rFonts w:ascii="Consolas" w:hAnsi="Consolas" w:cs="Biome"/>
+        </w:rPr>
+        <w:t xml:space="preserve">JOIN Vásárlás ON </w:t>
+      </w:r>
+      <w:proofErr w:type="spellStart"/>
+      <w:r>
+        <w:rPr>
+          <w:rFonts w:ascii="Consolas" w:hAnsi="Consolas" w:cs="Biome"/>
+        </w:rPr>
+        <w:t>Tkód</w:t>
+      </w:r>
+      <w:proofErr w:type="spellEnd"/>
+      <w:r>
+        <w:rPr>
+          <w:rFonts w:ascii="Consolas" w:hAnsi="Consolas" w:cs="Biome"/>
+        </w:rPr>
+        <w:t xml:space="preserve"> = Kód</w:t>
+      </w:r>
+    </w:p>
+    <w:p>
+      <w:pPr>
+        <w:rPr>
+          <w:rFonts w:ascii="Consolas" w:hAnsi="Consolas" w:cs="Biome"/>
+        </w:rPr>
+      </w:pPr>
+      <w:r>
+        <w:rPr>
+          <w:rFonts w:ascii="Consolas" w:hAnsi="Consolas" w:cs="Biome"/>
+        </w:rPr>
+        <w:t xml:space="preserve">JOIN Vásárló ON </w:t>
+      </w:r>
+      <w:proofErr w:type="spellStart"/>
+      <w:r>
+        <w:rPr>
+          <w:rFonts w:ascii="Consolas" w:hAnsi="Consolas" w:cs="Biome"/>
+        </w:rPr>
+        <w:t>Azonosito</w:t>
+      </w:r>
+      <w:proofErr w:type="spellEnd"/>
+      <w:r>
+        <w:rPr>
+          <w:rFonts w:ascii="Consolas" w:hAnsi="Consolas" w:cs="Biome"/>
+        </w:rPr>
+        <w:t xml:space="preserve"> = Azon</w:t>
+      </w:r>
+    </w:p>
+    <w:p>
+      <w:pPr>
+        <w:rPr>
+          <w:rFonts w:ascii="Consolas" w:hAnsi="Consolas" w:cs="Biome"/>
+        </w:rPr>
+      </w:pPr>
+      <w:r>
+        <w:rPr>
+          <w:rFonts w:ascii="Consolas" w:hAnsi="Consolas" w:cs="Biome"/>
+        </w:rPr>
+        <w:t xml:space="preserve">WHERE </w:t>
+      </w:r>
+      <w:proofErr w:type="spellStart"/>
+      <w:r>
+        <w:rPr>
+          <w:rFonts w:ascii="Consolas" w:hAnsi="Consolas" w:cs="Biome"/>
+        </w:rPr>
+        <w:t>Vásárló.Név</w:t>
+      </w:r>
+      <w:proofErr w:type="spellEnd"/>
+      <w:r>
+        <w:rPr>
+          <w:rFonts w:ascii="Consolas" w:hAnsi="Consolas" w:cs="Biome"/>
+        </w:rPr>
+        <w:t xml:space="preserve"> = 'Fekete Péter';</w:t>
+      </w:r>
+    </w:p>
+    <w:p>
+      <w:pPr>
+        <w:jc w:val="center"/>
+        <w:rPr>
+          <w:sz w:val="40"/>
+          <w:szCs w:val="40"/>
+        </w:rPr>
+      </w:pPr>
+      <w:proofErr w:type="spellStart"/>
+      <w:r>
+        <w:rPr>
+          <w:rFonts w:ascii="Calibri" w:hAnsi="Calibri" w:cs="Calibri"/>
+          <w:sz w:val="40"/>
+          <w:szCs w:val="40"/>
+        </w:rPr>
+        <w:t>Π</w:t>
+      </w:r>
+      <w:r>
+        <w:rPr>
+          <w:rFonts w:ascii="Calibri" w:hAnsi="Calibri" w:cs="Calibri"/>
+          <w:sz w:val="40"/>
+          <w:szCs w:val="40"/>
+          <w:vertAlign w:val="subscript"/>
+        </w:rPr>
+        <w:t>Termék.</w:t>
+      </w:r>
+      <w:r>
+        <w:rPr>
+          <w:rFonts w:ascii="Biome" w:hAnsi="Biome" w:cs="Biome"/>
+          <w:sz w:val="40"/>
+          <w:szCs w:val="40"/>
+          <w:vertAlign w:val="subscript"/>
+        </w:rPr>
+        <w:t>Név</w:t>
+      </w:r>
+      <w:proofErr w:type="spellEnd"/>
+      <w:r>
+        <w:rPr>
+          <w:rFonts w:ascii="Biome" w:hAnsi="Biome" w:cs="Biome"/>
+          <w:sz w:val="40"/>
+          <w:szCs w:val="40"/>
+        </w:rPr>
+        <w:t>((</w:t>
+      </w:r>
+      <w:proofErr w:type="spellStart"/>
+      <w:r>
+        <w:rPr>
+          <w:rFonts w:ascii="Calibri" w:hAnsi="Calibri" w:cs="Calibri"/>
+          <w:sz w:val="40"/>
+          <w:szCs w:val="40"/>
+        </w:rPr>
+        <w:t>σ</w:t>
+      </w:r>
+      <w:r>
+        <w:rPr>
+          <w:rFonts w:ascii="Biome" w:hAnsi="Biome" w:cs="Biome"/>
+          <w:sz w:val="40"/>
+          <w:szCs w:val="40"/>
+          <w:vertAlign w:val="subscript"/>
+        </w:rPr>
+        <w:t>Név</w:t>
+      </w:r>
+      <w:proofErr w:type="spellEnd"/>
+      <w:proofErr w:type="gramStart"/>
+      <w:r>
+        <w:rPr>
+          <w:rFonts w:ascii="Biome" w:hAnsi="Biome" w:cs="Biome"/>
+          <w:sz w:val="40"/>
+          <w:szCs w:val="40"/>
+          <w:vertAlign w:val="subscript"/>
+        </w:rPr>
+        <w:t>&lt;”Fekete</w:t>
+      </w:r>
+      <w:proofErr w:type="gramEnd"/>
+      <w:r>
+        <w:rPr>
+          <w:rFonts w:ascii="Biome" w:hAnsi="Biome" w:cs="Biome"/>
+          <w:sz w:val="40"/>
+          <w:szCs w:val="40"/>
+          <w:vertAlign w:val="subscript"/>
+        </w:rPr>
+        <w:t xml:space="preserve"> </w:t>
+      </w:r>
+      <w:proofErr w:type="gramStart"/>
+      <w:r>
+        <w:rPr>
+          <w:rFonts w:ascii="Biome" w:hAnsi="Biome" w:cs="Biome"/>
+          <w:sz w:val="40"/>
+          <w:szCs w:val="40"/>
+          <w:vertAlign w:val="subscript"/>
+        </w:rPr>
+        <w:t>Péter”</w:t>
+      </w:r>
       <w:r>
         <w:rPr>
           <w:rFonts w:ascii="Biome" w:hAnsi="Biome" w:cs="Biome"/>
@@ -3132,36 +4902,182 @@
           <w:sz w:val="40"/>
           <w:szCs w:val="40"/>
         </w:rPr>
-        <w:t>Term</w:t>
-      </w:r>
-      <w:r>
-        <w:rPr>
-          <w:rFonts w:ascii="Biome" w:hAnsi="Biome" w:cs="Biome"/>
-          <w:sz w:val="40"/>
-          <w:szCs w:val="40"/>
-        </w:rPr>
-        <w:t>é</w:t>
-      </w:r>
-      <w:r>
-        <w:rPr>
-          <w:rFonts w:ascii="Biome" w:hAnsi="Biome" w:cs="Biome"/>
-          <w:sz w:val="40"/>
-          <w:szCs w:val="40"/>
-        </w:rPr>
-        <w:t>k)</w:t>
-      </w:r>
-    </w:p>
-    <w:p>
-      <w:r>
+        <w:t xml:space="preserve">Vásárló) </w:t>
+      </w:r>
+      <w:r>
+        <w:rPr>
+          <w:rFonts w:ascii="Cambria Math" w:hAnsi="Cambria Math" w:cs="Cambria Math"/>
+          <w:sz w:val="40"/>
+          <w:szCs w:val="40"/>
+        </w:rPr>
+        <w:t>⋈</w:t>
+      </w:r>
+      <w:r>
+        <w:rPr>
+          <w:rFonts w:ascii="Cambria Math" w:hAnsi="Cambria Math" w:cs="Cambria Math"/>
+          <w:sz w:val="40"/>
+          <w:szCs w:val="40"/>
+          <w:vertAlign w:val="subscript"/>
+        </w:rPr>
+        <w:t>Azonosító=Azon</w:t>
+      </w:r>
+      <w:r>
+        <w:rPr>
+          <w:rFonts w:ascii="Biome" w:hAnsi="Biome" w:cs="Biome"/>
+          <w:sz w:val="40"/>
+          <w:szCs w:val="40"/>
+        </w:rPr>
+        <w:t xml:space="preserve"> </w:t>
+      </w:r>
+      <w:proofErr w:type="gramStart"/>
+      <w:r>
+        <w:rPr>
+          <w:rFonts w:ascii="Biome" w:hAnsi="Biome" w:cs="Biome"/>
+          <w:sz w:val="40"/>
+          <w:szCs w:val="40"/>
+        </w:rPr>
+        <w:t>Vásárlás)</w:t>
+      </w:r>
+      <w:r>
+        <w:rPr>
+          <w:rFonts w:ascii="Cambria Math" w:hAnsi="Cambria Math" w:cs="Cambria Math"/>
+          <w:sz w:val="40"/>
+          <w:szCs w:val="40"/>
+        </w:rPr>
+        <w:t>⋈</w:t>
+      </w:r>
+      <w:proofErr w:type="gramEnd"/>
+      <w:r>
+        <w:rPr>
+          <w:rFonts w:ascii="Cambria Math" w:hAnsi="Cambria Math" w:cs="Cambria Math"/>
+          <w:sz w:val="40"/>
+          <w:szCs w:val="40"/>
+          <w:vertAlign w:val="subscript"/>
+        </w:rPr>
+        <w:t>Kód=</w:t>
+      </w:r>
+      <w:proofErr w:type="spellStart"/>
+      <w:r>
+        <w:rPr>
+          <w:rFonts w:ascii="Cambria Math" w:hAnsi="Cambria Math" w:cs="Cambria Math"/>
+          <w:sz w:val="40"/>
+          <w:szCs w:val="40"/>
+          <w:vertAlign w:val="subscript"/>
+        </w:rPr>
+        <w:t>Tkód</w:t>
+      </w:r>
+      <w:proofErr w:type="spellEnd"/>
+      <w:r>
+        <w:rPr>
+          <w:rFonts w:ascii="Cambria Math" w:hAnsi="Cambria Math" w:cs="Cambria Math"/>
+          <w:sz w:val="40"/>
+          <w:szCs w:val="40"/>
+        </w:rPr>
+        <w:t xml:space="preserve"> Termék</w:t>
+      </w:r>
+    </w:p>
+    <w:p>
+      <w:pPr>
+        <w:spacing w:after="160" w:line="278" w:lineRule="auto"/>
+        <w:jc w:val="left"/>
+        <w:rPr>
+          <w:b/>
+          <w:bCs/>
+          <w:u w:val="single"/>
+        </w:rPr>
+      </w:pPr>
+      <w:r>
+        <w:rPr>
+          <w:b/>
+          <w:bCs/>
+          <w:u w:val="single"/>
+        </w:rPr>
+        <w:br w:type="page"/>
+      </w:r>
+    </w:p>
+    <w:p>
+      <w:pPr>
+        <w:rPr>
+          <w:b/>
+          <w:bCs/>
+          <w:u w:val="single"/>
+        </w:rPr>
+      </w:pPr>
+      <w:r>
+        <w:rPr>
+          <w:b/>
+          <w:bCs/>
+          <w:u w:val="single"/>
+        </w:rPr>
         <w:lastRenderedPageBreak/>
-        <w:t xml:space="preserve">2. Kérdezze le a 2000 Ft-nál olcsóbb termékek nevét! </w:t>
+        <w:t xml:space="preserve">4. Kérdezze le azon termékek nevét, amelyeket már vásároltak! </w:t>
+      </w:r>
+    </w:p>
+    <w:p>
+      <w:pPr>
+        <w:rPr>
+          <w:rFonts w:ascii="Consolas" w:hAnsi="Consolas"/>
+        </w:rPr>
+      </w:pPr>
+      <w:r>
+        <w:rPr>
+          <w:rFonts w:ascii="Consolas" w:hAnsi="Consolas"/>
+        </w:rPr>
+        <w:t xml:space="preserve">SELECT </w:t>
+      </w:r>
+      <w:proofErr w:type="spellStart"/>
+      <w:r>
+        <w:rPr>
+          <w:rFonts w:ascii="Consolas" w:hAnsi="Consolas"/>
+        </w:rPr>
+        <w:t>Termék.Név</w:t>
+      </w:r>
+      <w:proofErr w:type="spellEnd"/>
+    </w:p>
+    <w:p>
+      <w:pPr>
+        <w:rPr>
+          <w:rFonts w:ascii="Consolas" w:hAnsi="Consolas"/>
+        </w:rPr>
+      </w:pPr>
+      <w:r>
+        <w:rPr>
+          <w:rFonts w:ascii="Consolas" w:hAnsi="Consolas"/>
+        </w:rPr>
+        <w:t>FROM Termék</w:t>
+      </w:r>
+    </w:p>
+    <w:p>
+      <w:pPr>
+        <w:rPr>
+          <w:rFonts w:ascii="Consolas" w:hAnsi="Consolas"/>
+        </w:rPr>
+      </w:pPr>
+      <w:r>
+        <w:rPr>
+          <w:rFonts w:ascii="Consolas" w:hAnsi="Consolas"/>
+        </w:rPr>
+        <w:t xml:space="preserve">JOIN Vásárlás ON </w:t>
+      </w:r>
+      <w:proofErr w:type="spellStart"/>
+      <w:r>
+        <w:rPr>
+          <w:rFonts w:ascii="Consolas" w:hAnsi="Consolas"/>
+        </w:rPr>
+        <w:t>Tkód</w:t>
+      </w:r>
+      <w:proofErr w:type="spellEnd"/>
+      <w:r>
+        <w:rPr>
+          <w:rFonts w:ascii="Consolas" w:hAnsi="Consolas"/>
+        </w:rPr>
+        <w:t xml:space="preserve"> = Kód;</w:t>
       </w:r>
     </w:p>
     <w:p>
       <w:pPr>
         <w:jc w:val="center"/>
         <w:rPr>
-          <w:rFonts w:ascii="Biome" w:hAnsi="Biome" w:cs="Biome"/>
           <w:sz w:val="40"/>
           <w:szCs w:val="40"/>
         </w:rPr>
@@ -3177,11 +5093,20 @@
       </w:r>
       <w:r>
         <w:rPr>
-          <w:rFonts w:ascii="Biome" w:hAnsi="Biome" w:cs="Biome"/>
+          <w:rFonts w:ascii="Calibri" w:hAnsi="Calibri" w:cs="Calibri"/>
           <w:sz w:val="40"/>
           <w:szCs w:val="40"/>
           <w:vertAlign w:val="subscript"/>
         </w:rPr>
+        <w:t>Termék.</w:t>
+      </w:r>
+      <w:r>
+        <w:rPr>
+          <w:rFonts w:ascii="Biome" w:hAnsi="Biome" w:cs="Biome"/>
+          <w:sz w:val="40"/>
+          <w:szCs w:val="40"/>
+          <w:vertAlign w:val="subscript"/>
+        </w:rPr>
         <w:t>Név</w:t>
       </w:r>
       <w:proofErr w:type="spellEnd"/>
@@ -3196,10 +5121,953 @@
       <w:proofErr w:type="spellStart"/>
       <w:r>
         <w:rPr>
+          <w:rFonts w:ascii="Biome" w:hAnsi="Biome" w:cs="Biome"/>
+          <w:sz w:val="40"/>
+          <w:szCs w:val="40"/>
+        </w:rPr>
+        <w:t>Vásárlás</w:t>
+      </w:r>
+      <w:r>
+        <w:rPr>
+          <w:rFonts w:ascii="Cambria Math" w:hAnsi="Cambria Math" w:cs="Cambria Math"/>
+          <w:sz w:val="40"/>
+          <w:szCs w:val="40"/>
+        </w:rPr>
+        <w:t>⋈</w:t>
+      </w:r>
+      <w:r>
+        <w:rPr>
+          <w:rFonts w:ascii="Cambria Math" w:hAnsi="Cambria Math" w:cs="Cambria Math"/>
+          <w:sz w:val="40"/>
+          <w:szCs w:val="40"/>
+          <w:vertAlign w:val="subscript"/>
+        </w:rPr>
+        <w:t>Kód</w:t>
+      </w:r>
+      <w:proofErr w:type="spellEnd"/>
+      <w:r>
+        <w:rPr>
+          <w:rFonts w:ascii="Cambria Math" w:hAnsi="Cambria Math" w:cs="Cambria Math"/>
+          <w:sz w:val="40"/>
+          <w:szCs w:val="40"/>
+          <w:vertAlign w:val="subscript"/>
+        </w:rPr>
+        <w:t>=</w:t>
+      </w:r>
+      <w:proofErr w:type="spellStart"/>
+      <w:r>
+        <w:rPr>
+          <w:rFonts w:ascii="Cambria Math" w:hAnsi="Cambria Math" w:cs="Cambria Math"/>
+          <w:sz w:val="40"/>
+          <w:szCs w:val="40"/>
+          <w:vertAlign w:val="subscript"/>
+        </w:rPr>
+        <w:t>Tkód</w:t>
+      </w:r>
+      <w:proofErr w:type="spellEnd"/>
+      <w:r>
+        <w:rPr>
+          <w:rFonts w:ascii="Cambria Math" w:hAnsi="Cambria Math" w:cs="Cambria Math"/>
+          <w:sz w:val="40"/>
+          <w:szCs w:val="40"/>
+        </w:rPr>
+        <w:t xml:space="preserve"> Termék</w:t>
+      </w:r>
+      <w:r>
+        <w:rPr>
+          <w:rFonts w:ascii="Cambria Math" w:hAnsi="Cambria Math" w:cs="Cambria Math"/>
+          <w:sz w:val="40"/>
+          <w:szCs w:val="40"/>
+        </w:rPr>
+        <w:t>)</w:t>
+      </w:r>
+    </w:p>
+    <w:p>
+      <w:pPr>
+        <w:rPr>
+          <w:b/>
+          <w:bCs/>
+          <w:u w:val="single"/>
+        </w:rPr>
+      </w:pPr>
+      <w:r>
+        <w:rPr>
+          <w:b/>
+          <w:bCs/>
+          <w:u w:val="single"/>
+        </w:rPr>
+        <w:t xml:space="preserve">5. Kérdezze le azon termékek nevét, amelyeket még nem vásároltak! </w:t>
+      </w:r>
+    </w:p>
+    <w:p>
+      <w:pPr>
+        <w:rPr>
+          <w:rFonts w:ascii="Consolas" w:hAnsi="Consolas"/>
+        </w:rPr>
+      </w:pPr>
+      <w:r>
+        <w:rPr>
+          <w:rFonts w:ascii="Consolas" w:hAnsi="Consolas"/>
+        </w:rPr>
+        <w:t>SELECT Név</w:t>
+      </w:r>
+    </w:p>
+    <w:p>
+      <w:pPr>
+        <w:rPr>
+          <w:rFonts w:ascii="Consolas" w:hAnsi="Consolas"/>
+        </w:rPr>
+      </w:pPr>
+      <w:r>
+        <w:rPr>
+          <w:rFonts w:ascii="Consolas" w:hAnsi="Consolas"/>
+        </w:rPr>
+        <w:t>FROM Termék</w:t>
+      </w:r>
+    </w:p>
+    <w:p>
+      <w:pPr>
+        <w:rPr>
+          <w:rFonts w:ascii="Consolas" w:hAnsi="Consolas"/>
+        </w:rPr>
+      </w:pPr>
+      <w:r>
+        <w:rPr>
+          <w:rFonts w:ascii="Consolas" w:hAnsi="Consolas"/>
+        </w:rPr>
+        <w:t xml:space="preserve">WHERE </w:t>
+      </w:r>
+      <w:proofErr w:type="spellStart"/>
+      <w:r>
+        <w:rPr>
+          <w:rFonts w:ascii="Consolas" w:hAnsi="Consolas"/>
+        </w:rPr>
+        <w:t>Tkód</w:t>
+      </w:r>
+      <w:proofErr w:type="spellEnd"/>
+      <w:r>
+        <w:rPr>
+          <w:rFonts w:ascii="Consolas" w:hAnsi="Consolas"/>
+        </w:rPr>
+        <w:t xml:space="preserve"> NOT IN (</w:t>
+      </w:r>
+    </w:p>
+    <w:p>
+      <w:pPr>
+        <w:rPr>
+          <w:rFonts w:ascii="Consolas" w:hAnsi="Consolas"/>
+        </w:rPr>
+      </w:pPr>
+      <w:r>
+        <w:rPr>
+          <w:rFonts w:ascii="Consolas" w:hAnsi="Consolas"/>
+        </w:rPr>
+        <w:t xml:space="preserve">    SELECT Kód</w:t>
+      </w:r>
+    </w:p>
+    <w:p>
+      <w:pPr>
+        <w:rPr>
+          <w:rFonts w:ascii="Consolas" w:hAnsi="Consolas"/>
+        </w:rPr>
+      </w:pPr>
+      <w:r>
+        <w:rPr>
+          <w:rFonts w:ascii="Consolas" w:hAnsi="Consolas"/>
+        </w:rPr>
+        <w:t xml:space="preserve">    FROM Vásárlás</w:t>
+      </w:r>
+    </w:p>
+    <w:p>
+      <w:pPr>
+        <w:rPr>
+          <w:rFonts w:ascii="Consolas" w:hAnsi="Consolas"/>
+        </w:rPr>
+      </w:pPr>
+      <w:r>
+        <w:rPr>
+          <w:rFonts w:ascii="Consolas" w:hAnsi="Consolas"/>
+        </w:rPr>
+        <w:t>);</w:t>
+      </w:r>
+    </w:p>
+    <w:p>
+      <w:pPr>
+        <w:jc w:val="center"/>
+      </w:pPr>
+      <w:proofErr w:type="spellStart"/>
+      <w:r>
+        <w:rPr>
           <w:rFonts w:ascii="Calibri" w:hAnsi="Calibri" w:cs="Calibri"/>
           <w:sz w:val="40"/>
           <w:szCs w:val="40"/>
         </w:rPr>
+        <w:t>Π</w:t>
+      </w:r>
+      <w:r>
+        <w:rPr>
+          <w:rFonts w:ascii="Calibri" w:hAnsi="Calibri" w:cs="Calibri"/>
+          <w:sz w:val="40"/>
+          <w:szCs w:val="40"/>
+          <w:vertAlign w:val="subscript"/>
+        </w:rPr>
+        <w:t>Termék.</w:t>
+      </w:r>
+      <w:r>
+        <w:rPr>
+          <w:rFonts w:ascii="Biome" w:hAnsi="Biome" w:cs="Biome"/>
+          <w:sz w:val="40"/>
+          <w:szCs w:val="40"/>
+          <w:vertAlign w:val="subscript"/>
+        </w:rPr>
+        <w:t>Név</w:t>
+      </w:r>
+      <w:proofErr w:type="spellEnd"/>
+      <w:r>
+        <w:rPr>
+          <w:rFonts w:ascii="Biome" w:hAnsi="Biome" w:cs="Biome"/>
+          <w:sz w:val="40"/>
+          <w:szCs w:val="40"/>
+        </w:rPr>
+        <w:t>(</w:t>
+      </w:r>
+      <w:proofErr w:type="spellStart"/>
+      <w:r>
+        <w:rPr>
+          <w:rFonts w:ascii="Biome" w:hAnsi="Biome" w:cs="Biome"/>
+          <w:sz w:val="40"/>
+          <w:szCs w:val="40"/>
+        </w:rPr>
+        <w:t>Termék</w:t>
+      </w:r>
+      <w:r>
+        <w:rPr>
+          <w:rFonts w:ascii="Cambria Math" w:hAnsi="Cambria Math" w:cs="Cambria Math"/>
+          <w:sz w:val="40"/>
+          <w:szCs w:val="40"/>
+        </w:rPr>
+        <w:t>⋈</w:t>
+      </w:r>
+      <w:r>
+        <w:rPr>
+          <w:rFonts w:ascii="Cambria Math" w:hAnsi="Cambria Math" w:cs="Cambria Math"/>
+          <w:sz w:val="40"/>
+          <w:szCs w:val="40"/>
+          <w:vertAlign w:val="subscript"/>
+        </w:rPr>
+        <w:t>Tkód</w:t>
+      </w:r>
+      <w:proofErr w:type="spellEnd"/>
+      <w:r>
+        <w:rPr>
+          <w:rFonts w:ascii="Cambria Math" w:hAnsi="Cambria Math" w:cs="Cambria Math"/>
+          <w:sz w:val="40"/>
+          <w:szCs w:val="40"/>
+        </w:rPr>
+        <w:t xml:space="preserve"> </w:t>
+      </w:r>
+      <w:r>
+        <w:rPr>
+          <w:rFonts w:ascii="Cambria Math" w:hAnsi="Cambria Math" w:cs="Cambria Math"/>
+          <w:sz w:val="40"/>
+          <w:szCs w:val="40"/>
+        </w:rPr>
+        <w:t>(</w:t>
+      </w:r>
+      <w:proofErr w:type="spellStart"/>
+      <w:r>
+        <w:rPr>
+          <w:rFonts w:ascii="Calibri" w:hAnsi="Calibri" w:cs="Calibri"/>
+          <w:sz w:val="40"/>
+          <w:szCs w:val="40"/>
+        </w:rPr>
+        <w:t>Π</w:t>
+      </w:r>
+      <w:proofErr w:type="gramStart"/>
+      <w:r>
+        <w:rPr>
+          <w:rFonts w:ascii="Calibri" w:hAnsi="Calibri" w:cs="Calibri"/>
+          <w:sz w:val="40"/>
+          <w:szCs w:val="40"/>
+          <w:vertAlign w:val="subscript"/>
+        </w:rPr>
+        <w:t>Tkód</w:t>
+      </w:r>
+      <w:proofErr w:type="spellEnd"/>
+      <w:r>
+        <w:rPr>
+          <w:rFonts w:ascii="Calibri" w:hAnsi="Calibri" w:cs="Calibri"/>
+          <w:sz w:val="40"/>
+          <w:szCs w:val="40"/>
+        </w:rPr>
+        <w:t>(</w:t>
+      </w:r>
+      <w:proofErr w:type="gramEnd"/>
+      <w:r>
+        <w:rPr>
+          <w:rFonts w:ascii="Cambria Math" w:hAnsi="Cambria Math" w:cs="Cambria Math"/>
+          <w:sz w:val="40"/>
+          <w:szCs w:val="40"/>
+        </w:rPr>
+        <w:t>Termék</w:t>
+      </w:r>
+      <w:r>
+        <w:rPr>
+          <w:rFonts w:ascii="Cambria Math" w:hAnsi="Cambria Math" w:cs="Cambria Math"/>
+          <w:sz w:val="40"/>
+          <w:szCs w:val="40"/>
+        </w:rPr>
+        <w:t xml:space="preserve">)– </w:t>
+      </w:r>
+      <w:proofErr w:type="spellStart"/>
+      <w:r>
+        <w:rPr>
+          <w:rFonts w:ascii="Calibri" w:hAnsi="Calibri" w:cs="Calibri"/>
+          <w:sz w:val="40"/>
+          <w:szCs w:val="40"/>
+        </w:rPr>
+        <w:t>Π</w:t>
+      </w:r>
+      <w:proofErr w:type="gramStart"/>
+      <w:r>
+        <w:rPr>
+          <w:rFonts w:ascii="Calibri" w:hAnsi="Calibri" w:cs="Calibri"/>
+          <w:sz w:val="40"/>
+          <w:szCs w:val="40"/>
+          <w:vertAlign w:val="subscript"/>
+        </w:rPr>
+        <w:t>Kód</w:t>
+      </w:r>
+      <w:proofErr w:type="spellEnd"/>
+      <w:r>
+        <w:rPr>
+          <w:rFonts w:ascii="Calibri" w:hAnsi="Calibri" w:cs="Calibri"/>
+          <w:sz w:val="40"/>
+          <w:szCs w:val="40"/>
+        </w:rPr>
+        <w:t>(</w:t>
+      </w:r>
+      <w:proofErr w:type="gramEnd"/>
+      <w:r>
+        <w:rPr>
+          <w:rFonts w:ascii="Cambria Math" w:hAnsi="Cambria Math" w:cs="Cambria Math"/>
+          <w:sz w:val="40"/>
+          <w:szCs w:val="40"/>
+        </w:rPr>
+        <w:t>Vásárlás)))</w:t>
+      </w:r>
+    </w:p>
+    <w:p>
+      <w:pPr>
+        <w:rPr>
+          <w:b/>
+          <w:bCs/>
+          <w:u w:val="single"/>
+        </w:rPr>
+      </w:pPr>
+      <w:r>
+        <w:rPr>
+          <w:b/>
+          <w:bCs/>
+          <w:u w:val="single"/>
+        </w:rPr>
+        <w:t xml:space="preserve">6. Adja meg hány féle termék van! </w:t>
+      </w:r>
+    </w:p>
+    <w:p>
+      <w:pPr>
+        <w:rPr>
+          <w:rFonts w:ascii="Consolas" w:hAnsi="Consolas"/>
+        </w:rPr>
+      </w:pPr>
+      <w:r>
+        <w:rPr>
+          <w:rFonts w:ascii="Consolas" w:hAnsi="Consolas"/>
+        </w:rPr>
+        <w:t xml:space="preserve">SELECT </w:t>
+      </w:r>
+      <w:proofErr w:type="gramStart"/>
+      <w:r>
+        <w:rPr>
+          <w:rFonts w:ascii="Consolas" w:hAnsi="Consolas"/>
+        </w:rPr>
+        <w:t>COUNT(</w:t>
+      </w:r>
+      <w:proofErr w:type="gramEnd"/>
+      <w:r>
+        <w:rPr>
+          <w:rFonts w:ascii="Consolas" w:hAnsi="Consolas"/>
+        </w:rPr>
+        <w:t>*) AS Darab</w:t>
+      </w:r>
+    </w:p>
+    <w:p>
+      <w:pPr>
+        <w:rPr>
+          <w:rFonts w:ascii="Consolas" w:hAnsi="Consolas"/>
+        </w:rPr>
+      </w:pPr>
+      <w:r>
+        <w:rPr>
+          <w:rFonts w:ascii="Consolas" w:hAnsi="Consolas"/>
+        </w:rPr>
+        <w:t>FROM Termék;</w:t>
+      </w:r>
+    </w:p>
+    <w:p>
+      <w:pPr>
+        <w:jc w:val="center"/>
+        <w:rPr>
+          <w:sz w:val="40"/>
+          <w:szCs w:val="40"/>
+        </w:rPr>
+      </w:pPr>
+      <w:proofErr w:type="spellStart"/>
+      <w:r>
+        <w:rPr>
+          <w:rFonts w:ascii="Biome" w:hAnsi="Biome" w:cs="Biome"/>
+          <w:sz w:val="40"/>
+          <w:szCs w:val="40"/>
+        </w:rPr>
+        <w:t>Г</w:t>
+      </w:r>
+      <w:proofErr w:type="gramStart"/>
+      <w:r>
+        <w:rPr>
+          <w:rFonts w:ascii="Calibri" w:hAnsi="Calibri" w:cs="Calibri"/>
+          <w:sz w:val="40"/>
+          <w:szCs w:val="40"/>
+          <w:vertAlign w:val="superscript"/>
+        </w:rPr>
+        <w:t>count</w:t>
+      </w:r>
+      <w:proofErr w:type="spellEnd"/>
+      <w:r>
+        <w:rPr>
+          <w:rFonts w:ascii="Calibri" w:hAnsi="Calibri" w:cs="Calibri"/>
+          <w:sz w:val="40"/>
+          <w:szCs w:val="40"/>
+          <w:vertAlign w:val="superscript"/>
+        </w:rPr>
+        <w:t>(</w:t>
+      </w:r>
+      <w:proofErr w:type="spellStart"/>
+      <w:proofErr w:type="gramEnd"/>
+      <w:r>
+        <w:rPr>
+          <w:rFonts w:ascii="Calibri" w:hAnsi="Calibri" w:cs="Calibri"/>
+          <w:sz w:val="40"/>
+          <w:szCs w:val="40"/>
+          <w:vertAlign w:val="superscript"/>
+        </w:rPr>
+        <w:t>Tkód</w:t>
+      </w:r>
+      <w:proofErr w:type="spellEnd"/>
+      <w:r>
+        <w:rPr>
+          <w:rFonts w:ascii="Calibri" w:hAnsi="Calibri" w:cs="Calibri"/>
+          <w:sz w:val="40"/>
+          <w:szCs w:val="40"/>
+          <w:vertAlign w:val="superscript"/>
+        </w:rPr>
+        <w:t>)</w:t>
+      </w:r>
+      <w:r>
+        <w:rPr>
+          <w:rFonts w:ascii="Calibri" w:hAnsi="Calibri" w:cs="Calibri"/>
+          <w:sz w:val="40"/>
+          <w:szCs w:val="40"/>
+          <w:vertAlign w:val="subscript"/>
+        </w:rPr>
+        <w:sym w:font="Wingdings" w:char="F0E0"/>
+      </w:r>
+      <w:r>
+        <w:rPr>
+          <w:rFonts w:ascii="Calibri" w:hAnsi="Calibri" w:cs="Calibri"/>
+          <w:sz w:val="40"/>
+          <w:szCs w:val="40"/>
+          <w:vertAlign w:val="subscript"/>
+        </w:rPr>
+        <w:t>darab</w:t>
+      </w:r>
+      <w:r>
+        <w:rPr>
+          <w:rFonts w:ascii="Calibri" w:hAnsi="Calibri" w:cs="Calibri"/>
+          <w:sz w:val="40"/>
+          <w:szCs w:val="40"/>
+        </w:rPr>
+        <w:t xml:space="preserve"> (Termék)</w:t>
+      </w:r>
+    </w:p>
+    <w:p>
+      <w:pPr>
+        <w:rPr>
+          <w:b/>
+          <w:bCs/>
+          <w:u w:val="single"/>
+        </w:rPr>
+      </w:pPr>
+      <w:r>
+        <w:rPr>
+          <w:b/>
+          <w:bCs/>
+          <w:u w:val="single"/>
+        </w:rPr>
+        <w:t>7. Adja meg a legdrágább termék(</w:t>
+      </w:r>
+      <w:proofErr w:type="spellStart"/>
+      <w:r>
+        <w:rPr>
+          <w:b/>
+          <w:bCs/>
+          <w:u w:val="single"/>
+        </w:rPr>
+        <w:t>ek</w:t>
+      </w:r>
+      <w:proofErr w:type="spellEnd"/>
+      <w:r>
+        <w:rPr>
+          <w:b/>
+          <w:bCs/>
+          <w:u w:val="single"/>
+        </w:rPr>
+        <w:t>) nevét és árát!</w:t>
+      </w:r>
+    </w:p>
+    <w:p>
+      <w:pPr>
+        <w:rPr>
+          <w:rFonts w:ascii="Consolas" w:hAnsi="Consolas"/>
+        </w:rPr>
+      </w:pPr>
+      <w:r>
+        <w:rPr>
+          <w:rFonts w:ascii="Consolas" w:hAnsi="Consolas"/>
+        </w:rPr>
+        <w:t>SELECT Név, Ár</w:t>
+      </w:r>
+    </w:p>
+    <w:p>
+      <w:pPr>
+        <w:rPr>
+          <w:rFonts w:ascii="Consolas" w:hAnsi="Consolas"/>
+        </w:rPr>
+      </w:pPr>
+      <w:r>
+        <w:rPr>
+          <w:rFonts w:ascii="Consolas" w:hAnsi="Consolas"/>
+        </w:rPr>
+        <w:t>FROM Termék</w:t>
+      </w:r>
+    </w:p>
+    <w:p>
+      <w:pPr>
+        <w:rPr>
+          <w:rFonts w:ascii="Consolas" w:hAnsi="Consolas"/>
+        </w:rPr>
+      </w:pPr>
+      <w:r>
+        <w:rPr>
+          <w:rFonts w:ascii="Consolas" w:hAnsi="Consolas"/>
+        </w:rPr>
+        <w:t>WHERE Ár = (</w:t>
+      </w:r>
+    </w:p>
+    <w:p>
+      <w:pPr>
+        <w:rPr>
+          <w:rFonts w:ascii="Consolas" w:hAnsi="Consolas"/>
+        </w:rPr>
+      </w:pPr>
+      <w:r>
+        <w:rPr>
+          <w:rFonts w:ascii="Consolas" w:hAnsi="Consolas"/>
+        </w:rPr>
+        <w:t xml:space="preserve">    SELECT MAX(Ár)</w:t>
+      </w:r>
+    </w:p>
+    <w:p>
+      <w:pPr>
+        <w:rPr>
+          <w:rFonts w:ascii="Consolas" w:hAnsi="Consolas"/>
+        </w:rPr>
+      </w:pPr>
+      <w:r>
+        <w:rPr>
+          <w:rFonts w:ascii="Consolas" w:hAnsi="Consolas"/>
+        </w:rPr>
+        <w:t xml:space="preserve">    FROM Termék</w:t>
+      </w:r>
+    </w:p>
+    <w:p>
+      <w:pPr>
+        <w:rPr>
+          <w:rFonts w:ascii="Consolas" w:hAnsi="Consolas"/>
+        </w:rPr>
+      </w:pPr>
+      <w:r>
+        <w:rPr>
+          <w:rFonts w:ascii="Consolas" w:hAnsi="Consolas"/>
+        </w:rPr>
+        <w:t>);</w:t>
+      </w:r>
+    </w:p>
+    <w:p>
+      <w:pPr>
+        <w:jc w:val="center"/>
+      </w:pPr>
+      <w:proofErr w:type="spellStart"/>
+      <w:r>
+        <w:rPr>
+          <w:rFonts w:ascii="Calibri" w:hAnsi="Calibri" w:cs="Calibri"/>
+          <w:sz w:val="40"/>
+          <w:szCs w:val="40"/>
+        </w:rPr>
+        <w:t>Π</w:t>
+      </w:r>
+      <w:r>
+        <w:rPr>
+          <w:rFonts w:ascii="Calibri" w:hAnsi="Calibri" w:cs="Calibri"/>
+          <w:sz w:val="40"/>
+          <w:szCs w:val="40"/>
+          <w:vertAlign w:val="subscript"/>
+        </w:rPr>
+        <w:t>Termék.</w:t>
+      </w:r>
+      <w:r>
+        <w:rPr>
+          <w:rFonts w:ascii="Biome" w:hAnsi="Biome" w:cs="Biome"/>
+          <w:sz w:val="40"/>
+          <w:szCs w:val="40"/>
+          <w:vertAlign w:val="subscript"/>
+        </w:rPr>
+        <w:t>Név</w:t>
+      </w:r>
+      <w:proofErr w:type="spellEnd"/>
+      <w:r>
+        <w:rPr>
+          <w:rFonts w:ascii="Biome" w:hAnsi="Biome" w:cs="Biome"/>
+          <w:sz w:val="40"/>
+          <w:szCs w:val="40"/>
+          <w:vertAlign w:val="subscript"/>
+        </w:rPr>
+        <w:t xml:space="preserve">, </w:t>
+      </w:r>
+      <w:proofErr w:type="gramStart"/>
+      <w:r>
+        <w:rPr>
+          <w:rFonts w:ascii="Biome" w:hAnsi="Biome" w:cs="Biome"/>
+          <w:sz w:val="40"/>
+          <w:szCs w:val="40"/>
+          <w:vertAlign w:val="subscript"/>
+        </w:rPr>
+        <w:t>Ár</w:t>
+      </w:r>
+      <w:r>
+        <w:rPr>
+          <w:rFonts w:ascii="Biome" w:hAnsi="Biome" w:cs="Biome"/>
+          <w:sz w:val="40"/>
+          <w:szCs w:val="40"/>
+        </w:rPr>
+        <w:t>(</w:t>
+      </w:r>
+      <w:proofErr w:type="spellStart"/>
+      <w:proofErr w:type="gramEnd"/>
+      <w:r>
+        <w:rPr>
+          <w:rFonts w:ascii="Biome" w:hAnsi="Biome" w:cs="Biome"/>
+          <w:sz w:val="40"/>
+          <w:szCs w:val="40"/>
+        </w:rPr>
+        <w:t>Termék</w:t>
+      </w:r>
+      <w:r>
+        <w:rPr>
+          <w:rFonts w:ascii="Cambria Math" w:hAnsi="Cambria Math" w:cs="Cambria Math"/>
+          <w:sz w:val="40"/>
+          <w:szCs w:val="40"/>
+        </w:rPr>
+        <w:t>⋈</w:t>
+      </w:r>
+      <w:r>
+        <w:rPr>
+          <w:rFonts w:ascii="Cambria Math" w:hAnsi="Cambria Math" w:cs="Cambria Math"/>
+          <w:sz w:val="40"/>
+          <w:szCs w:val="40"/>
+          <w:vertAlign w:val="subscript"/>
+        </w:rPr>
+        <w:t>Ár</w:t>
+      </w:r>
+      <w:proofErr w:type="spellEnd"/>
+      <w:r>
+        <w:rPr>
+          <w:rFonts w:ascii="Cambria Math" w:hAnsi="Cambria Math" w:cs="Cambria Math"/>
+          <w:sz w:val="40"/>
+          <w:szCs w:val="40"/>
+          <w:vertAlign w:val="subscript"/>
+        </w:rPr>
+        <w:t>=M</w:t>
+      </w:r>
+      <w:r>
+        <w:rPr>
+          <w:rFonts w:ascii="Cambria Math" w:hAnsi="Cambria Math" w:cs="Cambria Math"/>
+          <w:sz w:val="40"/>
+          <w:szCs w:val="40"/>
+          <w:vertAlign w:val="subscript"/>
+        </w:rPr>
+        <w:t xml:space="preserve"> </w:t>
+      </w:r>
+      <w:proofErr w:type="spellStart"/>
+      <w:r>
+        <w:rPr>
+          <w:rFonts w:ascii="Calibri" w:hAnsi="Calibri" w:cs="Calibri"/>
+          <w:sz w:val="40"/>
+          <w:szCs w:val="40"/>
+        </w:rPr>
+        <w:t>γ</w:t>
+      </w:r>
+      <w:r>
+        <w:rPr>
+          <w:rFonts w:ascii="Calibri" w:hAnsi="Calibri" w:cs="Calibri"/>
+          <w:sz w:val="40"/>
+          <w:szCs w:val="40"/>
+          <w:vertAlign w:val="subscript"/>
+        </w:rPr>
+        <w:t>MAX</w:t>
+      </w:r>
+      <w:proofErr w:type="spellEnd"/>
+      <w:r>
+        <w:rPr>
+          <w:rFonts w:ascii="Calibri" w:hAnsi="Calibri" w:cs="Calibri"/>
+          <w:sz w:val="40"/>
+          <w:szCs w:val="40"/>
+          <w:vertAlign w:val="subscript"/>
+        </w:rPr>
+        <w:t>(</w:t>
+      </w:r>
+      <w:r>
+        <w:rPr>
+          <w:rFonts w:ascii="Calibri" w:hAnsi="Calibri" w:cs="Calibri"/>
+          <w:sz w:val="40"/>
+          <w:szCs w:val="40"/>
+          <w:vertAlign w:val="subscript"/>
+        </w:rPr>
+        <w:t>Ár</w:t>
+      </w:r>
+      <w:r>
+        <w:rPr>
+          <w:rFonts w:ascii="Calibri" w:hAnsi="Calibri" w:cs="Calibri"/>
+          <w:sz w:val="40"/>
+          <w:szCs w:val="40"/>
+          <w:vertAlign w:val="subscript"/>
+        </w:rPr>
+        <w:t>)</w:t>
+      </w:r>
+      <w:r>
+        <w:rPr>
+          <w:rFonts w:ascii="Calibri" w:hAnsi="Calibri" w:cs="Calibri"/>
+          <w:sz w:val="40"/>
+          <w:szCs w:val="40"/>
+          <w:vertAlign w:val="subscript"/>
+        </w:rPr>
+        <w:sym w:font="Wingdings" w:char="F0E0"/>
+      </w:r>
+      <w:r>
+        <w:rPr>
+          <w:rFonts w:ascii="Calibri" w:hAnsi="Calibri" w:cs="Calibri"/>
+          <w:sz w:val="40"/>
+          <w:szCs w:val="40"/>
+          <w:vertAlign w:val="subscript"/>
+        </w:rPr>
+        <w:t>M</w:t>
+      </w:r>
+      <w:r>
+        <w:rPr>
+          <w:rFonts w:ascii="Calibri" w:hAnsi="Calibri" w:cs="Calibri"/>
+          <w:sz w:val="40"/>
+          <w:szCs w:val="40"/>
+        </w:rPr>
+        <w:t xml:space="preserve"> (Termék)</w:t>
+      </w:r>
+      <w:r>
+        <w:rPr>
+          <w:rFonts w:ascii="Calibri" w:hAnsi="Calibri" w:cs="Calibri"/>
+          <w:sz w:val="40"/>
+          <w:szCs w:val="40"/>
+        </w:rPr>
+        <w:t>)</w:t>
+      </w:r>
+    </w:p>
+    <w:p>
+      <w:pPr>
+        <w:spacing w:after="160" w:line="278" w:lineRule="auto"/>
+        <w:jc w:val="left"/>
+        <w:rPr>
+          <w:b/>
+          <w:bCs/>
+          <w:u w:val="single"/>
+        </w:rPr>
+      </w:pPr>
+      <w:r>
+        <w:rPr>
+          <w:b/>
+          <w:bCs/>
+          <w:u w:val="single"/>
+        </w:rPr>
+        <w:br w:type="page"/>
+      </w:r>
+    </w:p>
+    <w:p>
+      <w:pPr>
+        <w:rPr>
+          <w:b/>
+          <w:bCs/>
+          <w:u w:val="single"/>
+        </w:rPr>
+      </w:pPr>
+      <w:r>
+        <w:rPr>
+          <w:b/>
+          <w:bCs/>
+          <w:u w:val="single"/>
+        </w:rPr>
+        <w:lastRenderedPageBreak/>
+        <w:t xml:space="preserve">8. Hányszor vásároltak a T105-ös kódú termékből! </w:t>
+      </w:r>
+    </w:p>
+    <w:p>
+      <w:pPr>
+        <w:rPr>
+          <w:rFonts w:ascii="Consolas" w:hAnsi="Consolas"/>
+        </w:rPr>
+      </w:pPr>
+      <w:r>
+        <w:rPr>
+          <w:rFonts w:ascii="Consolas" w:hAnsi="Consolas"/>
+        </w:rPr>
+        <w:t xml:space="preserve">SELECT </w:t>
+      </w:r>
+      <w:proofErr w:type="gramStart"/>
+      <w:r>
+        <w:rPr>
+          <w:rFonts w:ascii="Consolas" w:hAnsi="Consolas"/>
+        </w:rPr>
+        <w:t>COUNT(</w:t>
+      </w:r>
+      <w:proofErr w:type="gramEnd"/>
+      <w:r>
+        <w:rPr>
+          <w:rFonts w:ascii="Consolas" w:hAnsi="Consolas"/>
+        </w:rPr>
+        <w:t>*) AS Db</w:t>
+      </w:r>
+    </w:p>
+    <w:p>
+      <w:pPr>
+        <w:rPr>
+          <w:rFonts w:ascii="Consolas" w:hAnsi="Consolas"/>
+        </w:rPr>
+      </w:pPr>
+      <w:r>
+        <w:rPr>
+          <w:rFonts w:ascii="Consolas" w:hAnsi="Consolas"/>
+        </w:rPr>
+        <w:t>FROM Vásárlás</w:t>
+      </w:r>
+    </w:p>
+    <w:p>
+      <w:pPr>
+        <w:rPr>
+          <w:rFonts w:ascii="Consolas" w:hAnsi="Consolas"/>
+        </w:rPr>
+      </w:pPr>
+      <w:r>
+        <w:rPr>
+          <w:rFonts w:ascii="Consolas" w:hAnsi="Consolas"/>
+        </w:rPr>
+        <w:t>WHERE Kód = 'T105';</w:t>
+      </w:r>
+    </w:p>
+    <w:p>
+      <w:pPr>
+        <w:jc w:val="center"/>
+        <w:rPr>
+          <w:sz w:val="40"/>
+          <w:szCs w:val="40"/>
+        </w:rPr>
+      </w:pPr>
+      <w:proofErr w:type="spellStart"/>
+      <w:r>
+        <w:rPr>
+          <w:rFonts w:ascii="Biome" w:hAnsi="Biome" w:cs="Biome"/>
+          <w:sz w:val="40"/>
+          <w:szCs w:val="40"/>
+        </w:rPr>
+        <w:t>Г</w:t>
+      </w:r>
+      <w:proofErr w:type="gramStart"/>
+      <w:r>
+        <w:rPr>
+          <w:rFonts w:ascii="Calibri" w:hAnsi="Calibri" w:cs="Calibri"/>
+          <w:sz w:val="40"/>
+          <w:szCs w:val="40"/>
+          <w:vertAlign w:val="superscript"/>
+        </w:rPr>
+        <w:t>count</w:t>
+      </w:r>
+      <w:proofErr w:type="spellEnd"/>
+      <w:r>
+        <w:rPr>
+          <w:rFonts w:ascii="Calibri" w:hAnsi="Calibri" w:cs="Calibri"/>
+          <w:sz w:val="40"/>
+          <w:szCs w:val="40"/>
+          <w:vertAlign w:val="superscript"/>
+        </w:rPr>
+        <w:t>(</w:t>
+      </w:r>
+      <w:proofErr w:type="gramEnd"/>
+      <w:r>
+        <w:rPr>
+          <w:rFonts w:ascii="Calibri" w:hAnsi="Calibri" w:cs="Calibri"/>
+          <w:sz w:val="40"/>
+          <w:szCs w:val="40"/>
+          <w:vertAlign w:val="superscript"/>
+        </w:rPr>
+        <w:t>Kód)</w:t>
+      </w:r>
+      <w:r>
+        <w:rPr>
+          <w:rFonts w:ascii="Calibri" w:hAnsi="Calibri" w:cs="Calibri"/>
+          <w:sz w:val="40"/>
+          <w:szCs w:val="40"/>
+          <w:vertAlign w:val="superscript"/>
+        </w:rPr>
+        <w:sym w:font="Wingdings" w:char="F0E0"/>
+      </w:r>
+      <w:r>
+        <w:rPr>
+          <w:rFonts w:ascii="Calibri" w:hAnsi="Calibri" w:cs="Calibri"/>
+          <w:sz w:val="40"/>
+          <w:szCs w:val="40"/>
+          <w:vertAlign w:val="superscript"/>
+        </w:rPr>
+        <w:t>darab</w:t>
+      </w:r>
+      <w:r>
+        <w:rPr>
+          <w:rFonts w:ascii="Calibri" w:hAnsi="Calibri" w:cs="Calibri"/>
+          <w:sz w:val="40"/>
+          <w:szCs w:val="40"/>
+        </w:rPr>
+        <w:t xml:space="preserve"> (</w:t>
+      </w:r>
+      <w:proofErr w:type="spellStart"/>
+      <w:r>
+        <w:rPr>
+          <w:rFonts w:ascii="Calibri" w:hAnsi="Calibri" w:cs="Calibri"/>
+          <w:sz w:val="40"/>
+          <w:szCs w:val="40"/>
+        </w:rPr>
         <w:t>σ</w:t>
       </w:r>
       <w:r>
@@ -3209,9 +6077,10 @@
           <w:szCs w:val="40"/>
           <w:vertAlign w:val="subscript"/>
         </w:rPr>
-        <w:t>Ár</w:t>
-      </w:r>
-      <w:proofErr w:type="spellEnd"/>
+        <w:t>Kód</w:t>
+      </w:r>
+      <w:proofErr w:type="spellEnd"/>
+      <w:proofErr w:type="gramStart"/>
       <w:r>
         <w:rPr>
           <w:rFonts w:ascii="Biome" w:hAnsi="Biome" w:cs="Biome"/>
@@ -3219,20 +6088,88 @@
           <w:szCs w:val="40"/>
           <w:vertAlign w:val="subscript"/>
         </w:rPr>
-        <w:t>&lt;2000</w:t>
-      </w:r>
-      <w:r>
-        <w:rPr>
-          <w:rFonts w:ascii="Biome" w:hAnsi="Biome" w:cs="Biome"/>
-          <w:sz w:val="40"/>
-          <w:szCs w:val="40"/>
-        </w:rPr>
-        <w:t>Termék)</w:t>
-      </w:r>
-    </w:p>
-    <w:p>
-      <w:r>
-        <w:t xml:space="preserve">3. Kérdezze le Fekete Péter által vásárolt termékek nevét! </w:t>
+        <w:t>=”T105”</w:t>
+      </w:r>
+      <w:r>
+        <w:rPr>
+          <w:rFonts w:ascii="Calibri" w:hAnsi="Calibri" w:cs="Calibri"/>
+          <w:sz w:val="40"/>
+          <w:szCs w:val="40"/>
+        </w:rPr>
+        <w:t>(</w:t>
+      </w:r>
+      <w:proofErr w:type="gramEnd"/>
+      <w:r>
+        <w:rPr>
+          <w:rFonts w:ascii="Calibri" w:hAnsi="Calibri" w:cs="Calibri"/>
+          <w:sz w:val="40"/>
+          <w:szCs w:val="40"/>
+        </w:rPr>
+        <w:t>Vásárlás))</w:t>
+      </w:r>
+    </w:p>
+    <w:p>
+      <w:pPr>
+        <w:rPr>
+          <w:b/>
+          <w:bCs/>
+          <w:u w:val="single"/>
+        </w:rPr>
+      </w:pPr>
+      <w:r>
+        <w:rPr>
+          <w:b/>
+          <w:bCs/>
+          <w:u w:val="single"/>
+        </w:rPr>
+        <w:t>9. Összesen hány darabot vásároltak a T105-ös kódú termékből!</w:t>
+      </w:r>
+    </w:p>
+    <w:p>
+      <w:pPr>
+        <w:rPr>
+          <w:rFonts w:ascii="Consolas" w:hAnsi="Consolas"/>
+        </w:rPr>
+      </w:pPr>
+      <w:r>
+        <w:rPr>
+          <w:rFonts w:ascii="Consolas" w:hAnsi="Consolas"/>
+        </w:rPr>
+        <w:t xml:space="preserve">SELECT SUM(Darab) AS </w:t>
+      </w:r>
+      <w:proofErr w:type="spellStart"/>
+      <w:r>
+        <w:rPr>
+          <w:rFonts w:ascii="Consolas" w:hAnsi="Consolas"/>
+        </w:rPr>
+        <w:t>Osszesen</w:t>
+      </w:r>
+      <w:proofErr w:type="spellEnd"/>
+    </w:p>
+    <w:p>
+      <w:pPr>
+        <w:rPr>
+          <w:rFonts w:ascii="Consolas" w:hAnsi="Consolas"/>
+        </w:rPr>
+      </w:pPr>
+      <w:r>
+        <w:rPr>
+          <w:rFonts w:ascii="Consolas" w:hAnsi="Consolas"/>
+        </w:rPr>
+        <w:t>FROM Vásárlás</w:t>
+      </w:r>
+    </w:p>
+    <w:p>
+      <w:pPr>
+        <w:rPr>
+          <w:rFonts w:ascii="Consolas" w:hAnsi="Consolas"/>
+        </w:rPr>
+      </w:pPr>
+      <w:r>
+        <w:rPr>
+          <w:rFonts w:ascii="Consolas" w:hAnsi="Consolas"/>
+        </w:rPr>
+        <w:t>WHERE Kód = 'T105';</w:t>
       </w:r>
     </w:p>
     <w:p>
@@ -3243,24 +6180,99 @@
           <w:szCs w:val="40"/>
         </w:rPr>
       </w:pPr>
-      <w:proofErr w:type="spellStart"/>
+      <w:r>
+        <w:t xml:space="preserve"> </w:t>
+      </w:r>
+      <w:r>
+        <w:rPr>
+          <w:rFonts w:ascii="Biome" w:hAnsi="Biome" w:cs="Biome"/>
+          <w:sz w:val="40"/>
+          <w:szCs w:val="40"/>
+        </w:rPr>
+        <w:t>Г</w:t>
+      </w:r>
       <w:r>
         <w:rPr>
           <w:rFonts w:ascii="Calibri" w:hAnsi="Calibri" w:cs="Calibri"/>
           <w:sz w:val="40"/>
           <w:szCs w:val="40"/>
-        </w:rPr>
-        <w:t>Π</w:t>
+          <w:vertAlign w:val="superscript"/>
+        </w:rPr>
+        <w:t>SUM(</w:t>
       </w:r>
       <w:r>
         <w:rPr>
           <w:rFonts w:ascii="Calibri" w:hAnsi="Calibri" w:cs="Calibri"/>
           <w:sz w:val="40"/>
           <w:szCs w:val="40"/>
+          <w:vertAlign w:val="superscript"/>
+        </w:rPr>
+        <w:t>Darab</w:t>
+      </w:r>
+      <w:r>
+        <w:rPr>
+          <w:rFonts w:ascii="Calibri" w:hAnsi="Calibri" w:cs="Calibri"/>
+          <w:sz w:val="40"/>
+          <w:szCs w:val="40"/>
+          <w:vertAlign w:val="superscript"/>
+        </w:rPr>
+        <w:t>)</w:t>
+      </w:r>
+      <w:r>
+        <w:rPr>
+          <w:rFonts w:ascii="Calibri" w:hAnsi="Calibri" w:cs="Calibri"/>
+          <w:sz w:val="40"/>
+          <w:szCs w:val="40"/>
+          <w:vertAlign w:val="superscript"/>
+        </w:rPr>
+        <w:sym w:font="Wingdings" w:char="F0E0"/>
+      </w:r>
+      <w:r>
+        <w:rPr>
+          <w:rFonts w:ascii="Calibri" w:hAnsi="Calibri" w:cs="Calibri"/>
+          <w:sz w:val="40"/>
+          <w:szCs w:val="40"/>
+          <w:vertAlign w:val="superscript"/>
+        </w:rPr>
+        <w:t>összesen</w:t>
+      </w:r>
+      <w:r>
+        <w:rPr>
+          <w:rFonts w:ascii="Calibri" w:hAnsi="Calibri" w:cs="Calibri"/>
+          <w:sz w:val="40"/>
+          <w:szCs w:val="40"/>
+          <w:vertAlign w:val="superscript"/>
+        </w:rPr>
+        <w:t xml:space="preserve"> </w:t>
+      </w:r>
+      <w:r>
+        <w:rPr>
+          <w:rFonts w:ascii="Calibri" w:hAnsi="Calibri" w:cs="Calibri"/>
+          <w:sz w:val="40"/>
+          <w:szCs w:val="40"/>
+        </w:rPr>
+        <w:t>(</w:t>
+      </w:r>
+      <w:proofErr w:type="spellStart"/>
+      <w:r>
+        <w:rPr>
+          <w:rFonts w:ascii="Calibri" w:hAnsi="Calibri" w:cs="Calibri"/>
+          <w:sz w:val="40"/>
+          <w:szCs w:val="40"/>
+        </w:rPr>
+        <w:t>σ</w:t>
+      </w:r>
+      <w:r>
+        <w:rPr>
+          <w:rFonts w:ascii="Biome" w:hAnsi="Biome" w:cs="Biome"/>
+          <w:sz w:val="40"/>
+          <w:szCs w:val="40"/>
           <w:vertAlign w:val="subscript"/>
         </w:rPr>
-        <w:t>Termék.</w:t>
-      </w:r>
+        <w:t>Kód</w:t>
+      </w:r>
+      <w:proofErr w:type="spellEnd"/>
+      <w:proofErr w:type="gramStart"/>
       <w:r>
         <w:rPr>
           <w:rFonts w:ascii="Biome" w:hAnsi="Biome" w:cs="Biome"/>
@@ -3268,1165 +6280,309 @@
           <w:szCs w:val="40"/>
           <w:vertAlign w:val="subscript"/>
         </w:rPr>
-        <w:t>Név</w:t>
-      </w:r>
-      <w:proofErr w:type="spellEnd"/>
-      <w:r>
-        <w:rPr>
-          <w:rFonts w:ascii="Biome" w:hAnsi="Biome" w:cs="Biome"/>
+        <w:t>=”T105”</w:t>
+      </w:r>
+      <w:r>
+        <w:rPr>
+          <w:rFonts w:ascii="Calibri" w:hAnsi="Calibri" w:cs="Calibri"/>
           <w:sz w:val="40"/>
           <w:szCs w:val="40"/>
         </w:rPr>
         <w:t>(</w:t>
       </w:r>
-      <w:r>
-        <w:rPr>
-          <w:rFonts w:ascii="Biome" w:hAnsi="Biome" w:cs="Biome"/>
-          <w:sz w:val="40"/>
-          <w:szCs w:val="40"/>
-        </w:rPr>
-        <w:t>(</w:t>
-      </w:r>
-      <w:proofErr w:type="spellStart"/>
+      <w:proofErr w:type="gramEnd"/>
       <w:r>
         <w:rPr>
           <w:rFonts w:ascii="Calibri" w:hAnsi="Calibri" w:cs="Calibri"/>
           <w:sz w:val="40"/>
           <w:szCs w:val="40"/>
         </w:rPr>
-        <w:t>σ</w:t>
-      </w:r>
-      <w:r>
-        <w:rPr>
-          <w:rFonts w:ascii="Biome" w:hAnsi="Biome" w:cs="Biome"/>
-          <w:sz w:val="40"/>
-          <w:szCs w:val="40"/>
-          <w:vertAlign w:val="subscript"/>
-        </w:rPr>
-        <w:t>Név</w:t>
-      </w:r>
-      <w:proofErr w:type="spellEnd"/>
-      <w:proofErr w:type="gramStart"/>
-      <w:r>
-        <w:rPr>
-          <w:rFonts w:ascii="Biome" w:hAnsi="Biome" w:cs="Biome"/>
-          <w:sz w:val="40"/>
-          <w:szCs w:val="40"/>
-          <w:vertAlign w:val="subscript"/>
-        </w:rPr>
-        <w:t>&lt;</w:t>
-      </w:r>
-      <w:r>
-        <w:rPr>
-          <w:rFonts w:ascii="Biome" w:hAnsi="Biome" w:cs="Biome"/>
-          <w:sz w:val="40"/>
-          <w:szCs w:val="40"/>
-          <w:vertAlign w:val="subscript"/>
-        </w:rPr>
-        <w:t>”Fekete</w:t>
-      </w:r>
-      <w:proofErr w:type="gramEnd"/>
-      <w:r>
-        <w:rPr>
-          <w:rFonts w:ascii="Biome" w:hAnsi="Biome" w:cs="Biome"/>
-          <w:sz w:val="40"/>
-          <w:szCs w:val="40"/>
-          <w:vertAlign w:val="subscript"/>
-        </w:rPr>
-        <w:t xml:space="preserve"> </w:t>
-      </w:r>
-      <w:proofErr w:type="gramStart"/>
-      <w:r>
-        <w:rPr>
-          <w:rFonts w:ascii="Biome" w:hAnsi="Biome" w:cs="Biome"/>
-          <w:sz w:val="40"/>
-          <w:szCs w:val="40"/>
-          <w:vertAlign w:val="subscript"/>
-        </w:rPr>
-        <w:t>Péter”</w:t>
-      </w:r>
-      <w:r>
-        <w:rPr>
-          <w:rFonts w:ascii="Biome" w:hAnsi="Biome" w:cs="Biome"/>
-          <w:sz w:val="40"/>
-          <w:szCs w:val="40"/>
-        </w:rPr>
-        <w:t>(</w:t>
-      </w:r>
-      <w:proofErr w:type="gramEnd"/>
-      <w:r>
-        <w:rPr>
-          <w:rFonts w:ascii="Biome" w:hAnsi="Biome" w:cs="Biome"/>
-          <w:sz w:val="40"/>
-          <w:szCs w:val="40"/>
-        </w:rPr>
-        <w:t xml:space="preserve">Vásárló) </w:t>
-      </w:r>
-      <w:r>
-        <w:rPr>
-          <w:rFonts w:ascii="Cambria Math" w:hAnsi="Cambria Math" w:cs="Cambria Math"/>
-          <w:sz w:val="40"/>
-          <w:szCs w:val="40"/>
-        </w:rPr>
-        <w:t>⋈</w:t>
-      </w:r>
-      <w:r>
-        <w:rPr>
-          <w:rFonts w:ascii="Cambria Math" w:hAnsi="Cambria Math" w:cs="Cambria Math"/>
-          <w:sz w:val="40"/>
-          <w:szCs w:val="40"/>
-          <w:vertAlign w:val="subscript"/>
-        </w:rPr>
-        <w:t>Azonosító=Azon</w:t>
-      </w:r>
-      <w:r>
-        <w:rPr>
-          <w:rFonts w:ascii="Biome" w:hAnsi="Biome" w:cs="Biome"/>
-          <w:sz w:val="40"/>
-          <w:szCs w:val="40"/>
-        </w:rPr>
-        <w:t xml:space="preserve"> </w:t>
-      </w:r>
-      <w:proofErr w:type="gramStart"/>
-      <w:r>
-        <w:rPr>
-          <w:rFonts w:ascii="Biome" w:hAnsi="Biome" w:cs="Biome"/>
-          <w:sz w:val="40"/>
-          <w:szCs w:val="40"/>
-        </w:rPr>
-        <w:t>Vásárlás</w:t>
-      </w:r>
-      <w:r>
-        <w:rPr>
-          <w:rFonts w:ascii="Biome" w:hAnsi="Biome" w:cs="Biome"/>
-          <w:sz w:val="40"/>
-          <w:szCs w:val="40"/>
-        </w:rPr>
-        <w:t>)</w:t>
-      </w:r>
-      <w:r>
-        <w:rPr>
-          <w:rFonts w:ascii="Cambria Math" w:hAnsi="Cambria Math" w:cs="Cambria Math"/>
-          <w:sz w:val="40"/>
-          <w:szCs w:val="40"/>
-        </w:rPr>
-        <w:t>⋈</w:t>
-      </w:r>
-      <w:proofErr w:type="gramEnd"/>
-      <w:r>
-        <w:rPr>
-          <w:rFonts w:ascii="Cambria Math" w:hAnsi="Cambria Math" w:cs="Cambria Math"/>
-          <w:sz w:val="40"/>
-          <w:szCs w:val="40"/>
-          <w:vertAlign w:val="subscript"/>
-        </w:rPr>
-        <w:t>Kód=</w:t>
-      </w:r>
-      <w:proofErr w:type="spellStart"/>
-      <w:r>
-        <w:rPr>
-          <w:rFonts w:ascii="Cambria Math" w:hAnsi="Cambria Math" w:cs="Cambria Math"/>
-          <w:sz w:val="40"/>
-          <w:szCs w:val="40"/>
-          <w:vertAlign w:val="subscript"/>
-        </w:rPr>
-        <w:t>Tkód</w:t>
-      </w:r>
-      <w:proofErr w:type="spellEnd"/>
-      <w:r>
-        <w:rPr>
-          <w:rFonts w:ascii="Cambria Math" w:hAnsi="Cambria Math" w:cs="Cambria Math"/>
-          <w:sz w:val="40"/>
-          <w:szCs w:val="40"/>
-        </w:rPr>
-        <w:t xml:space="preserve"> Termék</w:t>
-      </w:r>
-    </w:p>
-    <w:p>
-      <w:r>
-        <w:t xml:space="preserve">4. Kérdezze le azon termékek nevét, amelyeket már vásároltak! </w:t>
+        <w:t>Vásárlás))</w:t>
+      </w:r>
+    </w:p>
+    <w:p>
+      <w:pPr>
+        <w:rPr>
+          <w:b/>
+          <w:bCs/>
+          <w:u w:val="single"/>
+        </w:rPr>
+      </w:pPr>
+      <w:r>
+        <w:rPr>
+          <w:b/>
+          <w:bCs/>
+          <w:u w:val="single"/>
+        </w:rPr>
+        <w:t xml:space="preserve">10. Kérdezze le összesen hány darabot vásároltak az egyes termékből! </w:t>
+      </w:r>
+    </w:p>
+    <w:p>
+      <w:pPr>
+        <w:rPr>
+          <w:rFonts w:ascii="Consolas" w:hAnsi="Consolas"/>
+        </w:rPr>
+      </w:pPr>
+      <w:r>
+        <w:rPr>
+          <w:rFonts w:ascii="Consolas" w:hAnsi="Consolas"/>
+        </w:rPr>
+        <w:t xml:space="preserve">SELECT Kód, SUM(Darab) AS </w:t>
+      </w:r>
+      <w:proofErr w:type="spellStart"/>
+      <w:r>
+        <w:rPr>
+          <w:rFonts w:ascii="Consolas" w:hAnsi="Consolas"/>
+        </w:rPr>
+        <w:t>Osszesen</w:t>
+      </w:r>
+      <w:proofErr w:type="spellEnd"/>
+    </w:p>
+    <w:p>
+      <w:pPr>
+        <w:rPr>
+          <w:rFonts w:ascii="Consolas" w:hAnsi="Consolas"/>
+        </w:rPr>
+      </w:pPr>
+      <w:r>
+        <w:rPr>
+          <w:rFonts w:ascii="Consolas" w:hAnsi="Consolas"/>
+        </w:rPr>
+        <w:t>FROM Vásárlás</w:t>
+      </w:r>
+    </w:p>
+    <w:p>
+      <w:pPr>
+        <w:rPr>
+          <w:rFonts w:ascii="Consolas" w:hAnsi="Consolas"/>
+        </w:rPr>
+      </w:pPr>
+      <w:r>
+        <w:rPr>
+          <w:rFonts w:ascii="Consolas" w:hAnsi="Consolas"/>
+        </w:rPr>
+        <w:t>GROUP BY Kód;</w:t>
       </w:r>
     </w:p>
     <w:p>
       <w:pPr>
         <w:jc w:val="center"/>
         <w:rPr>
-          <w:sz w:val="40"/>
-          <w:szCs w:val="40"/>
-        </w:rPr>
-      </w:pPr>
-      <w:proofErr w:type="spellStart"/>
+          <w:rFonts w:ascii="Biome" w:hAnsi="Biome" w:cs="Biome"/>
+          <w:sz w:val="40"/>
+          <w:szCs w:val="40"/>
+        </w:rPr>
+      </w:pPr>
+      <w:proofErr w:type="spellStart"/>
+      <w:r>
+        <w:rPr>
+          <w:rFonts w:ascii="Biome" w:hAnsi="Biome" w:cs="Biome"/>
+          <w:sz w:val="40"/>
+          <w:szCs w:val="40"/>
+        </w:rPr>
+        <w:t>Г</w:t>
+      </w:r>
       <w:r>
         <w:rPr>
           <w:rFonts w:ascii="Calibri" w:hAnsi="Calibri" w:cs="Calibri"/>
           <w:sz w:val="40"/>
           <w:szCs w:val="40"/>
-        </w:rPr>
-        <w:t>Π</w:t>
-      </w:r>
+          <w:vertAlign w:val="superscript"/>
+        </w:rPr>
+        <w:t>Kód</w:t>
+      </w:r>
+      <w:proofErr w:type="spellEnd"/>
       <w:r>
         <w:rPr>
           <w:rFonts w:ascii="Calibri" w:hAnsi="Calibri" w:cs="Calibri"/>
           <w:sz w:val="40"/>
           <w:szCs w:val="40"/>
-          <w:vertAlign w:val="subscript"/>
-        </w:rPr>
-        <w:t>Termék.</w:t>
-      </w:r>
-      <w:r>
-        <w:rPr>
-          <w:rFonts w:ascii="Biome" w:hAnsi="Biome" w:cs="Biome"/>
-          <w:sz w:val="40"/>
-          <w:szCs w:val="40"/>
-          <w:vertAlign w:val="subscript"/>
-        </w:rPr>
-        <w:t>Név</w:t>
-      </w:r>
-      <w:proofErr w:type="spellEnd"/>
-      <w:r>
-        <w:rPr>
-          <w:rFonts w:ascii="Biome" w:hAnsi="Biome" w:cs="Biome"/>
-          <w:sz w:val="40"/>
-          <w:szCs w:val="40"/>
-        </w:rPr>
-        <w:t>(</w:t>
-      </w:r>
-      <w:proofErr w:type="spellStart"/>
-      <w:r>
-        <w:rPr>
-          <w:rFonts w:ascii="Biome" w:hAnsi="Biome" w:cs="Biome"/>
-          <w:sz w:val="40"/>
-          <w:szCs w:val="40"/>
-        </w:rPr>
-        <w:t>Vásárlás</w:t>
-      </w:r>
-      <w:r>
-        <w:rPr>
-          <w:rFonts w:ascii="Cambria Math" w:hAnsi="Cambria Math" w:cs="Cambria Math"/>
-          <w:sz w:val="40"/>
-          <w:szCs w:val="40"/>
-        </w:rPr>
-        <w:t>⋈</w:t>
-      </w:r>
-      <w:r>
-        <w:rPr>
-          <w:rFonts w:ascii="Cambria Math" w:hAnsi="Cambria Math" w:cs="Cambria Math"/>
-          <w:sz w:val="40"/>
-          <w:szCs w:val="40"/>
-          <w:vertAlign w:val="subscript"/>
-        </w:rPr>
-        <w:t>Kód</w:t>
-      </w:r>
-      <w:proofErr w:type="spellEnd"/>
-      <w:r>
-        <w:rPr>
-          <w:rFonts w:ascii="Cambria Math" w:hAnsi="Cambria Math" w:cs="Cambria Math"/>
-          <w:sz w:val="40"/>
-          <w:szCs w:val="40"/>
-          <w:vertAlign w:val="subscript"/>
-        </w:rPr>
-        <w:t>=</w:t>
-      </w:r>
-      <w:proofErr w:type="spellStart"/>
-      <w:r>
-        <w:rPr>
-          <w:rFonts w:ascii="Cambria Math" w:hAnsi="Cambria Math" w:cs="Cambria Math"/>
-          <w:sz w:val="40"/>
-          <w:szCs w:val="40"/>
-          <w:vertAlign w:val="subscript"/>
-        </w:rPr>
-        <w:t>Tkód</w:t>
-      </w:r>
-      <w:proofErr w:type="spellEnd"/>
-      <w:r>
-        <w:rPr>
-          <w:rFonts w:ascii="Cambria Math" w:hAnsi="Cambria Math" w:cs="Cambria Math"/>
-          <w:sz w:val="40"/>
-          <w:szCs w:val="40"/>
-        </w:rPr>
-        <w:t xml:space="preserve"> Termék</w:t>
-      </w:r>
-      <w:r>
-        <w:rPr>
-          <w:rFonts w:ascii="Cambria Math" w:hAnsi="Cambria Math" w:cs="Cambria Math"/>
-          <w:sz w:val="40"/>
-          <w:szCs w:val="40"/>
-        </w:rPr>
-        <w:t>)</w:t>
-      </w:r>
-    </w:p>
-    <w:p>
-      <w:r>
-        <w:t xml:space="preserve">5. Kérdezze le azon termékek nevét, amelyeket még nem vásároltak! </w:t>
-      </w:r>
-    </w:p>
-    <w:p>
-      <w:pPr>
-        <w:jc w:val="center"/>
-      </w:pPr>
-      <w:proofErr w:type="spellStart"/>
+          <w:vertAlign w:val="superscript"/>
+        </w:rPr>
+        <w:t>, SUM(Darab)</w:t>
+      </w:r>
       <w:r>
         <w:rPr>
           <w:rFonts w:ascii="Calibri" w:hAnsi="Calibri" w:cs="Calibri"/>
           <w:sz w:val="40"/>
           <w:szCs w:val="40"/>
-        </w:rPr>
-        <w:t>Π</w:t>
+          <w:vertAlign w:val="superscript"/>
+        </w:rPr>
+        <w:sym w:font="Wingdings" w:char="F0E0"/>
       </w:r>
       <w:r>
         <w:rPr>
           <w:rFonts w:ascii="Calibri" w:hAnsi="Calibri" w:cs="Calibri"/>
           <w:sz w:val="40"/>
           <w:szCs w:val="40"/>
-          <w:vertAlign w:val="subscript"/>
-        </w:rPr>
-        <w:t>Termék.</w:t>
-      </w:r>
-      <w:r>
-        <w:rPr>
-          <w:rFonts w:ascii="Biome" w:hAnsi="Biome" w:cs="Biome"/>
-          <w:sz w:val="40"/>
-          <w:szCs w:val="40"/>
-          <w:vertAlign w:val="subscript"/>
-        </w:rPr>
-        <w:t>Név</w:t>
-      </w:r>
-      <w:proofErr w:type="spellEnd"/>
-      <w:r>
-        <w:rPr>
-          <w:rFonts w:ascii="Biome" w:hAnsi="Biome" w:cs="Biome"/>
-          <w:sz w:val="40"/>
-          <w:szCs w:val="40"/>
-        </w:rPr>
-        <w:t>(</w:t>
-      </w:r>
-      <w:proofErr w:type="spellStart"/>
-      <w:r>
-        <w:rPr>
-          <w:rFonts w:ascii="Biome" w:hAnsi="Biome" w:cs="Biome"/>
-          <w:sz w:val="40"/>
-          <w:szCs w:val="40"/>
-        </w:rPr>
-        <w:t>Vásárlás</w:t>
-      </w:r>
-      <w:r>
-        <w:rPr>
-          <w:rFonts w:ascii="Cambria Math" w:hAnsi="Cambria Math" w:cs="Cambria Math"/>
-          <w:sz w:val="40"/>
-          <w:szCs w:val="40"/>
-        </w:rPr>
-        <w:t>⋈</w:t>
-      </w:r>
-      <w:r>
-        <w:rPr>
-          <w:rFonts w:ascii="Cambria Math" w:hAnsi="Cambria Math" w:cs="Cambria Math"/>
-          <w:sz w:val="40"/>
-          <w:szCs w:val="40"/>
-          <w:vertAlign w:val="subscript"/>
-        </w:rPr>
-        <w:t>Tkód</w:t>
-      </w:r>
-      <w:proofErr w:type="spellEnd"/>
-      <w:r>
-        <w:rPr>
-          <w:rFonts w:ascii="Cambria Math" w:hAnsi="Cambria Math" w:cs="Cambria Math"/>
-          <w:sz w:val="40"/>
-          <w:szCs w:val="40"/>
-        </w:rPr>
-        <w:t xml:space="preserve"> </w:t>
-      </w:r>
-      <w:r>
-        <w:rPr>
-          <w:rFonts w:ascii="Cambria Math" w:hAnsi="Cambria Math" w:cs="Cambria Math"/>
-          <w:sz w:val="40"/>
-          <w:szCs w:val="40"/>
-        </w:rPr>
-        <w:t>(</w:t>
-      </w:r>
-      <w:proofErr w:type="spellStart"/>
+          <w:vertAlign w:val="superscript"/>
+        </w:rPr>
+        <w:t>összesen</w:t>
+      </w:r>
       <w:r>
         <w:rPr>
           <w:rFonts w:ascii="Calibri" w:hAnsi="Calibri" w:cs="Calibri"/>
           <w:sz w:val="40"/>
           <w:szCs w:val="40"/>
         </w:rPr>
-        <w:t>Π</w:t>
-      </w:r>
-      <w:proofErr w:type="gramStart"/>
-      <w:r>
-        <w:rPr>
-          <w:rFonts w:ascii="Calibri" w:hAnsi="Calibri" w:cs="Calibri"/>
-          <w:sz w:val="40"/>
-          <w:szCs w:val="40"/>
-          <w:vertAlign w:val="subscript"/>
-        </w:rPr>
-        <w:t>Tkód</w:t>
-      </w:r>
-      <w:proofErr w:type="spellEnd"/>
-      <w:r>
-        <w:rPr>
-          <w:rFonts w:ascii="Calibri" w:hAnsi="Calibri" w:cs="Calibri"/>
-          <w:sz w:val="40"/>
-          <w:szCs w:val="40"/>
-        </w:rPr>
-        <w:t>(</w:t>
-      </w:r>
-      <w:proofErr w:type="gramEnd"/>
-      <w:r>
-        <w:rPr>
-          <w:rFonts w:ascii="Cambria Math" w:hAnsi="Cambria Math" w:cs="Cambria Math"/>
-          <w:sz w:val="40"/>
-          <w:szCs w:val="40"/>
-        </w:rPr>
-        <w:t>Termék</w:t>
-      </w:r>
-      <w:r>
-        <w:rPr>
-          <w:rFonts w:ascii="Cambria Math" w:hAnsi="Cambria Math" w:cs="Cambria Math"/>
-          <w:sz w:val="40"/>
-          <w:szCs w:val="40"/>
-        </w:rPr>
-        <w:t xml:space="preserve">)– </w:t>
-      </w:r>
-      <w:proofErr w:type="spellStart"/>
-      <w:r>
-        <w:rPr>
-          <w:rFonts w:ascii="Calibri" w:hAnsi="Calibri" w:cs="Calibri"/>
-          <w:sz w:val="40"/>
-          <w:szCs w:val="40"/>
-        </w:rPr>
-        <w:t>Π</w:t>
-      </w:r>
-      <w:proofErr w:type="gramStart"/>
-      <w:r>
-        <w:rPr>
-          <w:rFonts w:ascii="Calibri" w:hAnsi="Calibri" w:cs="Calibri"/>
-          <w:sz w:val="40"/>
-          <w:szCs w:val="40"/>
-          <w:vertAlign w:val="subscript"/>
-        </w:rPr>
-        <w:t>K</w:t>
-      </w:r>
-      <w:r>
-        <w:rPr>
-          <w:rFonts w:ascii="Calibri" w:hAnsi="Calibri" w:cs="Calibri"/>
-          <w:sz w:val="40"/>
-          <w:szCs w:val="40"/>
-          <w:vertAlign w:val="subscript"/>
-        </w:rPr>
-        <w:t>ód</w:t>
-      </w:r>
-      <w:proofErr w:type="spellEnd"/>
-      <w:r>
-        <w:rPr>
-          <w:rFonts w:ascii="Calibri" w:hAnsi="Calibri" w:cs="Calibri"/>
-          <w:sz w:val="40"/>
-          <w:szCs w:val="40"/>
-        </w:rPr>
-        <w:t>(</w:t>
-      </w:r>
-      <w:proofErr w:type="gramEnd"/>
-      <w:r>
-        <w:rPr>
-          <w:rFonts w:ascii="Cambria Math" w:hAnsi="Cambria Math" w:cs="Cambria Math"/>
-          <w:sz w:val="40"/>
-          <w:szCs w:val="40"/>
-        </w:rPr>
-        <w:t>Vásárlás</w:t>
-      </w:r>
-      <w:r>
-        <w:rPr>
-          <w:rFonts w:ascii="Cambria Math" w:hAnsi="Cambria Math" w:cs="Cambria Math"/>
-          <w:sz w:val="40"/>
-          <w:szCs w:val="40"/>
-        </w:rPr>
-        <w:t>)</w:t>
-      </w:r>
-      <w:r>
-        <w:rPr>
-          <w:rFonts w:ascii="Cambria Math" w:hAnsi="Cambria Math" w:cs="Cambria Math"/>
-          <w:sz w:val="40"/>
-          <w:szCs w:val="40"/>
-        </w:rPr>
-        <w:t>)</w:t>
-      </w:r>
-      <w:r>
-        <w:rPr>
-          <w:rFonts w:ascii="Cambria Math" w:hAnsi="Cambria Math" w:cs="Cambria Math"/>
-          <w:sz w:val="40"/>
-          <w:szCs w:val="40"/>
-        </w:rPr>
-        <w:t>)</w:t>
-      </w:r>
-    </w:p>
-    <w:p>
-      <w:r>
-        <w:t xml:space="preserve">6. Adja meg hány féle termék van! </w:t>
-      </w:r>
-    </w:p>
-    <w:p>
-      <w:pPr>
-        <w:jc w:val="center"/>
-        <w:rPr>
-          <w:sz w:val="40"/>
-          <w:szCs w:val="40"/>
-        </w:rPr>
-      </w:pPr>
-      <w:proofErr w:type="spellStart"/>
-      <w:r>
-        <w:rPr>
-          <w:rFonts w:ascii="Calibri" w:hAnsi="Calibri" w:cs="Calibri"/>
-          <w:sz w:val="40"/>
-          <w:szCs w:val="40"/>
-        </w:rPr>
-        <w:t>γ</w:t>
-      </w:r>
-      <w:proofErr w:type="gramStart"/>
-      <w:r>
-        <w:rPr>
-          <w:rFonts w:ascii="Calibri" w:hAnsi="Calibri" w:cs="Calibri"/>
-          <w:sz w:val="40"/>
-          <w:szCs w:val="40"/>
-          <w:vertAlign w:val="subscript"/>
-        </w:rPr>
-        <w:t>count</w:t>
-      </w:r>
-      <w:proofErr w:type="spellEnd"/>
-      <w:r>
-        <w:rPr>
-          <w:rFonts w:ascii="Calibri" w:hAnsi="Calibri" w:cs="Calibri"/>
-          <w:sz w:val="40"/>
-          <w:szCs w:val="40"/>
-          <w:vertAlign w:val="subscript"/>
-        </w:rPr>
-        <w:t>(</w:t>
-      </w:r>
-      <w:proofErr w:type="spellStart"/>
-      <w:proofErr w:type="gramEnd"/>
-      <w:r>
-        <w:rPr>
-          <w:rFonts w:ascii="Calibri" w:hAnsi="Calibri" w:cs="Calibri"/>
-          <w:sz w:val="40"/>
-          <w:szCs w:val="40"/>
-          <w:vertAlign w:val="subscript"/>
-        </w:rPr>
-        <w:t>Tkód</w:t>
-      </w:r>
-      <w:proofErr w:type="spellEnd"/>
-      <w:r>
-        <w:rPr>
-          <w:rFonts w:ascii="Calibri" w:hAnsi="Calibri" w:cs="Calibri"/>
-          <w:sz w:val="40"/>
-          <w:szCs w:val="40"/>
-          <w:vertAlign w:val="subscript"/>
-        </w:rPr>
-        <w:t>)</w:t>
-      </w:r>
-      <w:r>
-        <w:rPr>
-          <w:rFonts w:ascii="Calibri" w:hAnsi="Calibri" w:cs="Calibri"/>
-          <w:sz w:val="40"/>
-          <w:szCs w:val="40"/>
-          <w:vertAlign w:val="subscript"/>
-        </w:rPr>
-        <w:sym w:font="Wingdings" w:char="F0E0"/>
-      </w:r>
-      <w:r>
-        <w:rPr>
-          <w:rFonts w:ascii="Calibri" w:hAnsi="Calibri" w:cs="Calibri"/>
-          <w:sz w:val="40"/>
-          <w:szCs w:val="40"/>
-          <w:vertAlign w:val="subscript"/>
-        </w:rPr>
-        <w:t>darab</w:t>
-      </w:r>
-      <w:r>
-        <w:rPr>
-          <w:rFonts w:ascii="Calibri" w:hAnsi="Calibri" w:cs="Calibri"/>
-          <w:sz w:val="40"/>
-          <w:szCs w:val="40"/>
-        </w:rPr>
-        <w:t xml:space="preserve"> (Termék)</w:t>
-      </w:r>
-    </w:p>
-    <w:p>
-      <w:r>
-        <w:t>7. Adja meg a legdrágább termék(</w:t>
-      </w:r>
-      <w:proofErr w:type="spellStart"/>
-      <w:r>
-        <w:t>ek</w:t>
-      </w:r>
-      <w:proofErr w:type="spellEnd"/>
-      <w:r>
-        <w:t>) nevét és árát!</w:t>
-      </w:r>
-    </w:p>
-    <w:p>
-      <w:pPr>
-        <w:jc w:val="center"/>
-      </w:pPr>
-      <w:proofErr w:type="spellStart"/>
-      <w:r>
-        <w:rPr>
-          <w:rFonts w:ascii="Calibri" w:hAnsi="Calibri" w:cs="Calibri"/>
-          <w:sz w:val="40"/>
-          <w:szCs w:val="40"/>
-        </w:rPr>
-        <w:t>Π</w:t>
-      </w:r>
-      <w:r>
-        <w:rPr>
-          <w:rFonts w:ascii="Calibri" w:hAnsi="Calibri" w:cs="Calibri"/>
-          <w:sz w:val="40"/>
-          <w:szCs w:val="40"/>
-          <w:vertAlign w:val="subscript"/>
-        </w:rPr>
-        <w:t>Termék.</w:t>
-      </w:r>
-      <w:r>
-        <w:rPr>
-          <w:rFonts w:ascii="Biome" w:hAnsi="Biome" w:cs="Biome"/>
-          <w:sz w:val="40"/>
-          <w:szCs w:val="40"/>
-          <w:vertAlign w:val="subscript"/>
-        </w:rPr>
-        <w:t>Név</w:t>
-      </w:r>
-      <w:proofErr w:type="spellEnd"/>
-      <w:r>
-        <w:rPr>
-          <w:rFonts w:ascii="Biome" w:hAnsi="Biome" w:cs="Biome"/>
-          <w:sz w:val="40"/>
-          <w:szCs w:val="40"/>
-        </w:rPr>
-        <w:t>(</w:t>
-      </w:r>
-      <w:proofErr w:type="spellStart"/>
-      <w:r>
-        <w:rPr>
-          <w:rFonts w:ascii="Biome" w:hAnsi="Biome" w:cs="Biome"/>
-          <w:sz w:val="40"/>
-          <w:szCs w:val="40"/>
-        </w:rPr>
-        <w:t>Termék</w:t>
-      </w:r>
-      <w:r>
-        <w:rPr>
-          <w:rFonts w:ascii="Cambria Math" w:hAnsi="Cambria Math" w:cs="Cambria Math"/>
-          <w:sz w:val="40"/>
-          <w:szCs w:val="40"/>
-        </w:rPr>
-        <w:t>⋈</w:t>
-      </w:r>
-      <w:r>
-        <w:rPr>
-          <w:rFonts w:ascii="Cambria Math" w:hAnsi="Cambria Math" w:cs="Cambria Math"/>
-          <w:sz w:val="40"/>
-          <w:szCs w:val="40"/>
-          <w:vertAlign w:val="subscript"/>
-        </w:rPr>
-        <w:t>Ár</w:t>
-      </w:r>
-      <w:proofErr w:type="spellEnd"/>
-      <w:r>
-        <w:rPr>
-          <w:rFonts w:ascii="Cambria Math" w:hAnsi="Cambria Math" w:cs="Cambria Math"/>
-          <w:sz w:val="40"/>
-          <w:szCs w:val="40"/>
-          <w:vertAlign w:val="subscript"/>
-        </w:rPr>
-        <w:t>=M</w:t>
-      </w:r>
-      <w:r>
-        <w:rPr>
-          <w:rFonts w:ascii="Cambria Math" w:hAnsi="Cambria Math" w:cs="Cambria Math"/>
-          <w:sz w:val="40"/>
-          <w:szCs w:val="40"/>
-          <w:vertAlign w:val="subscript"/>
-        </w:rPr>
-        <w:t xml:space="preserve"> </w:t>
-      </w:r>
-      <w:proofErr w:type="spellStart"/>
-      <w:r>
-        <w:rPr>
-          <w:rFonts w:ascii="Calibri" w:hAnsi="Calibri" w:cs="Calibri"/>
-          <w:sz w:val="40"/>
-          <w:szCs w:val="40"/>
-        </w:rPr>
-        <w:t>γ</w:t>
-      </w:r>
-      <w:r>
-        <w:rPr>
-          <w:rFonts w:ascii="Calibri" w:hAnsi="Calibri" w:cs="Calibri"/>
-          <w:sz w:val="40"/>
-          <w:szCs w:val="40"/>
-          <w:vertAlign w:val="subscript"/>
-        </w:rPr>
-        <w:t>MAX</w:t>
-      </w:r>
-      <w:proofErr w:type="spellEnd"/>
-      <w:r>
-        <w:rPr>
-          <w:rFonts w:ascii="Calibri" w:hAnsi="Calibri" w:cs="Calibri"/>
-          <w:sz w:val="40"/>
-          <w:szCs w:val="40"/>
-          <w:vertAlign w:val="subscript"/>
-        </w:rPr>
-        <w:t>(</w:t>
-      </w:r>
-      <w:r>
-        <w:rPr>
-          <w:rFonts w:ascii="Calibri" w:hAnsi="Calibri" w:cs="Calibri"/>
-          <w:sz w:val="40"/>
-          <w:szCs w:val="40"/>
-          <w:vertAlign w:val="subscript"/>
-        </w:rPr>
-        <w:t>Ár</w:t>
-      </w:r>
-      <w:r>
-        <w:rPr>
-          <w:rFonts w:ascii="Calibri" w:hAnsi="Calibri" w:cs="Calibri"/>
-          <w:sz w:val="40"/>
-          <w:szCs w:val="40"/>
-          <w:vertAlign w:val="subscript"/>
-        </w:rPr>
-        <w:t>)</w:t>
-      </w:r>
-      <w:r>
-        <w:rPr>
-          <w:rFonts w:ascii="Calibri" w:hAnsi="Calibri" w:cs="Calibri"/>
-          <w:sz w:val="40"/>
-          <w:szCs w:val="40"/>
-          <w:vertAlign w:val="subscript"/>
-        </w:rPr>
-        <w:sym w:font="Wingdings" w:char="F0E0"/>
-      </w:r>
-      <w:r>
-        <w:rPr>
-          <w:rFonts w:ascii="Calibri" w:hAnsi="Calibri" w:cs="Calibri"/>
-          <w:sz w:val="40"/>
-          <w:szCs w:val="40"/>
-          <w:vertAlign w:val="subscript"/>
-        </w:rPr>
-        <w:t>M</w:t>
-      </w:r>
-      <w:r>
-        <w:rPr>
-          <w:rFonts w:ascii="Calibri" w:hAnsi="Calibri" w:cs="Calibri"/>
-          <w:sz w:val="40"/>
-          <w:szCs w:val="40"/>
-        </w:rPr>
-        <w:t xml:space="preserve"> (Termék)</w:t>
-      </w:r>
-    </w:p>
-    <w:p>
-      <w:r>
-        <w:t xml:space="preserve">8. Hányszor vásároltak a T105-ös kódú termékből! </w:t>
-      </w:r>
-    </w:p>
-    <w:p>
-      <w:pPr>
-        <w:jc w:val="center"/>
-        <w:rPr>
-          <w:sz w:val="40"/>
-          <w:szCs w:val="40"/>
-        </w:rPr>
-      </w:pPr>
-      <w:proofErr w:type="spellStart"/>
-      <w:r>
-        <w:rPr>
-          <w:rFonts w:ascii="Calibri" w:hAnsi="Calibri" w:cs="Calibri"/>
-          <w:sz w:val="40"/>
-          <w:szCs w:val="40"/>
-        </w:rPr>
-        <w:t>γ</w:t>
-      </w:r>
-      <w:proofErr w:type="gramStart"/>
-      <w:r>
-        <w:rPr>
-          <w:rFonts w:ascii="Calibri" w:hAnsi="Calibri" w:cs="Calibri"/>
-          <w:sz w:val="40"/>
-          <w:szCs w:val="40"/>
-          <w:vertAlign w:val="subscript"/>
-        </w:rPr>
-        <w:t>count</w:t>
-      </w:r>
-      <w:proofErr w:type="spellEnd"/>
-      <w:r>
-        <w:rPr>
-          <w:rFonts w:ascii="Calibri" w:hAnsi="Calibri" w:cs="Calibri"/>
-          <w:sz w:val="40"/>
-          <w:szCs w:val="40"/>
-          <w:vertAlign w:val="subscript"/>
-        </w:rPr>
-        <w:t>(</w:t>
-      </w:r>
-      <w:proofErr w:type="gramEnd"/>
-      <w:r>
-        <w:rPr>
-          <w:rFonts w:ascii="Calibri" w:hAnsi="Calibri" w:cs="Calibri"/>
-          <w:sz w:val="40"/>
-          <w:szCs w:val="40"/>
-          <w:vertAlign w:val="subscript"/>
-        </w:rPr>
-        <w:t>K</w:t>
-      </w:r>
-      <w:r>
-        <w:rPr>
-          <w:rFonts w:ascii="Calibri" w:hAnsi="Calibri" w:cs="Calibri"/>
-          <w:sz w:val="40"/>
-          <w:szCs w:val="40"/>
-          <w:vertAlign w:val="subscript"/>
-        </w:rPr>
-        <w:t>ód)</w:t>
-      </w:r>
-      <w:r>
-        <w:rPr>
-          <w:rFonts w:ascii="Calibri" w:hAnsi="Calibri" w:cs="Calibri"/>
-          <w:sz w:val="40"/>
-          <w:szCs w:val="40"/>
-          <w:vertAlign w:val="subscript"/>
-        </w:rPr>
-        <w:sym w:font="Wingdings" w:char="F0E0"/>
-      </w:r>
-      <w:r>
-        <w:rPr>
-          <w:rFonts w:ascii="Calibri" w:hAnsi="Calibri" w:cs="Calibri"/>
-          <w:sz w:val="40"/>
-          <w:szCs w:val="40"/>
-          <w:vertAlign w:val="subscript"/>
-        </w:rPr>
-        <w:t>darab</w:t>
-      </w:r>
-      <w:r>
-        <w:rPr>
-          <w:rFonts w:ascii="Calibri" w:hAnsi="Calibri" w:cs="Calibri"/>
-          <w:sz w:val="40"/>
-          <w:szCs w:val="40"/>
-        </w:rPr>
-        <w:t xml:space="preserve"> (</w:t>
-      </w:r>
-      <w:proofErr w:type="spellStart"/>
-      <w:r>
-        <w:rPr>
-          <w:rFonts w:ascii="Calibri" w:hAnsi="Calibri" w:cs="Calibri"/>
-          <w:sz w:val="40"/>
-          <w:szCs w:val="40"/>
-        </w:rPr>
-        <w:t>σ</w:t>
-      </w:r>
-      <w:r>
-        <w:rPr>
-          <w:rFonts w:ascii="Biome" w:hAnsi="Biome" w:cs="Biome"/>
-          <w:sz w:val="40"/>
-          <w:szCs w:val="40"/>
-          <w:vertAlign w:val="subscript"/>
-        </w:rPr>
-        <w:t>Kód</w:t>
-      </w:r>
-      <w:proofErr w:type="spellEnd"/>
-      <w:proofErr w:type="gramStart"/>
-      <w:r>
-        <w:rPr>
-          <w:rFonts w:ascii="Biome" w:hAnsi="Biome" w:cs="Biome"/>
-          <w:sz w:val="40"/>
-          <w:szCs w:val="40"/>
-          <w:vertAlign w:val="subscript"/>
-        </w:rPr>
-        <w:t>=”T105”</w:t>
-      </w:r>
-      <w:r>
-        <w:rPr>
-          <w:rFonts w:ascii="Calibri" w:hAnsi="Calibri" w:cs="Calibri"/>
-          <w:sz w:val="40"/>
-          <w:szCs w:val="40"/>
-        </w:rPr>
-        <w:t>(</w:t>
-      </w:r>
-      <w:proofErr w:type="gramEnd"/>
-      <w:r>
-        <w:rPr>
-          <w:rFonts w:ascii="Calibri" w:hAnsi="Calibri" w:cs="Calibri"/>
-          <w:sz w:val="40"/>
-          <w:szCs w:val="40"/>
-        </w:rPr>
-        <w:t>Vásárlás)</w:t>
-      </w:r>
-      <w:r>
-        <w:rPr>
-          <w:rFonts w:ascii="Calibri" w:hAnsi="Calibri" w:cs="Calibri"/>
-          <w:sz w:val="40"/>
-          <w:szCs w:val="40"/>
-        </w:rPr>
-        <w:t>)</w:t>
-      </w:r>
-    </w:p>
-    <w:p>
-      <w:r>
-        <w:t>9. Összesen hány darabot vásároltak a T105-ös kódú termékből!</w:t>
-      </w:r>
-    </w:p>
-    <w:p>
-      <w:pPr>
-        <w:jc w:val="center"/>
-        <w:rPr>
-          <w:sz w:val="40"/>
-          <w:szCs w:val="40"/>
-        </w:rPr>
-      </w:pPr>
-      <w:r>
-        <w:t xml:space="preserve"> </w:t>
-      </w:r>
-      <w:proofErr w:type="spellStart"/>
-      <w:r>
-        <w:rPr>
-          <w:rFonts w:ascii="Calibri" w:hAnsi="Calibri" w:cs="Calibri"/>
-          <w:sz w:val="40"/>
-          <w:szCs w:val="40"/>
-        </w:rPr>
-        <w:t>γ</w:t>
-      </w:r>
-      <w:r>
-        <w:rPr>
-          <w:rFonts w:ascii="Calibri" w:hAnsi="Calibri" w:cs="Calibri"/>
-          <w:sz w:val="40"/>
-          <w:szCs w:val="40"/>
-          <w:vertAlign w:val="subscript"/>
-        </w:rPr>
-        <w:t>SUM</w:t>
-      </w:r>
-      <w:proofErr w:type="spellEnd"/>
-      <w:r>
-        <w:rPr>
-          <w:rFonts w:ascii="Calibri" w:hAnsi="Calibri" w:cs="Calibri"/>
-          <w:sz w:val="40"/>
-          <w:szCs w:val="40"/>
-          <w:vertAlign w:val="subscript"/>
-        </w:rPr>
-        <w:t>(</w:t>
-      </w:r>
-      <w:r>
-        <w:rPr>
-          <w:rFonts w:ascii="Calibri" w:hAnsi="Calibri" w:cs="Calibri"/>
-          <w:sz w:val="40"/>
-          <w:szCs w:val="40"/>
-          <w:vertAlign w:val="subscript"/>
-        </w:rPr>
-        <w:t>Darab</w:t>
-      </w:r>
-      <w:r>
-        <w:rPr>
-          <w:rFonts w:ascii="Calibri" w:hAnsi="Calibri" w:cs="Calibri"/>
-          <w:sz w:val="40"/>
-          <w:szCs w:val="40"/>
-          <w:vertAlign w:val="subscript"/>
-        </w:rPr>
-        <w:t>)</w:t>
-      </w:r>
-      <w:r>
-        <w:rPr>
-          <w:rFonts w:ascii="Calibri" w:hAnsi="Calibri" w:cs="Calibri"/>
-          <w:sz w:val="40"/>
-          <w:szCs w:val="40"/>
-          <w:vertAlign w:val="subscript"/>
-        </w:rPr>
-        <w:sym w:font="Wingdings" w:char="F0E0"/>
-      </w:r>
-      <w:r>
-        <w:rPr>
-          <w:rFonts w:ascii="Calibri" w:hAnsi="Calibri" w:cs="Calibri"/>
-          <w:sz w:val="40"/>
-          <w:szCs w:val="40"/>
-          <w:vertAlign w:val="subscript"/>
-        </w:rPr>
-        <w:t>összesen</w:t>
-      </w:r>
-      <w:r>
-        <w:rPr>
-          <w:rFonts w:ascii="Calibri" w:hAnsi="Calibri" w:cs="Calibri"/>
-          <w:sz w:val="40"/>
-          <w:szCs w:val="40"/>
-        </w:rPr>
-        <w:t xml:space="preserve"> (</w:t>
-      </w:r>
-      <w:proofErr w:type="spellStart"/>
-      <w:r>
-        <w:rPr>
-          <w:rFonts w:ascii="Calibri" w:hAnsi="Calibri" w:cs="Calibri"/>
-          <w:sz w:val="40"/>
-          <w:szCs w:val="40"/>
-        </w:rPr>
-        <w:t>σ</w:t>
-      </w:r>
-      <w:r>
-        <w:rPr>
-          <w:rFonts w:ascii="Biome" w:hAnsi="Biome" w:cs="Biome"/>
-          <w:sz w:val="40"/>
-          <w:szCs w:val="40"/>
-          <w:vertAlign w:val="subscript"/>
-        </w:rPr>
-        <w:t>Kód</w:t>
-      </w:r>
-      <w:proofErr w:type="spellEnd"/>
-      <w:proofErr w:type="gramStart"/>
-      <w:r>
-        <w:rPr>
-          <w:rFonts w:ascii="Biome" w:hAnsi="Biome" w:cs="Biome"/>
-          <w:sz w:val="40"/>
-          <w:szCs w:val="40"/>
-          <w:vertAlign w:val="subscript"/>
-        </w:rPr>
-        <w:t>=”T105”</w:t>
-      </w:r>
-      <w:r>
-        <w:rPr>
-          <w:rFonts w:ascii="Calibri" w:hAnsi="Calibri" w:cs="Calibri"/>
-          <w:sz w:val="40"/>
-          <w:szCs w:val="40"/>
-        </w:rPr>
-        <w:t>(</w:t>
-      </w:r>
-      <w:proofErr w:type="gramEnd"/>
-      <w:r>
-        <w:rPr>
-          <w:rFonts w:ascii="Calibri" w:hAnsi="Calibri" w:cs="Calibri"/>
-          <w:sz w:val="40"/>
-          <w:szCs w:val="40"/>
-        </w:rPr>
-        <w:t>Vásárlás))</w:t>
-      </w:r>
-    </w:p>
-    <w:p>
-      <w:r>
-        <w:t xml:space="preserve">10. Kérdezze le összesen hány darabot vásároltak az egyes termékből! </w:t>
-      </w:r>
-    </w:p>
-    <w:p>
-      <w:pPr>
-        <w:jc w:val="center"/>
-        <w:rPr>
-          <w:rFonts w:ascii="Biome" w:hAnsi="Biome" w:cs="Biome"/>
-          <w:sz w:val="40"/>
-          <w:szCs w:val="40"/>
-        </w:rPr>
-      </w:pPr>
-      <w:proofErr w:type="spellStart"/>
-      <w:r>
-        <w:rPr>
-          <w:rFonts w:ascii="Calibri" w:hAnsi="Calibri" w:cs="Calibri"/>
-          <w:sz w:val="40"/>
-          <w:szCs w:val="40"/>
-        </w:rPr>
-        <w:t>γ</w:t>
-      </w:r>
-      <w:r>
-        <w:rPr>
-          <w:rFonts w:ascii="Calibri" w:hAnsi="Calibri" w:cs="Calibri"/>
-          <w:sz w:val="40"/>
-          <w:szCs w:val="40"/>
-          <w:vertAlign w:val="subscript"/>
-        </w:rPr>
-        <w:t>Kód</w:t>
-      </w:r>
-      <w:proofErr w:type="spellEnd"/>
-      <w:r>
-        <w:rPr>
-          <w:rFonts w:ascii="Calibri" w:hAnsi="Calibri" w:cs="Calibri"/>
-          <w:sz w:val="40"/>
-          <w:szCs w:val="40"/>
-          <w:vertAlign w:val="subscript"/>
-        </w:rPr>
-        <w:t xml:space="preserve">, </w:t>
-      </w:r>
-      <w:r>
-        <w:rPr>
-          <w:rFonts w:ascii="Calibri" w:hAnsi="Calibri" w:cs="Calibri"/>
-          <w:sz w:val="40"/>
-          <w:szCs w:val="40"/>
-          <w:vertAlign w:val="subscript"/>
-        </w:rPr>
-        <w:t>SUM</w:t>
-      </w:r>
-      <w:r>
-        <w:rPr>
-          <w:rFonts w:ascii="Calibri" w:hAnsi="Calibri" w:cs="Calibri"/>
-          <w:sz w:val="40"/>
-          <w:szCs w:val="40"/>
-          <w:vertAlign w:val="subscript"/>
-        </w:rPr>
-        <w:t>(</w:t>
-      </w:r>
-      <w:r>
-        <w:rPr>
-          <w:rFonts w:ascii="Calibri" w:hAnsi="Calibri" w:cs="Calibri"/>
-          <w:sz w:val="40"/>
-          <w:szCs w:val="40"/>
-          <w:vertAlign w:val="subscript"/>
-        </w:rPr>
-        <w:t>Darab</w:t>
-      </w:r>
-      <w:r>
-        <w:rPr>
-          <w:rFonts w:ascii="Calibri" w:hAnsi="Calibri" w:cs="Calibri"/>
-          <w:sz w:val="40"/>
-          <w:szCs w:val="40"/>
-          <w:vertAlign w:val="subscript"/>
-        </w:rPr>
-        <w:t>)</w:t>
-      </w:r>
-      <w:r>
-        <w:rPr>
-          <w:rFonts w:ascii="Calibri" w:hAnsi="Calibri" w:cs="Calibri"/>
-          <w:sz w:val="40"/>
-          <w:szCs w:val="40"/>
-          <w:vertAlign w:val="subscript"/>
-        </w:rPr>
-        <w:sym w:font="Wingdings" w:char="F0E0"/>
-      </w:r>
-      <w:r>
-        <w:rPr>
-          <w:rFonts w:ascii="Calibri" w:hAnsi="Calibri" w:cs="Calibri"/>
-          <w:sz w:val="40"/>
-          <w:szCs w:val="40"/>
-          <w:vertAlign w:val="subscript"/>
-        </w:rPr>
-        <w:t>összesen</w:t>
-      </w:r>
-      <w:r>
-        <w:rPr>
-          <w:rFonts w:ascii="Calibri" w:hAnsi="Calibri" w:cs="Calibri"/>
-          <w:sz w:val="40"/>
-          <w:szCs w:val="40"/>
-        </w:rPr>
         <w:t xml:space="preserve"> (Vásárlás)</w:t>
       </w:r>
-      <w:r>
-        <w:rPr>
-          <w:rFonts w:ascii="Biome" w:hAnsi="Biome" w:cs="Biome"/>
-          <w:sz w:val="40"/>
-          <w:szCs w:val="40"/>
-        </w:rPr>
-        <w:t>)</w:t>
-      </w:r>
-    </w:p>
-    <w:p>
-      <w:r>
+    </w:p>
+    <w:p>
+      <w:pPr>
+        <w:rPr>
+          <w:b/>
+          <w:bCs/>
+          <w:u w:val="single"/>
+        </w:rPr>
+      </w:pPr>
+      <w:r>
+        <w:rPr>
+          <w:b/>
+          <w:bCs/>
+          <w:u w:val="single"/>
+        </w:rPr>
         <w:t xml:space="preserve">11. Kérdezze le összesen hány darabot vásároltak az egyes termékből! A </w:t>
       </w:r>
       <w:r>
         <w:rPr>
+          <w:b/>
+          <w:bCs/>
           <w:i/>
           <w:iCs/>
+          <w:u w:val="single"/>
         </w:rPr>
         <w:t xml:space="preserve">termék nevét </w:t>
       </w:r>
       <w:r>
+        <w:rPr>
+          <w:b/>
+          <w:bCs/>
+          <w:u w:val="single"/>
+        </w:rPr>
         <w:t>írja ki!</w:t>
       </w:r>
     </w:p>
     <w:p>
       <w:pPr>
+        <w:rPr>
+          <w:rFonts w:ascii="Consolas" w:hAnsi="Consolas"/>
+        </w:rPr>
+      </w:pPr>
+      <w:r>
+        <w:rPr>
+          <w:rFonts w:ascii="Consolas" w:hAnsi="Consolas"/>
+        </w:rPr>
+        <w:t xml:space="preserve">SELECT </w:t>
+      </w:r>
+      <w:proofErr w:type="spellStart"/>
+      <w:r>
+        <w:rPr>
+          <w:rFonts w:ascii="Consolas" w:hAnsi="Consolas"/>
+        </w:rPr>
+        <w:t>Termék.Név</w:t>
+      </w:r>
+      <w:proofErr w:type="spellEnd"/>
+      <w:r>
+        <w:rPr>
+          <w:rFonts w:ascii="Consolas" w:hAnsi="Consolas"/>
+        </w:rPr>
+        <w:t xml:space="preserve">, </w:t>
+      </w:r>
+      <w:proofErr w:type="gramStart"/>
+      <w:r>
+        <w:rPr>
+          <w:rFonts w:ascii="Consolas" w:hAnsi="Consolas"/>
+        </w:rPr>
+        <w:t>SUM(</w:t>
+      </w:r>
+      <w:proofErr w:type="spellStart"/>
+      <w:proofErr w:type="gramEnd"/>
+      <w:r>
+        <w:rPr>
+          <w:rFonts w:ascii="Consolas" w:hAnsi="Consolas"/>
+        </w:rPr>
+        <w:t>Vásárlás.Darab</w:t>
+      </w:r>
+      <w:proofErr w:type="spellEnd"/>
+      <w:r>
+        <w:rPr>
+          <w:rFonts w:ascii="Consolas" w:hAnsi="Consolas"/>
+        </w:rPr>
+        <w:t xml:space="preserve">) AS </w:t>
+      </w:r>
+      <w:proofErr w:type="spellStart"/>
+      <w:r>
+        <w:rPr>
+          <w:rFonts w:ascii="Consolas" w:hAnsi="Consolas"/>
+        </w:rPr>
+        <w:t>Osszesen</w:t>
+      </w:r>
+      <w:proofErr w:type="spellEnd"/>
+    </w:p>
+    <w:p>
+      <w:pPr>
+        <w:rPr>
+          <w:rFonts w:ascii="Consolas" w:hAnsi="Consolas"/>
+        </w:rPr>
+      </w:pPr>
+      <w:r>
+        <w:rPr>
+          <w:rFonts w:ascii="Consolas" w:hAnsi="Consolas"/>
+        </w:rPr>
+        <w:t>FROM Vásárlás</w:t>
+      </w:r>
+    </w:p>
+    <w:p>
+      <w:pPr>
+        <w:rPr>
+          <w:rFonts w:ascii="Consolas" w:hAnsi="Consolas"/>
+        </w:rPr>
+      </w:pPr>
+      <w:r>
+        <w:rPr>
+          <w:rFonts w:ascii="Consolas" w:hAnsi="Consolas"/>
+        </w:rPr>
+        <w:t xml:space="preserve">JOIN Termék ON Kód = </w:t>
+      </w:r>
+      <w:proofErr w:type="spellStart"/>
+      <w:r>
+        <w:rPr>
+          <w:rFonts w:ascii="Consolas" w:hAnsi="Consolas"/>
+        </w:rPr>
+        <w:t>Tkód</w:t>
+      </w:r>
+      <w:proofErr w:type="spellEnd"/>
+    </w:p>
+    <w:p>
+      <w:pPr>
+        <w:rPr>
+          <w:rFonts w:ascii="Consolas" w:hAnsi="Consolas"/>
+        </w:rPr>
+      </w:pPr>
+      <w:r>
+        <w:rPr>
+          <w:rFonts w:ascii="Consolas" w:hAnsi="Consolas"/>
+        </w:rPr>
+        <w:t xml:space="preserve">GROUP BY </w:t>
+      </w:r>
+      <w:proofErr w:type="spellStart"/>
+      <w:r>
+        <w:rPr>
+          <w:rFonts w:ascii="Consolas" w:hAnsi="Consolas"/>
+        </w:rPr>
+        <w:t>Termék.Név</w:t>
+      </w:r>
+      <w:proofErr w:type="spellEnd"/>
+      <w:r>
+        <w:rPr>
+          <w:rFonts w:ascii="Consolas" w:hAnsi="Consolas"/>
+        </w:rPr>
+        <w:t>;</w:t>
+      </w:r>
+    </w:p>
+    <w:p>
+      <w:pPr>
         <w:jc w:val="center"/>
         <w:rPr>
           <w:rFonts w:ascii="Biome" w:hAnsi="Biome" w:cs="Biome"/>
@@ -4541,111 +6697,64 @@
       <w:proofErr w:type="spellStart"/>
       <w:r>
         <w:rPr>
+          <w:rFonts w:ascii="Biome" w:hAnsi="Biome" w:cs="Biome"/>
+          <w:sz w:val="40"/>
+          <w:szCs w:val="40"/>
+        </w:rPr>
+        <w:t>Г</w:t>
+      </w:r>
+      <w:r>
+        <w:rPr>
           <w:rFonts w:ascii="Calibri" w:hAnsi="Calibri" w:cs="Calibri"/>
           <w:sz w:val="40"/>
           <w:szCs w:val="40"/>
-        </w:rPr>
-        <w:t>γ</w:t>
-      </w:r>
+          <w:vertAlign w:val="superscript"/>
+        </w:rPr>
+        <w:t>Kód</w:t>
+      </w:r>
+      <w:proofErr w:type="spellEnd"/>
       <w:r>
         <w:rPr>
           <w:rFonts w:ascii="Calibri" w:hAnsi="Calibri" w:cs="Calibri"/>
           <w:sz w:val="40"/>
           <w:szCs w:val="40"/>
-          <w:vertAlign w:val="subscript"/>
-        </w:rPr>
-        <w:t>Kód</w:t>
-      </w:r>
-      <w:proofErr w:type="spellEnd"/>
+          <w:vertAlign w:val="superscript"/>
+        </w:rPr>
+        <w:t>, SUM(Darab)</w:t>
+      </w:r>
       <w:r>
         <w:rPr>
           <w:rFonts w:ascii="Calibri" w:hAnsi="Calibri" w:cs="Calibri"/>
           <w:sz w:val="40"/>
           <w:szCs w:val="40"/>
-          <w:vertAlign w:val="subscript"/>
-        </w:rPr>
-        <w:t xml:space="preserve">, </w:t>
+          <w:vertAlign w:val="superscript"/>
+        </w:rPr>
+        <w:sym w:font="Wingdings" w:char="F0E0"/>
       </w:r>
       <w:r>
         <w:rPr>
           <w:rFonts w:ascii="Calibri" w:hAnsi="Calibri" w:cs="Calibri"/>
           <w:sz w:val="40"/>
           <w:szCs w:val="40"/>
-          <w:vertAlign w:val="subscript"/>
-        </w:rPr>
-        <w:t>SUM</w:t>
+          <w:vertAlign w:val="superscript"/>
+        </w:rPr>
+        <w:t>összesen</w:t>
       </w:r>
       <w:r>
         <w:rPr>
           <w:rFonts w:ascii="Calibri" w:hAnsi="Calibri" w:cs="Calibri"/>
           <w:sz w:val="40"/>
           <w:szCs w:val="40"/>
-          <w:vertAlign w:val="subscript"/>
-        </w:rPr>
-        <w:t>(</w:t>
+        </w:rPr>
+        <w:t xml:space="preserve"> (Vásárlás)</w:t>
       </w:r>
       <w:r>
         <w:rPr>
           <w:rFonts w:ascii="Calibri" w:hAnsi="Calibri" w:cs="Calibri"/>
           <w:sz w:val="40"/>
           <w:szCs w:val="40"/>
-          <w:vertAlign w:val="subscript"/>
-        </w:rPr>
-        <w:t>Darab</w:t>
-      </w:r>
-      <w:r>
-        <w:rPr>
-          <w:rFonts w:ascii="Calibri" w:hAnsi="Calibri" w:cs="Calibri"/>
-          <w:sz w:val="40"/>
-          <w:szCs w:val="40"/>
-          <w:vertAlign w:val="subscript"/>
         </w:rPr>
         <w:t>)</w:t>
-      </w:r>
-      <w:r>
-        <w:rPr>
-          <w:rFonts w:ascii="Calibri" w:hAnsi="Calibri" w:cs="Calibri"/>
-          <w:sz w:val="40"/>
-          <w:szCs w:val="40"/>
-          <w:vertAlign w:val="subscript"/>
-        </w:rPr>
-        <w:sym w:font="Wingdings" w:char="F0E0"/>
-      </w:r>
-      <w:r>
-        <w:rPr>
-          <w:rFonts w:ascii="Calibri" w:hAnsi="Calibri" w:cs="Calibri"/>
-          <w:sz w:val="40"/>
-          <w:szCs w:val="40"/>
-          <w:vertAlign w:val="subscript"/>
-        </w:rPr>
-        <w:t>összesen</w:t>
-      </w:r>
-      <w:r>
-        <w:rPr>
-          <w:rFonts w:ascii="Calibri" w:hAnsi="Calibri" w:cs="Calibri"/>
-          <w:sz w:val="40"/>
-          <w:szCs w:val="40"/>
-        </w:rPr>
-        <w:t xml:space="preserve"> (Vásárlás)</w:t>
-      </w:r>
-      <w:r>
-        <w:rPr>
-          <w:rFonts w:ascii="Biome" w:hAnsi="Biome" w:cs="Biome"/>
-          <w:sz w:val="40"/>
-          <w:szCs w:val="40"/>
-        </w:rPr>
-        <w:t>)</w:t>
-      </w:r>
-    </w:p>
-    <w:p/>
-    <w:p>
-      <w:r>
-        <w:t xml:space="preserve">12. Kérdezze le az egyes városokban hány fő vásárló van! </w:t>
-      </w:r>
-    </w:p>
-    <w:p>
-      <w:r>
-        <w:t>13. Kérdezze le összesen mennyit fizetett Fekete Péter!</w:t>
       </w:r>
     </w:p>
     <w:p/>
@@ -4653,20 +6762,760 @@
       <w:pPr>
         <w:spacing w:after="160" w:line="278" w:lineRule="auto"/>
         <w:jc w:val="left"/>
-      </w:pPr>
-      <w:r>
+        <w:rPr>
+          <w:b/>
+          <w:bCs/>
+          <w:u w:val="single"/>
+        </w:rPr>
+      </w:pPr>
+      <w:r>
+        <w:rPr>
+          <w:b/>
+          <w:bCs/>
+          <w:u w:val="single"/>
+        </w:rPr>
         <w:br w:type="page"/>
       </w:r>
     </w:p>
     <w:p>
-      <w:proofErr w:type="spellStart"/>
-      <w:r>
+      <w:pPr>
+        <w:rPr>
+          <w:b/>
+          <w:bCs/>
+          <w:u w:val="single"/>
+        </w:rPr>
+      </w:pPr>
+      <w:r>
+        <w:rPr>
+          <w:b/>
+          <w:bCs/>
+          <w:u w:val="single"/>
+        </w:rPr>
         <w:lastRenderedPageBreak/>
-        <w:t>b.</w:t>
-      </w:r>
-      <w:proofErr w:type="spellEnd"/>
-      <w:r>
-        <w:t xml:space="preserve">) Adott a következő relációs séma! Készítse el a </w:t>
+        <w:t xml:space="preserve">12. Kérdezze le az egyes városokban hány fő vásárló van! </w:t>
+      </w:r>
+    </w:p>
+    <w:p>
+      <w:pPr>
+        <w:rPr>
+          <w:rFonts w:ascii="Consolas" w:hAnsi="Consolas"/>
+        </w:rPr>
+      </w:pPr>
+      <w:r>
+        <w:rPr>
+          <w:rFonts w:ascii="Consolas" w:hAnsi="Consolas"/>
+        </w:rPr>
+        <w:t xml:space="preserve">SELECT Varos, </w:t>
+      </w:r>
+      <w:proofErr w:type="gramStart"/>
+      <w:r>
+        <w:rPr>
+          <w:rFonts w:ascii="Consolas" w:hAnsi="Consolas"/>
+        </w:rPr>
+        <w:t>COUNT(</w:t>
+      </w:r>
+      <w:proofErr w:type="gramEnd"/>
+      <w:r>
+        <w:rPr>
+          <w:rFonts w:ascii="Consolas" w:hAnsi="Consolas"/>
+        </w:rPr>
+        <w:t xml:space="preserve">*) AS </w:t>
+      </w:r>
+      <w:r>
+        <w:rPr>
+          <w:rFonts w:ascii="Consolas" w:hAnsi="Consolas"/>
+        </w:rPr>
+        <w:t>fő</w:t>
+      </w:r>
+    </w:p>
+    <w:p>
+      <w:pPr>
+        <w:rPr>
+          <w:rFonts w:ascii="Consolas" w:hAnsi="Consolas"/>
+        </w:rPr>
+      </w:pPr>
+      <w:r>
+        <w:rPr>
+          <w:rFonts w:ascii="Consolas" w:hAnsi="Consolas"/>
+        </w:rPr>
+        <w:t>FROM Vásárló</w:t>
+      </w:r>
+    </w:p>
+    <w:p>
+      <w:pPr>
+        <w:rPr>
+          <w:rFonts w:ascii="Consolas" w:hAnsi="Consolas"/>
+        </w:rPr>
+      </w:pPr>
+      <w:r>
+        <w:rPr>
+          <w:rFonts w:ascii="Consolas" w:hAnsi="Consolas"/>
+        </w:rPr>
+        <w:t>GROUP BY Varos;</w:t>
+      </w:r>
+    </w:p>
+    <w:p>
+      <w:pPr>
+        <w:jc w:val="center"/>
+        <w:rPr>
+          <w:rFonts w:ascii="Biome" w:hAnsi="Biome" w:cs="Biome"/>
+          <w:sz w:val="40"/>
+          <w:szCs w:val="40"/>
+        </w:rPr>
+      </w:pPr>
+      <w:proofErr w:type="spellStart"/>
+      <w:r>
+        <w:rPr>
+          <w:rFonts w:ascii="Biome" w:hAnsi="Biome" w:cs="Biome"/>
+          <w:sz w:val="40"/>
+          <w:szCs w:val="40"/>
+        </w:rPr>
+        <w:t>Г</w:t>
+      </w:r>
+      <w:r>
+        <w:rPr>
+          <w:rFonts w:ascii="Calibri" w:hAnsi="Calibri" w:cs="Calibri"/>
+          <w:sz w:val="40"/>
+          <w:szCs w:val="40"/>
+          <w:vertAlign w:val="superscript"/>
+        </w:rPr>
+        <w:t>Varos</w:t>
+      </w:r>
+      <w:proofErr w:type="spellEnd"/>
+      <w:r>
+        <w:rPr>
+          <w:rFonts w:ascii="Calibri" w:hAnsi="Calibri" w:cs="Calibri"/>
+          <w:sz w:val="40"/>
+          <w:szCs w:val="40"/>
+          <w:vertAlign w:val="superscript"/>
+        </w:rPr>
+        <w:t xml:space="preserve">, </w:t>
+      </w:r>
+      <w:proofErr w:type="spellStart"/>
+      <w:proofErr w:type="gramStart"/>
+      <w:r>
+        <w:rPr>
+          <w:rFonts w:ascii="Calibri" w:hAnsi="Calibri" w:cs="Calibri"/>
+          <w:sz w:val="40"/>
+          <w:szCs w:val="40"/>
+          <w:vertAlign w:val="superscript"/>
+        </w:rPr>
+        <w:t>count</w:t>
+      </w:r>
+      <w:proofErr w:type="spellEnd"/>
+      <w:r>
+        <w:rPr>
+          <w:rFonts w:ascii="Calibri" w:hAnsi="Calibri" w:cs="Calibri"/>
+          <w:sz w:val="40"/>
+          <w:szCs w:val="40"/>
+          <w:vertAlign w:val="superscript"/>
+        </w:rPr>
+        <w:t>(</w:t>
+      </w:r>
+      <w:proofErr w:type="spellStart"/>
+      <w:proofErr w:type="gramEnd"/>
+      <w:r>
+        <w:rPr>
+          <w:rFonts w:ascii="Calibri" w:hAnsi="Calibri" w:cs="Calibri"/>
+          <w:sz w:val="40"/>
+          <w:szCs w:val="40"/>
+          <w:vertAlign w:val="superscript"/>
+        </w:rPr>
+        <w:t>Azonosito</w:t>
+      </w:r>
+      <w:proofErr w:type="spellEnd"/>
+      <w:r>
+        <w:rPr>
+          <w:rFonts w:ascii="Calibri" w:hAnsi="Calibri" w:cs="Calibri"/>
+          <w:sz w:val="40"/>
+          <w:szCs w:val="40"/>
+          <w:vertAlign w:val="superscript"/>
+        </w:rPr>
+        <w:t>)</w:t>
+      </w:r>
+      <w:r>
+        <w:rPr>
+          <w:rFonts w:ascii="Calibri" w:hAnsi="Calibri" w:cs="Calibri"/>
+          <w:sz w:val="40"/>
+          <w:szCs w:val="40"/>
+          <w:vertAlign w:val="superscript"/>
+        </w:rPr>
+        <w:sym w:font="Wingdings" w:char="F0E0"/>
+      </w:r>
+      <w:r>
+        <w:rPr>
+          <w:rFonts w:ascii="Calibri" w:hAnsi="Calibri" w:cs="Calibri"/>
+          <w:sz w:val="40"/>
+          <w:szCs w:val="40"/>
+          <w:vertAlign w:val="superscript"/>
+        </w:rPr>
+        <w:t>fő</w:t>
+      </w:r>
+      <w:r>
+        <w:rPr>
+          <w:rFonts w:ascii="Calibri" w:hAnsi="Calibri" w:cs="Calibri"/>
+          <w:sz w:val="40"/>
+          <w:szCs w:val="40"/>
+        </w:rPr>
+        <w:t xml:space="preserve"> (Vásárl</w:t>
+      </w:r>
+      <w:r>
+        <w:rPr>
+          <w:rFonts w:ascii="Calibri" w:hAnsi="Calibri" w:cs="Calibri"/>
+          <w:sz w:val="40"/>
+          <w:szCs w:val="40"/>
+        </w:rPr>
+        <w:t>ó</w:t>
+      </w:r>
+      <w:r>
+        <w:rPr>
+          <w:rFonts w:ascii="Calibri" w:hAnsi="Calibri" w:cs="Calibri"/>
+          <w:sz w:val="40"/>
+          <w:szCs w:val="40"/>
+        </w:rPr>
+        <w:t>)</w:t>
+      </w:r>
+    </w:p>
+    <w:p>
+      <w:pPr>
+        <w:rPr>
+          <w:b/>
+          <w:bCs/>
+          <w:u w:val="single"/>
+        </w:rPr>
+      </w:pPr>
+      <w:r>
+        <w:rPr>
+          <w:b/>
+          <w:bCs/>
+          <w:u w:val="single"/>
+        </w:rPr>
+        <w:t>13. Kérdezze le összesen mennyit fizetett Fekete Péter!</w:t>
+      </w:r>
+    </w:p>
+    <w:p>
+      <w:pPr>
+        <w:rPr>
+          <w:rFonts w:ascii="Consolas" w:hAnsi="Consolas"/>
+        </w:rPr>
+      </w:pPr>
+      <w:r>
+        <w:rPr>
+          <w:rFonts w:ascii="Consolas" w:hAnsi="Consolas"/>
+        </w:rPr>
+        <w:t xml:space="preserve">SELECT </w:t>
+      </w:r>
+      <w:proofErr w:type="gramStart"/>
+      <w:r>
+        <w:rPr>
+          <w:rFonts w:ascii="Consolas" w:hAnsi="Consolas"/>
+        </w:rPr>
+        <w:t>SUM(</w:t>
+      </w:r>
+      <w:proofErr w:type="spellStart"/>
+      <w:proofErr w:type="gramEnd"/>
+      <w:r>
+        <w:rPr>
+          <w:rFonts w:ascii="Consolas" w:hAnsi="Consolas"/>
+        </w:rPr>
+        <w:t>Vásárlás.Darab</w:t>
+      </w:r>
+      <w:proofErr w:type="spellEnd"/>
+      <w:r>
+        <w:rPr>
+          <w:rFonts w:ascii="Consolas" w:hAnsi="Consolas"/>
+        </w:rPr>
+        <w:t xml:space="preserve"> * </w:t>
+      </w:r>
+      <w:proofErr w:type="spellStart"/>
+      <w:r>
+        <w:rPr>
+          <w:rFonts w:ascii="Consolas" w:hAnsi="Consolas"/>
+        </w:rPr>
+        <w:t>Termék.Ár</w:t>
+      </w:r>
+      <w:proofErr w:type="spellEnd"/>
+      <w:r>
+        <w:rPr>
+          <w:rFonts w:ascii="Consolas" w:hAnsi="Consolas"/>
+        </w:rPr>
+        <w:t xml:space="preserve">) AS </w:t>
+      </w:r>
+      <w:proofErr w:type="spellStart"/>
+      <w:r>
+        <w:rPr>
+          <w:rFonts w:ascii="Consolas" w:hAnsi="Consolas"/>
+        </w:rPr>
+        <w:t>Osszesen</w:t>
+      </w:r>
+      <w:proofErr w:type="spellEnd"/>
+    </w:p>
+    <w:p>
+      <w:pPr>
+        <w:rPr>
+          <w:rFonts w:ascii="Consolas" w:hAnsi="Consolas"/>
+        </w:rPr>
+      </w:pPr>
+      <w:r>
+        <w:rPr>
+          <w:rFonts w:ascii="Consolas" w:hAnsi="Consolas"/>
+        </w:rPr>
+        <w:t>FROM Vásárlás</w:t>
+      </w:r>
+    </w:p>
+    <w:p>
+      <w:pPr>
+        <w:rPr>
+          <w:rFonts w:ascii="Consolas" w:hAnsi="Consolas"/>
+        </w:rPr>
+      </w:pPr>
+      <w:r>
+        <w:rPr>
+          <w:rFonts w:ascii="Consolas" w:hAnsi="Consolas"/>
+        </w:rPr>
+        <w:t xml:space="preserve">JOIN Vásárló ON </w:t>
+      </w:r>
+      <w:proofErr w:type="spellStart"/>
+      <w:r>
+        <w:rPr>
+          <w:rFonts w:ascii="Consolas" w:hAnsi="Consolas"/>
+        </w:rPr>
+        <w:t>Azonosito</w:t>
+      </w:r>
+      <w:proofErr w:type="spellEnd"/>
+      <w:r>
+        <w:rPr>
+          <w:rFonts w:ascii="Consolas" w:hAnsi="Consolas"/>
+        </w:rPr>
+        <w:t xml:space="preserve"> = Azon</w:t>
+      </w:r>
+    </w:p>
+    <w:p>
+      <w:pPr>
+        <w:rPr>
+          <w:rFonts w:ascii="Consolas" w:hAnsi="Consolas"/>
+        </w:rPr>
+      </w:pPr>
+      <w:r>
+        <w:rPr>
+          <w:rFonts w:ascii="Consolas" w:hAnsi="Consolas"/>
+        </w:rPr>
+        <w:t xml:space="preserve">JOIN Termék ON </w:t>
+      </w:r>
+      <w:proofErr w:type="spellStart"/>
+      <w:r>
+        <w:rPr>
+          <w:rFonts w:ascii="Consolas" w:hAnsi="Consolas"/>
+        </w:rPr>
+        <w:t>Tkód</w:t>
+      </w:r>
+      <w:proofErr w:type="spellEnd"/>
+      <w:r>
+        <w:rPr>
+          <w:rFonts w:ascii="Consolas" w:hAnsi="Consolas"/>
+        </w:rPr>
+        <w:t xml:space="preserve"> = Kód</w:t>
+      </w:r>
+    </w:p>
+    <w:p>
+      <w:pPr>
+        <w:rPr>
+          <w:rFonts w:ascii="Consolas" w:hAnsi="Consolas"/>
+        </w:rPr>
+      </w:pPr>
+      <w:r>
+        <w:rPr>
+          <w:rFonts w:ascii="Consolas" w:hAnsi="Consolas"/>
+        </w:rPr>
+        <w:t xml:space="preserve">WHERE </w:t>
+      </w:r>
+      <w:proofErr w:type="spellStart"/>
+      <w:r>
+        <w:rPr>
+          <w:rFonts w:ascii="Consolas" w:hAnsi="Consolas"/>
+        </w:rPr>
+        <w:t>Vásárló.Név</w:t>
+      </w:r>
+      <w:proofErr w:type="spellEnd"/>
+      <w:r>
+        <w:rPr>
+          <w:rFonts w:ascii="Consolas" w:hAnsi="Consolas"/>
+        </w:rPr>
+        <w:t xml:space="preserve"> = 'Fekete Péter';</w:t>
+      </w:r>
+    </w:p>
+    <w:p>
+      <w:r>
+        <w:rPr>
+          <w:rFonts w:ascii="Biome" w:hAnsi="Biome" w:cs="Biome"/>
+          <w:sz w:val="40"/>
+          <w:szCs w:val="40"/>
+        </w:rPr>
+        <w:t>Г</w:t>
+      </w:r>
+      <w:r>
+        <w:rPr>
+          <w:rFonts w:ascii="Calibri" w:hAnsi="Calibri" w:cs="Calibri"/>
+          <w:sz w:val="40"/>
+          <w:szCs w:val="40"/>
+          <w:vertAlign w:val="superscript"/>
+        </w:rPr>
+        <w:t>SUM</w:t>
+      </w:r>
+      <w:r>
+        <w:rPr>
+          <w:rFonts w:ascii="Calibri" w:hAnsi="Calibri" w:cs="Calibri"/>
+          <w:sz w:val="40"/>
+          <w:szCs w:val="40"/>
+          <w:vertAlign w:val="superscript"/>
+        </w:rPr>
+        <w:t>(</w:t>
+      </w:r>
+      <w:r>
+        <w:rPr>
+          <w:rFonts w:ascii="Calibri" w:hAnsi="Calibri" w:cs="Calibri"/>
+          <w:sz w:val="40"/>
+          <w:szCs w:val="40"/>
+          <w:vertAlign w:val="superscript"/>
+        </w:rPr>
+        <w:t>Darab*</w:t>
+      </w:r>
+      <w:proofErr w:type="spellStart"/>
+      <w:r>
+        <w:rPr>
+          <w:rFonts w:ascii="Calibri" w:hAnsi="Calibri" w:cs="Calibri"/>
+          <w:sz w:val="40"/>
+          <w:szCs w:val="40"/>
+          <w:vertAlign w:val="superscript"/>
+        </w:rPr>
+        <w:t>Ar</w:t>
+      </w:r>
+      <w:proofErr w:type="spellEnd"/>
+      <w:r>
+        <w:rPr>
+          <w:rFonts w:ascii="Calibri" w:hAnsi="Calibri" w:cs="Calibri"/>
+          <w:sz w:val="40"/>
+          <w:szCs w:val="40"/>
+          <w:vertAlign w:val="superscript"/>
+        </w:rPr>
+        <w:t>)</w:t>
+      </w:r>
+      <w:r>
+        <w:rPr>
+          <w:rFonts w:ascii="Calibri" w:hAnsi="Calibri" w:cs="Calibri"/>
+          <w:sz w:val="40"/>
+          <w:szCs w:val="40"/>
+          <w:vertAlign w:val="superscript"/>
+        </w:rPr>
+        <w:sym w:font="Wingdings" w:char="F0E0"/>
+      </w:r>
+      <w:proofErr w:type="gramStart"/>
+      <w:r>
+        <w:rPr>
+          <w:rFonts w:ascii="Calibri" w:hAnsi="Calibri" w:cs="Calibri"/>
+          <w:sz w:val="40"/>
+          <w:szCs w:val="40"/>
+          <w:vertAlign w:val="superscript"/>
+        </w:rPr>
+        <w:t>összesen</w:t>
+      </w:r>
+      <w:r>
+        <w:rPr>
+          <w:rFonts w:ascii="Biome" w:hAnsi="Biome" w:cs="Biome"/>
+          <w:sz w:val="40"/>
+          <w:szCs w:val="40"/>
+        </w:rPr>
+        <w:t>(</w:t>
+      </w:r>
+      <w:proofErr w:type="gramEnd"/>
+      <w:r>
+        <w:rPr>
+          <w:rFonts w:ascii="Biome" w:hAnsi="Biome" w:cs="Biome"/>
+          <w:sz w:val="40"/>
+          <w:szCs w:val="40"/>
+        </w:rPr>
+        <w:t>(</w:t>
+      </w:r>
+      <w:proofErr w:type="spellStart"/>
+      <w:r>
+        <w:rPr>
+          <w:rFonts w:ascii="Calibri" w:hAnsi="Calibri" w:cs="Calibri"/>
+          <w:sz w:val="40"/>
+          <w:szCs w:val="40"/>
+        </w:rPr>
+        <w:t>σ</w:t>
+      </w:r>
+      <w:r>
+        <w:rPr>
+          <w:rFonts w:ascii="Biome" w:hAnsi="Biome" w:cs="Biome"/>
+          <w:sz w:val="40"/>
+          <w:szCs w:val="40"/>
+          <w:vertAlign w:val="subscript"/>
+        </w:rPr>
+        <w:t>Név</w:t>
+      </w:r>
+      <w:proofErr w:type="spellEnd"/>
+      <w:proofErr w:type="gramStart"/>
+      <w:r>
+        <w:rPr>
+          <w:rFonts w:ascii="Biome" w:hAnsi="Biome" w:cs="Biome"/>
+          <w:sz w:val="40"/>
+          <w:szCs w:val="40"/>
+          <w:vertAlign w:val="subscript"/>
+        </w:rPr>
+        <w:t>=”</w:t>
+      </w:r>
+      <w:r>
+        <w:rPr>
+          <w:rFonts w:ascii="Biome" w:hAnsi="Biome" w:cs="Biome"/>
+          <w:sz w:val="40"/>
+          <w:szCs w:val="40"/>
+          <w:vertAlign w:val="subscript"/>
+        </w:rPr>
+        <w:t>Fekete</w:t>
+      </w:r>
+      <w:proofErr w:type="gramEnd"/>
+      <w:r>
+        <w:rPr>
+          <w:rFonts w:ascii="Biome" w:hAnsi="Biome" w:cs="Biome"/>
+          <w:sz w:val="40"/>
+          <w:szCs w:val="40"/>
+          <w:vertAlign w:val="subscript"/>
+        </w:rPr>
+        <w:t xml:space="preserve"> </w:t>
+      </w:r>
+      <w:proofErr w:type="gramStart"/>
+      <w:r>
+        <w:rPr>
+          <w:rFonts w:ascii="Biome" w:hAnsi="Biome" w:cs="Biome"/>
+          <w:sz w:val="40"/>
+          <w:szCs w:val="40"/>
+          <w:vertAlign w:val="subscript"/>
+        </w:rPr>
+        <w:t>Péter</w:t>
+      </w:r>
+      <w:r>
+        <w:rPr>
+          <w:rFonts w:ascii="Biome" w:hAnsi="Biome" w:cs="Biome"/>
+          <w:sz w:val="40"/>
+          <w:szCs w:val="40"/>
+          <w:vertAlign w:val="subscript"/>
+        </w:rPr>
+        <w:t>”</w:t>
+      </w:r>
+      <w:r>
+        <w:rPr>
+          <w:rFonts w:ascii="Calibri" w:hAnsi="Calibri" w:cs="Calibri"/>
+          <w:sz w:val="40"/>
+          <w:szCs w:val="40"/>
+        </w:rPr>
+        <w:t>(</w:t>
+      </w:r>
+      <w:proofErr w:type="gramEnd"/>
+      <w:r>
+        <w:rPr>
+          <w:rFonts w:ascii="Calibri" w:hAnsi="Calibri" w:cs="Calibri"/>
+          <w:sz w:val="40"/>
+          <w:szCs w:val="40"/>
+        </w:rPr>
+        <w:t>Vásárl</w:t>
+      </w:r>
+      <w:r>
+        <w:rPr>
+          <w:rFonts w:ascii="Calibri" w:hAnsi="Calibri" w:cs="Calibri"/>
+          <w:sz w:val="40"/>
+          <w:szCs w:val="40"/>
+        </w:rPr>
+        <w:t>ó</w:t>
+      </w:r>
+      <w:r>
+        <w:rPr>
+          <w:rFonts w:ascii="Calibri" w:hAnsi="Calibri" w:cs="Calibri"/>
+          <w:sz w:val="40"/>
+          <w:szCs w:val="40"/>
+        </w:rPr>
+        <w:t>)</w:t>
+      </w:r>
+      <w:r>
+        <w:rPr>
+          <w:rFonts w:ascii="Cambria Math" w:hAnsi="Cambria Math" w:cs="Cambria Math"/>
+          <w:sz w:val="40"/>
+          <w:szCs w:val="40"/>
+        </w:rPr>
+        <w:t xml:space="preserve"> </w:t>
+      </w:r>
+      <w:r>
+        <w:rPr>
+          <w:rFonts w:ascii="Cambria Math" w:hAnsi="Cambria Math" w:cs="Cambria Math"/>
+          <w:sz w:val="40"/>
+          <w:szCs w:val="40"/>
+        </w:rPr>
+        <w:t>⋈</w:t>
+      </w:r>
+      <w:r>
+        <w:rPr>
+          <w:rFonts w:ascii="Cambria Math" w:hAnsi="Cambria Math" w:cs="Cambria Math"/>
+          <w:sz w:val="40"/>
+          <w:szCs w:val="40"/>
+          <w:vertAlign w:val="subscript"/>
+        </w:rPr>
+        <w:t xml:space="preserve"> </w:t>
+      </w:r>
+      <w:r>
+        <w:rPr>
+          <w:rFonts w:ascii="Cambria Math" w:hAnsi="Cambria Math" w:cs="Cambria Math"/>
+          <w:sz w:val="40"/>
+          <w:szCs w:val="40"/>
+          <w:vertAlign w:val="subscript"/>
+        </w:rPr>
+        <w:t>Azonosító</w:t>
+      </w:r>
+      <w:r>
+        <w:rPr>
+          <w:rFonts w:ascii="Cambria Math" w:hAnsi="Cambria Math" w:cs="Cambria Math"/>
+          <w:sz w:val="40"/>
+          <w:szCs w:val="40"/>
+          <w:vertAlign w:val="subscript"/>
+        </w:rPr>
+        <w:t>=</w:t>
+      </w:r>
+      <w:r>
+        <w:rPr>
+          <w:rFonts w:ascii="Cambria Math" w:hAnsi="Cambria Math" w:cs="Cambria Math"/>
+          <w:sz w:val="40"/>
+          <w:szCs w:val="40"/>
+          <w:vertAlign w:val="subscript"/>
+        </w:rPr>
+        <w:t>Azon</w:t>
+      </w:r>
+      <w:r>
+        <w:rPr>
+          <w:rFonts w:ascii="Cambria Math" w:hAnsi="Cambria Math" w:cs="Cambria Math"/>
+          <w:sz w:val="40"/>
+          <w:szCs w:val="40"/>
+        </w:rPr>
+        <w:t xml:space="preserve"> </w:t>
+      </w:r>
+      <w:proofErr w:type="gramStart"/>
+      <w:r>
+        <w:rPr>
+          <w:rFonts w:ascii="Biome" w:hAnsi="Biome" w:cs="Biome"/>
+          <w:sz w:val="40"/>
+          <w:szCs w:val="40"/>
+        </w:rPr>
+        <w:t>Vásárlás</w:t>
+      </w:r>
+      <w:r>
+        <w:rPr>
+          <w:rFonts w:ascii="Cambria Math" w:hAnsi="Cambria Math" w:cs="Cambria Math"/>
+          <w:sz w:val="40"/>
+          <w:szCs w:val="40"/>
+        </w:rPr>
+        <w:t>)</w:t>
+      </w:r>
+      <w:r>
+        <w:rPr>
+          <w:rFonts w:ascii="Cambria Math" w:hAnsi="Cambria Math" w:cs="Cambria Math"/>
+          <w:sz w:val="40"/>
+          <w:szCs w:val="40"/>
+        </w:rPr>
+        <w:t>⋈</w:t>
+      </w:r>
+      <w:proofErr w:type="gramEnd"/>
+      <w:r>
+        <w:rPr>
+          <w:rFonts w:ascii="Cambria Math" w:hAnsi="Cambria Math" w:cs="Cambria Math"/>
+          <w:sz w:val="40"/>
+          <w:szCs w:val="40"/>
+          <w:vertAlign w:val="subscript"/>
+        </w:rPr>
+        <w:t xml:space="preserve"> </w:t>
+      </w:r>
+      <w:r>
+        <w:rPr>
+          <w:rFonts w:ascii="Cambria Math" w:hAnsi="Cambria Math" w:cs="Cambria Math"/>
+          <w:sz w:val="40"/>
+          <w:szCs w:val="40"/>
+          <w:vertAlign w:val="subscript"/>
+        </w:rPr>
+        <w:t>Kód</w:t>
+      </w:r>
+      <w:r>
+        <w:rPr>
+          <w:rFonts w:ascii="Cambria Math" w:hAnsi="Cambria Math" w:cs="Cambria Math"/>
+          <w:sz w:val="40"/>
+          <w:szCs w:val="40"/>
+          <w:vertAlign w:val="subscript"/>
+        </w:rPr>
+        <w:t>=</w:t>
+      </w:r>
+      <w:proofErr w:type="spellStart"/>
+      <w:r>
+        <w:rPr>
+          <w:rFonts w:ascii="Cambria Math" w:hAnsi="Cambria Math" w:cs="Cambria Math"/>
+          <w:sz w:val="40"/>
+          <w:szCs w:val="40"/>
+          <w:vertAlign w:val="subscript"/>
+        </w:rPr>
+        <w:t>Tkód</w:t>
+      </w:r>
+      <w:proofErr w:type="spellEnd"/>
+      <w:r>
+        <w:rPr>
+          <w:rFonts w:ascii="Cambria Math" w:hAnsi="Cambria Math" w:cs="Cambria Math"/>
+          <w:sz w:val="40"/>
+          <w:szCs w:val="40"/>
+          <w:vertAlign w:val="subscript"/>
+        </w:rPr>
+        <w:t xml:space="preserve"> </w:t>
+      </w:r>
+      <w:r>
+        <w:rPr>
+          <w:rFonts w:ascii="Calibri" w:hAnsi="Calibri" w:cs="Calibri"/>
+          <w:sz w:val="40"/>
+          <w:szCs w:val="40"/>
+        </w:rPr>
+        <w:t>(</w:t>
+      </w:r>
+      <w:r>
+        <w:rPr>
+          <w:rFonts w:ascii="Calibri" w:hAnsi="Calibri" w:cs="Calibri"/>
+          <w:sz w:val="40"/>
+          <w:szCs w:val="40"/>
+        </w:rPr>
+        <w:t>Termék</w:t>
+      </w:r>
+      <w:r>
+        <w:rPr>
+          <w:rFonts w:ascii="Calibri" w:hAnsi="Calibri" w:cs="Calibri"/>
+          <w:sz w:val="40"/>
+          <w:szCs w:val="40"/>
+        </w:rPr>
+        <w:t>))</w:t>
+      </w:r>
+    </w:p>
+    <w:p/>
+    <w:p>
+      <w:pPr>
+        <w:spacing w:after="160" w:line="278" w:lineRule="auto"/>
+        <w:jc w:val="left"/>
+        <w:rPr>
+          <w:rFonts w:eastAsiaTheme="majorEastAsia" w:cstheme="majorBidi"/>
+          <w:b/>
+          <w:sz w:val="28"/>
+        </w:rPr>
+      </w:pPr>
+      <w:r>
+        <w:br w:type="page"/>
+      </w:r>
+    </w:p>
+    <w:p>
+      <w:pPr>
+        <w:pStyle w:val="Cmsor2"/>
+      </w:pPr>
+      <w:r>
+        <w:lastRenderedPageBreak/>
+        <w:t xml:space="preserve">Adott a következő relációs séma! Készítse el a </w:t>
       </w:r>
       <w:proofErr w:type="spellStart"/>
       <w:r>
@@ -4738,58 +7587,512 @@
         <w:t xml:space="preserve"> INT]</w:t>
       </w:r>
     </w:p>
+    <w:p>
+      <w:pPr>
+        <w:rPr>
+          <w:rFonts w:ascii="Consolas" w:hAnsi="Consolas"/>
+        </w:rPr>
+      </w:pPr>
+      <w:r>
+        <w:rPr>
+          <w:rFonts w:ascii="Consolas" w:hAnsi="Consolas"/>
+        </w:rPr>
+        <w:t>CREATE TABLE KONYV (</w:t>
+      </w:r>
+    </w:p>
+    <w:p>
+      <w:pPr>
+        <w:rPr>
+          <w:rFonts w:ascii="Consolas" w:hAnsi="Consolas"/>
+        </w:rPr>
+      </w:pPr>
+      <w:r>
+        <w:rPr>
+          <w:rFonts w:ascii="Consolas" w:hAnsi="Consolas"/>
+        </w:rPr>
+        <w:t xml:space="preserve">    ISBN   </w:t>
+      </w:r>
+      <w:proofErr w:type="gramStart"/>
+      <w:r>
+        <w:rPr>
+          <w:rFonts w:ascii="Consolas" w:hAnsi="Consolas"/>
+        </w:rPr>
+        <w:t>CHAR(</w:t>
+      </w:r>
+      <w:proofErr w:type="gramEnd"/>
+      <w:r>
+        <w:rPr>
+          <w:rFonts w:ascii="Consolas" w:hAnsi="Consolas"/>
+        </w:rPr>
+        <w:t>20)     PRIMARY KEY,</w:t>
+      </w:r>
+    </w:p>
+    <w:p>
+      <w:pPr>
+        <w:rPr>
+          <w:rFonts w:ascii="Consolas" w:hAnsi="Consolas"/>
+        </w:rPr>
+      </w:pPr>
+      <w:r>
+        <w:rPr>
+          <w:rFonts w:ascii="Consolas" w:hAnsi="Consolas"/>
+        </w:rPr>
+        <w:t xml:space="preserve">    </w:t>
+      </w:r>
+      <w:proofErr w:type="spellStart"/>
+      <w:r>
+        <w:rPr>
+          <w:rFonts w:ascii="Consolas" w:hAnsi="Consolas"/>
+        </w:rPr>
+        <w:t>Cim</w:t>
+      </w:r>
+      <w:proofErr w:type="spellEnd"/>
+      <w:r>
+        <w:rPr>
+          <w:rFonts w:ascii="Consolas" w:hAnsi="Consolas"/>
+        </w:rPr>
+        <w:t xml:space="preserve">    </w:t>
+      </w:r>
+      <w:proofErr w:type="gramStart"/>
+      <w:r>
+        <w:rPr>
+          <w:rFonts w:ascii="Consolas" w:hAnsi="Consolas"/>
+        </w:rPr>
+        <w:t>CHAR(</w:t>
+      </w:r>
+      <w:proofErr w:type="gramEnd"/>
+      <w:r>
+        <w:rPr>
+          <w:rFonts w:ascii="Consolas" w:hAnsi="Consolas"/>
+        </w:rPr>
+        <w:t>40),</w:t>
+      </w:r>
+    </w:p>
+    <w:p>
+      <w:pPr>
+        <w:rPr>
+          <w:rFonts w:ascii="Consolas" w:hAnsi="Consolas"/>
+        </w:rPr>
+      </w:pPr>
+      <w:r>
+        <w:rPr>
+          <w:rFonts w:ascii="Consolas" w:hAnsi="Consolas"/>
+        </w:rPr>
+        <w:t xml:space="preserve">    </w:t>
+      </w:r>
+      <w:proofErr w:type="spellStart"/>
+      <w:proofErr w:type="gramStart"/>
+      <w:r>
+        <w:rPr>
+          <w:rFonts w:ascii="Consolas" w:hAnsi="Consolas"/>
+        </w:rPr>
+        <w:t>Targy</w:t>
+      </w:r>
+      <w:proofErr w:type="spellEnd"/>
+      <w:r>
+        <w:rPr>
+          <w:rFonts w:ascii="Consolas" w:hAnsi="Consolas"/>
+        </w:rPr>
+        <w:t xml:space="preserve">  CHAR</w:t>
+      </w:r>
+      <w:proofErr w:type="gramEnd"/>
+      <w:r>
+        <w:rPr>
+          <w:rFonts w:ascii="Consolas" w:hAnsi="Consolas"/>
+        </w:rPr>
+        <w:t>(30),</w:t>
+      </w:r>
+    </w:p>
+    <w:p>
+      <w:pPr>
+        <w:rPr>
+          <w:rFonts w:ascii="Consolas" w:hAnsi="Consolas"/>
+        </w:rPr>
+      </w:pPr>
+      <w:r>
+        <w:rPr>
+          <w:rFonts w:ascii="Consolas" w:hAnsi="Consolas"/>
+        </w:rPr>
+        <w:t xml:space="preserve">    </w:t>
+      </w:r>
+      <w:proofErr w:type="spellStart"/>
+      <w:r>
+        <w:rPr>
+          <w:rFonts w:ascii="Consolas" w:hAnsi="Consolas"/>
+        </w:rPr>
+        <w:t>Ar</w:t>
+      </w:r>
+      <w:proofErr w:type="spellEnd"/>
+      <w:r>
+        <w:rPr>
+          <w:rFonts w:ascii="Consolas" w:hAnsi="Consolas"/>
+        </w:rPr>
+        <w:t xml:space="preserve">     INT</w:t>
+      </w:r>
+    </w:p>
+    <w:p>
+      <w:pPr>
+        <w:rPr>
+          <w:rFonts w:ascii="Consolas" w:hAnsi="Consolas"/>
+        </w:rPr>
+      </w:pPr>
+      <w:r>
+        <w:rPr>
+          <w:rFonts w:ascii="Consolas" w:hAnsi="Consolas"/>
+        </w:rPr>
+        <w:t>);</w:t>
+      </w:r>
+    </w:p>
+    <w:p>
+      <w:pPr>
+        <w:rPr>
+          <w:rFonts w:ascii="Consolas" w:hAnsi="Consolas"/>
+        </w:rPr>
+      </w:pPr>
+      <w:r>
+        <w:rPr>
+          <w:rFonts w:ascii="Consolas" w:hAnsi="Consolas"/>
+        </w:rPr>
+        <w:drawing>
+          <wp:inline distT="0" distB="0" distL="0" distR="0" wp14:anchorId="346AB0B9" wp14:editId="7C0A83F1">
+            <wp:extent cx="2924583" cy="1009791"/>
+            <wp:effectExtent l="0" t="0" r="9525" b="0"/>
+            <wp:docPr id="1689940818" name="Kép 1"/>
+            <wp:cNvGraphicFramePr>
+              <a:graphicFrameLocks xmlns:a="http://schemas.openxmlformats.org/drawingml/2006/main" noChangeAspect="1"/>
+            </wp:cNvGraphicFramePr>
+            <a:graphic xmlns:a="http://schemas.openxmlformats.org/drawingml/2006/main">
+              <a:graphicData uri="http://schemas.openxmlformats.org/drawingml/2006/picture">
+                <pic:pic xmlns:pic="http://schemas.openxmlformats.org/drawingml/2006/picture">
+                  <pic:nvPicPr>
+                    <pic:cNvPr id="1689940818" name=""/>
+                    <pic:cNvPicPr/>
+                  </pic:nvPicPr>
+                  <pic:blipFill>
+                    <a:blip r:embed="rId22"/>
+                    <a:stretch>
+                      <a:fillRect/>
+                    </a:stretch>
+                  </pic:blipFill>
+                  <pic:spPr>
+                    <a:xfrm>
+                      <a:off x="0" y="0"/>
+                      <a:ext cx="2924583" cy="1009791"/>
+                    </a:xfrm>
+                    <a:prstGeom prst="rect">
+                      <a:avLst/>
+                    </a:prstGeom>
+                  </pic:spPr>
+                </pic:pic>
+              </a:graphicData>
+            </a:graphic>
+          </wp:inline>
+        </w:drawing>
+      </w:r>
+    </w:p>
+    <w:p>
+      <w:r>
+        <w:t>Néhány minta adattal is feltöltöttem:</w:t>
+      </w:r>
+    </w:p>
+    <w:p>
+      <w:pPr>
+        <w:rPr>
+          <w:rFonts w:ascii="Consolas" w:hAnsi="Consolas"/>
+        </w:rPr>
+      </w:pPr>
+      <w:r>
+        <w:rPr>
+          <w:rFonts w:ascii="Consolas" w:hAnsi="Consolas"/>
+        </w:rPr>
+        <w:t xml:space="preserve">INSERT INTO KONYV (ISBN, </w:t>
+      </w:r>
+      <w:proofErr w:type="spellStart"/>
+      <w:r>
+        <w:rPr>
+          <w:rFonts w:ascii="Consolas" w:hAnsi="Consolas"/>
+        </w:rPr>
+        <w:t>Cim</w:t>
+      </w:r>
+      <w:proofErr w:type="spellEnd"/>
+      <w:r>
+        <w:rPr>
+          <w:rFonts w:ascii="Consolas" w:hAnsi="Consolas"/>
+        </w:rPr>
+        <w:t xml:space="preserve">, </w:t>
+      </w:r>
+      <w:proofErr w:type="spellStart"/>
+      <w:r>
+        <w:rPr>
+          <w:rFonts w:ascii="Consolas" w:hAnsi="Consolas"/>
+        </w:rPr>
+        <w:t>Targy</w:t>
+      </w:r>
+      <w:proofErr w:type="spellEnd"/>
+      <w:r>
+        <w:rPr>
+          <w:rFonts w:ascii="Consolas" w:hAnsi="Consolas"/>
+        </w:rPr>
+        <w:t xml:space="preserve">, </w:t>
+      </w:r>
+      <w:proofErr w:type="spellStart"/>
+      <w:r>
+        <w:rPr>
+          <w:rFonts w:ascii="Consolas" w:hAnsi="Consolas"/>
+        </w:rPr>
+        <w:t>Ar</w:t>
+      </w:r>
+      <w:proofErr w:type="spellEnd"/>
+      <w:r>
+        <w:rPr>
+          <w:rFonts w:ascii="Consolas" w:hAnsi="Consolas"/>
+        </w:rPr>
+        <w:t>) VALUES</w:t>
+      </w:r>
+    </w:p>
+    <w:p>
+      <w:pPr>
+        <w:rPr>
+          <w:rFonts w:ascii="Consolas" w:hAnsi="Consolas"/>
+        </w:rPr>
+      </w:pPr>
+      <w:r>
+        <w:rPr>
+          <w:rFonts w:ascii="Consolas" w:hAnsi="Consolas"/>
+        </w:rPr>
+        <w:t>('9780140449266', 'Háború és béke', 'AB', 5200),</w:t>
+      </w:r>
+    </w:p>
+    <w:p>
+      <w:pPr>
+        <w:rPr>
+          <w:rFonts w:ascii="Consolas" w:hAnsi="Consolas"/>
+        </w:rPr>
+      </w:pPr>
+      <w:r>
+        <w:rPr>
+          <w:rFonts w:ascii="Consolas" w:hAnsi="Consolas"/>
+        </w:rPr>
+        <w:t>('9789630796325', 'A Pál utcai fiúk', 'AB', 1800),</w:t>
+      </w:r>
+    </w:p>
+    <w:p>
+      <w:pPr>
+        <w:rPr>
+          <w:rFonts w:ascii="Consolas" w:hAnsi="Consolas"/>
+        </w:rPr>
+      </w:pPr>
+      <w:r>
+        <w:rPr>
+          <w:rFonts w:ascii="Consolas" w:hAnsi="Consolas"/>
+        </w:rPr>
+        <w:t xml:space="preserve">('9780307474278', 'A </w:t>
+      </w:r>
+      <w:r>
+        <w:rPr>
+          <w:rFonts w:ascii="Consolas" w:hAnsi="Consolas"/>
+        </w:rPr>
+        <w:t>Koppányi Aga testamentuma</w:t>
+      </w:r>
+      <w:r>
+        <w:rPr>
+          <w:rFonts w:ascii="Consolas" w:hAnsi="Consolas"/>
+        </w:rPr>
+        <w:t xml:space="preserve">', 'CD', </w:t>
+      </w:r>
+      <w:r>
+        <w:rPr>
+          <w:rFonts w:ascii="Consolas" w:hAnsi="Consolas"/>
+        </w:rPr>
+        <w:t>2</w:t>
+      </w:r>
+      <w:r>
+        <w:rPr>
+          <w:rFonts w:ascii="Consolas" w:hAnsi="Consolas"/>
+        </w:rPr>
+        <w:t>500),</w:t>
+      </w:r>
+    </w:p>
+    <w:p>
+      <w:pPr>
+        <w:rPr>
+          <w:rFonts w:ascii="Consolas" w:hAnsi="Consolas"/>
+        </w:rPr>
+      </w:pPr>
+      <w:r>
+        <w:rPr>
+          <w:rFonts w:ascii="Consolas" w:hAnsi="Consolas"/>
+        </w:rPr>
+        <w:t>('9780553386790', 'Trónok harca', 'AB', 5900),</w:t>
+      </w:r>
+    </w:p>
+    <w:p>
+      <w:pPr>
+        <w:rPr>
+          <w:rFonts w:ascii="Consolas" w:hAnsi="Consolas"/>
+        </w:rPr>
+      </w:pPr>
+      <w:r>
+        <w:rPr>
+          <w:rFonts w:ascii="Consolas" w:hAnsi="Consolas"/>
+        </w:rPr>
+        <w:t>('9789634059518', 'Egri csillagok', 'AB', 2400),</w:t>
+      </w:r>
+    </w:p>
+    <w:p>
+      <w:pPr>
+        <w:rPr>
+          <w:rFonts w:ascii="Consolas" w:hAnsi="Consolas"/>
+        </w:rPr>
+      </w:pPr>
+      <w:r>
+        <w:rPr>
+          <w:rFonts w:ascii="Consolas" w:hAnsi="Consolas"/>
+        </w:rPr>
+        <w:t>('9780061120084', 'Ne bántsátok a feketerigót!', 'CD', 3100),</w:t>
+      </w:r>
+    </w:p>
+    <w:p>
+      <w:pPr>
+        <w:rPr>
+          <w:rFonts w:ascii="Consolas" w:hAnsi="Consolas"/>
+        </w:rPr>
+      </w:pPr>
+      <w:r>
+        <w:rPr>
+          <w:rFonts w:ascii="Consolas" w:hAnsi="Consolas"/>
+        </w:rPr>
+        <w:t>('9789635044216', 'A szolgálólány meséje', 'AB', 4200),</w:t>
+      </w:r>
+    </w:p>
+    <w:p>
+      <w:pPr>
+        <w:rPr>
+          <w:rFonts w:ascii="Consolas" w:hAnsi="Consolas"/>
+        </w:rPr>
+      </w:pPr>
+      <w:r>
+        <w:rPr>
+          <w:rFonts w:ascii="Consolas" w:hAnsi="Consolas"/>
+        </w:rPr>
+        <w:t>('9780307277671', '1984', 'CD', 2900),</w:t>
+      </w:r>
+    </w:p>
+    <w:p>
+      <w:pPr>
+        <w:rPr>
+          <w:rFonts w:ascii="Consolas" w:hAnsi="Consolas"/>
+        </w:rPr>
+      </w:pPr>
+      <w:r>
+        <w:rPr>
+          <w:rFonts w:ascii="Consolas" w:hAnsi="Consolas"/>
+        </w:rPr>
+        <w:t>('9789634795065', 'A kis herceg', 'AB', 1500),</w:t>
+      </w:r>
+    </w:p>
+    <w:p>
+      <w:pPr>
+        <w:rPr>
+          <w:rFonts w:ascii="Consolas" w:hAnsi="Consolas"/>
+        </w:rPr>
+      </w:pPr>
+      <w:r>
+        <w:rPr>
+          <w:rFonts w:ascii="Consolas" w:hAnsi="Consolas"/>
+        </w:rPr>
+        <w:t>('9780141182803', 'Száz év magány', 'CD', 4700);</w:t>
+      </w:r>
+    </w:p>
     <w:p/>
     <w:p>
       <w:pPr>
         <w:rPr>
           <w:b/>
           <w:bCs/>
-        </w:rPr>
-      </w:pPr>
-      <w:r>
-        <w:rPr>
-          <w:b/>
-          <w:bCs/>
+          <w:u w:val="single"/>
+        </w:rPr>
+      </w:pPr>
+      <w:r>
+        <w:rPr>
+          <w:b/>
+          <w:bCs/>
+          <w:u w:val="single"/>
         </w:rPr>
         <w:t>1. Adja meg a könyvek darabszámát!</w:t>
       </w:r>
     </w:p>
     <w:p>
-      <w:r>
+      <w:pPr>
+        <w:rPr>
+          <w:rFonts w:ascii="Consolas" w:hAnsi="Consolas"/>
+        </w:rPr>
+      </w:pPr>
+      <w:r>
+        <w:rPr>
+          <w:rFonts w:ascii="Consolas" w:hAnsi="Consolas"/>
+        </w:rPr>
         <w:t xml:space="preserve">SELECT </w:t>
       </w:r>
       <w:proofErr w:type="spellStart"/>
       <w:proofErr w:type="gramStart"/>
       <w:r>
+        <w:rPr>
+          <w:rFonts w:ascii="Consolas" w:hAnsi="Consolas"/>
+        </w:rPr>
         <w:t>count</w:t>
       </w:r>
       <w:proofErr w:type="spellEnd"/>
       <w:r>
+        <w:rPr>
+          <w:rFonts w:ascii="Consolas" w:hAnsi="Consolas"/>
+        </w:rPr>
         <w:t>(</w:t>
       </w:r>
       <w:proofErr w:type="gramEnd"/>
       <w:r>
+        <w:rPr>
+          <w:rFonts w:ascii="Consolas" w:hAnsi="Consolas"/>
+        </w:rPr>
         <w:t xml:space="preserve">*) AS </w:t>
       </w:r>
       <w:proofErr w:type="spellStart"/>
       <w:r>
+        <w:rPr>
+          <w:rFonts w:ascii="Consolas" w:hAnsi="Consolas"/>
+        </w:rPr>
         <w:t>KonxvekSzama</w:t>
       </w:r>
       <w:proofErr w:type="spellEnd"/>
       <w:r>
+        <w:rPr>
+          <w:rFonts w:ascii="Consolas" w:hAnsi="Consolas"/>
+        </w:rPr>
         <w:t xml:space="preserve"> </w:t>
       </w:r>
-      <w:proofErr w:type="spellStart"/>
-      <w:r>
-        <w:t>from</w:t>
-      </w:r>
-      <w:proofErr w:type="spellEnd"/>
-      <w:r>
+    </w:p>
+    <w:p>
+      <w:pPr>
+        <w:rPr>
+          <w:rFonts w:ascii="Consolas" w:hAnsi="Consolas"/>
+        </w:rPr>
+      </w:pPr>
+      <w:r>
+        <w:rPr>
+          <w:rFonts w:ascii="Consolas" w:hAnsi="Consolas"/>
+        </w:rPr>
+        <w:t>FROM</w:t>
+      </w:r>
+      <w:r>
+        <w:rPr>
+          <w:rFonts w:ascii="Consolas" w:hAnsi="Consolas"/>
+        </w:rPr>
         <w:t xml:space="preserve"> Könyv;</w:t>
       </w:r>
     </w:p>
     <w:p>
       <w:pPr>
+        <w:jc w:val="center"/>
         <w:rPr>
           <w:rFonts w:ascii="Biome" w:hAnsi="Biome" w:cs="Biome"/>
           <w:sz w:val="40"/>
@@ -4850,48 +8153,93 @@
         <w:rPr>
           <w:b/>
           <w:bCs/>
-        </w:rPr>
-      </w:pPr>
-      <w:r>
-        <w:rPr>
-          <w:b/>
-          <w:bCs/>
-        </w:rPr>
+          <w:u w:val="single"/>
+        </w:rPr>
+      </w:pPr>
+      <w:r>
+        <w:rPr>
+          <w:b/>
+          <w:bCs/>
+          <w:u w:val="single"/>
+        </w:rPr>
+        <w:lastRenderedPageBreak/>
         <w:t>2. Adja meg a könyvek átlagárát!</w:t>
       </w:r>
     </w:p>
     <w:p>
-      <w:r>
+      <w:pPr>
+        <w:rPr>
+          <w:rFonts w:ascii="Consolas" w:hAnsi="Consolas"/>
+        </w:rPr>
+      </w:pPr>
+      <w:r>
+        <w:rPr>
+          <w:rFonts w:ascii="Consolas" w:hAnsi="Consolas"/>
+        </w:rPr>
         <w:t xml:space="preserve">SELECT </w:t>
       </w:r>
       <w:proofErr w:type="spellStart"/>
       <w:proofErr w:type="gramStart"/>
       <w:r>
+        <w:rPr>
+          <w:rFonts w:ascii="Consolas" w:hAnsi="Consolas"/>
+        </w:rPr>
         <w:t>avg</w:t>
       </w:r>
       <w:proofErr w:type="spellEnd"/>
       <w:r>
+        <w:rPr>
+          <w:rFonts w:ascii="Consolas" w:hAnsi="Consolas"/>
+        </w:rPr>
         <w:t>(</w:t>
       </w:r>
       <w:proofErr w:type="spellStart"/>
       <w:proofErr w:type="gramEnd"/>
       <w:r>
+        <w:rPr>
+          <w:rFonts w:ascii="Consolas" w:hAnsi="Consolas"/>
+        </w:rPr>
         <w:t>Ar</w:t>
       </w:r>
       <w:proofErr w:type="spellEnd"/>
       <w:r>
+        <w:rPr>
+          <w:rFonts w:ascii="Consolas" w:hAnsi="Consolas"/>
+        </w:rPr>
         <w:t xml:space="preserve">) AS </w:t>
       </w:r>
       <w:proofErr w:type="spellStart"/>
       <w:r>
+        <w:rPr>
+          <w:rFonts w:ascii="Consolas" w:hAnsi="Consolas"/>
+        </w:rPr>
         <w:t>AtlagAr</w:t>
       </w:r>
       <w:proofErr w:type="spellEnd"/>
       <w:r>
-        <w:t xml:space="preserve"> FROM Könyv;</w:t>
-      </w:r>
-    </w:p>
-    <w:p>
+        <w:rPr>
+          <w:rFonts w:ascii="Consolas" w:hAnsi="Consolas"/>
+        </w:rPr>
+        <w:t xml:space="preserve"> </w:t>
+      </w:r>
+    </w:p>
+    <w:p>
+      <w:pPr>
+        <w:rPr>
+          <w:rFonts w:ascii="Consolas" w:hAnsi="Consolas"/>
+        </w:rPr>
+      </w:pPr>
+      <w:r>
+        <w:rPr>
+          <w:rFonts w:ascii="Consolas" w:hAnsi="Consolas"/>
+        </w:rPr>
+        <w:t>FROM Könyv;</w:t>
+      </w:r>
+    </w:p>
+    <w:p>
+      <w:pPr>
+        <w:jc w:val="center"/>
+      </w:pPr>
       <w:proofErr w:type="spellStart"/>
       <w:r>
         <w:rPr>
@@ -4945,6 +8293,26 @@
           <w:rFonts w:ascii="Biome" w:hAnsi="Biome" w:cs="Biome"/>
           <w:sz w:val="40"/>
           <w:szCs w:val="40"/>
+          <w:vertAlign w:val="superscript"/>
+        </w:rPr>
+        <w:sym w:font="Wingdings" w:char="F0E0"/>
+      </w:r>
+      <w:proofErr w:type="spellStart"/>
+      <w:r>
+        <w:rPr>
+          <w:rFonts w:ascii="Biome" w:hAnsi="Biome" w:cs="Biome"/>
+          <w:sz w:val="40"/>
+          <w:szCs w:val="40"/>
+          <w:vertAlign w:val="superscript"/>
+        </w:rPr>
+        <w:t>ÁtlagÁr</w:t>
+      </w:r>
+      <w:proofErr w:type="spellEnd"/>
+      <w:r>
+        <w:rPr>
+          <w:rFonts w:ascii="Biome" w:hAnsi="Biome" w:cs="Biome"/>
+          <w:sz w:val="40"/>
+          <w:szCs w:val="40"/>
         </w:rPr>
         <w:t xml:space="preserve"> (könyv)</w:t>
       </w:r>
@@ -4955,43 +8323,84 @@
         <w:rPr>
           <w:b/>
           <w:bCs/>
-        </w:rPr>
-      </w:pPr>
-      <w:r>
-        <w:rPr>
-          <w:b/>
-          <w:bCs/>
+          <w:u w:val="single"/>
+        </w:rPr>
+      </w:pPr>
+      <w:r>
+        <w:rPr>
+          <w:b/>
+          <w:bCs/>
+          <w:u w:val="single"/>
         </w:rPr>
         <w:t>3. Adja meg a legolcsóbb könyv árát!</w:t>
       </w:r>
     </w:p>
     <w:p>
-      <w:r>
+      <w:pPr>
+        <w:rPr>
+          <w:rFonts w:ascii="Consolas" w:hAnsi="Consolas"/>
+        </w:rPr>
+      </w:pPr>
+      <w:r>
+        <w:rPr>
+          <w:rFonts w:ascii="Consolas" w:hAnsi="Consolas"/>
+        </w:rPr>
         <w:t xml:space="preserve">SELECT </w:t>
       </w:r>
       <w:proofErr w:type="gramStart"/>
       <w:r>
+        <w:rPr>
+          <w:rFonts w:ascii="Consolas" w:hAnsi="Consolas"/>
+        </w:rPr>
         <w:t>min(</w:t>
       </w:r>
       <w:proofErr w:type="spellStart"/>
       <w:proofErr w:type="gramEnd"/>
       <w:r>
+        <w:rPr>
+          <w:rFonts w:ascii="Consolas" w:hAnsi="Consolas"/>
+        </w:rPr>
         <w:t>Ar</w:t>
       </w:r>
       <w:proofErr w:type="spellEnd"/>
       <w:r>
+        <w:rPr>
+          <w:rFonts w:ascii="Consolas" w:hAnsi="Consolas"/>
+        </w:rPr>
         <w:t xml:space="preserve">) AS </w:t>
       </w:r>
       <w:proofErr w:type="spellStart"/>
       <w:r>
+        <w:rPr>
+          <w:rFonts w:ascii="Consolas" w:hAnsi="Consolas"/>
+        </w:rPr>
         <w:t>AtlagAr</w:t>
       </w:r>
       <w:proofErr w:type="spellEnd"/>
       <w:r>
-        <w:t xml:space="preserve"> FROM Könyv;</w:t>
-      </w:r>
-    </w:p>
-    <w:p>
+        <w:rPr>
+          <w:rFonts w:ascii="Consolas" w:hAnsi="Consolas"/>
+        </w:rPr>
+        <w:t xml:space="preserve"> </w:t>
+      </w:r>
+    </w:p>
+    <w:p>
+      <w:pPr>
+        <w:rPr>
+          <w:rFonts w:ascii="Consolas" w:hAnsi="Consolas"/>
+        </w:rPr>
+      </w:pPr>
+      <w:r>
+        <w:rPr>
+          <w:rFonts w:ascii="Consolas" w:hAnsi="Consolas"/>
+        </w:rPr>
+        <w:t>FROM Könyv;</w:t>
+      </w:r>
+    </w:p>
+    <w:p>
+      <w:pPr>
+        <w:jc w:val="center"/>
+      </w:pPr>
       <w:proofErr w:type="spellStart"/>
       <w:r>
         <w:rPr>
@@ -5055,43 +8464,95 @@
         <w:rPr>
           <w:b/>
           <w:bCs/>
-        </w:rPr>
-      </w:pPr>
-      <w:r>
-        <w:rPr>
-          <w:b/>
-          <w:bCs/>
+          <w:u w:val="single"/>
+        </w:rPr>
+      </w:pPr>
+      <w:r>
+        <w:rPr>
+          <w:b/>
+          <w:bCs/>
+          <w:u w:val="single"/>
         </w:rPr>
         <w:t>4. Adja meg az AB kategóriájú könyvek darabszámát!</w:t>
       </w:r>
     </w:p>
     <w:p>
-      <w:r>
+      <w:pPr>
+        <w:rPr>
+          <w:rFonts w:ascii="Consolas" w:hAnsi="Consolas"/>
+        </w:rPr>
+      </w:pPr>
+      <w:r>
+        <w:rPr>
+          <w:rFonts w:ascii="Consolas" w:hAnsi="Consolas"/>
+        </w:rPr>
         <w:t xml:space="preserve">SELECT </w:t>
       </w:r>
       <w:proofErr w:type="spellStart"/>
       <w:proofErr w:type="gramStart"/>
       <w:r>
+        <w:rPr>
+          <w:rFonts w:ascii="Consolas" w:hAnsi="Consolas"/>
+        </w:rPr>
         <w:t>count</w:t>
       </w:r>
       <w:proofErr w:type="spellEnd"/>
       <w:r>
+        <w:rPr>
+          <w:rFonts w:ascii="Consolas" w:hAnsi="Consolas"/>
+        </w:rPr>
         <w:t>(</w:t>
       </w:r>
       <w:proofErr w:type="gramEnd"/>
       <w:r>
+        <w:rPr>
+          <w:rFonts w:ascii="Consolas" w:hAnsi="Consolas"/>
+        </w:rPr>
         <w:t xml:space="preserve">*) AS </w:t>
       </w:r>
-      <w:proofErr w:type="spellStart"/>
-      <w:r>
-        <w:t>ABKonyvekSzama</w:t>
-      </w:r>
-      <w:proofErr w:type="spellEnd"/>
-      <w:r>
-        <w:t xml:space="preserve"> FROM Könyv WHERE Kategória = ’AB’;</w:t>
-      </w:r>
-    </w:p>
-    <w:p>
+      <w:r>
+        <w:rPr>
+          <w:rFonts w:ascii="Consolas" w:hAnsi="Consolas"/>
+        </w:rPr>
+        <w:t>Db</w:t>
+      </w:r>
+      <w:r>
+        <w:rPr>
+          <w:rFonts w:ascii="Consolas" w:hAnsi="Consolas"/>
+        </w:rPr>
+        <w:t xml:space="preserve"> </w:t>
+      </w:r>
+    </w:p>
+    <w:p>
+      <w:pPr>
+        <w:rPr>
+          <w:rFonts w:ascii="Consolas" w:hAnsi="Consolas"/>
+        </w:rPr>
+      </w:pPr>
+      <w:r>
+        <w:rPr>
+          <w:rFonts w:ascii="Consolas" w:hAnsi="Consolas"/>
+        </w:rPr>
+        <w:t xml:space="preserve">FROM Könyv </w:t>
+      </w:r>
+    </w:p>
+    <w:p>
+      <w:pPr>
+        <w:rPr>
+          <w:rFonts w:ascii="Consolas" w:hAnsi="Consolas"/>
+        </w:rPr>
+      </w:pPr>
+      <w:r>
+        <w:rPr>
+          <w:rFonts w:ascii="Consolas" w:hAnsi="Consolas"/>
+        </w:rPr>
+        <w:t>WHERE Kategória = ’AB’;</w:t>
+      </w:r>
+    </w:p>
+    <w:p>
+      <w:pPr>
+        <w:jc w:val="center"/>
+      </w:pPr>
       <w:proofErr w:type="spellStart"/>
       <w:r>
         <w:rPr>
@@ -5145,6 +8606,24 @@
           <w:rFonts w:ascii="Biome" w:hAnsi="Biome" w:cs="Biome"/>
           <w:sz w:val="40"/>
           <w:szCs w:val="40"/>
+          <w:vertAlign w:val="superscript"/>
+        </w:rPr>
+        <w:sym w:font="Wingdings" w:char="F0E0"/>
+      </w:r>
+      <w:r>
+        <w:rPr>
+          <w:rFonts w:ascii="Biome" w:hAnsi="Biome" w:cs="Biome"/>
+          <w:sz w:val="40"/>
+          <w:szCs w:val="40"/>
+          <w:vertAlign w:val="superscript"/>
+        </w:rPr>
+        <w:t>Db</w:t>
+      </w:r>
+      <w:r>
+        <w:rPr>
+          <w:rFonts w:ascii="Biome" w:hAnsi="Biome" w:cs="Biome"/>
+          <w:sz w:val="40"/>
+          <w:szCs w:val="40"/>
         </w:rPr>
         <w:t xml:space="preserve"> </w:t>
       </w:r>
@@ -5202,39 +8681,340 @@
       </w:r>
     </w:p>
     <w:p>
-      <w:r>
-        <w:rPr>
-          <w:b/>
-          <w:bCs/>
-        </w:rPr>
-        <w:t xml:space="preserve">5. </w:t>
-      </w:r>
-      <w:r>
-        <w:t>Adja meg a legdrágább AB kategóriájú könyv árát!</w:t>
+      <w:pPr>
+        <w:rPr>
+          <w:b/>
+          <w:bCs/>
+          <w:u w:val="single"/>
+        </w:rPr>
+      </w:pPr>
+      <w:r>
+        <w:rPr>
+          <w:b/>
+          <w:bCs/>
+          <w:u w:val="single"/>
+        </w:rPr>
+        <w:t>5. Adja meg a legdrágább AB kategóriájú könyv árát!</w:t>
+      </w:r>
+    </w:p>
+    <w:p>
+      <w:r>
+        <w:t>SELECT MAX(</w:t>
+      </w:r>
+      <w:proofErr w:type="spellStart"/>
+      <w:r>
+        <w:t>Ar</w:t>
+      </w:r>
+      <w:proofErr w:type="spellEnd"/>
+      <w:r>
+        <w:t xml:space="preserve">) AS </w:t>
+      </w:r>
+      <w:proofErr w:type="spellStart"/>
+      <w:r>
+        <w:t>Legdragabb</w:t>
+      </w:r>
+      <w:proofErr w:type="spellEnd"/>
+    </w:p>
+    <w:p>
+      <w:r>
+        <w:t>FROM KONYV</w:t>
+      </w:r>
+    </w:p>
+    <w:p>
+      <w:r>
+        <w:t xml:space="preserve">WHERE </w:t>
+      </w:r>
+      <w:proofErr w:type="spellStart"/>
+      <w:r>
+        <w:t>Targy</w:t>
+      </w:r>
+      <w:proofErr w:type="spellEnd"/>
+      <w:r>
+        <w:t xml:space="preserve"> = 'AB';</w:t>
+      </w:r>
+    </w:p>
+    <w:p>
+      <w:pPr>
+        <w:jc w:val="center"/>
+      </w:pPr>
+      <w:r>
+        <w:rPr>
+          <w:rFonts w:ascii="Biome" w:hAnsi="Biome" w:cs="Biome"/>
+          <w:sz w:val="40"/>
+          <w:szCs w:val="40"/>
+        </w:rPr>
+        <w:t>Г</w:t>
+      </w:r>
+      <w:r>
+        <w:rPr>
+          <w:rFonts w:ascii="Biome" w:hAnsi="Biome" w:cs="Biome"/>
+          <w:sz w:val="40"/>
+          <w:szCs w:val="40"/>
+          <w:vertAlign w:val="superscript"/>
+        </w:rPr>
+        <w:t>MAX</w:t>
+      </w:r>
+      <w:r>
+        <w:rPr>
+          <w:rFonts w:ascii="Biome" w:hAnsi="Biome" w:cs="Biome"/>
+          <w:sz w:val="40"/>
+          <w:szCs w:val="40"/>
+          <w:vertAlign w:val="superscript"/>
+        </w:rPr>
+        <w:t>(</w:t>
+      </w:r>
+      <w:r>
+        <w:rPr>
+          <w:rFonts w:ascii="Biome" w:hAnsi="Biome" w:cs="Biome"/>
+          <w:sz w:val="40"/>
+          <w:szCs w:val="40"/>
+          <w:vertAlign w:val="superscript"/>
+        </w:rPr>
+        <w:t>Ár</w:t>
+      </w:r>
+      <w:r>
+        <w:rPr>
+          <w:rFonts w:ascii="Biome" w:hAnsi="Biome" w:cs="Biome"/>
+          <w:sz w:val="40"/>
+          <w:szCs w:val="40"/>
+          <w:vertAlign w:val="superscript"/>
+        </w:rPr>
+        <w:t>)</w:t>
+      </w:r>
+      <w:r>
+        <w:rPr>
+          <w:rFonts w:ascii="Biome" w:hAnsi="Biome" w:cs="Biome"/>
+          <w:sz w:val="40"/>
+          <w:szCs w:val="40"/>
+          <w:vertAlign w:val="superscript"/>
+        </w:rPr>
+        <w:sym w:font="Wingdings" w:char="F0E0"/>
+      </w:r>
+      <w:r>
+        <w:rPr>
+          <w:rFonts w:ascii="Biome" w:hAnsi="Biome" w:cs="Biome"/>
+          <w:sz w:val="40"/>
+          <w:szCs w:val="40"/>
+          <w:vertAlign w:val="superscript"/>
+        </w:rPr>
+        <w:t>Legdrágább</w:t>
+      </w:r>
+      <w:r>
+        <w:rPr>
+          <w:rFonts w:ascii="Biome" w:hAnsi="Biome" w:cs="Biome"/>
+          <w:sz w:val="40"/>
+          <w:szCs w:val="40"/>
+        </w:rPr>
+        <w:t xml:space="preserve"> </w:t>
+      </w:r>
+      <w:r>
+        <w:rPr>
+          <w:rFonts w:ascii="Biome" w:hAnsi="Biome" w:cs="Biome"/>
+          <w:sz w:val="40"/>
+          <w:szCs w:val="40"/>
+        </w:rPr>
+        <w:t>(</w:t>
+      </w:r>
+      <w:proofErr w:type="spellStart"/>
+      <w:r>
+        <w:rPr>
+          <w:rFonts w:ascii="Biome" w:hAnsi="Biome" w:cs="Biome"/>
+          <w:sz w:val="40"/>
+          <w:szCs w:val="40"/>
+        </w:rPr>
+        <w:t>σ</w:t>
+      </w:r>
+      <w:r>
+        <w:rPr>
+          <w:rFonts w:ascii="Biome" w:hAnsi="Biome" w:cs="Biome"/>
+          <w:sz w:val="40"/>
+          <w:szCs w:val="40"/>
+          <w:vertAlign w:val="subscript"/>
+        </w:rPr>
+        <w:t>targy</w:t>
+      </w:r>
+      <w:proofErr w:type="spellEnd"/>
+      <w:r>
+        <w:rPr>
+          <w:rFonts w:ascii="Biome" w:hAnsi="Biome" w:cs="Biome"/>
+          <w:sz w:val="40"/>
+          <w:szCs w:val="40"/>
+          <w:vertAlign w:val="subscript"/>
+        </w:rPr>
+        <w:t>=’AB’</w:t>
+      </w:r>
+      <w:r>
+        <w:rPr>
+          <w:rFonts w:ascii="Biome" w:hAnsi="Biome" w:cs="Biome"/>
+          <w:sz w:val="40"/>
+          <w:szCs w:val="40"/>
+        </w:rPr>
+        <w:t>(könyv)</w:t>
+      </w:r>
+      <w:r>
+        <w:rPr>
+          <w:rFonts w:ascii="Biome" w:hAnsi="Biome" w:cs="Biome"/>
+          <w:sz w:val="40"/>
+          <w:szCs w:val="40"/>
+        </w:rPr>
+        <w:t>)</w:t>
       </w:r>
     </w:p>
     <w:p/>
     <w:p>
-      <w:r>
+      <w:pPr>
+        <w:rPr>
+          <w:b/>
+          <w:bCs/>
+          <w:u w:val="single"/>
+        </w:rPr>
+      </w:pPr>
+      <w:r>
+        <w:rPr>
+          <w:b/>
+          <w:bCs/>
+          <w:u w:val="single"/>
+        </w:rPr>
         <w:t>6. Adja meg az átlagárnál drágább könyvek címeit!</w:t>
       </w:r>
     </w:p>
     <w:p>
       <w:pPr>
         <w:rPr>
-          <w:rFonts w:ascii="Biome" w:hAnsi="Biome" w:cs="Biome"/>
-        </w:rPr>
-      </w:pPr>
-      <w:proofErr w:type="spellStart"/>
-      <w:r>
-        <w:rPr>
-          <w:rFonts w:ascii="Biome" w:hAnsi="Biome" w:cs="Biome"/>
+          <w:rFonts w:ascii="Consolas" w:hAnsi="Consolas"/>
+        </w:rPr>
+      </w:pPr>
+      <w:r>
+        <w:rPr>
+          <w:rFonts w:ascii="Consolas" w:hAnsi="Consolas"/>
+        </w:rPr>
+        <w:t xml:space="preserve">SELECT </w:t>
+      </w:r>
+      <w:proofErr w:type="spellStart"/>
+      <w:r>
+        <w:rPr>
+          <w:rFonts w:ascii="Consolas" w:hAnsi="Consolas"/>
+        </w:rPr>
+        <w:t>Cim</w:t>
+      </w:r>
+      <w:proofErr w:type="spellEnd"/>
+    </w:p>
+    <w:p>
+      <w:pPr>
+        <w:rPr>
+          <w:rFonts w:ascii="Consolas" w:hAnsi="Consolas"/>
+        </w:rPr>
+      </w:pPr>
+      <w:r>
+        <w:rPr>
+          <w:rFonts w:ascii="Consolas" w:hAnsi="Consolas"/>
+        </w:rPr>
+        <w:t>FROM KONYV</w:t>
+      </w:r>
+    </w:p>
+    <w:p>
+      <w:pPr>
+        <w:rPr>
+          <w:rFonts w:ascii="Consolas" w:hAnsi="Consolas"/>
+        </w:rPr>
+      </w:pPr>
+      <w:r>
+        <w:rPr>
+          <w:rFonts w:ascii="Consolas" w:hAnsi="Consolas"/>
+        </w:rPr>
+        <w:t xml:space="preserve">WHERE </w:t>
+      </w:r>
+      <w:proofErr w:type="spellStart"/>
+      <w:r>
+        <w:rPr>
+          <w:rFonts w:ascii="Consolas" w:hAnsi="Consolas"/>
+        </w:rPr>
+        <w:t>Ar</w:t>
+      </w:r>
+      <w:proofErr w:type="spellEnd"/>
+      <w:r>
+        <w:rPr>
+          <w:rFonts w:ascii="Consolas" w:hAnsi="Consolas"/>
+        </w:rPr>
+        <w:t xml:space="preserve"> &gt; (</w:t>
+      </w:r>
+    </w:p>
+    <w:p>
+      <w:pPr>
+        <w:rPr>
+          <w:rFonts w:ascii="Consolas" w:hAnsi="Consolas"/>
+        </w:rPr>
+      </w:pPr>
+      <w:r>
+        <w:rPr>
+          <w:rFonts w:ascii="Consolas" w:hAnsi="Consolas"/>
+        </w:rPr>
+        <w:t xml:space="preserve">    SELECT AVG(</w:t>
+      </w:r>
+      <w:proofErr w:type="spellStart"/>
+      <w:r>
+        <w:rPr>
+          <w:rFonts w:ascii="Consolas" w:hAnsi="Consolas"/>
+        </w:rPr>
+        <w:t>Ar</w:t>
+      </w:r>
+      <w:proofErr w:type="spellEnd"/>
+      <w:r>
+        <w:rPr>
+          <w:rFonts w:ascii="Consolas" w:hAnsi="Consolas"/>
+        </w:rPr>
+        <w:t>)</w:t>
+      </w:r>
+    </w:p>
+    <w:p>
+      <w:pPr>
+        <w:rPr>
+          <w:rFonts w:ascii="Consolas" w:hAnsi="Consolas"/>
+        </w:rPr>
+      </w:pPr>
+      <w:r>
+        <w:rPr>
+          <w:rFonts w:ascii="Consolas" w:hAnsi="Consolas"/>
+        </w:rPr>
+        <w:t xml:space="preserve">    FROM KONYV</w:t>
+      </w:r>
+    </w:p>
+    <w:p>
+      <w:pPr>
+        <w:rPr>
+          <w:rFonts w:ascii="Consolas" w:hAnsi="Consolas"/>
+        </w:rPr>
+      </w:pPr>
+      <w:r>
+        <w:rPr>
+          <w:rFonts w:ascii="Consolas" w:hAnsi="Consolas"/>
+        </w:rPr>
+        <w:t>);</w:t>
+      </w:r>
+    </w:p>
+    <w:p>
+      <w:pPr>
+        <w:jc w:val="center"/>
+        <w:rPr>
+          <w:rFonts w:ascii="Biome" w:hAnsi="Biome" w:cs="Biome"/>
+          <w:sz w:val="40"/>
+          <w:szCs w:val="40"/>
+        </w:rPr>
+      </w:pPr>
+      <w:proofErr w:type="spellStart"/>
+      <w:r>
+        <w:rPr>
+          <w:rFonts w:ascii="Biome" w:hAnsi="Biome" w:cs="Biome"/>
+          <w:sz w:val="40"/>
+          <w:szCs w:val="40"/>
         </w:rPr>
         <w:t>П</w:t>
       </w:r>
       <w:r>
         <w:rPr>
           <w:rFonts w:ascii="Biome" w:hAnsi="Biome" w:cs="Biome"/>
+          <w:sz w:val="40"/>
+          <w:szCs w:val="40"/>
           <w:vertAlign w:val="subscript"/>
         </w:rPr>
         <w:t>cim</w:t>
@@ -5243,19 +9023,26 @@
       <w:r>
         <w:rPr>
           <w:rFonts w:ascii="Biome" w:hAnsi="Biome" w:cs="Biome"/>
+          <w:sz w:val="40"/>
+          <w:szCs w:val="40"/>
         </w:rPr>
         <w:t>(</w:t>
       </w:r>
-      <w:r>
-        <w:rPr>
-          <w:rFonts w:ascii="Biome" w:hAnsi="Biome" w:cs="Biome"/>
-        </w:rPr>
-        <w:t>σ(</w:t>
-      </w:r>
-      <w:proofErr w:type="spellStart"/>
-      <w:r>
-        <w:rPr>
-          <w:rFonts w:ascii="Biome" w:hAnsi="Biome" w:cs="Biome"/>
+      <w:proofErr w:type="spellStart"/>
+      <w:r>
+        <w:rPr>
+          <w:rFonts w:ascii="Biome" w:hAnsi="Biome" w:cs="Biome"/>
+          <w:sz w:val="40"/>
+          <w:szCs w:val="40"/>
+        </w:rPr>
+        <w:t>σ</w:t>
+      </w:r>
+      <w:r>
+        <w:rPr>
+          <w:rFonts w:ascii="Biome" w:hAnsi="Biome" w:cs="Biome"/>
+          <w:sz w:val="40"/>
+          <w:szCs w:val="40"/>
+          <w:vertAlign w:val="subscript"/>
         </w:rPr>
         <w:t>ar</w:t>
       </w:r>
@@ -5263,21 +9050,81 @@
       <w:r>
         <w:rPr>
           <w:rFonts w:ascii="Biome" w:hAnsi="Biome" w:cs="Biome"/>
+          <w:sz w:val="40"/>
+          <w:szCs w:val="40"/>
+          <w:vertAlign w:val="subscript"/>
         </w:rPr>
         <w:t>&gt;</w:t>
       </w:r>
+      <w:proofErr w:type="spellStart"/>
       <w:proofErr w:type="gramStart"/>
       <w:r>
         <w:rPr>
           <w:rFonts w:ascii="Biome" w:hAnsi="Biome" w:cs="Biome"/>
-        </w:rPr>
-        <w:t>(){</w:t>
-      </w:r>
-      <w:proofErr w:type="spellStart"/>
+          <w:sz w:val="40"/>
+          <w:szCs w:val="40"/>
+          <w:vertAlign w:val="subscript"/>
+        </w:rPr>
+        <w:t>AvgÁr</w:t>
+      </w:r>
+      <w:proofErr w:type="spellEnd"/>
+      <w:r>
+        <w:rPr>
+          <w:rFonts w:ascii="Biome" w:hAnsi="Biome" w:cs="Biome"/>
+          <w:sz w:val="40"/>
+          <w:szCs w:val="40"/>
+        </w:rPr>
+        <w:t>(</w:t>
+      </w:r>
       <w:proofErr w:type="gramEnd"/>
       <w:r>
         <w:rPr>
           <w:rFonts w:ascii="Biome" w:hAnsi="Biome" w:cs="Biome"/>
+          <w:sz w:val="40"/>
+          <w:szCs w:val="40"/>
+        </w:rPr>
+        <w:t>Könyv)</w:t>
+      </w:r>
+      <w:r>
+        <w:rPr>
+          <w:rFonts w:ascii="Cambria Math" w:hAnsi="Cambria Math" w:cs="Cambria Math"/>
+          <w:sz w:val="40"/>
+          <w:szCs w:val="40"/>
+        </w:rPr>
+        <w:t xml:space="preserve"> </w:t>
+      </w:r>
+      <w:r>
+        <w:rPr>
+          <w:rFonts w:ascii="Cambria Math" w:hAnsi="Cambria Math" w:cs="Cambria Math"/>
+          <w:sz w:val="40"/>
+          <w:szCs w:val="40"/>
+        </w:rPr>
+        <w:t>⋈</w:t>
+      </w:r>
+      <w:r>
+        <w:rPr>
+          <w:rFonts w:ascii="Biome" w:hAnsi="Biome" w:cs="Biome"/>
+          <w:sz w:val="40"/>
+          <w:szCs w:val="40"/>
+        </w:rPr>
+        <w:t xml:space="preserve"> </w:t>
+      </w:r>
+      <w:proofErr w:type="spellStart"/>
+      <w:r>
+        <w:rPr>
+          <w:rFonts w:ascii="Biome" w:hAnsi="Biome" w:cs="Biome"/>
+          <w:sz w:val="40"/>
+          <w:szCs w:val="40"/>
+        </w:rPr>
+        <w:t>Г</w:t>
+      </w:r>
+      <w:proofErr w:type="gramStart"/>
+      <w:r>
+        <w:rPr>
+          <w:rFonts w:ascii="Biome" w:hAnsi="Biome" w:cs="Biome"/>
+          <w:sz w:val="40"/>
+          <w:szCs w:val="40"/>
+          <w:vertAlign w:val="superscript"/>
         </w:rPr>
         <w:t>avg</w:t>
       </w:r>
@@ -5285,13 +9132,320 @@
       <w:r>
         <w:rPr>
           <w:rFonts w:ascii="Biome" w:hAnsi="Biome" w:cs="Biome"/>
+          <w:sz w:val="40"/>
+          <w:szCs w:val="40"/>
+          <w:vertAlign w:val="superscript"/>
         </w:rPr>
         <w:t>(</w:t>
       </w:r>
-      <w:proofErr w:type="spellStart"/>
-      <w:r>
-        <w:rPr>
-          <w:rFonts w:ascii="Biome" w:hAnsi="Biome" w:cs="Biome"/>
+      <w:proofErr w:type="gramEnd"/>
+      <w:r>
+        <w:rPr>
+          <w:rFonts w:ascii="Biome" w:hAnsi="Biome" w:cs="Biome"/>
+          <w:sz w:val="40"/>
+          <w:szCs w:val="40"/>
+          <w:vertAlign w:val="superscript"/>
+        </w:rPr>
+        <w:t>Ár</w:t>
+      </w:r>
+      <w:r>
+        <w:rPr>
+          <w:rFonts w:ascii="Biome" w:hAnsi="Biome" w:cs="Biome"/>
+          <w:sz w:val="40"/>
+          <w:szCs w:val="40"/>
+          <w:vertAlign w:val="superscript"/>
+        </w:rPr>
+        <w:t>)</w:t>
+      </w:r>
+      <w:r>
+        <w:rPr>
+          <w:rFonts w:ascii="Biome" w:hAnsi="Biome" w:cs="Biome"/>
+          <w:sz w:val="40"/>
+          <w:szCs w:val="40"/>
+          <w:vertAlign w:val="superscript"/>
+        </w:rPr>
+        <w:sym w:font="Wingdings" w:char="F0E0"/>
+      </w:r>
+      <w:proofErr w:type="spellStart"/>
+      <w:proofErr w:type="gramStart"/>
+      <w:r>
+        <w:rPr>
+          <w:rFonts w:ascii="Biome" w:hAnsi="Biome" w:cs="Biome"/>
+          <w:sz w:val="40"/>
+          <w:szCs w:val="40"/>
+          <w:vertAlign w:val="superscript"/>
+        </w:rPr>
+        <w:t>AvgÁr</w:t>
+      </w:r>
+      <w:proofErr w:type="spellEnd"/>
+      <w:r>
+        <w:rPr>
+          <w:rFonts w:ascii="Biome" w:hAnsi="Biome" w:cs="Biome"/>
+          <w:sz w:val="40"/>
+          <w:szCs w:val="40"/>
+        </w:rPr>
+        <w:t>(</w:t>
+      </w:r>
+      <w:proofErr w:type="gramEnd"/>
+      <w:r>
+        <w:rPr>
+          <w:rFonts w:ascii="Biome" w:hAnsi="Biome" w:cs="Biome"/>
+          <w:sz w:val="40"/>
+          <w:szCs w:val="40"/>
+        </w:rPr>
+        <w:t>Könyv)</w:t>
+      </w:r>
+      <w:r>
+        <w:rPr>
+          <w:rFonts w:ascii="Biome" w:hAnsi="Biome" w:cs="Biome"/>
+          <w:sz w:val="40"/>
+          <w:szCs w:val="40"/>
+        </w:rPr>
+        <w:t>)</w:t>
+      </w:r>
+    </w:p>
+    <w:p/>
+    <w:p>
+      <w:pPr>
+        <w:rPr>
+          <w:b/>
+          <w:bCs/>
+          <w:u w:val="single"/>
+        </w:rPr>
+      </w:pPr>
+      <w:r>
+        <w:rPr>
+          <w:b/>
+          <w:bCs/>
+          <w:u w:val="single"/>
+        </w:rPr>
+        <w:t>7. Adja meg az átlagárnál drágább könyvek darabszámát!</w:t>
+      </w:r>
+    </w:p>
+    <w:p>
+      <w:pPr>
+        <w:rPr>
+          <w:rFonts w:ascii="Consolas" w:hAnsi="Consolas"/>
+        </w:rPr>
+      </w:pPr>
+      <w:r>
+        <w:rPr>
+          <w:rFonts w:ascii="Consolas" w:hAnsi="Consolas"/>
+        </w:rPr>
+        <w:t xml:space="preserve">SELECT </w:t>
+      </w:r>
+      <w:proofErr w:type="gramStart"/>
+      <w:r>
+        <w:rPr>
+          <w:rFonts w:ascii="Consolas" w:hAnsi="Consolas"/>
+        </w:rPr>
+        <w:t>COUNT(</w:t>
+      </w:r>
+      <w:proofErr w:type="gramEnd"/>
+      <w:r>
+        <w:rPr>
+          <w:rFonts w:ascii="Consolas" w:hAnsi="Consolas"/>
+        </w:rPr>
+        <w:t>*) AS Db</w:t>
+      </w:r>
+    </w:p>
+    <w:p>
+      <w:pPr>
+        <w:rPr>
+          <w:rFonts w:ascii="Consolas" w:hAnsi="Consolas"/>
+        </w:rPr>
+      </w:pPr>
+      <w:r>
+        <w:rPr>
+          <w:rFonts w:ascii="Consolas" w:hAnsi="Consolas"/>
+        </w:rPr>
+        <w:t>FROM KONYV</w:t>
+      </w:r>
+    </w:p>
+    <w:p>
+      <w:pPr>
+        <w:rPr>
+          <w:rFonts w:ascii="Consolas" w:hAnsi="Consolas"/>
+        </w:rPr>
+      </w:pPr>
+      <w:r>
+        <w:rPr>
+          <w:rFonts w:ascii="Consolas" w:hAnsi="Consolas"/>
+        </w:rPr>
+        <w:t xml:space="preserve">WHERE </w:t>
+      </w:r>
+      <w:proofErr w:type="spellStart"/>
+      <w:r>
+        <w:rPr>
+          <w:rFonts w:ascii="Consolas" w:hAnsi="Consolas"/>
+        </w:rPr>
+        <w:t>Ar</w:t>
+      </w:r>
+      <w:proofErr w:type="spellEnd"/>
+      <w:r>
+        <w:rPr>
+          <w:rFonts w:ascii="Consolas" w:hAnsi="Consolas"/>
+        </w:rPr>
+        <w:t xml:space="preserve"> &gt; (</w:t>
+      </w:r>
+    </w:p>
+    <w:p>
+      <w:pPr>
+        <w:rPr>
+          <w:rFonts w:ascii="Consolas" w:hAnsi="Consolas"/>
+        </w:rPr>
+      </w:pPr>
+      <w:r>
+        <w:rPr>
+          <w:rFonts w:ascii="Consolas" w:hAnsi="Consolas"/>
+        </w:rPr>
+        <w:t xml:space="preserve">    SELECT AVG(</w:t>
+      </w:r>
+      <w:proofErr w:type="spellStart"/>
+      <w:r>
+        <w:rPr>
+          <w:rFonts w:ascii="Consolas" w:hAnsi="Consolas"/>
+        </w:rPr>
+        <w:t>Ar</w:t>
+      </w:r>
+      <w:proofErr w:type="spellEnd"/>
+      <w:r>
+        <w:rPr>
+          <w:rFonts w:ascii="Consolas" w:hAnsi="Consolas"/>
+        </w:rPr>
+        <w:t>)</w:t>
+      </w:r>
+    </w:p>
+    <w:p>
+      <w:pPr>
+        <w:rPr>
+          <w:rFonts w:ascii="Consolas" w:hAnsi="Consolas"/>
+        </w:rPr>
+      </w:pPr>
+      <w:r>
+        <w:rPr>
+          <w:rFonts w:ascii="Consolas" w:hAnsi="Consolas"/>
+        </w:rPr>
+        <w:t xml:space="preserve">    FROM KONYV</w:t>
+      </w:r>
+    </w:p>
+    <w:p>
+      <w:pPr>
+        <w:rPr>
+          <w:rFonts w:ascii="Consolas" w:hAnsi="Consolas"/>
+        </w:rPr>
+      </w:pPr>
+      <w:r>
+        <w:rPr>
+          <w:rFonts w:ascii="Consolas" w:hAnsi="Consolas"/>
+        </w:rPr>
+        <w:t>);</w:t>
+      </w:r>
+    </w:p>
+    <w:p>
+      <w:pPr>
+        <w:jc w:val="center"/>
+        <w:rPr>
+          <w:rFonts w:ascii="Consolas" w:hAnsi="Consolas"/>
+        </w:rPr>
+      </w:pPr>
+      <w:proofErr w:type="spellStart"/>
+      <w:r>
+        <w:rPr>
+          <w:rFonts w:ascii="Biome" w:hAnsi="Biome" w:cs="Biome"/>
+          <w:sz w:val="40"/>
+          <w:szCs w:val="40"/>
+        </w:rPr>
+        <w:t>Г</w:t>
+      </w:r>
+      <w:proofErr w:type="gramStart"/>
+      <w:r>
+        <w:rPr>
+          <w:rFonts w:ascii="Biome" w:hAnsi="Biome" w:cs="Biome"/>
+          <w:sz w:val="40"/>
+          <w:szCs w:val="40"/>
+          <w:vertAlign w:val="superscript"/>
+        </w:rPr>
+        <w:t>count</w:t>
+      </w:r>
+      <w:proofErr w:type="spellEnd"/>
+      <w:r>
+        <w:rPr>
+          <w:rFonts w:ascii="Biome" w:hAnsi="Biome" w:cs="Biome"/>
+          <w:sz w:val="40"/>
+          <w:szCs w:val="40"/>
+          <w:vertAlign w:val="superscript"/>
+        </w:rPr>
+        <w:t>(</w:t>
+      </w:r>
+      <w:proofErr w:type="gramEnd"/>
+      <w:r>
+        <w:rPr>
+          <w:rFonts w:ascii="Biome" w:hAnsi="Biome" w:cs="Biome"/>
+          <w:sz w:val="40"/>
+          <w:szCs w:val="40"/>
+          <w:vertAlign w:val="superscript"/>
+        </w:rPr>
+        <w:t>*</w:t>
+      </w:r>
+      <w:r>
+        <w:rPr>
+          <w:rFonts w:ascii="Biome" w:hAnsi="Biome" w:cs="Biome"/>
+          <w:sz w:val="40"/>
+          <w:szCs w:val="40"/>
+          <w:vertAlign w:val="superscript"/>
+        </w:rPr>
+        <w:t>)</w:t>
+      </w:r>
+      <w:r>
+        <w:rPr>
+          <w:rFonts w:ascii="Biome" w:hAnsi="Biome" w:cs="Biome"/>
+          <w:sz w:val="40"/>
+          <w:szCs w:val="40"/>
+          <w:vertAlign w:val="superscript"/>
+        </w:rPr>
+        <w:sym w:font="Wingdings" w:char="F0E0"/>
+      </w:r>
+      <w:r>
+        <w:rPr>
+          <w:rFonts w:ascii="Biome" w:hAnsi="Biome" w:cs="Biome"/>
+          <w:sz w:val="40"/>
+          <w:szCs w:val="40"/>
+          <w:vertAlign w:val="superscript"/>
+        </w:rPr>
+        <w:t>Db</w:t>
+      </w:r>
+      <w:r>
+        <w:rPr>
+          <w:rFonts w:ascii="Biome" w:hAnsi="Biome" w:cs="Biome"/>
+          <w:sz w:val="40"/>
+          <w:szCs w:val="40"/>
+        </w:rPr>
+        <w:t xml:space="preserve"> </w:t>
+      </w:r>
+      <w:r>
+        <w:rPr>
+          <w:rFonts w:ascii="Biome" w:hAnsi="Biome" w:cs="Biome"/>
+          <w:sz w:val="40"/>
+          <w:szCs w:val="40"/>
+        </w:rPr>
+        <w:t>(</w:t>
+      </w:r>
+      <w:proofErr w:type="spellStart"/>
+      <w:r>
+        <w:rPr>
+          <w:rFonts w:ascii="Biome" w:hAnsi="Biome" w:cs="Biome"/>
+          <w:sz w:val="40"/>
+          <w:szCs w:val="40"/>
+        </w:rPr>
+        <w:t>σ</w:t>
+      </w:r>
+      <w:r>
+        <w:rPr>
+          <w:rFonts w:ascii="Biome" w:hAnsi="Biome" w:cs="Biome"/>
+          <w:sz w:val="40"/>
+          <w:szCs w:val="40"/>
+          <w:vertAlign w:val="subscript"/>
         </w:rPr>
         <w:t>ar</w:t>
       </w:r>
@@ -5299,32 +9453,167 @@
       <w:r>
         <w:rPr>
           <w:rFonts w:ascii="Biome" w:hAnsi="Biome" w:cs="Biome"/>
-        </w:rPr>
-        <w:t>)})</w:t>
-      </w:r>
-      <w:r>
-        <w:rPr>
-          <w:rFonts w:ascii="Biome" w:hAnsi="Biome" w:cs="Biome"/>
+          <w:sz w:val="40"/>
+          <w:szCs w:val="40"/>
+          <w:vertAlign w:val="subscript"/>
+        </w:rPr>
+        <w:t>&gt;</w:t>
+      </w:r>
+      <w:proofErr w:type="spellStart"/>
+      <w:proofErr w:type="gramStart"/>
+      <w:r>
+        <w:rPr>
+          <w:rFonts w:ascii="Biome" w:hAnsi="Biome" w:cs="Biome"/>
+          <w:sz w:val="40"/>
+          <w:szCs w:val="40"/>
+          <w:vertAlign w:val="subscript"/>
+        </w:rPr>
+        <w:t>AvgÁr</w:t>
+      </w:r>
+      <w:proofErr w:type="spellEnd"/>
+      <w:r>
+        <w:rPr>
+          <w:rFonts w:ascii="Biome" w:hAnsi="Biome" w:cs="Biome"/>
+          <w:sz w:val="40"/>
+          <w:szCs w:val="40"/>
+        </w:rPr>
+        <w:t>(</w:t>
+      </w:r>
+      <w:proofErr w:type="gramEnd"/>
+      <w:r>
+        <w:rPr>
+          <w:rFonts w:ascii="Biome" w:hAnsi="Biome" w:cs="Biome"/>
+          <w:sz w:val="40"/>
+          <w:szCs w:val="40"/>
+        </w:rPr>
+        <w:t>Könyv)</w:t>
+      </w:r>
+      <w:r>
+        <w:rPr>
+          <w:rFonts w:ascii="Cambria Math" w:hAnsi="Cambria Math" w:cs="Cambria Math"/>
+          <w:sz w:val="40"/>
+          <w:szCs w:val="40"/>
+        </w:rPr>
+        <w:t xml:space="preserve"> </w:t>
+      </w:r>
+      <w:r>
+        <w:rPr>
+          <w:rFonts w:ascii="Cambria Math" w:hAnsi="Cambria Math" w:cs="Cambria Math"/>
+          <w:sz w:val="40"/>
+          <w:szCs w:val="40"/>
+        </w:rPr>
+        <w:t>⋈</w:t>
+      </w:r>
+      <w:r>
+        <w:rPr>
+          <w:rFonts w:ascii="Biome" w:hAnsi="Biome" w:cs="Biome"/>
+          <w:sz w:val="40"/>
+          <w:szCs w:val="40"/>
+        </w:rPr>
+        <w:t xml:space="preserve"> </w:t>
+      </w:r>
+      <w:proofErr w:type="spellStart"/>
+      <w:r>
+        <w:rPr>
+          <w:rFonts w:ascii="Biome" w:hAnsi="Biome" w:cs="Biome"/>
+          <w:sz w:val="40"/>
+          <w:szCs w:val="40"/>
+        </w:rPr>
+        <w:t>Г</w:t>
+      </w:r>
+      <w:proofErr w:type="gramStart"/>
+      <w:r>
+        <w:rPr>
+          <w:rFonts w:ascii="Biome" w:hAnsi="Biome" w:cs="Biome"/>
+          <w:sz w:val="40"/>
+          <w:szCs w:val="40"/>
+          <w:vertAlign w:val="superscript"/>
+        </w:rPr>
+        <w:t>avg</w:t>
+      </w:r>
+      <w:proofErr w:type="spellEnd"/>
+      <w:r>
+        <w:rPr>
+          <w:rFonts w:ascii="Biome" w:hAnsi="Biome" w:cs="Biome"/>
+          <w:sz w:val="40"/>
+          <w:szCs w:val="40"/>
+          <w:vertAlign w:val="superscript"/>
+        </w:rPr>
+        <w:t>(</w:t>
+      </w:r>
+      <w:proofErr w:type="gramEnd"/>
+      <w:r>
+        <w:rPr>
+          <w:rFonts w:ascii="Biome" w:hAnsi="Biome" w:cs="Biome"/>
+          <w:sz w:val="40"/>
+          <w:szCs w:val="40"/>
+          <w:vertAlign w:val="superscript"/>
+        </w:rPr>
+        <w:t>Ár</w:t>
+      </w:r>
+      <w:r>
+        <w:rPr>
+          <w:rFonts w:ascii="Biome" w:hAnsi="Biome" w:cs="Biome"/>
+          <w:sz w:val="40"/>
+          <w:szCs w:val="40"/>
+          <w:vertAlign w:val="superscript"/>
         </w:rPr>
         <w:t>)</w:t>
       </w:r>
-    </w:p>
-    <w:p/>
-    <w:p>
-      <w:r>
-        <w:t>7. Adja meg az átlagárnál drágább könyvek darabszámát!</w:t>
-      </w:r>
-    </w:p>
-    <w:p/>
-    <w:p/>
-    <w:p/>
-    <w:p/>
-    <w:p/>
-    <w:p/>
-    <w:p/>
-    <w:p/>
-    <w:p/>
-    <w:p/>
+      <w:r>
+        <w:rPr>
+          <w:rFonts w:ascii="Biome" w:hAnsi="Biome" w:cs="Biome"/>
+          <w:sz w:val="40"/>
+          <w:szCs w:val="40"/>
+          <w:vertAlign w:val="superscript"/>
+        </w:rPr>
+        <w:sym w:font="Wingdings" w:char="F0E0"/>
+      </w:r>
+      <w:proofErr w:type="spellStart"/>
+      <w:proofErr w:type="gramStart"/>
+      <w:r>
+        <w:rPr>
+          <w:rFonts w:ascii="Biome" w:hAnsi="Biome" w:cs="Biome"/>
+          <w:sz w:val="40"/>
+          <w:szCs w:val="40"/>
+          <w:vertAlign w:val="superscript"/>
+        </w:rPr>
+        <w:t>AvgÁr</w:t>
+      </w:r>
+      <w:proofErr w:type="spellEnd"/>
+      <w:r>
+        <w:rPr>
+          <w:rFonts w:ascii="Biome" w:hAnsi="Biome" w:cs="Biome"/>
+          <w:sz w:val="40"/>
+          <w:szCs w:val="40"/>
+        </w:rPr>
+        <w:t>(</w:t>
+      </w:r>
+      <w:proofErr w:type="gramEnd"/>
+      <w:r>
+        <w:rPr>
+          <w:rFonts w:ascii="Biome" w:hAnsi="Biome" w:cs="Biome"/>
+          <w:sz w:val="40"/>
+          <w:szCs w:val="40"/>
+        </w:rPr>
+        <w:t>Könyv)</w:t>
+      </w:r>
+      <w:r>
+        <w:rPr>
+          <w:rFonts w:ascii="Biome" w:hAnsi="Biome" w:cs="Biome"/>
+          <w:sz w:val="40"/>
+          <w:szCs w:val="40"/>
+        </w:rPr>
+        <w:t>)</w:t>
+      </w:r>
+    </w:p>
+    <w:p>
+      <w:pPr>
+        <w:rPr>
+          <w:rFonts w:ascii="Consolas" w:hAnsi="Consolas"/>
+        </w:rPr>
+      </w:pPr>
+    </w:p>
     <w:p/>
     <w:p>
       <w:pPr>
@@ -5361,7 +9650,7 @@
       </w:r>
     </w:p>
     <w:sectPr>
-      <w:footerReference w:type="default" r:id="rId22"/>
+      <w:footerReference w:type="default" r:id="rId23"/>
       <w:pgSz w:w="11906" w:h="16838"/>
       <w:pgMar w:top="1417" w:right="1417" w:bottom="1417" w:left="1417" w:header="709" w:footer="709" w:gutter="0"/>
       <w:cols w:space="708"/>
@@ -5553,9 +9842,96 @@
     </w:lvl>
   </w:abstractNum>
   <w:abstractNum w:abstractNumId="1" w15:restartNumberingAfterBreak="0">
+    <w:nsid w:val="5EDE457D"/>
+    <w:multiLevelType w:val="hybridMultilevel"/>
+    <w:tmpl w:val="00A8AF1E"/>
+    <w:lvl w:ilvl="0" w:tplc="6EF645DA">
+      <w:start w:val="1"/>
+      <w:numFmt w:val="lowerLetter"/>
+      <w:pStyle w:val="Cmsor2"/>
+      <w:lvlText w:val="%1)"/>
+      <w:lvlJc w:val="left"/>
+      <w:pPr>
+        <w:ind w:left="720" w:hanging="360"/>
+      </w:pPr>
+    </w:lvl>
+    <w:lvl w:ilvl="1" w:tplc="040E0019" w:tentative="1">
+      <w:start w:val="1"/>
+      <w:numFmt w:val="lowerLetter"/>
+      <w:lvlText w:val="%2."/>
+      <w:lvlJc w:val="left"/>
+      <w:pPr>
+        <w:ind w:left="1440" w:hanging="360"/>
+      </w:pPr>
+    </w:lvl>
+    <w:lvl w:ilvl="2" w:tplc="040E001B" w:tentative="1">
+      <w:start w:val="1"/>
+      <w:numFmt w:val="lowerRoman"/>
+      <w:lvlText w:val="%3."/>
+      <w:lvlJc w:val="right"/>
+      <w:pPr>
+        <w:ind w:left="2160" w:hanging="180"/>
+      </w:pPr>
+    </w:lvl>
+    <w:lvl w:ilvl="3" w:tplc="040E000F" w:tentative="1">
+      <w:start w:val="1"/>
+      <w:numFmt w:val="decimal"/>
+      <w:lvlText w:val="%4."/>
+      <w:lvlJc w:val="left"/>
+      <w:pPr>
+        <w:ind w:left="2880" w:hanging="360"/>
+      </w:pPr>
+    </w:lvl>
+    <w:lvl w:ilvl="4" w:tplc="040E0019" w:tentative="1">
+      <w:start w:val="1"/>
+      <w:numFmt w:val="lowerLetter"/>
+      <w:lvlText w:val="%5."/>
+      <w:lvlJc w:val="left"/>
+      <w:pPr>
+        <w:ind w:left="3600" w:hanging="360"/>
+      </w:pPr>
+    </w:lvl>
+    <w:lvl w:ilvl="5" w:tplc="040E001B" w:tentative="1">
+      <w:start w:val="1"/>
+      <w:numFmt w:val="lowerRoman"/>
+      <w:lvlText w:val="%6."/>
+      <w:lvlJc w:val="right"/>
+      <w:pPr>
+        <w:ind w:left="4320" w:hanging="180"/>
+      </w:pPr>
+    </w:lvl>
+    <w:lvl w:ilvl="6" w:tplc="040E000F" w:tentative="1">
+      <w:start w:val="1"/>
+      <w:numFmt w:val="decimal"/>
+      <w:lvlText w:val="%7."/>
+      <w:lvlJc w:val="left"/>
+      <w:pPr>
+        <w:ind w:left="5040" w:hanging="360"/>
+      </w:pPr>
+    </w:lvl>
+    <w:lvl w:ilvl="7" w:tplc="040E0019" w:tentative="1">
+      <w:start w:val="1"/>
+      <w:numFmt w:val="lowerLetter"/>
+      <w:lvlText w:val="%8."/>
+      <w:lvlJc w:val="left"/>
+      <w:pPr>
+        <w:ind w:left="5760" w:hanging="360"/>
+      </w:pPr>
+    </w:lvl>
+    <w:lvl w:ilvl="8" w:tplc="040E001B" w:tentative="1">
+      <w:start w:val="1"/>
+      <w:numFmt w:val="lowerRoman"/>
+      <w:lvlText w:val="%9."/>
+      <w:lvlJc w:val="right"/>
+      <w:pPr>
+        <w:ind w:left="6480" w:hanging="180"/>
+      </w:pPr>
+    </w:lvl>
+  </w:abstractNum>
+  <w:abstractNum w:abstractNumId="2" w15:restartNumberingAfterBreak="0">
     <w:nsid w:val="7D017001"/>
     <w:multiLevelType w:val="multilevel"/>
-    <w:tmpl w:val="FDB48FE0"/>
+    <w:tmpl w:val="1C08E824"/>
     <w:lvl w:ilvl="0">
       <w:start w:val="1"/>
       <w:numFmt w:val="decimal"/>
@@ -5569,7 +9945,6 @@
     <w:lvl w:ilvl="1">
       <w:start w:val="1"/>
       <w:numFmt w:val="decimal"/>
-      <w:pStyle w:val="Cmsor2"/>
       <w:lvlText w:val="%1.%2."/>
       <w:lvlJc w:val="left"/>
       <w:pPr>
@@ -5641,10 +10016,25 @@
     </w:lvl>
   </w:abstractNum>
   <w:num w:numId="1" w16cid:durableId="863330309">
-    <w:abstractNumId w:val="1"/>
+    <w:abstractNumId w:val="2"/>
   </w:num>
   <w:num w:numId="2" w16cid:durableId="1924874852">
     <w:abstractNumId w:val="0"/>
+  </w:num>
+  <w:num w:numId="3" w16cid:durableId="193664894">
+    <w:abstractNumId w:val="1"/>
+  </w:num>
+  <w:num w:numId="4" w16cid:durableId="451440321">
+    <w:abstractNumId w:val="1"/>
+    <w:lvlOverride w:ilvl="0">
+      <w:startOverride w:val="1"/>
+    </w:lvlOverride>
+  </w:num>
+  <w:num w:numId="5" w16cid:durableId="1504517593">
+    <w:abstractNumId w:val="1"/>
+    <w:lvlOverride w:ilvl="0">
+      <w:startOverride w:val="1"/>
+    </w:lvlOverride>
   </w:num>
   <w:numIdMacAtCleanup w:val="2"/>
 </w:numbering>
@@ -6050,7 +10440,7 @@
   <w:style w:type="paragraph" w:default="1" w:styleId="Norml">
     <w:name w:val="Normal"/>
     <w:qFormat/>
-    <w:rsid w:val="00C616A5"/>
+    <w:rsid w:val="008974A0"/>
     <w:pPr>
       <w:spacing w:after="0" w:line="360" w:lineRule="auto"/>
       <w:jc w:val="both"/>
@@ -6093,12 +10483,12 @@
     <w:uiPriority w:val="9"/>
     <w:unhideWhenUsed/>
     <w:qFormat/>
-    <w:rsid w:val="00E14B2E"/>
+    <w:rsid w:val="00E062E1"/>
     <w:pPr>
       <w:numPr>
-        <w:ilvl w:val="1"/>
+        <w:numId w:val="3"/>
       </w:numPr>
-      <w:ind w:left="567" w:hanging="567"/>
+      <w:ind w:left="357" w:hanging="357"/>
       <w:outlineLvl w:val="1"/>
     </w:pPr>
     <w:rPr>
@@ -6257,6 +10647,7 @@
   <w:style w:type="character" w:default="1" w:styleId="Bekezdsalapbettpusa">
     <w:name w:val="Default Paragraph Font"/>
     <w:uiPriority w:val="1"/>
+    <w:semiHidden/>
     <w:unhideWhenUsed/>
   </w:style>
   <w:style w:type="table" w:default="1" w:styleId="Normltblzat">
@@ -6298,7 +10689,7 @@
     <w:basedOn w:val="Bekezdsalapbettpusa"/>
     <w:link w:val="Cmsor2"/>
     <w:uiPriority w:val="9"/>
-    <w:rsid w:val="00E14B2E"/>
+    <w:rsid w:val="00E062E1"/>
     <w:rPr>
       <w:rFonts w:ascii="Times New Roman" w:eastAsiaTheme="majorEastAsia" w:hAnsi="Times New Roman" w:cstheme="majorBidi"/>
       <w:b/>
